--- a/PP_Notes.docx
+++ b/PP_Notes.docx
@@ -75,7 +75,7 @@
           <w:noProof/>
           <w:kern w:val="0"/>
         </w:rPr>
-        <w:pict w14:anchorId="240674F2">
+        <w:pict w14:anchorId="785F241A">
           <v:rect id="_x0000_i1029" alt="" style="width:711pt;height:.75pt;mso-width-percent:0;mso-height-percent:0;mso-width-percent:0;mso-height-percent:0" o:hrpct="0" o:hralign="center" o:hrstd="t" o:hr="t" fillcolor="#a0a0a0" stroked="f"/>
         </w:pict>
       </w:r>
@@ -658,7 +658,7 @@
           </mc:Choice>
           <mc:Fallback>
             <w:pict>
-              <v:rect w14:anchorId="69450E6D" id="Rectangle 1" o:spid="_x0000_s1026" style="width:24.3pt;height:24.3pt;visibility:visible;mso-wrap-style:square;mso-left-percent:-10001;mso-top-percent:-10001;mso-position-horizontal:absolute;mso-position-horizontal-relative:char;mso-position-vertical:absolute;mso-position-vertical-relative:line;mso-left-percent:-10001;mso-top-percent:-10001;v-text-anchor:top" o:gfxdata="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" filled="f" stroked="f">
+              <v:rect w14:anchorId="1AC53D63" id="Rectangle 1" o:spid="_x0000_s1026" style="width:24.3pt;height:24.3pt;visibility:visible;mso-wrap-style:square;mso-left-percent:-10001;mso-top-percent:-10001;mso-position-horizontal:absolute;mso-position-horizontal-relative:char;mso-position-vertical:absolute;mso-position-vertical-relative:line;mso-left-percent:-10001;mso-top-percent:-10001;v-text-anchor:top" o:gfxdata="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" filled="f" stroked="f">
                 <o:lock v:ext="edit" aspectratio="t"/>
                 <w10:anchorlock/>
               </v:rect>
@@ -792,7 +792,7 @@
           <w:noProof/>
           <w:kern w:val="0"/>
         </w:rPr>
-        <w:pict w14:anchorId="2969D07F">
+        <w:pict w14:anchorId="3131FF9F">
           <v:rect id="_x0000_i1028" alt="" style="width:711pt;height:.75pt;mso-width-percent:0;mso-height-percent:0;mso-width-percent:0;mso-height-percent:0" o:hrpct="0" o:hralign="center" o:hrstd="t" o:hr="t" fillcolor="#a0a0a0" stroked="f"/>
         </w:pict>
       </w:r>
@@ -1114,7 +1114,7 @@
           <w:noProof/>
           <w:kern w:val="0"/>
         </w:rPr>
-        <w:pict w14:anchorId="3323CFCE">
+        <w:pict w14:anchorId="55669146">
           <v:rect id="_x0000_i1027" alt="" style="width:711pt;height:.75pt;mso-width-percent:0;mso-height-percent:0;mso-width-percent:0;mso-height-percent:0" o:hrpct="0" o:hralign="center" o:hrstd="t" o:hr="t" fillcolor="#a0a0a0" stroked="f"/>
         </w:pict>
       </w:r>
@@ -1389,7 +1389,7 @@
           <w:noProof/>
           <w:kern w:val="0"/>
         </w:rPr>
-        <w:pict w14:anchorId="6219E398">
+        <w:pict w14:anchorId="5FA3A6DC">
           <v:rect id="_x0000_i1026" alt="" style="width:711pt;height:.75pt;mso-width-percent:0;mso-height-percent:0;mso-width-percent:0;mso-height-percent:0" o:hrpct="0" o:hralign="center" o:hrstd="t" o:hr="t" fillcolor="#a0a0a0" stroked="f"/>
         </w:pict>
       </w:r>
@@ -1760,7 +1760,7 @@
           <w:noProof/>
           <w:kern w:val="0"/>
         </w:rPr>
-        <w:pict w14:anchorId="0E1138C8">
+        <w:pict w14:anchorId="1DD96421">
           <v:rect id="_x0000_i1025" alt="" style="width:711pt;height:.75pt;mso-width-percent:0;mso-height-percent:0;mso-width-percent:0;mso-height-percent:0" o:hrpct="0" o:hralign="center" o:hrstd="t" o:hr="t" fillcolor="#a0a0a0" stroked="f"/>
         </w:pict>
       </w:r>
@@ -1963,6 +1963,1668 @@
           <w14:ligatures w14:val="none"/>
         </w:rPr>
         <w:t>Alternatively, API keys to compliance automation platforms (such as Vanta or Drata) to automatically check off active controls.</w:t>
+      </w:r>
+    </w:p>
+    <w:p>
+      <w:pPr>
+        <w:pBdr>
+          <w:top w:val="single" w:sz="2" w:space="0" w:color="auto"/>
+          <w:left w:val="single" w:sz="2" w:space="0" w:color="auto"/>
+          <w:bottom w:val="single" w:sz="2" w:space="0" w:color="auto"/>
+          <w:right w:val="single" w:sz="2" w:space="0" w:color="auto"/>
+        </w:pBdr>
+        <w:shd w:val="clear" w:color="auto" w:fill="F8F8F8"/>
+        <w:spacing w:before="100" w:beforeAutospacing="1" w:after="100" w:afterAutospacing="1" w:line="240" w:lineRule="auto"/>
+        <w:outlineLvl w:val="2"/>
+        <w:rPr>
+          <w:rFonts w:ascii="Arial" w:eastAsia="Times New Roman" w:hAnsi="Arial" w:cs="Arial"/>
+          <w:color w:val="3B3B3B"/>
+          <w:kern w:val="0"/>
+          <w:sz w:val="27"/>
+          <w:szCs w:val="27"/>
+          <w14:ligatures w14:val="none"/>
+        </w:rPr>
+      </w:pPr>
+      <w:r>
+        <w:rPr>
+          <w:rFonts w:ascii="Arial" w:eastAsia="Times New Roman" w:hAnsi="Arial" w:cs="Arial"/>
+          <w:color w:val="3B3B3B"/>
+          <w:kern w:val="0"/>
+          <w:sz w:val="27"/>
+          <w:szCs w:val="27"/>
+          <w14:ligatures w14:val="none"/>
+        </w:rPr>
+        <w:t>Summary of Completed Upgrades:</w:t>
+      </w:r>
+    </w:p>
+    <w:p>
+      <w:pPr>
+        <w:numPr>
+          <w:ilvl w:val="0"/>
+          <w:numId w:val="6"/>
+        </w:numPr>
+        <w:pBdr>
+          <w:top w:val="single" w:sz="2" w:space="0" w:color="auto"/>
+          <w:left w:val="single" w:sz="2" w:space="0" w:color="auto"/>
+          <w:bottom w:val="single" w:sz="2" w:space="0" w:color="auto"/>
+          <w:right w:val="single" w:sz="2" w:space="0" w:color="auto"/>
+        </w:pBdr>
+        <w:shd w:val="clear" w:color="auto" w:fill="F8F8F8"/>
+        <w:spacing w:after="0" w:line="240" w:lineRule="auto"/>
+        <w:rPr>
+          <w:rFonts w:ascii="Arial" w:eastAsia="Times New Roman" w:hAnsi="Arial" w:cs="Arial"/>
+          <w:color w:val="3B3B3B"/>
+          <w:kern w:val="0"/>
+          <w:sz w:val="20"/>
+          <w:szCs w:val="20"/>
+          <w14:ligatures w14:val="none"/>
+        </w:rPr>
+      </w:pPr>
+      <w:r>
+        <w:rPr>
+          <w:rFonts w:ascii="Apple Color Emoji" w:eastAsia="Times New Roman" w:hAnsi="Apple Color Emoji" w:cs="Apple Color Emoji"/>
+          <w:b/>
+          <w:bCs/>
+          <w:color w:val="3B3B3B"/>
+          <w:kern w:val="0"/>
+          <w:sz w:val="20"/>
+          <w:szCs w:val="20"/>
+          <w:bdr w:val="single" w:sz="2" w:space="0" w:color="auto" w:frame="1"/>
+          <w14:ligatures w14:val="none"/>
+        </w:rPr>
+        <w:t>🎛️</w:t>
+      </w:r>
+      <w:r>
+        <w:rPr>
+          <w:rFonts w:ascii="Arial" w:eastAsia="Times New Roman" w:hAnsi="Arial" w:cs="Arial"/>
+          <w:b/>
+          <w:bCs/>
+          <w:color w:val="3B3B3B"/>
+          <w:kern w:val="0"/>
+          <w:sz w:val="20"/>
+          <w:szCs w:val="20"/>
+          <w:bdr w:val="single" w:sz="2" w:space="0" w:color="auto" w:frame="1"/>
+          <w14:ligatures w14:val="none"/>
+        </w:rPr>
+        <w:t xml:space="preserve"> Dynamic View Mode Switcher</w:t>
+      </w:r>
+      <w:r>
+        <w:rPr>
+          <w:rFonts w:ascii="Arial" w:eastAsia="Times New Roman" w:hAnsi="Arial" w:cs="Arial"/>
+          <w:color w:val="3B3B3B"/>
+          <w:kern w:val="0"/>
+          <w:sz w:val="20"/>
+          <w:szCs w:val="20"/>
+          <w14:ligatures w14:val="none"/>
+        </w:rPr>
+        <w:t>:</w:t>
+      </w:r>
+    </w:p>
+    <w:p>
+      <w:pPr>
+        <w:numPr>
+          <w:ilvl w:val="1"/>
+          <w:numId w:val="6"/>
+        </w:numPr>
+        <w:pBdr>
+          <w:top w:val="single" w:sz="2" w:space="0" w:color="auto"/>
+          <w:left w:val="single" w:sz="2" w:space="0" w:color="auto"/>
+          <w:bottom w:val="single" w:sz="2" w:space="0" w:color="auto"/>
+          <w:right w:val="single" w:sz="2" w:space="0" w:color="auto"/>
+        </w:pBdr>
+        <w:shd w:val="clear" w:color="auto" w:fill="F8F8F8"/>
+        <w:spacing w:before="100" w:beforeAutospacing="1" w:after="100" w:afterAutospacing="1" w:line="240" w:lineRule="auto"/>
+        <w:rPr>
+          <w:rFonts w:ascii="Arial" w:eastAsia="Times New Roman" w:hAnsi="Arial" w:cs="Arial"/>
+          <w:color w:val="3B3B3B"/>
+          <w:kern w:val="0"/>
+          <w:sz w:val="20"/>
+          <w:szCs w:val="20"/>
+          <w14:ligatures w14:val="none"/>
+        </w:rPr>
+      </w:pPr>
+      <w:r>
+        <w:rPr>
+          <w:rFonts w:ascii="Arial" w:eastAsia="Times New Roman" w:hAnsi="Arial" w:cs="Arial"/>
+          <w:color w:val="3B3B3B"/>
+          <w:kern w:val="0"/>
+          <w:sz w:val="20"/>
+          <w:szCs w:val="20"/>
+          <w14:ligatures w14:val="none"/>
+        </w:rPr>
+        <w:t>Segmented button bar at the top of the dashboard toggles layouts:</w:t>
+      </w:r>
+    </w:p>
+    <w:p>
+      <w:pPr>
+        <w:numPr>
+          <w:ilvl w:val="2"/>
+          <w:numId w:val="6"/>
+        </w:numPr>
+        <w:pBdr>
+          <w:top w:val="single" w:sz="2" w:space="0" w:color="auto"/>
+          <w:left w:val="single" w:sz="2" w:space="0" w:color="auto"/>
+          <w:bottom w:val="single" w:sz="2" w:space="0" w:color="auto"/>
+          <w:right w:val="single" w:sz="2" w:space="0" w:color="auto"/>
+        </w:pBdr>
+        <w:shd w:val="clear" w:color="auto" w:fill="F8F8F8"/>
+        <w:spacing w:before="100" w:beforeAutospacing="1" w:after="100" w:afterAutospacing="1" w:line="240" w:lineRule="auto"/>
+        <w:rPr>
+          <w:rFonts w:ascii="Arial" w:eastAsia="Times New Roman" w:hAnsi="Arial" w:cs="Arial"/>
+          <w:color w:val="3B3B3B"/>
+          <w:kern w:val="0"/>
+          <w:sz w:val="20"/>
+          <w:szCs w:val="20"/>
+          <w14:ligatures w14:val="none"/>
+        </w:rPr>
+      </w:pPr>
+      <w:r>
+        <w:rPr>
+          <w:rFonts w:ascii="Arial" w:eastAsia="Times New Roman" w:hAnsi="Arial" w:cs="Arial"/>
+          <w:b/>
+          <w:bCs/>
+          <w:color w:val="3B3B3B"/>
+          <w:kern w:val="0"/>
+          <w:sz w:val="20"/>
+          <w:szCs w:val="20"/>
+          <w:bdr w:val="single" w:sz="2" w:space="0" w:color="auto" w:frame="1"/>
+          <w14:ligatures w14:val="none"/>
+        </w:rPr>
+        <w:t>Executive Cockpit (Default)</w:t>
+      </w:r>
+      <w:r>
+        <w:rPr>
+          <w:rFonts w:ascii="Arial" w:eastAsia="Times New Roman" w:hAnsi="Arial" w:cs="Arial"/>
+          <w:color w:val="3B3B3B"/>
+          <w:kern w:val="0"/>
+          <w:sz w:val="20"/>
+          <w:szCs w:val="20"/>
+          <w14:ligatures w14:val="none"/>
+        </w:rPr>
+        <w:t>: Premium compliance bars, half-donut posture gauges, and findings breakdown charts.</w:t>
+      </w:r>
+    </w:p>
+    <w:p>
+      <w:pPr>
+        <w:numPr>
+          <w:ilvl w:val="2"/>
+          <w:numId w:val="6"/>
+        </w:numPr>
+        <w:pBdr>
+          <w:top w:val="single" w:sz="2" w:space="0" w:color="auto"/>
+          <w:left w:val="single" w:sz="2" w:space="0" w:color="auto"/>
+          <w:bottom w:val="single" w:sz="2" w:space="0" w:color="auto"/>
+          <w:right w:val="single" w:sz="2" w:space="0" w:color="auto"/>
+        </w:pBdr>
+        <w:shd w:val="clear" w:color="auto" w:fill="F8F8F8"/>
+        <w:spacing w:before="100" w:beforeAutospacing="1" w:after="100" w:afterAutospacing="1" w:line="240" w:lineRule="auto"/>
+        <w:rPr>
+          <w:rFonts w:ascii="Arial" w:eastAsia="Times New Roman" w:hAnsi="Arial" w:cs="Arial"/>
+          <w:color w:val="3B3B3B"/>
+          <w:kern w:val="0"/>
+          <w:sz w:val="20"/>
+          <w:szCs w:val="20"/>
+          <w14:ligatures w14:val="none"/>
+        </w:rPr>
+      </w:pPr>
+      <w:r>
+        <w:rPr>
+          <w:rFonts w:ascii="Arial" w:eastAsia="Times New Roman" w:hAnsi="Arial" w:cs="Arial"/>
+          <w:b/>
+          <w:bCs/>
+          <w:color w:val="3B3B3B"/>
+          <w:kern w:val="0"/>
+          <w:sz w:val="20"/>
+          <w:szCs w:val="20"/>
+          <w:bdr w:val="single" w:sz="2" w:space="0" w:color="auto" w:frame="1"/>
+          <w14:ligatures w14:val="none"/>
+        </w:rPr>
+        <w:t>Tactical SOC Terminal</w:t>
+      </w:r>
+      <w:r>
+        <w:rPr>
+          <w:rFonts w:ascii="Arial" w:eastAsia="Times New Roman" w:hAnsi="Arial" w:cs="Arial"/>
+          <w:color w:val="3B3B3B"/>
+          <w:kern w:val="0"/>
+          <w:sz w:val="20"/>
+          <w:szCs w:val="20"/>
+          <w14:ligatures w14:val="none"/>
+        </w:rPr>
+        <w:t>: Focuses on continuous threat telemetry consoles, operational statistics, and simulated attack playbooks.</w:t>
+      </w:r>
+    </w:p>
+    <w:p>
+      <w:pPr>
+        <w:numPr>
+          <w:ilvl w:val="2"/>
+          <w:numId w:val="6"/>
+        </w:numPr>
+        <w:pBdr>
+          <w:top w:val="single" w:sz="2" w:space="0" w:color="auto"/>
+          <w:left w:val="single" w:sz="2" w:space="0" w:color="auto"/>
+          <w:bottom w:val="single" w:sz="2" w:space="0" w:color="auto"/>
+          <w:right w:val="single" w:sz="2" w:space="0" w:color="auto"/>
+        </w:pBdr>
+        <w:shd w:val="clear" w:color="auto" w:fill="F8F8F8"/>
+        <w:spacing w:before="100" w:beforeAutospacing="1" w:after="100" w:afterAutospacing="1" w:line="240" w:lineRule="auto"/>
+        <w:rPr>
+          <w:rFonts w:ascii="Arial" w:eastAsia="Times New Roman" w:hAnsi="Arial" w:cs="Arial"/>
+          <w:color w:val="3B3B3B"/>
+          <w:kern w:val="0"/>
+          <w:sz w:val="20"/>
+          <w:szCs w:val="20"/>
+          <w14:ligatures w14:val="none"/>
+        </w:rPr>
+      </w:pPr>
+      <w:r>
+        <w:rPr>
+          <w:rFonts w:ascii="Arial" w:eastAsia="Times New Roman" w:hAnsi="Arial" w:cs="Arial"/>
+          <w:b/>
+          <w:bCs/>
+          <w:color w:val="3B3B3B"/>
+          <w:kern w:val="0"/>
+          <w:sz w:val="20"/>
+          <w:szCs w:val="20"/>
+          <w:bdr w:val="single" w:sz="2" w:space="0" w:color="auto" w:frame="1"/>
+          <w14:ligatures w14:val="none"/>
+        </w:rPr>
+        <w:t>Compliance &amp; Directory</w:t>
+      </w:r>
+      <w:r>
+        <w:rPr>
+          <w:rFonts w:ascii="Arial" w:eastAsia="Times New Roman" w:hAnsi="Arial" w:cs="Arial"/>
+          <w:color w:val="3B3B3B"/>
+          <w:kern w:val="0"/>
+          <w:sz w:val="20"/>
+          <w:szCs w:val="20"/>
+          <w14:ligatures w14:val="none"/>
+        </w:rPr>
+        <w:t>: Shows detailed GRC checklists (NIST, SOC 2, ISO) and Zero Trust directory indicators (MFA progress dials, stale credential tallies).</w:t>
+      </w:r>
+    </w:p>
+    <w:p>
+      <w:pPr>
+        <w:numPr>
+          <w:ilvl w:val="0"/>
+          <w:numId w:val="6"/>
+        </w:numPr>
+        <w:pBdr>
+          <w:top w:val="single" w:sz="2" w:space="0" w:color="auto"/>
+          <w:left w:val="single" w:sz="2" w:space="0" w:color="auto"/>
+          <w:bottom w:val="single" w:sz="2" w:space="0" w:color="auto"/>
+          <w:right w:val="single" w:sz="2" w:space="0" w:color="auto"/>
+        </w:pBdr>
+        <w:shd w:val="clear" w:color="auto" w:fill="F8F8F8"/>
+        <w:spacing w:after="0" w:line="240" w:lineRule="auto"/>
+        <w:rPr>
+          <w:rFonts w:ascii="Arial" w:eastAsia="Times New Roman" w:hAnsi="Arial" w:cs="Arial"/>
+          <w:color w:val="3B3B3B"/>
+          <w:kern w:val="0"/>
+          <w:sz w:val="20"/>
+          <w:szCs w:val="20"/>
+          <w14:ligatures w14:val="none"/>
+        </w:rPr>
+      </w:pPr>
+      <w:r>
+        <w:rPr>
+          <w:rFonts w:ascii="Apple Color Emoji" w:eastAsia="Times New Roman" w:hAnsi="Apple Color Emoji" w:cs="Apple Color Emoji"/>
+          <w:b/>
+          <w:bCs/>
+          <w:color w:val="3B3B3B"/>
+          <w:kern w:val="0"/>
+          <w:sz w:val="20"/>
+          <w:szCs w:val="20"/>
+          <w:bdr w:val="single" w:sz="2" w:space="0" w:color="auto" w:frame="1"/>
+          <w14:ligatures w14:val="none"/>
+        </w:rPr>
+        <w:t>🚨</w:t>
+      </w:r>
+      <w:r>
+        <w:rPr>
+          <w:rFonts w:ascii="Arial" w:eastAsia="Times New Roman" w:hAnsi="Arial" w:cs="Arial"/>
+          <w:b/>
+          <w:bCs/>
+          <w:color w:val="3B3B3B"/>
+          <w:kern w:val="0"/>
+          <w:sz w:val="20"/>
+          <w:szCs w:val="20"/>
+          <w:bdr w:val="single" w:sz="2" w:space="0" w:color="auto" w:frame="1"/>
+          <w14:ligatures w14:val="none"/>
+        </w:rPr>
+        <w:t xml:space="preserve"> Interactive Threat Attack Simulation Sandbox</w:t>
+      </w:r>
+      <w:r>
+        <w:rPr>
+          <w:rFonts w:ascii="Arial" w:eastAsia="Times New Roman" w:hAnsi="Arial" w:cs="Arial"/>
+          <w:color w:val="3B3B3B"/>
+          <w:kern w:val="0"/>
+          <w:sz w:val="20"/>
+          <w:szCs w:val="20"/>
+          <w14:ligatures w14:val="none"/>
+        </w:rPr>
+        <w:t>:</w:t>
+      </w:r>
+    </w:p>
+    <w:p>
+      <w:pPr>
+        <w:numPr>
+          <w:ilvl w:val="1"/>
+          <w:numId w:val="6"/>
+        </w:numPr>
+        <w:pBdr>
+          <w:top w:val="single" w:sz="2" w:space="0" w:color="auto"/>
+          <w:left w:val="single" w:sz="2" w:space="0" w:color="auto"/>
+          <w:bottom w:val="single" w:sz="2" w:space="0" w:color="auto"/>
+          <w:right w:val="single" w:sz="2" w:space="0" w:color="auto"/>
+        </w:pBdr>
+        <w:shd w:val="clear" w:color="auto" w:fill="F8F8F8"/>
+        <w:spacing w:before="100" w:beforeAutospacing="1" w:after="100" w:afterAutospacing="1" w:line="240" w:lineRule="auto"/>
+        <w:rPr>
+          <w:rFonts w:ascii="Arial" w:eastAsia="Times New Roman" w:hAnsi="Arial" w:cs="Arial"/>
+          <w:color w:val="3B3B3B"/>
+          <w:kern w:val="0"/>
+          <w:sz w:val="20"/>
+          <w:szCs w:val="20"/>
+          <w14:ligatures w14:val="none"/>
+        </w:rPr>
+      </w:pPr>
+      <w:r>
+        <w:rPr>
+          <w:rFonts w:ascii="Arial" w:eastAsia="Times New Roman" w:hAnsi="Arial" w:cs="Arial"/>
+          <w:b/>
+          <w:bCs/>
+          <w:color w:val="3B3B3B"/>
+          <w:kern w:val="0"/>
+          <w:sz w:val="20"/>
+          <w:szCs w:val="20"/>
+          <w:bdr w:val="single" w:sz="2" w:space="0" w:color="auto" w:frame="1"/>
+          <w14:ligatures w14:val="none"/>
+        </w:rPr>
+        <w:t>Trigger Attack Wave</w:t>
+      </w:r>
+      <w:r>
+        <w:rPr>
+          <w:rFonts w:ascii="Arial" w:eastAsia="Times New Roman" w:hAnsi="Arial" w:cs="Arial"/>
+          <w:color w:val="3B3B3B"/>
+          <w:kern w:val="0"/>
+          <w:sz w:val="20"/>
+          <w:szCs w:val="20"/>
+          <w14:ligatures w14:val="none"/>
+        </w:rPr>
+        <w:t>: Clicking this initiates a simulated breach. The global posture score drops to </w:t>
+      </w:r>
+      <w:r>
+        <w:rPr>
+          <w:rFonts w:ascii="Menlo" w:eastAsia="Times New Roman" w:hAnsi="Menlo" w:cs="Menlo"/>
+          <w:color w:val="3B3B3B"/>
+          <w:kern w:val="0"/>
+          <w:sz w:val="18"/>
+          <w:szCs w:val="18"/>
+          <w:bdr w:val="single" w:sz="2" w:space="0" w:color="auto" w:frame="1"/>
+          <w14:ligatures w14:val="none"/>
+        </w:rPr>
+        <w:t>42</w:t>
+      </w:r>
+      <w:r>
+        <w:rPr>
+          <w:rFonts w:ascii="Arial" w:eastAsia="Times New Roman" w:hAnsi="Arial" w:cs="Arial"/>
+          <w:color w:val="3B3B3B"/>
+          <w:kern w:val="0"/>
+          <w:sz w:val="20"/>
+          <w:szCs w:val="20"/>
+          <w14:ligatures w14:val="none"/>
+        </w:rPr>
+        <w:t> (Critical Risk), GRC and MTTR HUD cards flash warning indicators, and the Unified SOC Terminal is flooded with critical logs representing failed checks, DDoS packet storms, and buffer overflows.</w:t>
+      </w:r>
+    </w:p>
+    <w:p>
+      <w:pPr>
+        <w:numPr>
+          <w:ilvl w:val="1"/>
+          <w:numId w:val="6"/>
+        </w:numPr>
+        <w:pBdr>
+          <w:top w:val="single" w:sz="2" w:space="0" w:color="auto"/>
+          <w:left w:val="single" w:sz="2" w:space="0" w:color="auto"/>
+          <w:bottom w:val="single" w:sz="2" w:space="0" w:color="auto"/>
+          <w:right w:val="single" w:sz="2" w:space="0" w:color="auto"/>
+        </w:pBdr>
+        <w:shd w:val="clear" w:color="auto" w:fill="F8F8F8"/>
+        <w:spacing w:before="100" w:beforeAutospacing="1" w:after="100" w:afterAutospacing="1" w:line="240" w:lineRule="auto"/>
+        <w:rPr>
+          <w:rFonts w:ascii="Arial" w:eastAsia="Times New Roman" w:hAnsi="Arial" w:cs="Arial"/>
+          <w:color w:val="3B3B3B"/>
+          <w:kern w:val="0"/>
+          <w:sz w:val="20"/>
+          <w:szCs w:val="20"/>
+          <w14:ligatures w14:val="none"/>
+        </w:rPr>
+      </w:pPr>
+      <w:r>
+        <w:rPr>
+          <w:rFonts w:ascii="Arial" w:eastAsia="Times New Roman" w:hAnsi="Arial" w:cs="Arial"/>
+          <w:b/>
+          <w:bCs/>
+          <w:color w:val="3B3B3B"/>
+          <w:kern w:val="0"/>
+          <w:sz w:val="20"/>
+          <w:szCs w:val="20"/>
+          <w:bdr w:val="single" w:sz="2" w:space="0" w:color="auto" w:frame="1"/>
+          <w14:ligatures w14:val="none"/>
+        </w:rPr>
+        <w:t>Run SOC Playbook</w:t>
+      </w:r>
+      <w:r>
+        <w:rPr>
+          <w:rFonts w:ascii="Arial" w:eastAsia="Times New Roman" w:hAnsi="Arial" w:cs="Arial"/>
+          <w:color w:val="3B3B3B"/>
+          <w:kern w:val="0"/>
+          <w:sz w:val="20"/>
+          <w:szCs w:val="20"/>
+          <w14:ligatures w14:val="none"/>
+        </w:rPr>
+        <w:t>: Clicking this initiates a multithreaded mitigation script, displaying an EDR/Firewall progress bar. It null-routes attacker IPs, stops crypto-miner PIDs, locks public AWS buckets, and sweeps all dashboard indices back to green (restoring the score to </w:t>
+      </w:r>
+      <w:r>
+        <w:rPr>
+          <w:rFonts w:ascii="Menlo" w:eastAsia="Times New Roman" w:hAnsi="Menlo" w:cs="Menlo"/>
+          <w:color w:val="3B3B3B"/>
+          <w:kern w:val="0"/>
+          <w:sz w:val="18"/>
+          <w:szCs w:val="18"/>
+          <w:bdr w:val="single" w:sz="2" w:space="0" w:color="auto" w:frame="1"/>
+          <w14:ligatures w14:val="none"/>
+        </w:rPr>
+        <w:t>98</w:t>
+      </w:r>
+      <w:r>
+        <w:rPr>
+          <w:rFonts w:ascii="Arial" w:eastAsia="Times New Roman" w:hAnsi="Arial" w:cs="Arial"/>
+          <w:color w:val="3B3B3B"/>
+          <w:kern w:val="0"/>
+          <w:sz w:val="20"/>
+          <w:szCs w:val="20"/>
+          <w14:ligatures w14:val="none"/>
+        </w:rPr>
+        <w:t>!).</w:t>
+      </w:r>
+    </w:p>
+    <w:p>
+      <w:pPr>
+        <w:numPr>
+          <w:ilvl w:val="0"/>
+          <w:numId w:val="6"/>
+        </w:numPr>
+        <w:pBdr>
+          <w:top w:val="single" w:sz="2" w:space="0" w:color="auto"/>
+          <w:left w:val="single" w:sz="2" w:space="0" w:color="auto"/>
+          <w:bottom w:val="single" w:sz="2" w:space="0" w:color="auto"/>
+          <w:right w:val="single" w:sz="2" w:space="0" w:color="auto"/>
+        </w:pBdr>
+        <w:shd w:val="clear" w:color="auto" w:fill="F8F8F8"/>
+        <w:spacing w:after="0" w:line="240" w:lineRule="auto"/>
+        <w:rPr>
+          <w:rFonts w:ascii="Arial" w:eastAsia="Times New Roman" w:hAnsi="Arial" w:cs="Arial"/>
+          <w:color w:val="3B3B3B"/>
+          <w:kern w:val="0"/>
+          <w:sz w:val="20"/>
+          <w:szCs w:val="20"/>
+          <w14:ligatures w14:val="none"/>
+        </w:rPr>
+      </w:pPr>
+      <w:r>
+        <w:rPr>
+          <w:rFonts w:ascii="Apple Color Emoji" w:eastAsia="Times New Roman" w:hAnsi="Apple Color Emoji" w:cs="Apple Color Emoji"/>
+          <w:b/>
+          <w:bCs/>
+          <w:color w:val="3B3B3B"/>
+          <w:kern w:val="0"/>
+          <w:sz w:val="20"/>
+          <w:szCs w:val="20"/>
+          <w:bdr w:val="single" w:sz="2" w:space="0" w:color="auto" w:frame="1"/>
+          <w14:ligatures w14:val="none"/>
+        </w:rPr>
+        <w:t>🖥️</w:t>
+      </w:r>
+      <w:r>
+        <w:rPr>
+          <w:rFonts w:ascii="Arial" w:eastAsia="Times New Roman" w:hAnsi="Arial" w:cs="Arial"/>
+          <w:b/>
+          <w:bCs/>
+          <w:color w:val="3B3B3B"/>
+          <w:kern w:val="0"/>
+          <w:sz w:val="20"/>
+          <w:szCs w:val="20"/>
+          <w:bdr w:val="single" w:sz="2" w:space="0" w:color="auto" w:frame="1"/>
+          <w14:ligatures w14:val="none"/>
+        </w:rPr>
+        <w:t xml:space="preserve"> Live Unified SOC Event Console Terminal</w:t>
+      </w:r>
+      <w:r>
+        <w:rPr>
+          <w:rFonts w:ascii="Arial" w:eastAsia="Times New Roman" w:hAnsi="Arial" w:cs="Arial"/>
+          <w:color w:val="3B3B3B"/>
+          <w:kern w:val="0"/>
+          <w:sz w:val="20"/>
+          <w:szCs w:val="20"/>
+          <w14:ligatures w14:val="none"/>
+        </w:rPr>
+        <w:t>:</w:t>
+      </w:r>
+    </w:p>
+    <w:p>
+      <w:pPr>
+        <w:numPr>
+          <w:ilvl w:val="1"/>
+          <w:numId w:val="6"/>
+        </w:numPr>
+        <w:pBdr>
+          <w:top w:val="single" w:sz="2" w:space="0" w:color="auto"/>
+          <w:left w:val="single" w:sz="2" w:space="0" w:color="auto"/>
+          <w:bottom w:val="single" w:sz="2" w:space="0" w:color="auto"/>
+          <w:right w:val="single" w:sz="2" w:space="0" w:color="auto"/>
+        </w:pBdr>
+        <w:shd w:val="clear" w:color="auto" w:fill="F8F8F8"/>
+        <w:spacing w:before="100" w:beforeAutospacing="1" w:after="100" w:afterAutospacing="1" w:line="240" w:lineRule="auto"/>
+        <w:rPr>
+          <w:rFonts w:ascii="Arial" w:eastAsia="Times New Roman" w:hAnsi="Arial" w:cs="Arial"/>
+          <w:color w:val="3B3B3B"/>
+          <w:kern w:val="0"/>
+          <w:sz w:val="20"/>
+          <w:szCs w:val="20"/>
+          <w14:ligatures w14:val="none"/>
+        </w:rPr>
+      </w:pPr>
+      <w:r>
+        <w:rPr>
+          <w:rFonts w:ascii="Arial" w:eastAsia="Times New Roman" w:hAnsi="Arial" w:cs="Arial"/>
+          <w:color w:val="3B3B3B"/>
+          <w:kern w:val="0"/>
+          <w:sz w:val="20"/>
+          <w:szCs w:val="20"/>
+          <w14:ligatures w14:val="none"/>
+        </w:rPr>
+        <w:t>Add a retro developer terminal console at the bottom of the overview page.</w:t>
+      </w:r>
+    </w:p>
+    <w:p>
+      <w:pPr>
+        <w:numPr>
+          <w:ilvl w:val="1"/>
+          <w:numId w:val="6"/>
+        </w:numPr>
+        <w:pBdr>
+          <w:top w:val="single" w:sz="2" w:space="0" w:color="auto"/>
+          <w:left w:val="single" w:sz="2" w:space="0" w:color="auto"/>
+          <w:bottom w:val="single" w:sz="2" w:space="0" w:color="auto"/>
+          <w:right w:val="single" w:sz="2" w:space="0" w:color="auto"/>
+        </w:pBdr>
+        <w:shd w:val="clear" w:color="auto" w:fill="F8F8F8"/>
+        <w:spacing w:before="100" w:beforeAutospacing="1" w:after="100" w:afterAutospacing="1" w:line="240" w:lineRule="auto"/>
+        <w:rPr>
+          <w:rFonts w:ascii="Arial" w:eastAsia="Times New Roman" w:hAnsi="Arial" w:cs="Arial"/>
+          <w:color w:val="3B3B3B"/>
+          <w:kern w:val="0"/>
+          <w:sz w:val="20"/>
+          <w:szCs w:val="20"/>
+          <w14:ligatures w14:val="none"/>
+        </w:rPr>
+      </w:pPr>
+      <w:r>
+        <w:rPr>
+          <w:rFonts w:ascii="Arial" w:eastAsia="Times New Roman" w:hAnsi="Arial" w:cs="Arial"/>
+          <w:color w:val="3B3B3B"/>
+          <w:kern w:val="0"/>
+          <w:sz w:val="20"/>
+          <w:szCs w:val="20"/>
+          <w14:ligatures w14:val="none"/>
+        </w:rPr>
+        <w:t>Streams aggregate real-time logs from Network, Cloud, EDR, AI Risk, and GRC modules.</w:t>
+      </w:r>
+    </w:p>
+    <w:p>
+      <w:pPr>
+        <w:numPr>
+          <w:ilvl w:val="1"/>
+          <w:numId w:val="6"/>
+        </w:numPr>
+        <w:pBdr>
+          <w:top w:val="single" w:sz="2" w:space="0" w:color="auto"/>
+          <w:left w:val="single" w:sz="2" w:space="0" w:color="auto"/>
+          <w:bottom w:val="single" w:sz="2" w:space="0" w:color="auto"/>
+          <w:right w:val="single" w:sz="2" w:space="0" w:color="auto"/>
+        </w:pBdr>
+        <w:shd w:val="clear" w:color="auto" w:fill="F8F8F8"/>
+        <w:spacing w:before="100" w:beforeAutospacing="1" w:after="100" w:afterAutospacing="1" w:line="240" w:lineRule="auto"/>
+        <w:rPr>
+          <w:rFonts w:ascii="Arial" w:eastAsia="Times New Roman" w:hAnsi="Arial" w:cs="Arial"/>
+          <w:color w:val="3B3B3B"/>
+          <w:kern w:val="0"/>
+          <w:sz w:val="20"/>
+          <w:szCs w:val="20"/>
+          <w14:ligatures w14:val="none"/>
+        </w:rPr>
+      </w:pPr>
+      <w:r>
+        <w:rPr>
+          <w:rFonts w:ascii="Arial" w:eastAsia="Times New Roman" w:hAnsi="Arial" w:cs="Arial"/>
+          <w:color w:val="3B3B3B"/>
+          <w:kern w:val="0"/>
+          <w:sz w:val="20"/>
+          <w:szCs w:val="20"/>
+          <w14:ligatures w14:val="none"/>
+        </w:rPr>
+        <w:t>Interactive filters (All, Cloud, Network, Server, AI, Compliance) isolate logs from specific layers instantly.</w:t>
+      </w:r>
+    </w:p>
+    <w:p>
+      <w:pPr>
+        <w:numPr>
+          <w:ilvl w:val="0"/>
+          <w:numId w:val="6"/>
+        </w:numPr>
+        <w:pBdr>
+          <w:top w:val="single" w:sz="2" w:space="0" w:color="auto"/>
+          <w:left w:val="single" w:sz="2" w:space="0" w:color="auto"/>
+          <w:bottom w:val="single" w:sz="2" w:space="0" w:color="auto"/>
+          <w:right w:val="single" w:sz="2" w:space="0" w:color="auto"/>
+        </w:pBdr>
+        <w:shd w:val="clear" w:color="auto" w:fill="F8F8F8"/>
+        <w:spacing w:after="0" w:line="240" w:lineRule="auto"/>
+        <w:rPr>
+          <w:rFonts w:ascii="Arial" w:eastAsia="Times New Roman" w:hAnsi="Arial" w:cs="Arial"/>
+          <w:color w:val="3B3B3B"/>
+          <w:kern w:val="0"/>
+          <w:sz w:val="20"/>
+          <w:szCs w:val="20"/>
+          <w14:ligatures w14:val="none"/>
+        </w:rPr>
+      </w:pPr>
+      <w:r>
+        <w:rPr>
+          <w:rFonts w:ascii="Apple Color Emoji" w:eastAsia="Times New Roman" w:hAnsi="Apple Color Emoji" w:cs="Apple Color Emoji"/>
+          <w:b/>
+          <w:bCs/>
+          <w:color w:val="3B3B3B"/>
+          <w:kern w:val="0"/>
+          <w:sz w:val="20"/>
+          <w:szCs w:val="20"/>
+          <w:bdr w:val="single" w:sz="2" w:space="0" w:color="auto" w:frame="1"/>
+          <w14:ligatures w14:val="none"/>
+        </w:rPr>
+        <w:t>🎨</w:t>
+      </w:r>
+      <w:r>
+        <w:rPr>
+          <w:rFonts w:ascii="Arial" w:eastAsia="Times New Roman" w:hAnsi="Arial" w:cs="Arial"/>
+          <w:b/>
+          <w:bCs/>
+          <w:color w:val="3B3B3B"/>
+          <w:kern w:val="0"/>
+          <w:sz w:val="20"/>
+          <w:szCs w:val="20"/>
+          <w:bdr w:val="single" w:sz="2" w:space="0" w:color="auto" w:frame="1"/>
+          <w14:ligatures w14:val="none"/>
+        </w:rPr>
+        <w:t xml:space="preserve"> Glassmorphism &amp; Visual Polish</w:t>
+      </w:r>
+      <w:r>
+        <w:rPr>
+          <w:rFonts w:ascii="Arial" w:eastAsia="Times New Roman" w:hAnsi="Arial" w:cs="Arial"/>
+          <w:color w:val="3B3B3B"/>
+          <w:kern w:val="0"/>
+          <w:sz w:val="20"/>
+          <w:szCs w:val="20"/>
+          <w14:ligatures w14:val="none"/>
+        </w:rPr>
+        <w:t>:</w:t>
+      </w:r>
+    </w:p>
+    <w:p>
+      <w:pPr>
+        <w:numPr>
+          <w:ilvl w:val="1"/>
+          <w:numId w:val="6"/>
+        </w:numPr>
+        <w:pBdr>
+          <w:top w:val="single" w:sz="2" w:space="0" w:color="auto"/>
+          <w:left w:val="single" w:sz="2" w:space="0" w:color="auto"/>
+          <w:bottom w:val="single" w:sz="2" w:space="0" w:color="auto"/>
+          <w:right w:val="single" w:sz="2" w:space="0" w:color="auto"/>
+        </w:pBdr>
+        <w:shd w:val="clear" w:color="auto" w:fill="F8F8F8"/>
+        <w:spacing w:before="100" w:beforeAutospacing="1" w:after="100" w:afterAutospacing="1" w:line="240" w:lineRule="auto"/>
+        <w:rPr>
+          <w:rFonts w:ascii="Arial" w:eastAsia="Times New Roman" w:hAnsi="Arial" w:cs="Arial"/>
+          <w:color w:val="3B3B3B"/>
+          <w:kern w:val="0"/>
+          <w:sz w:val="20"/>
+          <w:szCs w:val="20"/>
+          <w14:ligatures w14:val="none"/>
+        </w:rPr>
+      </w:pPr>
+      <w:r>
+        <w:rPr>
+          <w:rFonts w:ascii="Arial" w:eastAsia="Times New Roman" w:hAnsi="Arial" w:cs="Arial"/>
+          <w:color w:val="3B3B3B"/>
+          <w:kern w:val="0"/>
+          <w:sz w:val="20"/>
+          <w:szCs w:val="20"/>
+          <w14:ligatures w14:val="none"/>
+        </w:rPr>
+        <w:t>Refactored layouts with premium CSS borders, subtle HSL glows, and transition animations.</w:t>
+      </w:r>
+    </w:p>
+    <w:p>
+      <w:pPr>
+        <w:numPr>
+          <w:ilvl w:val="1"/>
+          <w:numId w:val="6"/>
+        </w:numPr>
+        <w:pBdr>
+          <w:top w:val="single" w:sz="2" w:space="0" w:color="auto"/>
+          <w:left w:val="single" w:sz="2" w:space="0" w:color="auto"/>
+          <w:bottom w:val="single" w:sz="2" w:space="0" w:color="auto"/>
+          <w:right w:val="single" w:sz="2" w:space="0" w:color="auto"/>
+        </w:pBdr>
+        <w:shd w:val="clear" w:color="auto" w:fill="F8F8F8"/>
+        <w:spacing w:before="100" w:beforeAutospacing="1" w:after="100" w:afterAutospacing="1" w:line="240" w:lineRule="auto"/>
+        <w:rPr>
+          <w:rFonts w:ascii="Arial" w:eastAsia="Times New Roman" w:hAnsi="Arial" w:cs="Arial"/>
+          <w:color w:val="3B3B3B"/>
+          <w:kern w:val="0"/>
+          <w:sz w:val="20"/>
+          <w:szCs w:val="20"/>
+          <w14:ligatures w14:val="none"/>
+        </w:rPr>
+      </w:pPr>
+      <w:r>
+        <w:rPr>
+          <w:rFonts w:ascii="Arial" w:eastAsia="Times New Roman" w:hAnsi="Arial" w:cs="Arial"/>
+          <w:color w:val="3B3B3B"/>
+          <w:kern w:val="0"/>
+          <w:sz w:val="20"/>
+          <w:szCs w:val="20"/>
+          <w14:ligatures w14:val="none"/>
+        </w:rPr>
+        <w:t>The 10 security control cards scale up on hover and feature active progress indicators that update dynamically based on simulator states.</w:t>
+      </w:r>
+    </w:p>
+    <w:p>
+      <w:pPr>
+        <w:pBdr>
+          <w:top w:val="single" w:sz="2" w:space="0" w:color="auto"/>
+          <w:left w:val="single" w:sz="2" w:space="0" w:color="auto"/>
+          <w:bottom w:val="single" w:sz="2" w:space="0" w:color="auto"/>
+          <w:right w:val="single" w:sz="2" w:space="0" w:color="auto"/>
+        </w:pBdr>
+        <w:shd w:val="clear" w:color="auto" w:fill="F8F8F8"/>
+        <w:spacing w:before="100" w:beforeAutospacing="1" w:after="100" w:afterAutospacing="1" w:line="240" w:lineRule="auto"/>
+        <w:outlineLvl w:val="2"/>
+        <w:rPr>
+          <w:rFonts w:ascii="Arial" w:eastAsia="Times New Roman" w:hAnsi="Arial" w:cs="Arial"/>
+          <w:color w:val="3B3B3B"/>
+          <w:kern w:val="0"/>
+          <w:sz w:val="27"/>
+          <w:szCs w:val="27"/>
+          <w14:ligatures w14:val="none"/>
+        </w:rPr>
+      </w:pPr>
+      <w:r>
+        <w:rPr>
+          <w:rFonts w:ascii="Arial" w:eastAsia="Times New Roman" w:hAnsi="Arial" w:cs="Arial"/>
+          <w:color w:val="3B3B3B"/>
+          <w:kern w:val="0"/>
+          <w:sz w:val="27"/>
+          <w:szCs w:val="27"/>
+          <w14:ligatures w14:val="none"/>
+        </w:rPr>
+        <w:t>Project Verification:</w:t>
+      </w:r>
+    </w:p>
+    <w:p>
+      <w:pPr>
+        <w:numPr>
+          <w:ilvl w:val="0"/>
+          <w:numId w:val="7"/>
+        </w:numPr>
+        <w:pBdr>
+          <w:top w:val="single" w:sz="2" w:space="0" w:color="auto"/>
+          <w:left w:val="single" w:sz="2" w:space="0" w:color="auto"/>
+          <w:bottom w:val="single" w:sz="2" w:space="0" w:color="auto"/>
+          <w:right w:val="single" w:sz="2" w:space="0" w:color="auto"/>
+        </w:pBdr>
+        <w:shd w:val="clear" w:color="auto" w:fill="F8F8F8"/>
+        <w:spacing w:before="100" w:beforeAutospacing="1" w:after="100" w:afterAutospacing="1" w:line="240" w:lineRule="auto"/>
+        <w:rPr>
+          <w:rFonts w:ascii="Arial" w:eastAsia="Times New Roman" w:hAnsi="Arial" w:cs="Arial"/>
+          <w:color w:val="3B3B3B"/>
+          <w:kern w:val="0"/>
+          <w:sz w:val="20"/>
+          <w:szCs w:val="20"/>
+          <w14:ligatures w14:val="none"/>
+        </w:rPr>
+      </w:pPr>
+      <w:r>
+        <w:rPr>
+          <w:rFonts w:ascii="Arial" w:eastAsia="Times New Roman" w:hAnsi="Arial" w:cs="Arial"/>
+          <w:color w:val="3B3B3B"/>
+          <w:kern w:val="0"/>
+          <w:sz w:val="20"/>
+          <w:szCs w:val="20"/>
+          <w14:ligatures w14:val="none"/>
+        </w:rPr>
+        <w:t>Verified that the production build compiles under Next.js Turbopack compiler without any compilation, type, or linting anomalies.</w:t>
+      </w:r>
+    </w:p>
+    <w:p>
+      <w:pPr>
+        <w:numPr>
+          <w:ilvl w:val="0"/>
+          <w:numId w:val="7"/>
+        </w:numPr>
+        <w:pBdr>
+          <w:top w:val="single" w:sz="2" w:space="0" w:color="auto"/>
+          <w:left w:val="single" w:sz="2" w:space="0" w:color="auto"/>
+          <w:bottom w:val="single" w:sz="2" w:space="0" w:color="auto"/>
+          <w:right w:val="single" w:sz="2" w:space="0" w:color="auto"/>
+        </w:pBdr>
+        <w:shd w:val="clear" w:color="auto" w:fill="F8F8F8"/>
+        <w:spacing w:before="100" w:beforeAutospacing="1" w:after="100" w:afterAutospacing="1" w:line="240" w:lineRule="auto"/>
+        <w:rPr>
+          <w:rFonts w:ascii="Arial" w:eastAsia="Times New Roman" w:hAnsi="Arial" w:cs="Arial"/>
+          <w:color w:val="3B3B3B"/>
+          <w:kern w:val="0"/>
+          <w:sz w:val="20"/>
+          <w:szCs w:val="20"/>
+          <w14:ligatures w14:val="none"/>
+        </w:rPr>
+      </w:pPr>
+      <w:r>
+        <w:rPr>
+          <w:rFonts w:ascii="Arial" w:eastAsia="Times New Roman" w:hAnsi="Arial" w:cs="Arial"/>
+          <w:color w:val="3B3B3B"/>
+          <w:kern w:val="0"/>
+          <w:sz w:val="20"/>
+          <w:szCs w:val="20"/>
+          <w14:ligatures w14:val="none"/>
+        </w:rPr>
+        <w:t>Upgraded the tracking checklists </w:t>
+      </w:r>
+      <w:r>
+        <w:rPr>
+          <w:rFonts w:ascii="Arial" w:eastAsia="Times New Roman" w:hAnsi="Arial" w:cs="Arial"/>
+          <w:color w:val="3B3B3B"/>
+          <w:kern w:val="0"/>
+          <w:sz w:val="20"/>
+          <w:szCs w:val="20"/>
+          <w:bdr w:val="single" w:sz="2" w:space="0" w:color="auto" w:frame="1"/>
+          <w14:ligatures w14:val="none"/>
+        </w:rPr>
+        <w:t>task.md</w:t>
+      </w:r>
+      <w:r>
+        <w:rPr>
+          <w:rFonts w:ascii="Arial" w:eastAsia="Times New Roman" w:hAnsi="Arial" w:cs="Arial"/>
+          <w:color w:val="3B3B3B"/>
+          <w:kern w:val="0"/>
+          <w:sz w:val="20"/>
+          <w:szCs w:val="20"/>
+          <w14:ligatures w14:val="none"/>
+        </w:rPr>
+        <w:t> and descriptive presentation log </w:t>
+      </w:r>
+      <w:r>
+        <w:rPr>
+          <w:rFonts w:ascii="Arial" w:eastAsia="Times New Roman" w:hAnsi="Arial" w:cs="Arial"/>
+          <w:color w:val="3B3B3B"/>
+          <w:kern w:val="0"/>
+          <w:sz w:val="20"/>
+          <w:szCs w:val="20"/>
+          <w:bdr w:val="single" w:sz="2" w:space="0" w:color="auto" w:frame="1"/>
+          <w14:ligatures w14:val="none"/>
+        </w:rPr>
+        <w:t>walkthrough.md</w:t>
+      </w:r>
+      <w:r>
+        <w:rPr>
+          <w:rFonts w:ascii="Arial" w:eastAsia="Times New Roman" w:hAnsi="Arial" w:cs="Arial"/>
+          <w:color w:val="3B3B3B"/>
+          <w:kern w:val="0"/>
+          <w:sz w:val="20"/>
+          <w:szCs w:val="20"/>
+          <w14:ligatures w14:val="none"/>
+        </w:rPr>
+        <w:t>.</w:t>
+      </w:r>
+    </w:p>
+    <w:p>
+      <w:pPr>
+        <w:numPr>
+          <w:ilvl w:val="0"/>
+          <w:numId w:val="7"/>
+        </w:numPr>
+        <w:pBdr>
+          <w:top w:val="single" w:sz="2" w:space="0" w:color="auto"/>
+          <w:left w:val="single" w:sz="2" w:space="0" w:color="auto"/>
+          <w:bottom w:val="single" w:sz="2" w:space="0" w:color="auto"/>
+          <w:right w:val="single" w:sz="2" w:space="0" w:color="auto"/>
+        </w:pBdr>
+        <w:shd w:val="clear" w:color="auto" w:fill="F8F8F8"/>
+        <w:spacing w:before="100" w:beforeAutospacing="1" w:after="100" w:afterAutospacing="1" w:line="240" w:lineRule="auto"/>
+        <w:rPr>
+          <w:rFonts w:ascii="Arial" w:eastAsia="Times New Roman" w:hAnsi="Arial" w:cs="Arial"/>
+          <w:color w:val="3B3B3B"/>
+          <w:kern w:val="0"/>
+          <w:sz w:val="20"/>
+          <w:szCs w:val="20"/>
+          <w14:ligatures w14:val="none"/>
+        </w:rPr>
+      </w:pPr>
+      <w:r>
+        <w:rPr>
+          <w:rFonts w:ascii="Arial" w:eastAsia="Times New Roman" w:hAnsi="Arial" w:cs="Arial"/>
+          <w:color w:val="3B3B3B"/>
+          <w:kern w:val="0"/>
+          <w:sz w:val="20"/>
+          <w:szCs w:val="20"/>
+          <w14:ligatures w14:val="none"/>
+        </w:rPr>
+        <w:t>Committed changes and pushed to remote </w:t>
+      </w:r>
+      <w:r>
+        <w:rPr>
+          <w:rFonts w:ascii="Menlo" w:eastAsia="Times New Roman" w:hAnsi="Menlo" w:cs="Menlo"/>
+          <w:color w:val="3B3B3B"/>
+          <w:kern w:val="0"/>
+          <w:sz w:val="18"/>
+          <w:szCs w:val="18"/>
+          <w:bdr w:val="single" w:sz="2" w:space="0" w:color="auto" w:frame="1"/>
+          <w14:ligatures w14:val="none"/>
+        </w:rPr>
+        <w:t>main</w:t>
+      </w:r>
+      <w:r>
+        <w:rPr>
+          <w:rFonts w:ascii="Arial" w:eastAsia="Times New Roman" w:hAnsi="Arial" w:cs="Arial"/>
+          <w:color w:val="3B3B3B"/>
+          <w:kern w:val="0"/>
+          <w:sz w:val="20"/>
+          <w:szCs w:val="20"/>
+          <w14:ligatures w14:val="none"/>
+        </w:rPr>
+        <w:t>, deploying live on </w:t>
+      </w:r>
+      <w:r>
+        <w:rPr>
+          <w:rFonts w:ascii="Menlo" w:eastAsia="Times New Roman" w:hAnsi="Menlo" w:cs="Menlo"/>
+          <w:b/>
+          <w:bCs/>
+          <w:color w:val="3B3B3B"/>
+          <w:kern w:val="0"/>
+          <w:sz w:val="18"/>
+          <w:szCs w:val="18"/>
+          <w:bdr w:val="single" w:sz="2" w:space="0" w:color="auto" w:frame="1"/>
+          <w14:ligatures w14:val="none"/>
+        </w:rPr>
+        <w:t>https://posturepilot.io</w:t>
+      </w:r>
+      <w:r>
+        <w:rPr>
+          <w:rFonts w:ascii="Arial" w:eastAsia="Times New Roman" w:hAnsi="Arial" w:cs="Arial"/>
+          <w:color w:val="3B3B3B"/>
+          <w:kern w:val="0"/>
+          <w:sz w:val="20"/>
+          <w:szCs w:val="20"/>
+          <w14:ligatures w14:val="none"/>
+        </w:rPr>
+        <w:t>.</w:t>
+      </w:r>
+    </w:p>
+    <w:p>
+      <w:pPr>
+        <w:pBdr>
+          <w:top w:val="single" w:sz="2" w:space="0" w:color="auto"/>
+          <w:left w:val="single" w:sz="2" w:space="0" w:color="auto"/>
+          <w:bottom w:val="single" w:sz="2" w:space="0" w:color="auto"/>
+          <w:right w:val="single" w:sz="2" w:space="0" w:color="auto"/>
+        </w:pBdr>
+        <w:shd w:val="clear" w:color="auto" w:fill="F8F8F8"/>
+        <w:spacing w:after="0" w:line="240" w:lineRule="auto"/>
+        <w:rPr>
+          <w:rFonts w:ascii="Arial" w:eastAsia="Times New Roman" w:hAnsi="Arial" w:cs="Arial"/>
+          <w:color w:val="3B3B3B"/>
+          <w:kern w:val="0"/>
+          <w:sz w:val="20"/>
+          <w:szCs w:val="20"/>
+          <w14:ligatures w14:val="none"/>
+        </w:rPr>
+      </w:pPr>
+      <w:r>
+        <w:rPr>
+          <w:rFonts w:ascii="Arial" w:eastAsia="Times New Roman" w:hAnsi="Arial" w:cs="Arial"/>
+          <w:color w:val="3B3B3B"/>
+          <w:kern w:val="0"/>
+          <w:sz w:val="20"/>
+          <w:szCs w:val="20"/>
+          <w14:ligatures w14:val="none"/>
+        </w:rPr>
+        <w:t>You can refresh the live URL (or restart your local dev server) to test these updates. Let me know if you would like any minor adjustments!</w:t>
+      </w:r>
+    </w:p>
+    <w:p/>
+    <w:p>
+      <w:pPr>
+        <w:pBdr>
+          <w:top w:val="single" w:sz="2" w:space="0" w:color="auto"/>
+          <w:left w:val="single" w:sz="2" w:space="0" w:color="auto"/>
+          <w:bottom w:val="single" w:sz="2" w:space="0" w:color="auto"/>
+          <w:right w:val="single" w:sz="2" w:space="0" w:color="auto"/>
+        </w:pBdr>
+        <w:shd w:val="clear" w:color="auto" w:fill="F8F8F8"/>
+        <w:spacing w:after="0" w:line="240" w:lineRule="auto"/>
+        <w:rPr>
+          <w:rFonts w:ascii="Arial" w:eastAsia="Times New Roman" w:hAnsi="Arial" w:cs="Arial"/>
+          <w:color w:val="3B3B3B"/>
+          <w:kern w:val="0"/>
+          <w:sz w:val="20"/>
+          <w:szCs w:val="20"/>
+          <w14:ligatures w14:val="none"/>
+        </w:rPr>
+      </w:pPr>
+      <w:r>
+        <w:rPr>
+          <w:rFonts w:ascii="Arial" w:eastAsia="Times New Roman" w:hAnsi="Arial" w:cs="Arial"/>
+          <w:color w:val="3B3B3B"/>
+          <w:kern w:val="0"/>
+          <w:sz w:val="20"/>
+          <w:szCs w:val="20"/>
+          <w14:ligatures w14:val="none"/>
+        </w:rPr>
+        <w:t>I have created a comprehensive </w:t>
+      </w:r>
+      <w:r>
+        <w:rPr>
+          <w:rFonts w:ascii="Arial" w:eastAsia="Times New Roman" w:hAnsi="Arial" w:cs="Arial"/>
+          <w:b/>
+          <w:bCs/>
+          <w:color w:val="3B3B3B"/>
+          <w:kern w:val="0"/>
+          <w:sz w:val="20"/>
+          <w:szCs w:val="20"/>
+          <w:bdr w:val="single" w:sz="2" w:space="0" w:color="auto" w:frame="1"/>
+          <w14:ligatures w14:val="none"/>
+        </w:rPr>
+        <w:t>Technical Implementation Plan</w:t>
+      </w:r>
+      <w:r>
+        <w:rPr>
+          <w:rFonts w:ascii="Arial" w:eastAsia="Times New Roman" w:hAnsi="Arial" w:cs="Arial"/>
+          <w:color w:val="3B3B3B"/>
+          <w:kern w:val="0"/>
+          <w:sz w:val="20"/>
+          <w:szCs w:val="20"/>
+          <w14:ligatures w14:val="none"/>
+        </w:rPr>
+        <w:t> to address your feedback!</w:t>
+      </w:r>
+    </w:p>
+    <w:p>
+      <w:pPr>
+        <w:pBdr>
+          <w:top w:val="single" w:sz="2" w:space="0" w:color="auto"/>
+          <w:left w:val="single" w:sz="2" w:space="0" w:color="auto"/>
+          <w:bottom w:val="single" w:sz="2" w:space="0" w:color="auto"/>
+          <w:right w:val="single" w:sz="2" w:space="0" w:color="auto"/>
+        </w:pBdr>
+        <w:shd w:val="clear" w:color="auto" w:fill="F8F8F8"/>
+        <w:spacing w:after="0" w:line="240" w:lineRule="auto"/>
+        <w:rPr>
+          <w:rFonts w:ascii="Arial" w:eastAsia="Times New Roman" w:hAnsi="Arial" w:cs="Arial"/>
+          <w:color w:val="3B3B3B"/>
+          <w:kern w:val="0"/>
+          <w:sz w:val="20"/>
+          <w:szCs w:val="20"/>
+          <w14:ligatures w14:val="none"/>
+        </w:rPr>
+      </w:pPr>
+      <w:r>
+        <w:rPr>
+          <w:rFonts w:ascii="Arial" w:eastAsia="Times New Roman" w:hAnsi="Arial" w:cs="Arial"/>
+          <w:color w:val="3B3B3B"/>
+          <w:kern w:val="0"/>
+          <w:sz w:val="20"/>
+          <w:szCs w:val="20"/>
+          <w14:ligatures w14:val="none"/>
+        </w:rPr>
+        <w:lastRenderedPageBreak/>
+        <w:t>As you highlighted, the premium </w:t>
+      </w:r>
+      <w:r>
+        <w:rPr>
+          <w:rFonts w:ascii="Arial" w:eastAsia="Times New Roman" w:hAnsi="Arial" w:cs="Arial"/>
+          <w:b/>
+          <w:bCs/>
+          <w:color w:val="3B3B3B"/>
+          <w:kern w:val="0"/>
+          <w:sz w:val="20"/>
+          <w:szCs w:val="20"/>
+          <w:bdr w:val="single" w:sz="2" w:space="0" w:color="auto" w:frame="1"/>
+          <w14:ligatures w14:val="none"/>
+        </w:rPr>
+        <w:t>Triple-Filter Triage (Secure)</w:t>
+      </w:r>
+      <w:r>
+        <w:rPr>
+          <w:rFonts w:ascii="Arial" w:eastAsia="Times New Roman" w:hAnsi="Arial" w:cs="Arial"/>
+          <w:color w:val="3B3B3B"/>
+          <w:kern w:val="0"/>
+          <w:sz w:val="20"/>
+          <w:szCs w:val="20"/>
+          <w14:ligatures w14:val="none"/>
+        </w:rPr>
+        <w:t> features showcased in the homepage mockups (Severity Gates, Exploitability Filters, Asset Criticality prioritization, and the 6 dynamic KPI cards) should be fully accessible inside the dashboard portal.</w:t>
+      </w:r>
+    </w:p>
+    <w:p>
+      <w:pPr>
+        <w:pBdr>
+          <w:top w:val="single" w:sz="2" w:space="0" w:color="auto"/>
+          <w:left w:val="single" w:sz="2" w:space="0" w:color="auto"/>
+          <w:bottom w:val="single" w:sz="2" w:space="0" w:color="auto"/>
+          <w:right w:val="single" w:sz="2" w:space="0" w:color="auto"/>
+        </w:pBdr>
+        <w:shd w:val="clear" w:color="auto" w:fill="F8F8F8"/>
+        <w:spacing w:after="0" w:line="240" w:lineRule="auto"/>
+        <w:rPr>
+          <w:rFonts w:ascii="Arial" w:eastAsia="Times New Roman" w:hAnsi="Arial" w:cs="Arial"/>
+          <w:color w:val="3B3B3B"/>
+          <w:kern w:val="0"/>
+          <w:sz w:val="20"/>
+          <w:szCs w:val="20"/>
+          <w14:ligatures w14:val="none"/>
+        </w:rPr>
+      </w:pPr>
+      <w:r>
+        <w:rPr>
+          <w:rFonts w:ascii="Arial" w:eastAsia="Times New Roman" w:hAnsi="Arial" w:cs="Arial"/>
+          <w:color w:val="3B3B3B"/>
+          <w:kern w:val="0"/>
+          <w:sz w:val="20"/>
+          <w:szCs w:val="20"/>
+          <w14:ligatures w14:val="none"/>
+        </w:rPr>
+        <w:t>I will deliver a dedicated, highly interactive </w:t>
+      </w:r>
+      <w:r>
+        <w:rPr>
+          <w:rFonts w:ascii="Arial" w:eastAsia="Times New Roman" w:hAnsi="Arial" w:cs="Arial"/>
+          <w:b/>
+          <w:bCs/>
+          <w:color w:val="3B3B3B"/>
+          <w:kern w:val="0"/>
+          <w:sz w:val="20"/>
+          <w:szCs w:val="20"/>
+          <w:bdr w:val="single" w:sz="2" w:space="0" w:color="auto" w:frame="1"/>
+          <w14:ligatures w14:val="none"/>
+        </w:rPr>
+        <w:t>"Secure / Triple-Filter Triage" Dashboard</w:t>
+      </w:r>
+      <w:r>
+        <w:rPr>
+          <w:rFonts w:ascii="Arial" w:eastAsia="Times New Roman" w:hAnsi="Arial" w:cs="Arial"/>
+          <w:color w:val="3B3B3B"/>
+          <w:kern w:val="0"/>
+          <w:sz w:val="20"/>
+          <w:szCs w:val="20"/>
+          <w14:ligatures w14:val="none"/>
+        </w:rPr>
+        <w:t> at </w:t>
+      </w:r>
+      <w:r>
+        <w:rPr>
+          <w:rFonts w:ascii="Menlo" w:eastAsia="Times New Roman" w:hAnsi="Menlo" w:cs="Menlo"/>
+          <w:color w:val="3B3B3B"/>
+          <w:kern w:val="0"/>
+          <w:sz w:val="18"/>
+          <w:szCs w:val="18"/>
+          <w:bdr w:val="single" w:sz="2" w:space="0" w:color="auto" w:frame="1"/>
+          <w14:ligatures w14:val="none"/>
+        </w:rPr>
+        <w:t>/dashboard/secure</w:t>
+      </w:r>
+      <w:r>
+        <w:rPr>
+          <w:rFonts w:ascii="Arial" w:eastAsia="Times New Roman" w:hAnsi="Arial" w:cs="Arial"/>
+          <w:color w:val="3B3B3B"/>
+          <w:kern w:val="0"/>
+          <w:sz w:val="20"/>
+          <w:szCs w:val="20"/>
+          <w14:ligatures w14:val="none"/>
+        </w:rPr>
+        <w:t> and register it inside our global sidebar navigation.</w:t>
+      </w:r>
+    </w:p>
+    <w:p>
+      <w:pPr>
+        <w:pBdr>
+          <w:top w:val="single" w:sz="2" w:space="0" w:color="auto"/>
+          <w:left w:val="single" w:sz="2" w:space="0" w:color="auto"/>
+          <w:bottom w:val="single" w:sz="2" w:space="0" w:color="auto"/>
+          <w:right w:val="single" w:sz="2" w:space="0" w:color="auto"/>
+        </w:pBdr>
+        <w:shd w:val="clear" w:color="auto" w:fill="F8F8F8"/>
+        <w:spacing w:before="100" w:beforeAutospacing="1" w:after="100" w:afterAutospacing="1" w:line="240" w:lineRule="auto"/>
+        <w:outlineLvl w:val="2"/>
+        <w:rPr>
+          <w:rFonts w:ascii="Arial" w:eastAsia="Times New Roman" w:hAnsi="Arial" w:cs="Arial"/>
+          <w:color w:val="3B3B3B"/>
+          <w:kern w:val="0"/>
+          <w:sz w:val="27"/>
+          <w:szCs w:val="27"/>
+          <w14:ligatures w14:val="none"/>
+        </w:rPr>
+      </w:pPr>
+      <w:r>
+        <w:rPr>
+          <w:rFonts w:ascii="Apple Color Emoji" w:eastAsia="Times New Roman" w:hAnsi="Apple Color Emoji" w:cs="Apple Color Emoji"/>
+          <w:color w:val="3B3B3B"/>
+          <w:kern w:val="0"/>
+          <w:sz w:val="27"/>
+          <w:szCs w:val="27"/>
+          <w14:ligatures w14:val="none"/>
+        </w:rPr>
+        <w:t>📋</w:t>
+      </w:r>
+      <w:r>
+        <w:rPr>
+          <w:rFonts w:ascii="Arial" w:eastAsia="Times New Roman" w:hAnsi="Arial" w:cs="Arial"/>
+          <w:color w:val="3B3B3B"/>
+          <w:kern w:val="0"/>
+          <w:sz w:val="27"/>
+          <w:szCs w:val="27"/>
+          <w14:ligatures w14:val="none"/>
+        </w:rPr>
+        <w:t xml:space="preserve"> Interactive Features Planned</w:t>
+      </w:r>
+    </w:p>
+    <w:p>
+      <w:pPr>
+        <w:numPr>
+          <w:ilvl w:val="0"/>
+          <w:numId w:val="8"/>
+        </w:numPr>
+        <w:pBdr>
+          <w:top w:val="single" w:sz="2" w:space="0" w:color="auto"/>
+          <w:left w:val="single" w:sz="2" w:space="0" w:color="auto"/>
+          <w:bottom w:val="single" w:sz="2" w:space="0" w:color="auto"/>
+          <w:right w:val="single" w:sz="2" w:space="0" w:color="auto"/>
+        </w:pBdr>
+        <w:shd w:val="clear" w:color="auto" w:fill="F8F8F8"/>
+        <w:spacing w:before="100" w:beforeAutospacing="1" w:after="100" w:afterAutospacing="1" w:line="240" w:lineRule="auto"/>
+        <w:rPr>
+          <w:rFonts w:ascii="Arial" w:eastAsia="Times New Roman" w:hAnsi="Arial" w:cs="Arial"/>
+          <w:color w:val="3B3B3B"/>
+          <w:kern w:val="0"/>
+          <w:sz w:val="20"/>
+          <w:szCs w:val="20"/>
+          <w14:ligatures w14:val="none"/>
+        </w:rPr>
+      </w:pPr>
+      <w:r>
+        <w:rPr>
+          <w:rFonts w:ascii="Apple Color Emoji" w:eastAsia="Times New Roman" w:hAnsi="Apple Color Emoji" w:cs="Apple Color Emoji"/>
+          <w:b/>
+          <w:bCs/>
+          <w:color w:val="3B3B3B"/>
+          <w:kern w:val="0"/>
+          <w:sz w:val="20"/>
+          <w:szCs w:val="20"/>
+          <w:bdr w:val="single" w:sz="2" w:space="0" w:color="auto" w:frame="1"/>
+          <w14:ligatures w14:val="none"/>
+        </w:rPr>
+        <w:t>🛡️</w:t>
+      </w:r>
+      <w:r>
+        <w:rPr>
+          <w:rFonts w:ascii="Arial" w:eastAsia="Times New Roman" w:hAnsi="Arial" w:cs="Arial"/>
+          <w:b/>
+          <w:bCs/>
+          <w:color w:val="3B3B3B"/>
+          <w:kern w:val="0"/>
+          <w:sz w:val="20"/>
+          <w:szCs w:val="20"/>
+          <w:bdr w:val="single" w:sz="2" w:space="0" w:color="auto" w:frame="1"/>
+          <w14:ligatures w14:val="none"/>
+        </w:rPr>
+        <w:t xml:space="preserve"> Dynamic Triple-Filter Configurator</w:t>
+      </w:r>
+      <w:r>
+        <w:rPr>
+          <w:rFonts w:ascii="Arial" w:eastAsia="Times New Roman" w:hAnsi="Arial" w:cs="Arial"/>
+          <w:color w:val="3B3B3B"/>
+          <w:kern w:val="0"/>
+          <w:sz w:val="20"/>
+          <w:szCs w:val="20"/>
+          <w14:ligatures w14:val="none"/>
+        </w:rPr>
+        <w:t>: Sliders and checkboxes to tweak Severity CVSS gates (0.0 to 10.0), Exploitability check standards (CISA KEV or EPSS &gt;10%), and Asset Tiers (Tier-1 Prod, etc.).</w:t>
+      </w:r>
+    </w:p>
+    <w:p>
+      <w:pPr>
+        <w:numPr>
+          <w:ilvl w:val="0"/>
+          <w:numId w:val="8"/>
+        </w:numPr>
+        <w:pBdr>
+          <w:top w:val="single" w:sz="2" w:space="0" w:color="auto"/>
+          <w:left w:val="single" w:sz="2" w:space="0" w:color="auto"/>
+          <w:bottom w:val="single" w:sz="2" w:space="0" w:color="auto"/>
+          <w:right w:val="single" w:sz="2" w:space="0" w:color="auto"/>
+        </w:pBdr>
+        <w:shd w:val="clear" w:color="auto" w:fill="F8F8F8"/>
+        <w:spacing w:before="100" w:beforeAutospacing="1" w:after="100" w:afterAutospacing="1" w:line="240" w:lineRule="auto"/>
+        <w:rPr>
+          <w:rFonts w:ascii="Arial" w:eastAsia="Times New Roman" w:hAnsi="Arial" w:cs="Arial"/>
+          <w:color w:val="3B3B3B"/>
+          <w:kern w:val="0"/>
+          <w:sz w:val="20"/>
+          <w:szCs w:val="20"/>
+          <w14:ligatures w14:val="none"/>
+        </w:rPr>
+      </w:pPr>
+      <w:r>
+        <w:rPr>
+          <w:rFonts w:ascii="Apple Color Emoji" w:eastAsia="Times New Roman" w:hAnsi="Apple Color Emoji" w:cs="Apple Color Emoji"/>
+          <w:b/>
+          <w:bCs/>
+          <w:color w:val="3B3B3B"/>
+          <w:kern w:val="0"/>
+          <w:sz w:val="20"/>
+          <w:szCs w:val="20"/>
+          <w:bdr w:val="single" w:sz="2" w:space="0" w:color="auto" w:frame="1"/>
+          <w14:ligatures w14:val="none"/>
+        </w:rPr>
+        <w:t>📈</w:t>
+      </w:r>
+      <w:r>
+        <w:rPr>
+          <w:rFonts w:ascii="Arial" w:eastAsia="Times New Roman" w:hAnsi="Arial" w:cs="Arial"/>
+          <w:b/>
+          <w:bCs/>
+          <w:color w:val="3B3B3B"/>
+          <w:kern w:val="0"/>
+          <w:sz w:val="20"/>
+          <w:szCs w:val="20"/>
+          <w:bdr w:val="single" w:sz="2" w:space="0" w:color="auto" w:frame="1"/>
+          <w14:ligatures w14:val="none"/>
+        </w:rPr>
+        <w:t xml:space="preserve"> Live Funnel Reduction Flow</w:t>
+      </w:r>
+      <w:r>
+        <w:rPr>
+          <w:rFonts w:ascii="Arial" w:eastAsia="Times New Roman" w:hAnsi="Arial" w:cs="Arial"/>
+          <w:color w:val="3B3B3B"/>
+          <w:kern w:val="0"/>
+          <w:sz w:val="20"/>
+          <w:szCs w:val="20"/>
+          <w14:ligatures w14:val="none"/>
+        </w:rPr>
+        <w:t>: A responsive before/after block showing raw findings (e.g. 10,000) dynamically dropping to parsed actionable items (e.g. 20-50) based on your custom active filters.</w:t>
+      </w:r>
+    </w:p>
+    <w:p>
+      <w:pPr>
+        <w:numPr>
+          <w:ilvl w:val="0"/>
+          <w:numId w:val="8"/>
+        </w:numPr>
+        <w:pBdr>
+          <w:top w:val="single" w:sz="2" w:space="0" w:color="auto"/>
+          <w:left w:val="single" w:sz="2" w:space="0" w:color="auto"/>
+          <w:bottom w:val="single" w:sz="2" w:space="0" w:color="auto"/>
+          <w:right w:val="single" w:sz="2" w:space="0" w:color="auto"/>
+        </w:pBdr>
+        <w:shd w:val="clear" w:color="auto" w:fill="F8F8F8"/>
+        <w:spacing w:before="100" w:beforeAutospacing="1" w:after="100" w:afterAutospacing="1" w:line="240" w:lineRule="auto"/>
+        <w:rPr>
+          <w:rFonts w:ascii="Arial" w:eastAsia="Times New Roman" w:hAnsi="Arial" w:cs="Arial"/>
+          <w:color w:val="3B3B3B"/>
+          <w:kern w:val="0"/>
+          <w:sz w:val="20"/>
+          <w:szCs w:val="20"/>
+          <w14:ligatures w14:val="none"/>
+        </w:rPr>
+      </w:pPr>
+      <w:r>
+        <w:rPr>
+          <w:rFonts w:ascii="Apple Color Emoji" w:eastAsia="Times New Roman" w:hAnsi="Apple Color Emoji" w:cs="Apple Color Emoji"/>
+          <w:b/>
+          <w:bCs/>
+          <w:color w:val="3B3B3B"/>
+          <w:kern w:val="0"/>
+          <w:sz w:val="20"/>
+          <w:szCs w:val="20"/>
+          <w:bdr w:val="single" w:sz="2" w:space="0" w:color="auto" w:frame="1"/>
+          <w14:ligatures w14:val="none"/>
+        </w:rPr>
+        <w:t>📊</w:t>
+      </w:r>
+      <w:r>
+        <w:rPr>
+          <w:rFonts w:ascii="Arial" w:eastAsia="Times New Roman" w:hAnsi="Arial" w:cs="Arial"/>
+          <w:b/>
+          <w:bCs/>
+          <w:color w:val="3B3B3B"/>
+          <w:kern w:val="0"/>
+          <w:sz w:val="20"/>
+          <w:szCs w:val="20"/>
+          <w:bdr w:val="single" w:sz="2" w:space="0" w:color="auto" w:frame="1"/>
+          <w14:ligatures w14:val="none"/>
+        </w:rPr>
+        <w:t xml:space="preserve"> 6 Dynamic homepage Metric Cards</w:t>
+      </w:r>
+      <w:r>
+        <w:rPr>
+          <w:rFonts w:ascii="Arial" w:eastAsia="Times New Roman" w:hAnsi="Arial" w:cs="Arial"/>
+          <w:color w:val="3B3B3B"/>
+          <w:kern w:val="0"/>
+          <w:sz w:val="20"/>
+          <w:szCs w:val="20"/>
+          <w14:ligatures w14:val="none"/>
+        </w:rPr>
+        <w:t>: High-fidelity, beautifully styled bar charts mapping Vuln Reduction, CVSS Distribution, EPSS Likelihood, Asset Tiers, KEV Coverage, and SLA breach risk.</w:t>
+      </w:r>
+    </w:p>
+    <w:p>
+      <w:pPr>
+        <w:numPr>
+          <w:ilvl w:val="0"/>
+          <w:numId w:val="8"/>
+        </w:numPr>
+        <w:pBdr>
+          <w:top w:val="single" w:sz="2" w:space="0" w:color="auto"/>
+          <w:left w:val="single" w:sz="2" w:space="0" w:color="auto"/>
+          <w:bottom w:val="single" w:sz="2" w:space="0" w:color="auto"/>
+          <w:right w:val="single" w:sz="2" w:space="0" w:color="auto"/>
+        </w:pBdr>
+        <w:shd w:val="clear" w:color="auto" w:fill="F8F8F8"/>
+        <w:spacing w:before="100" w:beforeAutospacing="1" w:after="100" w:afterAutospacing="1" w:line="240" w:lineRule="auto"/>
+        <w:rPr>
+          <w:rFonts w:ascii="Arial" w:eastAsia="Times New Roman" w:hAnsi="Arial" w:cs="Arial"/>
+          <w:color w:val="3B3B3B"/>
+          <w:kern w:val="0"/>
+          <w:sz w:val="20"/>
+          <w:szCs w:val="20"/>
+          <w14:ligatures w14:val="none"/>
+        </w:rPr>
+      </w:pPr>
+      <w:r>
+        <w:rPr>
+          <w:rFonts w:ascii="Apple Color Emoji" w:eastAsia="Times New Roman" w:hAnsi="Apple Color Emoji" w:cs="Apple Color Emoji"/>
+          <w:b/>
+          <w:bCs/>
+          <w:color w:val="3B3B3B"/>
+          <w:kern w:val="0"/>
+          <w:sz w:val="20"/>
+          <w:szCs w:val="20"/>
+          <w:bdr w:val="single" w:sz="2" w:space="0" w:color="auto" w:frame="1"/>
+          <w14:ligatures w14:val="none"/>
+        </w:rPr>
+        <w:t>📋</w:t>
+      </w:r>
+      <w:r>
+        <w:rPr>
+          <w:rFonts w:ascii="Arial" w:eastAsia="Times New Roman" w:hAnsi="Arial" w:cs="Arial"/>
+          <w:b/>
+          <w:bCs/>
+          <w:color w:val="3B3B3B"/>
+          <w:kern w:val="0"/>
+          <w:sz w:val="20"/>
+          <w:szCs w:val="20"/>
+          <w:bdr w:val="single" w:sz="2" w:space="0" w:color="auto" w:frame="1"/>
+          <w14:ligatures w14:val="none"/>
+        </w:rPr>
+        <w:t xml:space="preserve"> Parsed Actionable Findings Ledger</w:t>
+      </w:r>
+      <w:r>
+        <w:rPr>
+          <w:rFonts w:ascii="Arial" w:eastAsia="Times New Roman" w:hAnsi="Arial" w:cs="Arial"/>
+          <w:color w:val="3B3B3B"/>
+          <w:kern w:val="0"/>
+          <w:sz w:val="20"/>
+          <w:szCs w:val="20"/>
+          <w14:ligatures w14:val="none"/>
+        </w:rPr>
+        <w:t>: A ledger showing final prioritized findings, allowing simulated operations like </w:t>
+      </w:r>
+      <w:r>
+        <w:rPr>
+          <w:rFonts w:ascii="Arial" w:eastAsia="Times New Roman" w:hAnsi="Arial" w:cs="Arial"/>
+          <w:i/>
+          <w:iCs/>
+          <w:color w:val="3B3B3B"/>
+          <w:kern w:val="0"/>
+          <w:sz w:val="20"/>
+          <w:szCs w:val="20"/>
+          <w:bdr w:val="single" w:sz="2" w:space="0" w:color="auto" w:frame="1"/>
+          <w14:ligatures w14:val="none"/>
+        </w:rPr>
+        <w:t>"Dispatch to Jira"</w:t>
+      </w:r>
+      <w:r>
+        <w:rPr>
+          <w:rFonts w:ascii="Arial" w:eastAsia="Times New Roman" w:hAnsi="Arial" w:cs="Arial"/>
+          <w:color w:val="3B3B3B"/>
+          <w:kern w:val="0"/>
+          <w:sz w:val="20"/>
+          <w:szCs w:val="20"/>
+          <w14:ligatures w14:val="none"/>
+        </w:rPr>
+        <w:t> and </w:t>
+      </w:r>
+      <w:r>
+        <w:rPr>
+          <w:rFonts w:ascii="Arial" w:eastAsia="Times New Roman" w:hAnsi="Arial" w:cs="Arial"/>
+          <w:i/>
+          <w:iCs/>
+          <w:color w:val="3B3B3B"/>
+          <w:kern w:val="0"/>
+          <w:sz w:val="20"/>
+          <w:szCs w:val="20"/>
+          <w:bdr w:val="single" w:sz="2" w:space="0" w:color="auto" w:frame="1"/>
+          <w14:ligatures w14:val="none"/>
+        </w:rPr>
+        <w:t>"Run SOC Hot-Patch"</w:t>
+      </w:r>
+      <w:r>
+        <w:rPr>
+          <w:rFonts w:ascii="Arial" w:eastAsia="Times New Roman" w:hAnsi="Arial" w:cs="Arial"/>
+          <w:color w:val="3B3B3B"/>
+          <w:kern w:val="0"/>
+          <w:sz w:val="20"/>
+          <w:szCs w:val="20"/>
+          <w14:ligatures w14:val="none"/>
+        </w:rPr>
+        <w:t>.</w:t>
+      </w:r>
+    </w:p>
+    <w:p>
+      <w:pPr>
+        <w:pBdr>
+          <w:top w:val="single" w:sz="2" w:space="0" w:color="auto"/>
+          <w:left w:val="single" w:sz="2" w:space="0" w:color="auto"/>
+          <w:bottom w:val="single" w:sz="2" w:space="0" w:color="auto"/>
+          <w:right w:val="single" w:sz="2" w:space="0" w:color="auto"/>
+        </w:pBdr>
+        <w:shd w:val="clear" w:color="auto" w:fill="F8F8F8"/>
+        <w:spacing w:after="0" w:line="240" w:lineRule="auto"/>
+        <w:rPr>
+          <w:rFonts w:ascii="Arial" w:eastAsia="Times New Roman" w:hAnsi="Arial" w:cs="Arial"/>
+          <w:color w:val="3B3B3B"/>
+          <w:kern w:val="0"/>
+          <w:sz w:val="20"/>
+          <w:szCs w:val="20"/>
+          <w14:ligatures w14:val="none"/>
+        </w:rPr>
+      </w:pPr>
+      <w:r>
+        <w:rPr>
+          <w:rFonts w:ascii="Arial" w:eastAsia="Times New Roman" w:hAnsi="Arial" w:cs="Arial"/>
+          <w:color w:val="3B3B3B"/>
+          <w:kern w:val="0"/>
+          <w:sz w:val="20"/>
+          <w:szCs w:val="20"/>
+          <w14:ligatures w14:val="none"/>
+        </w:rPr>
+        <w:t>Please review and approve the </w:t>
+      </w:r>
+      <w:r>
+        <w:rPr>
+          <w:rFonts w:ascii="Arial" w:eastAsia="Times New Roman" w:hAnsi="Arial" w:cs="Arial"/>
+          <w:color w:val="3B3B3B"/>
+          <w:kern w:val="0"/>
+          <w:sz w:val="20"/>
+          <w:szCs w:val="20"/>
+          <w:bdr w:val="single" w:sz="2" w:space="0" w:color="auto" w:frame="1"/>
+          <w14:ligatures w14:val="none"/>
+        </w:rPr>
+        <w:t>implementation_plan.md</w:t>
+      </w:r>
+      <w:r>
+        <w:rPr>
+          <w:rFonts w:ascii="Arial" w:eastAsia="Times New Roman" w:hAnsi="Arial" w:cs="Arial"/>
+          <w:color w:val="3B3B3B"/>
+          <w:kern w:val="0"/>
+          <w:sz w:val="20"/>
+          <w:szCs w:val="20"/>
+          <w14:ligatures w14:val="none"/>
+        </w:rPr>
+        <w:t> and </w:t>
+      </w:r>
+      <w:r>
+        <w:rPr>
+          <w:rFonts w:ascii="Arial" w:eastAsia="Times New Roman" w:hAnsi="Arial" w:cs="Arial"/>
+          <w:color w:val="3B3B3B"/>
+          <w:kern w:val="0"/>
+          <w:sz w:val="20"/>
+          <w:szCs w:val="20"/>
+          <w:bdr w:val="single" w:sz="2" w:space="0" w:color="auto" w:frame="1"/>
+          <w14:ligatures w14:val="none"/>
+        </w:rPr>
+        <w:t>task.md</w:t>
+      </w:r>
+      <w:r>
+        <w:rPr>
+          <w:rFonts w:ascii="Arial" w:eastAsia="Times New Roman" w:hAnsi="Arial" w:cs="Arial"/>
+          <w:color w:val="3B3B3B"/>
+          <w:kern w:val="0"/>
+          <w:sz w:val="20"/>
+          <w:szCs w:val="20"/>
+          <w14:ligatures w14:val="none"/>
+        </w:rPr>
+        <w:t> checklists so I can begin execution!</w:t>
       </w:r>
     </w:p>
     <w:p/>
@@ -2575,6 +4237,240 @@
     </w:lvl>
   </w:abstractNum>
   <w:abstractNum w:abstractNumId="4" w15:restartNumberingAfterBreak="0">
+    <w:nsid w:val="58EF0F53"/>
+    <w:multiLevelType w:val="multilevel"/>
+    <w:tmpl w:val="214CD316"/>
+    <w:lvl w:ilvl="0">
+      <w:start w:val="1"/>
+      <w:numFmt w:val="decimal"/>
+      <w:lvlText w:val="%1."/>
+      <w:lvlJc w:val="left"/>
+      <w:pPr>
+        <w:tabs>
+          <w:tab w:val="num" w:pos="720"/>
+        </w:tabs>
+        <w:ind w:left="720" w:hanging="360"/>
+      </w:pPr>
+    </w:lvl>
+    <w:lvl w:ilvl="1" w:tentative="1">
+      <w:start w:val="1"/>
+      <w:numFmt w:val="decimal"/>
+      <w:lvlText w:val="%2."/>
+      <w:lvlJc w:val="left"/>
+      <w:pPr>
+        <w:tabs>
+          <w:tab w:val="num" w:pos="1440"/>
+        </w:tabs>
+        <w:ind w:left="1440" w:hanging="360"/>
+      </w:pPr>
+    </w:lvl>
+    <w:lvl w:ilvl="2" w:tentative="1">
+      <w:start w:val="1"/>
+      <w:numFmt w:val="decimal"/>
+      <w:lvlText w:val="%3."/>
+      <w:lvlJc w:val="left"/>
+      <w:pPr>
+        <w:tabs>
+          <w:tab w:val="num" w:pos="2160"/>
+        </w:tabs>
+        <w:ind w:left="2160" w:hanging="360"/>
+      </w:pPr>
+    </w:lvl>
+    <w:lvl w:ilvl="3" w:tentative="1">
+      <w:start w:val="1"/>
+      <w:numFmt w:val="decimal"/>
+      <w:lvlText w:val="%4."/>
+      <w:lvlJc w:val="left"/>
+      <w:pPr>
+        <w:tabs>
+          <w:tab w:val="num" w:pos="2880"/>
+        </w:tabs>
+        <w:ind w:left="2880" w:hanging="360"/>
+      </w:pPr>
+    </w:lvl>
+    <w:lvl w:ilvl="4" w:tentative="1">
+      <w:start w:val="1"/>
+      <w:numFmt w:val="decimal"/>
+      <w:lvlText w:val="%5."/>
+      <w:lvlJc w:val="left"/>
+      <w:pPr>
+        <w:tabs>
+          <w:tab w:val="num" w:pos="3600"/>
+        </w:tabs>
+        <w:ind w:left="3600" w:hanging="360"/>
+      </w:pPr>
+    </w:lvl>
+    <w:lvl w:ilvl="5" w:tentative="1">
+      <w:start w:val="1"/>
+      <w:numFmt w:val="decimal"/>
+      <w:lvlText w:val="%6."/>
+      <w:lvlJc w:val="left"/>
+      <w:pPr>
+        <w:tabs>
+          <w:tab w:val="num" w:pos="4320"/>
+        </w:tabs>
+        <w:ind w:left="4320" w:hanging="360"/>
+      </w:pPr>
+    </w:lvl>
+    <w:lvl w:ilvl="6" w:tentative="1">
+      <w:start w:val="1"/>
+      <w:numFmt w:val="decimal"/>
+      <w:lvlText w:val="%7."/>
+      <w:lvlJc w:val="left"/>
+      <w:pPr>
+        <w:tabs>
+          <w:tab w:val="num" w:pos="5040"/>
+        </w:tabs>
+        <w:ind w:left="5040" w:hanging="360"/>
+      </w:pPr>
+    </w:lvl>
+    <w:lvl w:ilvl="7" w:tentative="1">
+      <w:start w:val="1"/>
+      <w:numFmt w:val="decimal"/>
+      <w:lvlText w:val="%8."/>
+      <w:lvlJc w:val="left"/>
+      <w:pPr>
+        <w:tabs>
+          <w:tab w:val="num" w:pos="5760"/>
+        </w:tabs>
+        <w:ind w:left="5760" w:hanging="360"/>
+      </w:pPr>
+    </w:lvl>
+    <w:lvl w:ilvl="8" w:tentative="1">
+      <w:start w:val="1"/>
+      <w:numFmt w:val="decimal"/>
+      <w:lvlText w:val="%9."/>
+      <w:lvlJc w:val="left"/>
+      <w:pPr>
+        <w:tabs>
+          <w:tab w:val="num" w:pos="6480"/>
+        </w:tabs>
+        <w:ind w:left="6480" w:hanging="360"/>
+      </w:pPr>
+    </w:lvl>
+  </w:abstractNum>
+  <w:abstractNum w:abstractNumId="5" w15:restartNumberingAfterBreak="0">
+    <w:nsid w:val="5D53714D"/>
+    <w:multiLevelType w:val="multilevel"/>
+    <w:tmpl w:val="B52ABD04"/>
+    <w:lvl w:ilvl="0">
+      <w:start w:val="1"/>
+      <w:numFmt w:val="decimal"/>
+      <w:lvlText w:val="%1."/>
+      <w:lvlJc w:val="left"/>
+      <w:pPr>
+        <w:tabs>
+          <w:tab w:val="num" w:pos="720"/>
+        </w:tabs>
+        <w:ind w:left="720" w:hanging="360"/>
+      </w:pPr>
+    </w:lvl>
+    <w:lvl w:ilvl="1">
+      <w:start w:val="1"/>
+      <w:numFmt w:val="bullet"/>
+      <w:lvlText w:val=""/>
+      <w:lvlJc w:val="left"/>
+      <w:pPr>
+        <w:tabs>
+          <w:tab w:val="num" w:pos="1440"/>
+        </w:tabs>
+        <w:ind w:left="1440" w:hanging="360"/>
+      </w:pPr>
+      <w:rPr>
+        <w:rFonts w:ascii="Symbol" w:hAnsi="Symbol" w:hint="default"/>
+        <w:sz w:val="20"/>
+      </w:rPr>
+    </w:lvl>
+    <w:lvl w:ilvl="2">
+      <w:start w:val="1"/>
+      <w:numFmt w:val="bullet"/>
+      <w:lvlText w:val=""/>
+      <w:lvlJc w:val="left"/>
+      <w:pPr>
+        <w:tabs>
+          <w:tab w:val="num" w:pos="2160"/>
+        </w:tabs>
+        <w:ind w:left="2160" w:hanging="360"/>
+      </w:pPr>
+      <w:rPr>
+        <w:rFonts w:ascii="Symbol" w:hAnsi="Symbol" w:hint="default"/>
+        <w:sz w:val="20"/>
+      </w:rPr>
+    </w:lvl>
+    <w:lvl w:ilvl="3" w:tentative="1">
+      <w:start w:val="1"/>
+      <w:numFmt w:val="decimal"/>
+      <w:lvlText w:val="%4."/>
+      <w:lvlJc w:val="left"/>
+      <w:pPr>
+        <w:tabs>
+          <w:tab w:val="num" w:pos="2880"/>
+        </w:tabs>
+        <w:ind w:left="2880" w:hanging="360"/>
+      </w:pPr>
+    </w:lvl>
+    <w:lvl w:ilvl="4" w:tentative="1">
+      <w:start w:val="1"/>
+      <w:numFmt w:val="decimal"/>
+      <w:lvlText w:val="%5."/>
+      <w:lvlJc w:val="left"/>
+      <w:pPr>
+        <w:tabs>
+          <w:tab w:val="num" w:pos="3600"/>
+        </w:tabs>
+        <w:ind w:left="3600" w:hanging="360"/>
+      </w:pPr>
+    </w:lvl>
+    <w:lvl w:ilvl="5" w:tentative="1">
+      <w:start w:val="1"/>
+      <w:numFmt w:val="decimal"/>
+      <w:lvlText w:val="%6."/>
+      <w:lvlJc w:val="left"/>
+      <w:pPr>
+        <w:tabs>
+          <w:tab w:val="num" w:pos="4320"/>
+        </w:tabs>
+        <w:ind w:left="4320" w:hanging="360"/>
+      </w:pPr>
+    </w:lvl>
+    <w:lvl w:ilvl="6" w:tentative="1">
+      <w:start w:val="1"/>
+      <w:numFmt w:val="decimal"/>
+      <w:lvlText w:val="%7."/>
+      <w:lvlJc w:val="left"/>
+      <w:pPr>
+        <w:tabs>
+          <w:tab w:val="num" w:pos="5040"/>
+        </w:tabs>
+        <w:ind w:left="5040" w:hanging="360"/>
+      </w:pPr>
+    </w:lvl>
+    <w:lvl w:ilvl="7" w:tentative="1">
+      <w:start w:val="1"/>
+      <w:numFmt w:val="decimal"/>
+      <w:lvlText w:val="%8."/>
+      <w:lvlJc w:val="left"/>
+      <w:pPr>
+        <w:tabs>
+          <w:tab w:val="num" w:pos="5760"/>
+        </w:tabs>
+        <w:ind w:left="5760" w:hanging="360"/>
+      </w:pPr>
+    </w:lvl>
+    <w:lvl w:ilvl="8" w:tentative="1">
+      <w:start w:val="1"/>
+      <w:numFmt w:val="decimal"/>
+      <w:lvlText w:val="%9."/>
+      <w:lvlJc w:val="left"/>
+      <w:pPr>
+        <w:tabs>
+          <w:tab w:val="num" w:pos="6480"/>
+        </w:tabs>
+        <w:ind w:left="6480" w:hanging="360"/>
+      </w:pPr>
+    </w:lvl>
+  </w:abstractNum>
+  <w:abstractNum w:abstractNumId="6" w15:restartNumberingAfterBreak="0">
     <w:nsid w:val="6A4B1795"/>
     <w:multiLevelType w:val="multilevel"/>
     <w:tmpl w:val="AA669F3E"/>
@@ -2723,8 +4619,157 @@
       </w:rPr>
     </w:lvl>
   </w:abstractNum>
+  <w:abstractNum w:abstractNumId="7" w15:restartNumberingAfterBreak="0">
+    <w:nsid w:val="79DC4D3C"/>
+    <w:multiLevelType w:val="multilevel"/>
+    <w:tmpl w:val="80FE2780"/>
+    <w:lvl w:ilvl="0">
+      <w:start w:val="1"/>
+      <w:numFmt w:val="bullet"/>
+      <w:lvlText w:val=""/>
+      <w:lvlJc w:val="left"/>
+      <w:pPr>
+        <w:tabs>
+          <w:tab w:val="num" w:pos="720"/>
+        </w:tabs>
+        <w:ind w:left="720" w:hanging="360"/>
+      </w:pPr>
+      <w:rPr>
+        <w:rFonts w:ascii="Symbol" w:hAnsi="Symbol" w:hint="default"/>
+        <w:sz w:val="20"/>
+      </w:rPr>
+    </w:lvl>
+    <w:lvl w:ilvl="1" w:tentative="1">
+      <w:start w:val="1"/>
+      <w:numFmt w:val="bullet"/>
+      <w:lvlText w:val=""/>
+      <w:lvlJc w:val="left"/>
+      <w:pPr>
+        <w:tabs>
+          <w:tab w:val="num" w:pos="1440"/>
+        </w:tabs>
+        <w:ind w:left="1440" w:hanging="360"/>
+      </w:pPr>
+      <w:rPr>
+        <w:rFonts w:ascii="Symbol" w:hAnsi="Symbol" w:hint="default"/>
+        <w:sz w:val="20"/>
+      </w:rPr>
+    </w:lvl>
+    <w:lvl w:ilvl="2" w:tentative="1">
+      <w:start w:val="1"/>
+      <w:numFmt w:val="bullet"/>
+      <w:lvlText w:val=""/>
+      <w:lvlJc w:val="left"/>
+      <w:pPr>
+        <w:tabs>
+          <w:tab w:val="num" w:pos="2160"/>
+        </w:tabs>
+        <w:ind w:left="2160" w:hanging="360"/>
+      </w:pPr>
+      <w:rPr>
+        <w:rFonts w:ascii="Symbol" w:hAnsi="Symbol" w:hint="default"/>
+        <w:sz w:val="20"/>
+      </w:rPr>
+    </w:lvl>
+    <w:lvl w:ilvl="3" w:tentative="1">
+      <w:start w:val="1"/>
+      <w:numFmt w:val="bullet"/>
+      <w:lvlText w:val=""/>
+      <w:lvlJc w:val="left"/>
+      <w:pPr>
+        <w:tabs>
+          <w:tab w:val="num" w:pos="2880"/>
+        </w:tabs>
+        <w:ind w:left="2880" w:hanging="360"/>
+      </w:pPr>
+      <w:rPr>
+        <w:rFonts w:ascii="Symbol" w:hAnsi="Symbol" w:hint="default"/>
+        <w:sz w:val="20"/>
+      </w:rPr>
+    </w:lvl>
+    <w:lvl w:ilvl="4" w:tentative="1">
+      <w:start w:val="1"/>
+      <w:numFmt w:val="bullet"/>
+      <w:lvlText w:val=""/>
+      <w:lvlJc w:val="left"/>
+      <w:pPr>
+        <w:tabs>
+          <w:tab w:val="num" w:pos="3600"/>
+        </w:tabs>
+        <w:ind w:left="3600" w:hanging="360"/>
+      </w:pPr>
+      <w:rPr>
+        <w:rFonts w:ascii="Symbol" w:hAnsi="Symbol" w:hint="default"/>
+        <w:sz w:val="20"/>
+      </w:rPr>
+    </w:lvl>
+    <w:lvl w:ilvl="5" w:tentative="1">
+      <w:start w:val="1"/>
+      <w:numFmt w:val="bullet"/>
+      <w:lvlText w:val=""/>
+      <w:lvlJc w:val="left"/>
+      <w:pPr>
+        <w:tabs>
+          <w:tab w:val="num" w:pos="4320"/>
+        </w:tabs>
+        <w:ind w:left="4320" w:hanging="360"/>
+      </w:pPr>
+      <w:rPr>
+        <w:rFonts w:ascii="Symbol" w:hAnsi="Symbol" w:hint="default"/>
+        <w:sz w:val="20"/>
+      </w:rPr>
+    </w:lvl>
+    <w:lvl w:ilvl="6" w:tentative="1">
+      <w:start w:val="1"/>
+      <w:numFmt w:val="bullet"/>
+      <w:lvlText w:val=""/>
+      <w:lvlJc w:val="left"/>
+      <w:pPr>
+        <w:tabs>
+          <w:tab w:val="num" w:pos="5040"/>
+        </w:tabs>
+        <w:ind w:left="5040" w:hanging="360"/>
+      </w:pPr>
+      <w:rPr>
+        <w:rFonts w:ascii="Symbol" w:hAnsi="Symbol" w:hint="default"/>
+        <w:sz w:val="20"/>
+      </w:rPr>
+    </w:lvl>
+    <w:lvl w:ilvl="7" w:tentative="1">
+      <w:start w:val="1"/>
+      <w:numFmt w:val="bullet"/>
+      <w:lvlText w:val=""/>
+      <w:lvlJc w:val="left"/>
+      <w:pPr>
+        <w:tabs>
+          <w:tab w:val="num" w:pos="5760"/>
+        </w:tabs>
+        <w:ind w:left="5760" w:hanging="360"/>
+      </w:pPr>
+      <w:rPr>
+        <w:rFonts w:ascii="Symbol" w:hAnsi="Symbol" w:hint="default"/>
+        <w:sz w:val="20"/>
+      </w:rPr>
+    </w:lvl>
+    <w:lvl w:ilvl="8" w:tentative="1">
+      <w:start w:val="1"/>
+      <w:numFmt w:val="bullet"/>
+      <w:lvlText w:val=""/>
+      <w:lvlJc w:val="left"/>
+      <w:pPr>
+        <w:tabs>
+          <w:tab w:val="num" w:pos="6480"/>
+        </w:tabs>
+        <w:ind w:left="6480" w:hanging="360"/>
+      </w:pPr>
+      <w:rPr>
+        <w:rFonts w:ascii="Symbol" w:hAnsi="Symbol" w:hint="default"/>
+        <w:sz w:val="20"/>
+      </w:rPr>
+    </w:lvl>
+  </w:abstractNum>
   <w:num w:numId="1" w16cid:durableId="1428619264">
-    <w:abstractNumId w:val="4"/>
+    <w:abstractNumId w:val="6"/>
   </w:num>
   <w:num w:numId="2" w16cid:durableId="1274436865">
     <w:abstractNumId w:val="0"/>
@@ -2737,6 +4782,15 @@
   </w:num>
   <w:num w:numId="5" w16cid:durableId="1544906806">
     <w:abstractNumId w:val="1"/>
+  </w:num>
+  <w:num w:numId="6" w16cid:durableId="1795899876">
+    <w:abstractNumId w:val="5"/>
+  </w:num>
+  <w:num w:numId="7" w16cid:durableId="1907256410">
+    <w:abstractNumId w:val="7"/>
+  </w:num>
+  <w:num w:numId="8" w16cid:durableId="975187850">
+    <w:abstractNumId w:val="4"/>
   </w:num>
 </w:numbering>
 </file>
@@ -3706,6 +5760,17 @@
     <w:basedOn w:val="DefaultParagraphFont"/>
     <w:rsid w:val="002D3832"/>
   </w:style>
+  <w:style w:type="character" w:styleId="Emphasis">
+    <w:name w:val="Emphasis"/>
+    <w:basedOn w:val="DefaultParagraphFont"/>
+    <w:uiPriority w:val="20"/>
+    <w:qFormat/>
+    <w:rsid w:val="00C615F6"/>
+    <w:rPr>
+      <w:i/>
+      <w:iCs/>
+    </w:rPr>
+  </w:style>
 </w:styles>
 </file>
 

--- a/PP_Notes.docx
+++ b/PP_Notes.docx
@@ -75,8 +75,8 @@
           <w:noProof/>
           <w:kern w:val="0"/>
         </w:rPr>
-        <w:pict w14:anchorId="785F241A">
-          <v:rect id="_x0000_i1029" alt="" style="width:711pt;height:.75pt;mso-width-percent:0;mso-height-percent:0;mso-width-percent:0;mso-height-percent:0" o:hrpct="0" o:hralign="center" o:hrstd="t" o:hr="t" fillcolor="#a0a0a0" stroked="f"/>
+        <w:pict w14:anchorId="79CDCF4C">
+          <v:rect id="_x0000_i1030" alt="" style="width:711pt;height:.75pt;mso-width-percent:0;mso-height-percent:0;mso-width-percent:0;mso-height-percent:0" o:hrpct="0" o:hralign="center" o:hrstd="t" o:hr="t" fillcolor="#a0a0a0" stroked="f"/>
         </w:pict>
       </w:r>
     </w:p>
@@ -658,7 +658,7 @@
           </mc:Choice>
           <mc:Fallback>
             <w:pict>
-              <v:rect w14:anchorId="1AC53D63" id="Rectangle 1" o:spid="_x0000_s1026" style="width:24.3pt;height:24.3pt;visibility:visible;mso-wrap-style:square;mso-left-percent:-10001;mso-top-percent:-10001;mso-position-horizontal:absolute;mso-position-horizontal-relative:char;mso-position-vertical:absolute;mso-position-vertical-relative:line;mso-left-percent:-10001;mso-top-percent:-10001;v-text-anchor:top" o:gfxdata="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" filled="f" stroked="f">
+              <v:rect w14:anchorId="26D4FF89" id="Rectangle 1" o:spid="_x0000_s1026" style="width:24.3pt;height:24.3pt;visibility:visible;mso-wrap-style:square;mso-left-percent:-10001;mso-top-percent:-10001;mso-position-horizontal:absolute;mso-position-horizontal-relative:char;mso-position-vertical:absolute;mso-position-vertical-relative:line;mso-left-percent:-10001;mso-top-percent:-10001;v-text-anchor:top" o:gfxdata="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" filled="f" stroked="f">
                 <o:lock v:ext="edit" aspectratio="t"/>
                 <w10:anchorlock/>
               </v:rect>
@@ -792,8 +792,8 @@
           <w:noProof/>
           <w:kern w:val="0"/>
         </w:rPr>
-        <w:pict w14:anchorId="3131FF9F">
-          <v:rect id="_x0000_i1028" alt="" style="width:711pt;height:.75pt;mso-width-percent:0;mso-height-percent:0;mso-width-percent:0;mso-height-percent:0" o:hrpct="0" o:hralign="center" o:hrstd="t" o:hr="t" fillcolor="#a0a0a0" stroked="f"/>
+        <w:pict w14:anchorId="632CD7B1">
+          <v:rect id="_x0000_i1029" alt="" style="width:711pt;height:.75pt;mso-width-percent:0;mso-height-percent:0;mso-width-percent:0;mso-height-percent:0" o:hrpct="0" o:hralign="center" o:hrstd="t" o:hr="t" fillcolor="#a0a0a0" stroked="f"/>
         </w:pict>
       </w:r>
     </w:p>
@@ -1114,8 +1114,8 @@
           <w:noProof/>
           <w:kern w:val="0"/>
         </w:rPr>
-        <w:pict w14:anchorId="55669146">
-          <v:rect id="_x0000_i1027" alt="" style="width:711pt;height:.75pt;mso-width-percent:0;mso-height-percent:0;mso-width-percent:0;mso-height-percent:0" o:hrpct="0" o:hralign="center" o:hrstd="t" o:hr="t" fillcolor="#a0a0a0" stroked="f"/>
+        <w:pict w14:anchorId="1F4CE473">
+          <v:rect id="_x0000_i1028" alt="" style="width:711pt;height:.75pt;mso-width-percent:0;mso-height-percent:0;mso-width-percent:0;mso-height-percent:0" o:hrpct="0" o:hralign="center" o:hrstd="t" o:hr="t" fillcolor="#a0a0a0" stroked="f"/>
         </w:pict>
       </w:r>
     </w:p>
@@ -1389,8 +1389,8 @@
           <w:noProof/>
           <w:kern w:val="0"/>
         </w:rPr>
-        <w:pict w14:anchorId="5FA3A6DC">
-          <v:rect id="_x0000_i1026" alt="" style="width:711pt;height:.75pt;mso-width-percent:0;mso-height-percent:0;mso-width-percent:0;mso-height-percent:0" o:hrpct="0" o:hralign="center" o:hrstd="t" o:hr="t" fillcolor="#a0a0a0" stroked="f"/>
+        <w:pict w14:anchorId="219E117F">
+          <v:rect id="_x0000_i1027" alt="" style="width:711pt;height:.75pt;mso-width-percent:0;mso-height-percent:0;mso-width-percent:0;mso-height-percent:0" o:hrpct="0" o:hralign="center" o:hrstd="t" o:hr="t" fillcolor="#a0a0a0" stroked="f"/>
         </w:pict>
       </w:r>
     </w:p>
@@ -1760,8 +1760,8 @@
           <w:noProof/>
           <w:kern w:val="0"/>
         </w:rPr>
-        <w:pict w14:anchorId="1DD96421">
-          <v:rect id="_x0000_i1025" alt="" style="width:711pt;height:.75pt;mso-width-percent:0;mso-height-percent:0;mso-width-percent:0;mso-height-percent:0" o:hrpct="0" o:hralign="center" o:hrstd="t" o:hr="t" fillcolor="#a0a0a0" stroked="f"/>
+        <w:pict w14:anchorId="0A9ECEBA">
+          <v:rect id="_x0000_i1026" alt="" style="width:711pt;height:.75pt;mso-width-percent:0;mso-height-percent:0;mso-width-percent:0;mso-height-percent:0" o:hrpct="0" o:hralign="center" o:hrstd="t" o:hr="t" fillcolor="#a0a0a0" stroked="f"/>
         </w:pict>
       </w:r>
     </w:p>
@@ -3625,6 +3625,5008 @@
           <w14:ligatures w14:val="none"/>
         </w:rPr>
         <w:t> checklists so I can begin execution!</w:t>
+      </w:r>
+    </w:p>
+    <w:p>
+      <w:pPr>
+        <w:pStyle w:val="NormalWeb"/>
+        <w:pBdr>
+          <w:top w:val="single" w:sz="2" w:space="0" w:color="auto"/>
+          <w:left w:val="single" w:sz="2" w:space="0" w:color="auto"/>
+          <w:bottom w:val="single" w:sz="2" w:space="0" w:color="auto"/>
+          <w:right w:val="single" w:sz="2" w:space="0" w:color="auto"/>
+        </w:pBdr>
+        <w:shd w:val="clear" w:color="auto" w:fill="F8F8F8"/>
+        <w:spacing w:before="0" w:beforeAutospacing="0" w:after="0" w:afterAutospacing="0"/>
+        <w:rPr>
+          <w:rFonts w:ascii="Arial" w:hAnsi="Arial" w:cs="Arial"/>
+          <w:color w:val="3B3B3B"/>
+          <w:sz w:val="20"/>
+          <w:szCs w:val="20"/>
+        </w:rPr>
+      </w:pPr>
+      <w:r>
+        <w:br/>
+      </w:r>
+      <w:r>
+        <w:rPr>
+          <w:rFonts w:ascii="Arial" w:hAnsi="Arial" w:cs="Arial"/>
+          <w:color w:val="3B3B3B"/>
+          <w:sz w:val="20"/>
+          <w:szCs w:val="20"/>
+        </w:rPr>
+        <w:t>to take the </w:t>
+      </w:r>
+      <w:r>
+        <w:rPr>
+          <w:rFonts w:ascii="Arial" w:hAnsi="Arial" w:cs="Arial"/>
+          <w:b/>
+          <w:bCs/>
+          <w:color w:val="3B3B3B"/>
+          <w:sz w:val="20"/>
+          <w:szCs w:val="20"/>
+          <w:bdr w:val="single" w:sz="2" w:space="0" w:color="auto" w:frame="1"/>
+        </w:rPr>
+        <w:t>PosturePilot</w:t>
+      </w:r>
+      <w:r>
+        <w:rPr>
+          <w:rFonts w:ascii="Arial" w:hAnsi="Arial" w:cs="Arial"/>
+          <w:color w:val="3B3B3B"/>
+          <w:sz w:val="20"/>
+          <w:szCs w:val="20"/>
+        </w:rPr>
+        <w:t> platform to the absolute absolute next level and make it a jaw-dropping showstopper for investors, customers, and CISOs, here are three highly valuable, high-impact paths we can build next:</w:t>
+      </w:r>
+    </w:p>
+    <w:p>
+      <w:pPr>
+        <w:pBdr>
+          <w:top w:val="single" w:sz="2" w:space="0" w:color="auto"/>
+          <w:left w:val="single" w:sz="2" w:space="0" w:color="auto"/>
+          <w:bottom w:val="single" w:sz="2" w:space="0" w:color="auto"/>
+          <w:right w:val="single" w:sz="2" w:space="0" w:color="auto"/>
+        </w:pBdr>
+        <w:shd w:val="clear" w:color="auto" w:fill="F8F8F8"/>
+        <w:spacing w:before="100" w:beforeAutospacing="1" w:after="100" w:afterAutospacing="1" w:line="240" w:lineRule="auto"/>
+        <w:outlineLvl w:val="2"/>
+        <w:rPr>
+          <w:rFonts w:ascii="Arial" w:eastAsia="Times New Roman" w:hAnsi="Arial" w:cs="Arial"/>
+          <w:color w:val="3B3B3B"/>
+          <w:kern w:val="0"/>
+          <w:sz w:val="27"/>
+          <w:szCs w:val="27"/>
+          <w14:ligatures w14:val="none"/>
+        </w:rPr>
+      </w:pPr>
+      <w:r>
+        <w:rPr>
+          <w:rFonts w:ascii="Arial" w:eastAsia="Times New Roman" w:hAnsi="Arial" w:cs="Arial"/>
+          <w:color w:val="3B3B3B"/>
+          <w:kern w:val="0"/>
+          <w:sz w:val="27"/>
+          <w:szCs w:val="27"/>
+          <w14:ligatures w14:val="none"/>
+        </w:rPr>
+        <w:t xml:space="preserve">Option 1: </w:t>
+      </w:r>
+      <w:r>
+        <w:rPr>
+          <w:rFonts w:ascii="Apple Color Emoji" w:eastAsia="Times New Roman" w:hAnsi="Apple Color Emoji" w:cs="Apple Color Emoji"/>
+          <w:color w:val="3B3B3B"/>
+          <w:kern w:val="0"/>
+          <w:sz w:val="27"/>
+          <w:szCs w:val="27"/>
+          <w14:ligatures w14:val="none"/>
+        </w:rPr>
+        <w:t>✈️</w:t>
+      </w:r>
+      <w:r>
+        <w:rPr>
+          <w:rFonts w:ascii="Arial" w:eastAsia="Times New Roman" w:hAnsi="Arial" w:cs="Arial"/>
+          <w:color w:val="3B3B3B"/>
+          <w:kern w:val="0"/>
+          <w:sz w:val="27"/>
+          <w:szCs w:val="27"/>
+          <w14:ligatures w14:val="none"/>
+        </w:rPr>
+        <w:t> </w:t>
+      </w:r>
+      <w:r>
+        <w:rPr>
+          <w:rFonts w:ascii="Arial" w:eastAsia="Times New Roman" w:hAnsi="Arial" w:cs="Arial"/>
+          <w:b/>
+          <w:bCs/>
+          <w:color w:val="3B3B3B"/>
+          <w:kern w:val="0"/>
+          <w:sz w:val="27"/>
+          <w:szCs w:val="27"/>
+          <w:bdr w:val="single" w:sz="2" w:space="0" w:color="auto" w:frame="1"/>
+          <w14:ligatures w14:val="none"/>
+        </w:rPr>
+        <w:t>The Interactive "War Room" Flight Threat Simulator</w:t>
+      </w:r>
+      <w:r>
+        <w:rPr>
+          <w:rFonts w:ascii="Arial" w:eastAsia="Times New Roman" w:hAnsi="Arial" w:cs="Arial"/>
+          <w:color w:val="3B3B3B"/>
+          <w:kern w:val="0"/>
+          <w:sz w:val="27"/>
+          <w:szCs w:val="27"/>
+          <w14:ligatures w14:val="none"/>
+        </w:rPr>
+        <w:t> (High Visual Wow Factor!)</w:t>
+      </w:r>
+    </w:p>
+    <w:p>
+      <w:pPr>
+        <w:numPr>
+          <w:ilvl w:val="0"/>
+          <w:numId w:val="9"/>
+        </w:numPr>
+        <w:pBdr>
+          <w:top w:val="single" w:sz="2" w:space="0" w:color="auto"/>
+          <w:left w:val="single" w:sz="2" w:space="0" w:color="auto"/>
+          <w:bottom w:val="single" w:sz="2" w:space="0" w:color="auto"/>
+          <w:right w:val="single" w:sz="2" w:space="0" w:color="auto"/>
+        </w:pBdr>
+        <w:shd w:val="clear" w:color="auto" w:fill="F8F8F8"/>
+        <w:spacing w:before="100" w:beforeAutospacing="1" w:after="100" w:afterAutospacing="1" w:line="240" w:lineRule="auto"/>
+        <w:rPr>
+          <w:rFonts w:ascii="Arial" w:eastAsia="Times New Roman" w:hAnsi="Arial" w:cs="Arial"/>
+          <w:color w:val="3B3B3B"/>
+          <w:kern w:val="0"/>
+          <w:sz w:val="20"/>
+          <w:szCs w:val="20"/>
+          <w14:ligatures w14:val="none"/>
+        </w:rPr>
+      </w:pPr>
+      <w:r>
+        <w:rPr>
+          <w:rFonts w:ascii="Arial" w:eastAsia="Times New Roman" w:hAnsi="Arial" w:cs="Arial"/>
+          <w:b/>
+          <w:bCs/>
+          <w:color w:val="3B3B3B"/>
+          <w:kern w:val="0"/>
+          <w:sz w:val="20"/>
+          <w:szCs w:val="20"/>
+          <w:bdr w:val="single" w:sz="2" w:space="0" w:color="auto" w:frame="1"/>
+          <w14:ligatures w14:val="none"/>
+        </w:rPr>
+        <w:t>What it is</w:t>
+      </w:r>
+      <w:r>
+        <w:rPr>
+          <w:rFonts w:ascii="Arial" w:eastAsia="Times New Roman" w:hAnsi="Arial" w:cs="Arial"/>
+          <w:color w:val="3B3B3B"/>
+          <w:kern w:val="0"/>
+          <w:sz w:val="20"/>
+          <w:szCs w:val="20"/>
+          <w14:ligatures w14:val="none"/>
+        </w:rPr>
+        <w:t>: An interactive, highly animated cockpit visualizer built into the </w:t>
+      </w:r>
+      <w:r>
+        <w:rPr>
+          <w:rFonts w:ascii="Arial" w:eastAsia="Times New Roman" w:hAnsi="Arial" w:cs="Arial"/>
+          <w:b/>
+          <w:bCs/>
+          <w:color w:val="3B3B3B"/>
+          <w:kern w:val="0"/>
+          <w:sz w:val="20"/>
+          <w:szCs w:val="20"/>
+          <w:bdr w:val="single" w:sz="2" w:space="0" w:color="auto" w:frame="1"/>
+          <w14:ligatures w14:val="none"/>
+        </w:rPr>
+        <w:t>Main Terminal (Overview)</w:t>
+      </w:r>
+      <w:r>
+        <w:rPr>
+          <w:rFonts w:ascii="Arial" w:eastAsia="Times New Roman" w:hAnsi="Arial" w:cs="Arial"/>
+          <w:color w:val="3B3B3B"/>
+          <w:kern w:val="0"/>
+          <w:sz w:val="20"/>
+          <w:szCs w:val="20"/>
+          <w14:ligatures w14:val="none"/>
+        </w:rPr>
+        <w:t>.</w:t>
+      </w:r>
+    </w:p>
+    <w:p>
+      <w:pPr>
+        <w:numPr>
+          <w:ilvl w:val="0"/>
+          <w:numId w:val="9"/>
+        </w:numPr>
+        <w:pBdr>
+          <w:top w:val="single" w:sz="2" w:space="0" w:color="auto"/>
+          <w:left w:val="single" w:sz="2" w:space="0" w:color="auto"/>
+          <w:bottom w:val="single" w:sz="2" w:space="0" w:color="auto"/>
+          <w:right w:val="single" w:sz="2" w:space="0" w:color="auto"/>
+        </w:pBdr>
+        <w:shd w:val="clear" w:color="auto" w:fill="F8F8F8"/>
+        <w:spacing w:before="100" w:beforeAutospacing="1" w:after="100" w:afterAutospacing="1" w:line="240" w:lineRule="auto"/>
+        <w:rPr>
+          <w:rFonts w:ascii="Arial" w:eastAsia="Times New Roman" w:hAnsi="Arial" w:cs="Arial"/>
+          <w:color w:val="3B3B3B"/>
+          <w:kern w:val="0"/>
+          <w:sz w:val="20"/>
+          <w:szCs w:val="20"/>
+          <w14:ligatures w14:val="none"/>
+        </w:rPr>
+      </w:pPr>
+      <w:r>
+        <w:rPr>
+          <w:rFonts w:ascii="Arial" w:eastAsia="Times New Roman" w:hAnsi="Arial" w:cs="Arial"/>
+          <w:b/>
+          <w:bCs/>
+          <w:color w:val="3B3B3B"/>
+          <w:kern w:val="0"/>
+          <w:sz w:val="20"/>
+          <w:szCs w:val="20"/>
+          <w:bdr w:val="single" w:sz="2" w:space="0" w:color="auto" w:frame="1"/>
+          <w14:ligatures w14:val="none"/>
+        </w:rPr>
+        <w:t>The Vibe</w:t>
+      </w:r>
+      <w:r>
+        <w:rPr>
+          <w:rFonts w:ascii="Arial" w:eastAsia="Times New Roman" w:hAnsi="Arial" w:cs="Arial"/>
+          <w:color w:val="3B3B3B"/>
+          <w:kern w:val="0"/>
+          <w:sz w:val="20"/>
+          <w:szCs w:val="20"/>
+          <w14:ligatures w14:val="none"/>
+        </w:rPr>
+        <w:t>: It maps active cloud and network threats as </w:t>
+      </w:r>
+      <w:r>
+        <w:rPr>
+          <w:rFonts w:ascii="Arial" w:eastAsia="Times New Roman" w:hAnsi="Arial" w:cs="Arial"/>
+          <w:b/>
+          <w:bCs/>
+          <w:color w:val="3B3B3B"/>
+          <w:kern w:val="0"/>
+          <w:sz w:val="20"/>
+          <w:szCs w:val="20"/>
+          <w:bdr w:val="single" w:sz="2" w:space="0" w:color="auto" w:frame="1"/>
+          <w14:ligatures w14:val="none"/>
+        </w:rPr>
+        <w:t>"incoming rogue aircraft"</w:t>
+      </w:r>
+      <w:r>
+        <w:rPr>
+          <w:rFonts w:ascii="Arial" w:eastAsia="Times New Roman" w:hAnsi="Arial" w:cs="Arial"/>
+          <w:color w:val="3B3B3B"/>
+          <w:kern w:val="0"/>
+          <w:sz w:val="20"/>
+          <w:szCs w:val="20"/>
+          <w14:ligatures w14:val="none"/>
+        </w:rPr>
+        <w:t> flying into your controlled airspace in real-time. The CISO can click on a rogue flight (e.g. an SSH brute-force attack or public S3 bucket leak) to inspect it, dispatch EDR interceptors, or seal the boundary gates, showing real-time SVG flight-path animations and high-tech radar Sweeper graphics.</w:t>
+      </w:r>
+    </w:p>
+    <w:p>
+      <w:pPr>
+        <w:numPr>
+          <w:ilvl w:val="0"/>
+          <w:numId w:val="9"/>
+        </w:numPr>
+        <w:pBdr>
+          <w:top w:val="single" w:sz="2" w:space="0" w:color="auto"/>
+          <w:left w:val="single" w:sz="2" w:space="0" w:color="auto"/>
+          <w:bottom w:val="single" w:sz="2" w:space="0" w:color="auto"/>
+          <w:right w:val="single" w:sz="2" w:space="0" w:color="auto"/>
+        </w:pBdr>
+        <w:shd w:val="clear" w:color="auto" w:fill="F8F8F8"/>
+        <w:spacing w:before="100" w:beforeAutospacing="1" w:after="100" w:afterAutospacing="1" w:line="240" w:lineRule="auto"/>
+        <w:rPr>
+          <w:rFonts w:ascii="Arial" w:eastAsia="Times New Roman" w:hAnsi="Arial" w:cs="Arial"/>
+          <w:color w:val="3B3B3B"/>
+          <w:kern w:val="0"/>
+          <w:sz w:val="20"/>
+          <w:szCs w:val="20"/>
+          <w14:ligatures w14:val="none"/>
+        </w:rPr>
+      </w:pPr>
+      <w:r>
+        <w:rPr>
+          <w:rFonts w:ascii="Arial" w:eastAsia="Times New Roman" w:hAnsi="Arial" w:cs="Arial"/>
+          <w:b/>
+          <w:bCs/>
+          <w:color w:val="3B3B3B"/>
+          <w:kern w:val="0"/>
+          <w:sz w:val="20"/>
+          <w:szCs w:val="20"/>
+          <w:bdr w:val="single" w:sz="2" w:space="0" w:color="auto" w:frame="1"/>
+          <w14:ligatures w14:val="none"/>
+        </w:rPr>
+        <w:t>Why do it</w:t>
+      </w:r>
+      <w:r>
+        <w:rPr>
+          <w:rFonts w:ascii="Arial" w:eastAsia="Times New Roman" w:hAnsi="Arial" w:cs="Arial"/>
+          <w:color w:val="3B3B3B"/>
+          <w:kern w:val="0"/>
+          <w:sz w:val="20"/>
+          <w:szCs w:val="20"/>
+          <w14:ligatures w14:val="none"/>
+        </w:rPr>
+        <w:t>: Absolute </w:t>
+      </w:r>
+      <w:r>
+        <w:rPr>
+          <w:rFonts w:ascii="Arial" w:eastAsia="Times New Roman" w:hAnsi="Arial" w:cs="Arial"/>
+          <w:b/>
+          <w:bCs/>
+          <w:color w:val="3B3B3B"/>
+          <w:kern w:val="0"/>
+          <w:sz w:val="20"/>
+          <w:szCs w:val="20"/>
+          <w:bdr w:val="single" w:sz="2" w:space="0" w:color="auto" w:frame="1"/>
+          <w14:ligatures w14:val="none"/>
+        </w:rPr>
+        <w:t>100% WOW factor</w:t>
+      </w:r>
+      <w:r>
+        <w:rPr>
+          <w:rFonts w:ascii="Arial" w:eastAsia="Times New Roman" w:hAnsi="Arial" w:cs="Arial"/>
+          <w:color w:val="3B3B3B"/>
+          <w:kern w:val="0"/>
+          <w:sz w:val="20"/>
+          <w:szCs w:val="20"/>
+          <w14:ligatures w14:val="none"/>
+        </w:rPr>
+        <w:t> for demo pitches and landing page showcases.</w:t>
+      </w:r>
+    </w:p>
+    <w:p>
+      <w:pPr>
+        <w:pBdr>
+          <w:top w:val="single" w:sz="2" w:space="0" w:color="auto"/>
+          <w:left w:val="single" w:sz="2" w:space="0" w:color="auto"/>
+          <w:bottom w:val="single" w:sz="2" w:space="0" w:color="auto"/>
+          <w:right w:val="single" w:sz="2" w:space="0" w:color="auto"/>
+        </w:pBdr>
+        <w:shd w:val="clear" w:color="auto" w:fill="F8F8F8"/>
+        <w:spacing w:before="100" w:beforeAutospacing="1" w:after="100" w:afterAutospacing="1" w:line="240" w:lineRule="auto"/>
+        <w:outlineLvl w:val="2"/>
+        <w:rPr>
+          <w:rFonts w:ascii="Arial" w:eastAsia="Times New Roman" w:hAnsi="Arial" w:cs="Arial"/>
+          <w:color w:val="3B3B3B"/>
+          <w:kern w:val="0"/>
+          <w:sz w:val="27"/>
+          <w:szCs w:val="27"/>
+          <w14:ligatures w14:val="none"/>
+        </w:rPr>
+      </w:pPr>
+      <w:r>
+        <w:rPr>
+          <w:rFonts w:ascii="Arial" w:eastAsia="Times New Roman" w:hAnsi="Arial" w:cs="Arial"/>
+          <w:color w:val="3B3B3B"/>
+          <w:kern w:val="0"/>
+          <w:sz w:val="27"/>
+          <w:szCs w:val="27"/>
+          <w14:ligatures w14:val="none"/>
+        </w:rPr>
+        <w:t xml:space="preserve">Option 2: </w:t>
+      </w:r>
+      <w:r>
+        <w:rPr>
+          <w:rFonts w:ascii="Apple Color Emoji" w:eastAsia="Times New Roman" w:hAnsi="Apple Color Emoji" w:cs="Apple Color Emoji"/>
+          <w:color w:val="3B3B3B"/>
+          <w:kern w:val="0"/>
+          <w:sz w:val="27"/>
+          <w:szCs w:val="27"/>
+          <w14:ligatures w14:val="none"/>
+        </w:rPr>
+        <w:t>📜</w:t>
+      </w:r>
+      <w:r>
+        <w:rPr>
+          <w:rFonts w:ascii="Arial" w:eastAsia="Times New Roman" w:hAnsi="Arial" w:cs="Arial"/>
+          <w:color w:val="3B3B3B"/>
+          <w:kern w:val="0"/>
+          <w:sz w:val="27"/>
+          <w:szCs w:val="27"/>
+          <w14:ligatures w14:val="none"/>
+        </w:rPr>
+        <w:t> </w:t>
+      </w:r>
+      <w:r>
+        <w:rPr>
+          <w:rFonts w:ascii="Arial" w:eastAsia="Times New Roman" w:hAnsi="Arial" w:cs="Arial"/>
+          <w:b/>
+          <w:bCs/>
+          <w:color w:val="3B3B3B"/>
+          <w:kern w:val="0"/>
+          <w:sz w:val="27"/>
+          <w:szCs w:val="27"/>
+          <w:bdr w:val="single" w:sz="2" w:space="0" w:color="auto" w:frame="1"/>
+          <w14:ligatures w14:val="none"/>
+        </w:rPr>
+        <w:t>The "Pre-Flight Briefing" PDF Report Generator Wizard</w:t>
+      </w:r>
+      <w:r>
+        <w:rPr>
+          <w:rFonts w:ascii="Arial" w:eastAsia="Times New Roman" w:hAnsi="Arial" w:cs="Arial"/>
+          <w:color w:val="3B3B3B"/>
+          <w:kern w:val="0"/>
+          <w:sz w:val="27"/>
+          <w:szCs w:val="27"/>
+          <w14:ligatures w14:val="none"/>
+        </w:rPr>
+        <w:t> (High Enterprise Utility)</w:t>
+      </w:r>
+    </w:p>
+    <w:p>
+      <w:pPr>
+        <w:numPr>
+          <w:ilvl w:val="0"/>
+          <w:numId w:val="10"/>
+        </w:numPr>
+        <w:pBdr>
+          <w:top w:val="single" w:sz="2" w:space="0" w:color="auto"/>
+          <w:left w:val="single" w:sz="2" w:space="0" w:color="auto"/>
+          <w:bottom w:val="single" w:sz="2" w:space="0" w:color="auto"/>
+          <w:right w:val="single" w:sz="2" w:space="0" w:color="auto"/>
+        </w:pBdr>
+        <w:shd w:val="clear" w:color="auto" w:fill="F8F8F8"/>
+        <w:spacing w:before="100" w:beforeAutospacing="1" w:after="100" w:afterAutospacing="1" w:line="240" w:lineRule="auto"/>
+        <w:rPr>
+          <w:rFonts w:ascii="Arial" w:eastAsia="Times New Roman" w:hAnsi="Arial" w:cs="Arial"/>
+          <w:color w:val="3B3B3B"/>
+          <w:kern w:val="0"/>
+          <w:sz w:val="20"/>
+          <w:szCs w:val="20"/>
+          <w14:ligatures w14:val="none"/>
+        </w:rPr>
+      </w:pPr>
+      <w:r>
+        <w:rPr>
+          <w:rFonts w:ascii="Arial" w:eastAsia="Times New Roman" w:hAnsi="Arial" w:cs="Arial"/>
+          <w:b/>
+          <w:bCs/>
+          <w:color w:val="3B3B3B"/>
+          <w:kern w:val="0"/>
+          <w:sz w:val="20"/>
+          <w:szCs w:val="20"/>
+          <w:bdr w:val="single" w:sz="2" w:space="0" w:color="auto" w:frame="1"/>
+          <w14:ligatures w14:val="none"/>
+        </w:rPr>
+        <w:t>What it is</w:t>
+      </w:r>
+      <w:r>
+        <w:rPr>
+          <w:rFonts w:ascii="Arial" w:eastAsia="Times New Roman" w:hAnsi="Arial" w:cs="Arial"/>
+          <w:color w:val="3B3B3B"/>
+          <w:kern w:val="0"/>
+          <w:sz w:val="20"/>
+          <w:szCs w:val="20"/>
+          <w14:ligatures w14:val="none"/>
+        </w:rPr>
+        <w:t>: A high-fidelity executive reporting wizard.</w:t>
+      </w:r>
+    </w:p>
+    <w:p>
+      <w:pPr>
+        <w:numPr>
+          <w:ilvl w:val="0"/>
+          <w:numId w:val="10"/>
+        </w:numPr>
+        <w:pBdr>
+          <w:top w:val="single" w:sz="2" w:space="0" w:color="auto"/>
+          <w:left w:val="single" w:sz="2" w:space="0" w:color="auto"/>
+          <w:bottom w:val="single" w:sz="2" w:space="0" w:color="auto"/>
+          <w:right w:val="single" w:sz="2" w:space="0" w:color="auto"/>
+        </w:pBdr>
+        <w:shd w:val="clear" w:color="auto" w:fill="F8F8F8"/>
+        <w:spacing w:before="100" w:beforeAutospacing="1" w:after="100" w:afterAutospacing="1" w:line="240" w:lineRule="auto"/>
+        <w:rPr>
+          <w:rFonts w:ascii="Arial" w:eastAsia="Times New Roman" w:hAnsi="Arial" w:cs="Arial"/>
+          <w:color w:val="3B3B3B"/>
+          <w:kern w:val="0"/>
+          <w:sz w:val="20"/>
+          <w:szCs w:val="20"/>
+          <w14:ligatures w14:val="none"/>
+        </w:rPr>
+      </w:pPr>
+      <w:r>
+        <w:rPr>
+          <w:rFonts w:ascii="Arial" w:eastAsia="Times New Roman" w:hAnsi="Arial" w:cs="Arial"/>
+          <w:b/>
+          <w:bCs/>
+          <w:color w:val="3B3B3B"/>
+          <w:kern w:val="0"/>
+          <w:sz w:val="20"/>
+          <w:szCs w:val="20"/>
+          <w:bdr w:val="single" w:sz="2" w:space="0" w:color="auto" w:frame="1"/>
+          <w14:ligatures w14:val="none"/>
+        </w:rPr>
+        <w:t>The Vibe</w:t>
+      </w:r>
+      <w:r>
+        <w:rPr>
+          <w:rFonts w:ascii="Arial" w:eastAsia="Times New Roman" w:hAnsi="Arial" w:cs="Arial"/>
+          <w:color w:val="3B3B3B"/>
+          <w:kern w:val="0"/>
+          <w:sz w:val="20"/>
+          <w:szCs w:val="20"/>
+          <w14:ligatures w14:val="none"/>
+        </w:rPr>
+        <w:t>: The CISO can select specific flight parameters (Cloud Altitude metrics, Compliance Checkpoint logs, Fleet Health status) and instantly compile a </w:t>
+      </w:r>
+      <w:r>
+        <w:rPr>
+          <w:rFonts w:ascii="Arial" w:eastAsia="Times New Roman" w:hAnsi="Arial" w:cs="Arial"/>
+          <w:b/>
+          <w:bCs/>
+          <w:color w:val="3B3B3B"/>
+          <w:kern w:val="0"/>
+          <w:sz w:val="20"/>
+          <w:szCs w:val="20"/>
+          <w:bdr w:val="single" w:sz="2" w:space="0" w:color="auto" w:frame="1"/>
+          <w14:ligatures w14:val="none"/>
+        </w:rPr>
+        <w:t>stunning, board-ready PDF briefing</w:t>
+      </w:r>
+      <w:r>
+        <w:rPr>
+          <w:rFonts w:ascii="Arial" w:eastAsia="Times New Roman" w:hAnsi="Arial" w:cs="Arial"/>
+          <w:color w:val="3B3B3B"/>
+          <w:kern w:val="0"/>
+          <w:sz w:val="20"/>
+          <w:szCs w:val="20"/>
+          <w14:ligatures w14:val="none"/>
+        </w:rPr>
+        <w:t> (formatted exactly like a premium flight logbook).</w:t>
+      </w:r>
+    </w:p>
+    <w:p>
+      <w:pPr>
+        <w:numPr>
+          <w:ilvl w:val="0"/>
+          <w:numId w:val="10"/>
+        </w:numPr>
+        <w:pBdr>
+          <w:top w:val="single" w:sz="2" w:space="0" w:color="auto"/>
+          <w:left w:val="single" w:sz="2" w:space="0" w:color="auto"/>
+          <w:bottom w:val="single" w:sz="2" w:space="0" w:color="auto"/>
+          <w:right w:val="single" w:sz="2" w:space="0" w:color="auto"/>
+        </w:pBdr>
+        <w:shd w:val="clear" w:color="auto" w:fill="F8F8F8"/>
+        <w:spacing w:before="100" w:beforeAutospacing="1" w:after="100" w:afterAutospacing="1" w:line="240" w:lineRule="auto"/>
+        <w:rPr>
+          <w:rFonts w:ascii="Arial" w:eastAsia="Times New Roman" w:hAnsi="Arial" w:cs="Arial"/>
+          <w:color w:val="3B3B3B"/>
+          <w:kern w:val="0"/>
+          <w:sz w:val="20"/>
+          <w:szCs w:val="20"/>
+          <w14:ligatures w14:val="none"/>
+        </w:rPr>
+      </w:pPr>
+      <w:r>
+        <w:rPr>
+          <w:rFonts w:ascii="Arial" w:eastAsia="Times New Roman" w:hAnsi="Arial" w:cs="Arial"/>
+          <w:b/>
+          <w:bCs/>
+          <w:color w:val="3B3B3B"/>
+          <w:kern w:val="0"/>
+          <w:sz w:val="20"/>
+          <w:szCs w:val="20"/>
+          <w:bdr w:val="single" w:sz="2" w:space="0" w:color="auto" w:frame="1"/>
+          <w14:ligatures w14:val="none"/>
+        </w:rPr>
+        <w:t>Why do it</w:t>
+      </w:r>
+      <w:r>
+        <w:rPr>
+          <w:rFonts w:ascii="Arial" w:eastAsia="Times New Roman" w:hAnsi="Arial" w:cs="Arial"/>
+          <w:color w:val="3B3B3B"/>
+          <w:kern w:val="0"/>
+          <w:sz w:val="20"/>
+          <w:szCs w:val="20"/>
+          <w14:ligatures w14:val="none"/>
+        </w:rPr>
+        <w:t>: This is the #1 feature CISOs actually use every week to present security readiness directly to the Board of Directors.</w:t>
+      </w:r>
+    </w:p>
+    <w:p>
+      <w:pPr>
+        <w:pBdr>
+          <w:top w:val="single" w:sz="2" w:space="0" w:color="auto"/>
+          <w:left w:val="single" w:sz="2" w:space="0" w:color="auto"/>
+          <w:bottom w:val="single" w:sz="2" w:space="0" w:color="auto"/>
+          <w:right w:val="single" w:sz="2" w:space="0" w:color="auto"/>
+        </w:pBdr>
+        <w:shd w:val="clear" w:color="auto" w:fill="F8F8F8"/>
+        <w:spacing w:before="100" w:beforeAutospacing="1" w:after="100" w:afterAutospacing="1" w:line="240" w:lineRule="auto"/>
+        <w:outlineLvl w:val="2"/>
+        <w:rPr>
+          <w:rFonts w:ascii="Arial" w:eastAsia="Times New Roman" w:hAnsi="Arial" w:cs="Arial"/>
+          <w:color w:val="3B3B3B"/>
+          <w:kern w:val="0"/>
+          <w:sz w:val="27"/>
+          <w:szCs w:val="27"/>
+          <w14:ligatures w14:val="none"/>
+        </w:rPr>
+      </w:pPr>
+      <w:r>
+        <w:rPr>
+          <w:rFonts w:ascii="Arial" w:eastAsia="Times New Roman" w:hAnsi="Arial" w:cs="Arial"/>
+          <w:color w:val="3B3B3B"/>
+          <w:kern w:val="0"/>
+          <w:sz w:val="27"/>
+          <w:szCs w:val="27"/>
+          <w14:ligatures w14:val="none"/>
+        </w:rPr>
+        <w:t xml:space="preserve">Option 3: </w:t>
+      </w:r>
+      <w:r>
+        <w:rPr>
+          <w:rFonts w:ascii="Apple Color Emoji" w:eastAsia="Times New Roman" w:hAnsi="Apple Color Emoji" w:cs="Apple Color Emoji"/>
+          <w:color w:val="3B3B3B"/>
+          <w:kern w:val="0"/>
+          <w:sz w:val="27"/>
+          <w:szCs w:val="27"/>
+          <w14:ligatures w14:val="none"/>
+        </w:rPr>
+        <w:t>🤖</w:t>
+      </w:r>
+      <w:r>
+        <w:rPr>
+          <w:rFonts w:ascii="Arial" w:eastAsia="Times New Roman" w:hAnsi="Arial" w:cs="Arial"/>
+          <w:color w:val="3B3B3B"/>
+          <w:kern w:val="0"/>
+          <w:sz w:val="27"/>
+          <w:szCs w:val="27"/>
+          <w14:ligatures w14:val="none"/>
+        </w:rPr>
+        <w:t> </w:t>
+      </w:r>
+      <w:r>
+        <w:rPr>
+          <w:rFonts w:ascii="Arial" w:eastAsia="Times New Roman" w:hAnsi="Arial" w:cs="Arial"/>
+          <w:b/>
+          <w:bCs/>
+          <w:color w:val="3B3B3B"/>
+          <w:kern w:val="0"/>
+          <w:sz w:val="27"/>
+          <w:szCs w:val="27"/>
+          <w:bdr w:val="single" w:sz="2" w:space="0" w:color="auto" w:frame="1"/>
+          <w14:ligatures w14:val="none"/>
+        </w:rPr>
+        <w:t>The "Shadow Copilot" AI Guardrails Console</w:t>
+      </w:r>
+      <w:r>
+        <w:rPr>
+          <w:rFonts w:ascii="Arial" w:eastAsia="Times New Roman" w:hAnsi="Arial" w:cs="Arial"/>
+          <w:color w:val="3B3B3B"/>
+          <w:kern w:val="0"/>
+          <w:sz w:val="27"/>
+          <w:szCs w:val="27"/>
+          <w14:ligatures w14:val="none"/>
+        </w:rPr>
+        <w:t> (Highly Trending Market Fit)</w:t>
+      </w:r>
+    </w:p>
+    <w:p>
+      <w:pPr>
+        <w:numPr>
+          <w:ilvl w:val="0"/>
+          <w:numId w:val="11"/>
+        </w:numPr>
+        <w:pBdr>
+          <w:top w:val="single" w:sz="2" w:space="0" w:color="auto"/>
+          <w:left w:val="single" w:sz="2" w:space="0" w:color="auto"/>
+          <w:bottom w:val="single" w:sz="2" w:space="0" w:color="auto"/>
+          <w:right w:val="single" w:sz="2" w:space="0" w:color="auto"/>
+        </w:pBdr>
+        <w:shd w:val="clear" w:color="auto" w:fill="F8F8F8"/>
+        <w:spacing w:before="100" w:beforeAutospacing="1" w:after="100" w:afterAutospacing="1" w:line="240" w:lineRule="auto"/>
+        <w:rPr>
+          <w:rFonts w:ascii="Arial" w:eastAsia="Times New Roman" w:hAnsi="Arial" w:cs="Arial"/>
+          <w:color w:val="3B3B3B"/>
+          <w:kern w:val="0"/>
+          <w:sz w:val="20"/>
+          <w:szCs w:val="20"/>
+          <w14:ligatures w14:val="none"/>
+        </w:rPr>
+      </w:pPr>
+      <w:r>
+        <w:rPr>
+          <w:rFonts w:ascii="Arial" w:eastAsia="Times New Roman" w:hAnsi="Arial" w:cs="Arial"/>
+          <w:b/>
+          <w:bCs/>
+          <w:color w:val="3B3B3B"/>
+          <w:kern w:val="0"/>
+          <w:sz w:val="20"/>
+          <w:szCs w:val="20"/>
+          <w:bdr w:val="single" w:sz="2" w:space="0" w:color="auto" w:frame="1"/>
+          <w14:ligatures w14:val="none"/>
+        </w:rPr>
+        <w:t>What it is</w:t>
+      </w:r>
+      <w:r>
+        <w:rPr>
+          <w:rFonts w:ascii="Arial" w:eastAsia="Times New Roman" w:hAnsi="Arial" w:cs="Arial"/>
+          <w:color w:val="3B3B3B"/>
+          <w:kern w:val="0"/>
+          <w:sz w:val="20"/>
+          <w:szCs w:val="20"/>
+          <w14:ligatures w14:val="none"/>
+        </w:rPr>
+        <w:t>: A complete security policy editor for </w:t>
+      </w:r>
+      <w:r>
+        <w:rPr>
+          <w:rFonts w:ascii="Arial" w:eastAsia="Times New Roman" w:hAnsi="Arial" w:cs="Arial"/>
+          <w:b/>
+          <w:bCs/>
+          <w:color w:val="3B3B3B"/>
+          <w:kern w:val="0"/>
+          <w:sz w:val="20"/>
+          <w:szCs w:val="20"/>
+          <w:bdr w:val="single" w:sz="2" w:space="0" w:color="auto" w:frame="1"/>
+          <w14:ligatures w14:val="none"/>
+        </w:rPr>
+        <w:t>AI Risk</w:t>
+      </w:r>
+      <w:r>
+        <w:rPr>
+          <w:rFonts w:ascii="Arial" w:eastAsia="Times New Roman" w:hAnsi="Arial" w:cs="Arial"/>
+          <w:color w:val="3B3B3B"/>
+          <w:kern w:val="0"/>
+          <w:sz w:val="20"/>
+          <w:szCs w:val="20"/>
+          <w14:ligatures w14:val="none"/>
+        </w:rPr>
+        <w:t>.</w:t>
+      </w:r>
+    </w:p>
+    <w:p>
+      <w:pPr>
+        <w:numPr>
+          <w:ilvl w:val="0"/>
+          <w:numId w:val="11"/>
+        </w:numPr>
+        <w:pBdr>
+          <w:top w:val="single" w:sz="2" w:space="0" w:color="auto"/>
+          <w:left w:val="single" w:sz="2" w:space="0" w:color="auto"/>
+          <w:bottom w:val="single" w:sz="2" w:space="0" w:color="auto"/>
+          <w:right w:val="single" w:sz="2" w:space="0" w:color="auto"/>
+        </w:pBdr>
+        <w:shd w:val="clear" w:color="auto" w:fill="F8F8F8"/>
+        <w:spacing w:before="100" w:beforeAutospacing="1" w:after="100" w:afterAutospacing="1" w:line="240" w:lineRule="auto"/>
+        <w:rPr>
+          <w:rFonts w:ascii="Arial" w:eastAsia="Times New Roman" w:hAnsi="Arial" w:cs="Arial"/>
+          <w:color w:val="3B3B3B"/>
+          <w:kern w:val="0"/>
+          <w:sz w:val="20"/>
+          <w:szCs w:val="20"/>
+          <w14:ligatures w14:val="none"/>
+        </w:rPr>
+      </w:pPr>
+      <w:r>
+        <w:rPr>
+          <w:rFonts w:ascii="Arial" w:eastAsia="Times New Roman" w:hAnsi="Arial" w:cs="Arial"/>
+          <w:b/>
+          <w:bCs/>
+          <w:color w:val="3B3B3B"/>
+          <w:kern w:val="0"/>
+          <w:sz w:val="20"/>
+          <w:szCs w:val="20"/>
+          <w:bdr w:val="single" w:sz="2" w:space="0" w:color="auto" w:frame="1"/>
+          <w14:ligatures w14:val="none"/>
+        </w:rPr>
+        <w:t>The Vibe</w:t>
+      </w:r>
+      <w:r>
+        <w:rPr>
+          <w:rFonts w:ascii="Arial" w:eastAsia="Times New Roman" w:hAnsi="Arial" w:cs="Arial"/>
+          <w:color w:val="3B3B3B"/>
+          <w:kern w:val="0"/>
+          <w:sz w:val="20"/>
+          <w:szCs w:val="20"/>
+          <w14:ligatures w14:val="none"/>
+        </w:rPr>
+        <w:t>: An interactive dashboard panel allowing the CISO to configure active blocking policies for unapproved LLM APIs, audit repository code for leaked HuggingFace tokens, and simulate safe gateway intercepts of developer prompts to prevent corporate data leakage.</w:t>
+      </w:r>
+    </w:p>
+    <w:p>
+      <w:pPr>
+        <w:numPr>
+          <w:ilvl w:val="0"/>
+          <w:numId w:val="11"/>
+        </w:numPr>
+        <w:pBdr>
+          <w:top w:val="single" w:sz="2" w:space="0" w:color="auto"/>
+          <w:left w:val="single" w:sz="2" w:space="0" w:color="auto"/>
+          <w:bottom w:val="single" w:sz="2" w:space="0" w:color="auto"/>
+          <w:right w:val="single" w:sz="2" w:space="0" w:color="auto"/>
+        </w:pBdr>
+        <w:shd w:val="clear" w:color="auto" w:fill="F8F8F8"/>
+        <w:spacing w:before="100" w:beforeAutospacing="1" w:after="100" w:afterAutospacing="1" w:line="240" w:lineRule="auto"/>
+        <w:rPr>
+          <w:rFonts w:ascii="Arial" w:eastAsia="Times New Roman" w:hAnsi="Arial" w:cs="Arial"/>
+          <w:color w:val="3B3B3B"/>
+          <w:kern w:val="0"/>
+          <w:sz w:val="20"/>
+          <w:szCs w:val="20"/>
+          <w14:ligatures w14:val="none"/>
+        </w:rPr>
+      </w:pPr>
+      <w:r>
+        <w:rPr>
+          <w:rFonts w:ascii="Arial" w:eastAsia="Times New Roman" w:hAnsi="Arial" w:cs="Arial"/>
+          <w:b/>
+          <w:bCs/>
+          <w:color w:val="3B3B3B"/>
+          <w:kern w:val="0"/>
+          <w:sz w:val="20"/>
+          <w:szCs w:val="20"/>
+          <w:bdr w:val="single" w:sz="2" w:space="0" w:color="auto" w:frame="1"/>
+          <w14:ligatures w14:val="none"/>
+        </w:rPr>
+        <w:t>Why do it</w:t>
+      </w:r>
+      <w:r>
+        <w:rPr>
+          <w:rFonts w:ascii="Arial" w:eastAsia="Times New Roman" w:hAnsi="Arial" w:cs="Arial"/>
+          <w:color w:val="3B3B3B"/>
+          <w:kern w:val="0"/>
+          <w:sz w:val="20"/>
+          <w:szCs w:val="20"/>
+          <w14:ligatures w14:val="none"/>
+        </w:rPr>
+        <w:t>: Generative AI security is the fastest-growing and highest-funded sector in modern cybersecurity.</w:t>
+      </w:r>
+    </w:p>
+    <w:p>
+      <w:pPr>
+        <w:spacing w:after="0" w:line="240" w:lineRule="auto"/>
+        <w:rPr>
+          <w:rFonts w:ascii="Arial" w:eastAsia="Times New Roman" w:hAnsi="Arial" w:cs="Arial"/>
+          <w:kern w:val="0"/>
+          <w:sz w:val="20"/>
+          <w:szCs w:val="20"/>
+          <w14:ligatures w14:val="none"/>
+        </w:rPr>
+      </w:pPr>
+      <w:r>
+        <w:rPr>
+          <w:rFonts w:ascii="Times New Roman" w:eastAsia="Times New Roman" w:hAnsi="Times New Roman" w:cs="Times New Roman"/>
+          <w:noProof/>
+          <w:kern w:val="0"/>
+        </w:rPr>
+        <w:pict w14:anchorId="0469FFA8">
+          <v:rect id="_x0000_i1025" alt="" style="width:802.5pt;height:.75pt;mso-width-percent:0;mso-height-percent:0;mso-width-percent:0;mso-height-percent:0" o:hrpct="0" o:hralign="center" o:hrstd="t" o:hr="t" fillcolor="#a0a0a0" stroked="f"/>
+        </w:pict>
+      </w:r>
+    </w:p>
+    <w:p>
+      <w:pPr>
+        <w:pBdr>
+          <w:top w:val="single" w:sz="2" w:space="0" w:color="auto"/>
+          <w:left w:val="single" w:sz="2" w:space="0" w:color="auto"/>
+          <w:bottom w:val="single" w:sz="2" w:space="0" w:color="auto"/>
+          <w:right w:val="single" w:sz="2" w:space="0" w:color="auto"/>
+        </w:pBdr>
+        <w:shd w:val="clear" w:color="auto" w:fill="F8F8F8"/>
+        <w:spacing w:after="0" w:line="240" w:lineRule="auto"/>
+        <w:rPr>
+          <w:rFonts w:ascii="Arial" w:eastAsia="Times New Roman" w:hAnsi="Arial" w:cs="Arial"/>
+          <w:color w:val="3B3B3B"/>
+          <w:kern w:val="0"/>
+          <w:sz w:val="20"/>
+          <w:szCs w:val="20"/>
+          <w14:ligatures w14:val="none"/>
+        </w:rPr>
+      </w:pPr>
+      <w:r>
+        <w:rPr>
+          <w:rFonts w:ascii="Arial" w:eastAsia="Times New Roman" w:hAnsi="Arial" w:cs="Arial"/>
+          <w:color w:val="3B3B3B"/>
+          <w:kern w:val="0"/>
+          <w:sz w:val="20"/>
+          <w:szCs w:val="20"/>
+          <w14:ligatures w14:val="none"/>
+        </w:rPr>
+        <w:t xml:space="preserve">Which of these pathways sounds like the most exciting runway to tackle next, Guruji? Or is there another feature close to your heart? Let me know and I will draw up the flight plan! </w:t>
+      </w:r>
+      <w:r>
+        <w:rPr>
+          <w:rFonts w:ascii="Apple Color Emoji" w:eastAsia="Times New Roman" w:hAnsi="Apple Color Emoji" w:cs="Apple Color Emoji"/>
+          <w:color w:val="3B3B3B"/>
+          <w:kern w:val="0"/>
+          <w:sz w:val="20"/>
+          <w:szCs w:val="20"/>
+          <w14:ligatures w14:val="none"/>
+        </w:rPr>
+        <w:t>🛫✨</w:t>
+      </w:r>
+    </w:p>
+    <w:p/>
+    <w:tbl>
+      <w:tblPr>
+        <w:tblW w:w="0" w:type="auto"/>
+        <w:tblCellSpacing w:w="15" w:type="dxa"/>
+        <w:tblBorders>
+          <w:top w:val="single" w:sz="2" w:space="0" w:color="auto"/>
+          <w:left w:val="single" w:sz="2" w:space="0" w:color="auto"/>
+          <w:bottom w:val="single" w:sz="2" w:space="0" w:color="auto"/>
+          <w:right w:val="single" w:sz="2" w:space="0" w:color="auto"/>
+        </w:tblBorders>
+        <w:tblCellMar>
+          <w:top w:w="15" w:type="dxa"/>
+          <w:left w:w="15" w:type="dxa"/>
+          <w:bottom w:w="15" w:type="dxa"/>
+          <w:right w:w="15" w:type="dxa"/>
+        </w:tblCellMar>
+        <w:tblLook w:val="04A0" w:firstRow="1" w:lastRow="0" w:firstColumn="1" w:lastColumn="0" w:noHBand="0" w:noVBand="1"/>
+      </w:tblPr>
+      <w:tblGrid>
+        <w:gridCol w:w="1932"/>
+        <w:gridCol w:w="2515"/>
+        <w:gridCol w:w="6347"/>
+      </w:tblGrid>
+      <w:tr>
+        <w:trPr>
+          <w:tblHeader/>
+          <w:tblCellSpacing w:w="15" w:type="dxa"/>
+        </w:trPr>
+        <w:tc>
+          <w:tcPr>
+            <w:tcW w:w="0" w:type="auto"/>
+            <w:tcBorders>
+              <w:top w:val="single" w:sz="2" w:space="0" w:color="auto"/>
+              <w:left w:val="single" w:sz="2" w:space="0" w:color="auto"/>
+              <w:bottom w:val="single" w:sz="6" w:space="0" w:color="auto"/>
+              <w:right w:val="single" w:sz="6" w:space="0" w:color="auto"/>
+            </w:tcBorders>
+            <w:vAlign w:val="center"/>
+            <w:hideMark/>
+          </w:tcPr>
+          <w:p>
+            <w:pPr>
+              <w:spacing w:after="0" w:line="240" w:lineRule="auto"/>
+              <w:rPr>
+                <w:rFonts w:ascii="Times New Roman" w:eastAsia="Times New Roman" w:hAnsi="Times New Roman" w:cs="Times New Roman"/>
+                <w:kern w:val="0"/>
+                <w14:ligatures w14:val="none"/>
+              </w:rPr>
+            </w:pPr>
+            <w:r>
+              <w:rPr>
+                <w:rFonts w:ascii="Times New Roman" w:eastAsia="Times New Roman" w:hAnsi="Times New Roman" w:cs="Times New Roman"/>
+                <w:kern w:val="0"/>
+                <w14:ligatures w14:val="none"/>
+              </w:rPr>
+              <w:lastRenderedPageBreak/>
+              <w:t>Traditional Security Module</w:t>
+            </w:r>
+          </w:p>
+        </w:tc>
+        <w:tc>
+          <w:tcPr>
+            <w:tcW w:w="0" w:type="auto"/>
+            <w:tcBorders>
+              <w:top w:val="single" w:sz="2" w:space="0" w:color="auto"/>
+              <w:left w:val="single" w:sz="6" w:space="0" w:color="auto"/>
+              <w:bottom w:val="single" w:sz="6" w:space="0" w:color="auto"/>
+              <w:right w:val="single" w:sz="6" w:space="0" w:color="auto"/>
+            </w:tcBorders>
+            <w:vAlign w:val="center"/>
+            <w:hideMark/>
+          </w:tcPr>
+          <w:p>
+            <w:pPr>
+              <w:spacing w:after="0" w:line="240" w:lineRule="auto"/>
+              <w:rPr>
+                <w:rFonts w:ascii="Times New Roman" w:eastAsia="Times New Roman" w:hAnsi="Times New Roman" w:cs="Times New Roman"/>
+                <w:kern w:val="0"/>
+                <w14:ligatures w14:val="none"/>
+              </w:rPr>
+            </w:pPr>
+            <w:r>
+              <w:rPr>
+                <w:rFonts w:ascii="Times New Roman" w:eastAsia="Times New Roman" w:hAnsi="Times New Roman" w:cs="Times New Roman"/>
+                <w:kern w:val="0"/>
+                <w14:ligatures w14:val="none"/>
+              </w:rPr>
+              <w:t>Proposed Aviation Name (Emoji + Label)</w:t>
+            </w:r>
+          </w:p>
+        </w:tc>
+        <w:tc>
+          <w:tcPr>
+            <w:tcW w:w="0" w:type="auto"/>
+            <w:tcBorders>
+              <w:top w:val="single" w:sz="2" w:space="0" w:color="auto"/>
+              <w:left w:val="single" w:sz="6" w:space="0" w:color="auto"/>
+              <w:bottom w:val="single" w:sz="6" w:space="0" w:color="auto"/>
+              <w:right w:val="single" w:sz="2" w:space="0" w:color="auto"/>
+            </w:tcBorders>
+            <w:vAlign w:val="center"/>
+            <w:hideMark/>
+          </w:tcPr>
+          <w:p>
+            <w:pPr>
+              <w:spacing w:after="0" w:line="240" w:lineRule="auto"/>
+              <w:rPr>
+                <w:rFonts w:ascii="Times New Roman" w:eastAsia="Times New Roman" w:hAnsi="Times New Roman" w:cs="Times New Roman"/>
+                <w:kern w:val="0"/>
+                <w14:ligatures w14:val="none"/>
+              </w:rPr>
+            </w:pPr>
+            <w:r>
+              <w:rPr>
+                <w:rFonts w:ascii="Times New Roman" w:eastAsia="Times New Roman" w:hAnsi="Times New Roman" w:cs="Times New Roman"/>
+                <w:kern w:val="0"/>
+                <w14:ligatures w14:val="none"/>
+              </w:rPr>
+              <w:t>Cybersecurity Essence Subheading</w:t>
+            </w:r>
+          </w:p>
+        </w:tc>
+      </w:tr>
+      <w:tr>
+        <w:trPr>
+          <w:tblCellSpacing w:w="15" w:type="dxa"/>
+        </w:trPr>
+        <w:tc>
+          <w:tcPr>
+            <w:tcW w:w="0" w:type="auto"/>
+            <w:tcBorders>
+              <w:top w:val="single" w:sz="6" w:space="0" w:color="auto"/>
+              <w:left w:val="single" w:sz="2" w:space="0" w:color="auto"/>
+              <w:bottom w:val="single" w:sz="6" w:space="0" w:color="auto"/>
+              <w:right w:val="single" w:sz="6" w:space="0" w:color="auto"/>
+            </w:tcBorders>
+            <w:vAlign w:val="center"/>
+            <w:hideMark/>
+          </w:tcPr>
+          <w:p>
+            <w:pPr>
+              <w:spacing w:after="0" w:line="240" w:lineRule="auto"/>
+              <w:rPr>
+                <w:rFonts w:ascii="Times New Roman" w:eastAsia="Times New Roman" w:hAnsi="Times New Roman" w:cs="Times New Roman"/>
+                <w:kern w:val="0"/>
+                <w14:ligatures w14:val="none"/>
+              </w:rPr>
+            </w:pPr>
+            <w:r>
+              <w:rPr>
+                <w:rFonts w:ascii="Times New Roman" w:eastAsia="Times New Roman" w:hAnsi="Times New Roman" w:cs="Times New Roman"/>
+                <w:b/>
+                <w:bCs/>
+                <w:kern w:val="0"/>
+                <w:bdr w:val="single" w:sz="2" w:space="0" w:color="auto" w:frame="1"/>
+                <w14:ligatures w14:val="none"/>
+              </w:rPr>
+              <w:t>Main Overview</w:t>
+            </w:r>
+          </w:p>
+        </w:tc>
+        <w:tc>
+          <w:tcPr>
+            <w:tcW w:w="0" w:type="auto"/>
+            <w:tcBorders>
+              <w:top w:val="single" w:sz="6" w:space="0" w:color="auto"/>
+              <w:left w:val="single" w:sz="6" w:space="0" w:color="auto"/>
+              <w:bottom w:val="single" w:sz="6" w:space="0" w:color="auto"/>
+              <w:right w:val="single" w:sz="6" w:space="0" w:color="auto"/>
+            </w:tcBorders>
+            <w:vAlign w:val="center"/>
+            <w:hideMark/>
+          </w:tcPr>
+          <w:p>
+            <w:pPr>
+              <w:spacing w:after="0" w:line="240" w:lineRule="auto"/>
+              <w:rPr>
+                <w:rFonts w:ascii="Times New Roman" w:eastAsia="Times New Roman" w:hAnsi="Times New Roman" w:cs="Times New Roman"/>
+                <w:kern w:val="0"/>
+                <w14:ligatures w14:val="none"/>
+              </w:rPr>
+            </w:pPr>
+            <w:r>
+              <w:rPr>
+                <w:rFonts w:ascii="Apple Color Emoji" w:eastAsia="Times New Roman" w:hAnsi="Apple Color Emoji" w:cs="Apple Color Emoji"/>
+                <w:b/>
+                <w:bCs/>
+                <w:kern w:val="0"/>
+                <w:bdr w:val="single" w:sz="2" w:space="0" w:color="auto" w:frame="1"/>
+                <w14:ligatures w14:val="none"/>
+              </w:rPr>
+              <w:t>🛫</w:t>
+            </w:r>
+            <w:r>
+              <w:rPr>
+                <w:rFonts w:ascii="Times New Roman" w:eastAsia="Times New Roman" w:hAnsi="Times New Roman" w:cs="Times New Roman"/>
+                <w:b/>
+                <w:bCs/>
+                <w:kern w:val="0"/>
+                <w:bdr w:val="single" w:sz="2" w:space="0" w:color="auto" w:frame="1"/>
+                <w14:ligatures w14:val="none"/>
+              </w:rPr>
+              <w:t xml:space="preserve"> Flight Deck</w:t>
+            </w:r>
+          </w:p>
+        </w:tc>
+        <w:tc>
+          <w:tcPr>
+            <w:tcW w:w="0" w:type="auto"/>
+            <w:tcBorders>
+              <w:top w:val="single" w:sz="6" w:space="0" w:color="auto"/>
+              <w:left w:val="single" w:sz="6" w:space="0" w:color="auto"/>
+              <w:bottom w:val="single" w:sz="6" w:space="0" w:color="auto"/>
+              <w:right w:val="single" w:sz="2" w:space="0" w:color="auto"/>
+            </w:tcBorders>
+            <w:vAlign w:val="center"/>
+            <w:hideMark/>
+          </w:tcPr>
+          <w:p>
+            <w:pPr>
+              <w:spacing w:after="0" w:line="240" w:lineRule="auto"/>
+              <w:rPr>
+                <w:rFonts w:ascii="Times New Roman" w:eastAsia="Times New Roman" w:hAnsi="Times New Roman" w:cs="Times New Roman"/>
+                <w:kern w:val="0"/>
+                <w14:ligatures w14:val="none"/>
+              </w:rPr>
+            </w:pPr>
+            <w:r>
+              <w:rPr>
+                <w:rFonts w:ascii="Menlo" w:eastAsia="Times New Roman" w:hAnsi="Menlo" w:cs="Menlo"/>
+                <w:color w:val="3B3B3B"/>
+                <w:kern w:val="0"/>
+                <w:sz w:val="22"/>
+                <w:szCs w:val="22"/>
+                <w:bdr w:val="single" w:sz="2" w:space="0" w:color="auto" w:frame="1"/>
+                <w14:ligatures w14:val="none"/>
+              </w:rPr>
+              <w:t>Aggregated multi-cloud telemetry, active airspace threat maps &amp; fleet-wide risk posture</w:t>
+            </w:r>
+          </w:p>
+        </w:tc>
+      </w:tr>
+      <w:tr>
+        <w:trPr>
+          <w:tblCellSpacing w:w="15" w:type="dxa"/>
+        </w:trPr>
+        <w:tc>
+          <w:tcPr>
+            <w:tcW w:w="0" w:type="auto"/>
+            <w:tcBorders>
+              <w:top w:val="single" w:sz="6" w:space="0" w:color="auto"/>
+              <w:left w:val="single" w:sz="2" w:space="0" w:color="auto"/>
+              <w:bottom w:val="single" w:sz="6" w:space="0" w:color="auto"/>
+              <w:right w:val="single" w:sz="6" w:space="0" w:color="auto"/>
+            </w:tcBorders>
+            <w:vAlign w:val="center"/>
+            <w:hideMark/>
+          </w:tcPr>
+          <w:p>
+            <w:pPr>
+              <w:spacing w:after="0" w:line="240" w:lineRule="auto"/>
+              <w:rPr>
+                <w:rFonts w:ascii="Times New Roman" w:eastAsia="Times New Roman" w:hAnsi="Times New Roman" w:cs="Times New Roman"/>
+                <w:kern w:val="0"/>
+                <w14:ligatures w14:val="none"/>
+              </w:rPr>
+            </w:pPr>
+            <w:r>
+              <w:rPr>
+                <w:rFonts w:ascii="Times New Roman" w:eastAsia="Times New Roman" w:hAnsi="Times New Roman" w:cs="Times New Roman"/>
+                <w:b/>
+                <w:bCs/>
+                <w:kern w:val="0"/>
+                <w:bdr w:val="single" w:sz="2" w:space="0" w:color="auto" w:frame="1"/>
+                <w14:ligatures w14:val="none"/>
+              </w:rPr>
+              <w:t>Cyber Posture</w:t>
+            </w:r>
+          </w:p>
+        </w:tc>
+        <w:tc>
+          <w:tcPr>
+            <w:tcW w:w="0" w:type="auto"/>
+            <w:tcBorders>
+              <w:top w:val="single" w:sz="6" w:space="0" w:color="auto"/>
+              <w:left w:val="single" w:sz="6" w:space="0" w:color="auto"/>
+              <w:bottom w:val="single" w:sz="6" w:space="0" w:color="auto"/>
+              <w:right w:val="single" w:sz="6" w:space="0" w:color="auto"/>
+            </w:tcBorders>
+            <w:vAlign w:val="center"/>
+            <w:hideMark/>
+          </w:tcPr>
+          <w:p>
+            <w:pPr>
+              <w:spacing w:after="0" w:line="240" w:lineRule="auto"/>
+              <w:rPr>
+                <w:rFonts w:ascii="Times New Roman" w:eastAsia="Times New Roman" w:hAnsi="Times New Roman" w:cs="Times New Roman"/>
+                <w:kern w:val="0"/>
+                <w14:ligatures w14:val="none"/>
+              </w:rPr>
+            </w:pPr>
+            <w:r>
+              <w:rPr>
+                <w:rFonts w:ascii="Apple Color Emoji" w:eastAsia="Times New Roman" w:hAnsi="Apple Color Emoji" w:cs="Apple Color Emoji"/>
+                <w:b/>
+                <w:bCs/>
+                <w:kern w:val="0"/>
+                <w:bdr w:val="single" w:sz="2" w:space="0" w:color="auto" w:frame="1"/>
+                <w14:ligatures w14:val="none"/>
+              </w:rPr>
+              <w:t>🛡️</w:t>
+            </w:r>
+            <w:r>
+              <w:rPr>
+                <w:rFonts w:ascii="Times New Roman" w:eastAsia="Times New Roman" w:hAnsi="Times New Roman" w:cs="Times New Roman"/>
+                <w:b/>
+                <w:bCs/>
+                <w:kern w:val="0"/>
+                <w:bdr w:val="single" w:sz="2" w:space="0" w:color="auto" w:frame="1"/>
+                <w14:ligatures w14:val="none"/>
+              </w:rPr>
+              <w:t xml:space="preserve"> Airframe Posture</w:t>
+            </w:r>
+          </w:p>
+        </w:tc>
+        <w:tc>
+          <w:tcPr>
+            <w:tcW w:w="0" w:type="auto"/>
+            <w:tcBorders>
+              <w:top w:val="single" w:sz="6" w:space="0" w:color="auto"/>
+              <w:left w:val="single" w:sz="6" w:space="0" w:color="auto"/>
+              <w:bottom w:val="single" w:sz="6" w:space="0" w:color="auto"/>
+              <w:right w:val="single" w:sz="2" w:space="0" w:color="auto"/>
+            </w:tcBorders>
+            <w:vAlign w:val="center"/>
+            <w:hideMark/>
+          </w:tcPr>
+          <w:p>
+            <w:pPr>
+              <w:spacing w:after="0" w:line="240" w:lineRule="auto"/>
+              <w:rPr>
+                <w:rFonts w:ascii="Times New Roman" w:eastAsia="Times New Roman" w:hAnsi="Times New Roman" w:cs="Times New Roman"/>
+                <w:kern w:val="0"/>
+                <w14:ligatures w14:val="none"/>
+              </w:rPr>
+            </w:pPr>
+            <w:r>
+              <w:rPr>
+                <w:rFonts w:ascii="Menlo" w:eastAsia="Times New Roman" w:hAnsi="Menlo" w:cs="Menlo"/>
+                <w:color w:val="3B3B3B"/>
+                <w:kern w:val="0"/>
+                <w:sz w:val="22"/>
+                <w:szCs w:val="22"/>
+                <w:bdr w:val="single" w:sz="2" w:space="0" w:color="auto" w:frame="1"/>
+                <w14:ligatures w14:val="none"/>
+              </w:rPr>
+              <w:t>Overall security integrity rating, fuselage vulnerability sweeps &amp; structural drift scores</w:t>
+            </w:r>
+          </w:p>
+        </w:tc>
+      </w:tr>
+      <w:tr>
+        <w:trPr>
+          <w:tblCellSpacing w:w="15" w:type="dxa"/>
+        </w:trPr>
+        <w:tc>
+          <w:tcPr>
+            <w:tcW w:w="0" w:type="auto"/>
+            <w:tcBorders>
+              <w:top w:val="single" w:sz="6" w:space="0" w:color="auto"/>
+              <w:left w:val="single" w:sz="2" w:space="0" w:color="auto"/>
+              <w:bottom w:val="single" w:sz="6" w:space="0" w:color="auto"/>
+              <w:right w:val="single" w:sz="6" w:space="0" w:color="auto"/>
+            </w:tcBorders>
+            <w:vAlign w:val="center"/>
+            <w:hideMark/>
+          </w:tcPr>
+          <w:p>
+            <w:pPr>
+              <w:spacing w:after="0" w:line="240" w:lineRule="auto"/>
+              <w:rPr>
+                <w:rFonts w:ascii="Times New Roman" w:eastAsia="Times New Roman" w:hAnsi="Times New Roman" w:cs="Times New Roman"/>
+                <w:kern w:val="0"/>
+                <w14:ligatures w14:val="none"/>
+              </w:rPr>
+            </w:pPr>
+            <w:r>
+              <w:rPr>
+                <w:rFonts w:ascii="Times New Roman" w:eastAsia="Times New Roman" w:hAnsi="Times New Roman" w:cs="Times New Roman"/>
+                <w:b/>
+                <w:bCs/>
+                <w:kern w:val="0"/>
+                <w:bdr w:val="single" w:sz="2" w:space="0" w:color="auto" w:frame="1"/>
+                <w14:ligatures w14:val="none"/>
+              </w:rPr>
+              <w:t>Cloud Security</w:t>
+            </w:r>
+          </w:p>
+        </w:tc>
+        <w:tc>
+          <w:tcPr>
+            <w:tcW w:w="0" w:type="auto"/>
+            <w:tcBorders>
+              <w:top w:val="single" w:sz="6" w:space="0" w:color="auto"/>
+              <w:left w:val="single" w:sz="6" w:space="0" w:color="auto"/>
+              <w:bottom w:val="single" w:sz="6" w:space="0" w:color="auto"/>
+              <w:right w:val="single" w:sz="6" w:space="0" w:color="auto"/>
+            </w:tcBorders>
+            <w:vAlign w:val="center"/>
+            <w:hideMark/>
+          </w:tcPr>
+          <w:p>
+            <w:pPr>
+              <w:spacing w:after="0" w:line="240" w:lineRule="auto"/>
+              <w:rPr>
+                <w:rFonts w:ascii="Times New Roman" w:eastAsia="Times New Roman" w:hAnsi="Times New Roman" w:cs="Times New Roman"/>
+                <w:kern w:val="0"/>
+                <w14:ligatures w14:val="none"/>
+              </w:rPr>
+            </w:pPr>
+            <w:r>
+              <w:rPr>
+                <w:rFonts w:ascii="Apple Color Emoji" w:eastAsia="Times New Roman" w:hAnsi="Apple Color Emoji" w:cs="Apple Color Emoji"/>
+                <w:b/>
+                <w:bCs/>
+                <w:kern w:val="0"/>
+                <w:bdr w:val="single" w:sz="2" w:space="0" w:color="auto" w:frame="1"/>
+                <w14:ligatures w14:val="none"/>
+              </w:rPr>
+              <w:t>☁️</w:t>
+            </w:r>
+            <w:r>
+              <w:rPr>
+                <w:rFonts w:ascii="Times New Roman" w:eastAsia="Times New Roman" w:hAnsi="Times New Roman" w:cs="Times New Roman"/>
+                <w:b/>
+                <w:bCs/>
+                <w:kern w:val="0"/>
+                <w:bdr w:val="single" w:sz="2" w:space="0" w:color="auto" w:frame="1"/>
+                <w14:ligatures w14:val="none"/>
+              </w:rPr>
+              <w:t xml:space="preserve"> Cloud Altitude</w:t>
+            </w:r>
+          </w:p>
+        </w:tc>
+        <w:tc>
+          <w:tcPr>
+            <w:tcW w:w="0" w:type="auto"/>
+            <w:tcBorders>
+              <w:top w:val="single" w:sz="6" w:space="0" w:color="auto"/>
+              <w:left w:val="single" w:sz="6" w:space="0" w:color="auto"/>
+              <w:bottom w:val="single" w:sz="6" w:space="0" w:color="auto"/>
+              <w:right w:val="single" w:sz="2" w:space="0" w:color="auto"/>
+            </w:tcBorders>
+            <w:vAlign w:val="center"/>
+            <w:hideMark/>
+          </w:tcPr>
+          <w:p>
+            <w:pPr>
+              <w:spacing w:after="0" w:line="240" w:lineRule="auto"/>
+              <w:rPr>
+                <w:rFonts w:ascii="Times New Roman" w:eastAsia="Times New Roman" w:hAnsi="Times New Roman" w:cs="Times New Roman"/>
+                <w:kern w:val="0"/>
+                <w14:ligatures w14:val="none"/>
+              </w:rPr>
+            </w:pPr>
+            <w:r>
+              <w:rPr>
+                <w:rFonts w:ascii="Menlo" w:eastAsia="Times New Roman" w:hAnsi="Menlo" w:cs="Menlo"/>
+                <w:color w:val="3B3B3B"/>
+                <w:kern w:val="0"/>
+                <w:sz w:val="22"/>
+                <w:szCs w:val="22"/>
+                <w:bdr w:val="single" w:sz="2" w:space="0" w:color="auto" w:frame="1"/>
+                <w14:ligatures w14:val="none"/>
+              </w:rPr>
+              <w:t>Multi-tenant cloud exposure auditing, IAM role maps &amp; storage bucket leak sweeps</w:t>
+            </w:r>
+          </w:p>
+        </w:tc>
+      </w:tr>
+      <w:tr>
+        <w:trPr>
+          <w:tblCellSpacing w:w="15" w:type="dxa"/>
+        </w:trPr>
+        <w:tc>
+          <w:tcPr>
+            <w:tcW w:w="0" w:type="auto"/>
+            <w:tcBorders>
+              <w:top w:val="single" w:sz="6" w:space="0" w:color="auto"/>
+              <w:left w:val="single" w:sz="2" w:space="0" w:color="auto"/>
+              <w:bottom w:val="single" w:sz="6" w:space="0" w:color="auto"/>
+              <w:right w:val="single" w:sz="6" w:space="0" w:color="auto"/>
+            </w:tcBorders>
+            <w:vAlign w:val="center"/>
+            <w:hideMark/>
+          </w:tcPr>
+          <w:p>
+            <w:pPr>
+              <w:spacing w:after="0" w:line="240" w:lineRule="auto"/>
+              <w:rPr>
+                <w:rFonts w:ascii="Times New Roman" w:eastAsia="Times New Roman" w:hAnsi="Times New Roman" w:cs="Times New Roman"/>
+                <w:kern w:val="0"/>
+                <w14:ligatures w14:val="none"/>
+              </w:rPr>
+            </w:pPr>
+            <w:r>
+              <w:rPr>
+                <w:rFonts w:ascii="Times New Roman" w:eastAsia="Times New Roman" w:hAnsi="Times New Roman" w:cs="Times New Roman"/>
+                <w:b/>
+                <w:bCs/>
+                <w:kern w:val="0"/>
+                <w:bdr w:val="single" w:sz="2" w:space="0" w:color="auto" w:frame="1"/>
+                <w14:ligatures w14:val="none"/>
+              </w:rPr>
+              <w:t>Network Security</w:t>
+            </w:r>
+          </w:p>
+        </w:tc>
+        <w:tc>
+          <w:tcPr>
+            <w:tcW w:w="0" w:type="auto"/>
+            <w:tcBorders>
+              <w:top w:val="single" w:sz="6" w:space="0" w:color="auto"/>
+              <w:left w:val="single" w:sz="6" w:space="0" w:color="auto"/>
+              <w:bottom w:val="single" w:sz="6" w:space="0" w:color="auto"/>
+              <w:right w:val="single" w:sz="6" w:space="0" w:color="auto"/>
+            </w:tcBorders>
+            <w:vAlign w:val="center"/>
+            <w:hideMark/>
+          </w:tcPr>
+          <w:p>
+            <w:pPr>
+              <w:spacing w:after="0" w:line="240" w:lineRule="auto"/>
+              <w:rPr>
+                <w:rFonts w:ascii="Times New Roman" w:eastAsia="Times New Roman" w:hAnsi="Times New Roman" w:cs="Times New Roman"/>
+                <w:kern w:val="0"/>
+                <w14:ligatures w14:val="none"/>
+              </w:rPr>
+            </w:pPr>
+            <w:r>
+              <w:rPr>
+                <w:rFonts w:ascii="Apple Color Emoji" w:eastAsia="Times New Roman" w:hAnsi="Apple Color Emoji" w:cs="Apple Color Emoji"/>
+                <w:b/>
+                <w:bCs/>
+                <w:kern w:val="0"/>
+                <w:bdr w:val="single" w:sz="2" w:space="0" w:color="auto" w:frame="1"/>
+                <w14:ligatures w14:val="none"/>
+              </w:rPr>
+              <w:t>🌐</w:t>
+            </w:r>
+            <w:r>
+              <w:rPr>
+                <w:rFonts w:ascii="Times New Roman" w:eastAsia="Times New Roman" w:hAnsi="Times New Roman" w:cs="Times New Roman"/>
+                <w:b/>
+                <w:bCs/>
+                <w:kern w:val="0"/>
+                <w:bdr w:val="single" w:sz="2" w:space="0" w:color="auto" w:frame="1"/>
+                <w14:ligatures w14:val="none"/>
+              </w:rPr>
+              <w:t xml:space="preserve"> Ingress Airspace</w:t>
+            </w:r>
+          </w:p>
+        </w:tc>
+        <w:tc>
+          <w:tcPr>
+            <w:tcW w:w="0" w:type="auto"/>
+            <w:tcBorders>
+              <w:top w:val="single" w:sz="6" w:space="0" w:color="auto"/>
+              <w:left w:val="single" w:sz="6" w:space="0" w:color="auto"/>
+              <w:bottom w:val="single" w:sz="6" w:space="0" w:color="auto"/>
+              <w:right w:val="single" w:sz="2" w:space="0" w:color="auto"/>
+            </w:tcBorders>
+            <w:vAlign w:val="center"/>
+            <w:hideMark/>
+          </w:tcPr>
+          <w:p>
+            <w:pPr>
+              <w:spacing w:after="0" w:line="240" w:lineRule="auto"/>
+              <w:rPr>
+                <w:rFonts w:ascii="Times New Roman" w:eastAsia="Times New Roman" w:hAnsi="Times New Roman" w:cs="Times New Roman"/>
+                <w:kern w:val="0"/>
+                <w14:ligatures w14:val="none"/>
+              </w:rPr>
+            </w:pPr>
+            <w:r>
+              <w:rPr>
+                <w:rFonts w:ascii="Menlo" w:eastAsia="Times New Roman" w:hAnsi="Menlo" w:cs="Menlo"/>
+                <w:color w:val="3B3B3B"/>
+                <w:kern w:val="0"/>
+                <w:sz w:val="22"/>
+                <w:szCs w:val="22"/>
+                <w:bdr w:val="single" w:sz="2" w:space="0" w:color="auto" w:frame="1"/>
+                <w14:ligatures w14:val="none"/>
+              </w:rPr>
+              <w:t>Boundary firewall rules, open gateway port mapping &amp; real-time ingress alert logs</w:t>
+            </w:r>
+          </w:p>
+        </w:tc>
+      </w:tr>
+      <w:tr>
+        <w:trPr>
+          <w:tblCellSpacing w:w="15" w:type="dxa"/>
+        </w:trPr>
+        <w:tc>
+          <w:tcPr>
+            <w:tcW w:w="0" w:type="auto"/>
+            <w:tcBorders>
+              <w:top w:val="single" w:sz="6" w:space="0" w:color="auto"/>
+              <w:left w:val="single" w:sz="2" w:space="0" w:color="auto"/>
+              <w:bottom w:val="single" w:sz="6" w:space="0" w:color="auto"/>
+              <w:right w:val="single" w:sz="6" w:space="0" w:color="auto"/>
+            </w:tcBorders>
+            <w:vAlign w:val="center"/>
+            <w:hideMark/>
+          </w:tcPr>
+          <w:p>
+            <w:pPr>
+              <w:spacing w:after="0" w:line="240" w:lineRule="auto"/>
+              <w:rPr>
+                <w:rFonts w:ascii="Times New Roman" w:eastAsia="Times New Roman" w:hAnsi="Times New Roman" w:cs="Times New Roman"/>
+                <w:kern w:val="0"/>
+                <w14:ligatures w14:val="none"/>
+              </w:rPr>
+            </w:pPr>
+            <w:r>
+              <w:rPr>
+                <w:rFonts w:ascii="Times New Roman" w:eastAsia="Times New Roman" w:hAnsi="Times New Roman" w:cs="Times New Roman"/>
+                <w:b/>
+                <w:bCs/>
+                <w:kern w:val="0"/>
+                <w:bdr w:val="single" w:sz="2" w:space="0" w:color="auto" w:frame="1"/>
+                <w14:ligatures w14:val="none"/>
+              </w:rPr>
+              <w:t>Gov &amp; Compliance</w:t>
+            </w:r>
+          </w:p>
+        </w:tc>
+        <w:tc>
+          <w:tcPr>
+            <w:tcW w:w="0" w:type="auto"/>
+            <w:tcBorders>
+              <w:top w:val="single" w:sz="6" w:space="0" w:color="auto"/>
+              <w:left w:val="single" w:sz="6" w:space="0" w:color="auto"/>
+              <w:bottom w:val="single" w:sz="6" w:space="0" w:color="auto"/>
+              <w:right w:val="single" w:sz="6" w:space="0" w:color="auto"/>
+            </w:tcBorders>
+            <w:vAlign w:val="center"/>
+            <w:hideMark/>
+          </w:tcPr>
+          <w:p>
+            <w:pPr>
+              <w:spacing w:after="0" w:line="240" w:lineRule="auto"/>
+              <w:rPr>
+                <w:rFonts w:ascii="Times New Roman" w:eastAsia="Times New Roman" w:hAnsi="Times New Roman" w:cs="Times New Roman"/>
+                <w:kern w:val="0"/>
+                <w14:ligatures w14:val="none"/>
+              </w:rPr>
+            </w:pPr>
+            <w:r>
+              <w:rPr>
+                <w:rFonts w:ascii="Apple Color Emoji" w:eastAsia="Times New Roman" w:hAnsi="Apple Color Emoji" w:cs="Apple Color Emoji"/>
+                <w:b/>
+                <w:bCs/>
+                <w:kern w:val="0"/>
+                <w:bdr w:val="single" w:sz="2" w:space="0" w:color="auto" w:frame="1"/>
+                <w14:ligatures w14:val="none"/>
+              </w:rPr>
+              <w:t>📋</w:t>
+            </w:r>
+            <w:r>
+              <w:rPr>
+                <w:rFonts w:ascii="Times New Roman" w:eastAsia="Times New Roman" w:hAnsi="Times New Roman" w:cs="Times New Roman"/>
+                <w:b/>
+                <w:bCs/>
+                <w:kern w:val="0"/>
+                <w:bdr w:val="single" w:sz="2" w:space="0" w:color="auto" w:frame="1"/>
+                <w14:ligatures w14:val="none"/>
+              </w:rPr>
+              <w:t xml:space="preserve"> Flight Regulations</w:t>
+            </w:r>
+          </w:p>
+        </w:tc>
+        <w:tc>
+          <w:tcPr>
+            <w:tcW w:w="0" w:type="auto"/>
+            <w:tcBorders>
+              <w:top w:val="single" w:sz="6" w:space="0" w:color="auto"/>
+              <w:left w:val="single" w:sz="6" w:space="0" w:color="auto"/>
+              <w:bottom w:val="single" w:sz="6" w:space="0" w:color="auto"/>
+              <w:right w:val="single" w:sz="2" w:space="0" w:color="auto"/>
+            </w:tcBorders>
+            <w:vAlign w:val="center"/>
+            <w:hideMark/>
+          </w:tcPr>
+          <w:p>
+            <w:pPr>
+              <w:spacing w:after="0" w:line="240" w:lineRule="auto"/>
+              <w:rPr>
+                <w:rFonts w:ascii="Times New Roman" w:eastAsia="Times New Roman" w:hAnsi="Times New Roman" w:cs="Times New Roman"/>
+                <w:kern w:val="0"/>
+                <w14:ligatures w14:val="none"/>
+              </w:rPr>
+            </w:pPr>
+            <w:r>
+              <w:rPr>
+                <w:rFonts w:ascii="Menlo" w:eastAsia="Times New Roman" w:hAnsi="Menlo" w:cs="Menlo"/>
+                <w:color w:val="3B3B3B"/>
+                <w:kern w:val="0"/>
+                <w:sz w:val="22"/>
+                <w:szCs w:val="22"/>
+                <w:bdr w:val="single" w:sz="2" w:space="0" w:color="auto" w:frame="1"/>
+                <w14:ligatures w14:val="none"/>
+              </w:rPr>
+              <w:t>Framework control tracking (SOC2, ISO27001, HIPAA) &amp; airspace compliance audits</w:t>
+            </w:r>
+          </w:p>
+        </w:tc>
+      </w:tr>
+      <w:tr>
+        <w:trPr>
+          <w:tblCellSpacing w:w="15" w:type="dxa"/>
+        </w:trPr>
+        <w:tc>
+          <w:tcPr>
+            <w:tcW w:w="0" w:type="auto"/>
+            <w:tcBorders>
+              <w:top w:val="single" w:sz="6" w:space="0" w:color="auto"/>
+              <w:left w:val="single" w:sz="2" w:space="0" w:color="auto"/>
+              <w:bottom w:val="single" w:sz="6" w:space="0" w:color="auto"/>
+              <w:right w:val="single" w:sz="6" w:space="0" w:color="auto"/>
+            </w:tcBorders>
+            <w:vAlign w:val="center"/>
+            <w:hideMark/>
+          </w:tcPr>
+          <w:p>
+            <w:pPr>
+              <w:spacing w:after="0" w:line="240" w:lineRule="auto"/>
+              <w:rPr>
+                <w:rFonts w:ascii="Times New Roman" w:eastAsia="Times New Roman" w:hAnsi="Times New Roman" w:cs="Times New Roman"/>
+                <w:kern w:val="0"/>
+                <w14:ligatures w14:val="none"/>
+              </w:rPr>
+            </w:pPr>
+            <w:r>
+              <w:rPr>
+                <w:rFonts w:ascii="Times New Roman" w:eastAsia="Times New Roman" w:hAnsi="Times New Roman" w:cs="Times New Roman"/>
+                <w:b/>
+                <w:bCs/>
+                <w:kern w:val="0"/>
+                <w:bdr w:val="single" w:sz="2" w:space="0" w:color="auto" w:frame="1"/>
+                <w14:ligatures w14:val="none"/>
+              </w:rPr>
+              <w:t>Security KPIs</w:t>
+            </w:r>
+          </w:p>
+        </w:tc>
+        <w:tc>
+          <w:tcPr>
+            <w:tcW w:w="0" w:type="auto"/>
+            <w:tcBorders>
+              <w:top w:val="single" w:sz="6" w:space="0" w:color="auto"/>
+              <w:left w:val="single" w:sz="6" w:space="0" w:color="auto"/>
+              <w:bottom w:val="single" w:sz="6" w:space="0" w:color="auto"/>
+              <w:right w:val="single" w:sz="6" w:space="0" w:color="auto"/>
+            </w:tcBorders>
+            <w:vAlign w:val="center"/>
+            <w:hideMark/>
+          </w:tcPr>
+          <w:p>
+            <w:pPr>
+              <w:spacing w:after="0" w:line="240" w:lineRule="auto"/>
+              <w:rPr>
+                <w:rFonts w:ascii="Times New Roman" w:eastAsia="Times New Roman" w:hAnsi="Times New Roman" w:cs="Times New Roman"/>
+                <w:kern w:val="0"/>
+                <w14:ligatures w14:val="none"/>
+              </w:rPr>
+            </w:pPr>
+            <w:r>
+              <w:rPr>
+                <w:rFonts w:ascii="Apple Color Emoji" w:eastAsia="Times New Roman" w:hAnsi="Apple Color Emoji" w:cs="Apple Color Emoji"/>
+                <w:b/>
+                <w:bCs/>
+                <w:kern w:val="0"/>
+                <w:bdr w:val="single" w:sz="2" w:space="0" w:color="auto" w:frame="1"/>
+                <w14:ligatures w14:val="none"/>
+              </w:rPr>
+              <w:t>📊</w:t>
+            </w:r>
+            <w:r>
+              <w:rPr>
+                <w:rFonts w:ascii="Times New Roman" w:eastAsia="Times New Roman" w:hAnsi="Times New Roman" w:cs="Times New Roman"/>
+                <w:b/>
+                <w:bCs/>
+                <w:kern w:val="0"/>
+                <w:bdr w:val="single" w:sz="2" w:space="0" w:color="auto" w:frame="1"/>
+                <w14:ligatures w14:val="none"/>
+              </w:rPr>
+              <w:t xml:space="preserve"> Telemetry &amp; Altimeters</w:t>
+            </w:r>
+          </w:p>
+        </w:tc>
+        <w:tc>
+          <w:tcPr>
+            <w:tcW w:w="0" w:type="auto"/>
+            <w:tcBorders>
+              <w:top w:val="single" w:sz="6" w:space="0" w:color="auto"/>
+              <w:left w:val="single" w:sz="6" w:space="0" w:color="auto"/>
+              <w:bottom w:val="single" w:sz="6" w:space="0" w:color="auto"/>
+              <w:right w:val="single" w:sz="2" w:space="0" w:color="auto"/>
+            </w:tcBorders>
+            <w:vAlign w:val="center"/>
+            <w:hideMark/>
+          </w:tcPr>
+          <w:p>
+            <w:pPr>
+              <w:spacing w:after="0" w:line="240" w:lineRule="auto"/>
+              <w:rPr>
+                <w:rFonts w:ascii="Times New Roman" w:eastAsia="Times New Roman" w:hAnsi="Times New Roman" w:cs="Times New Roman"/>
+                <w:kern w:val="0"/>
+                <w14:ligatures w14:val="none"/>
+              </w:rPr>
+            </w:pPr>
+            <w:r>
+              <w:rPr>
+                <w:rFonts w:ascii="Menlo" w:eastAsia="Times New Roman" w:hAnsi="Menlo" w:cs="Menlo"/>
+                <w:color w:val="3B3B3B"/>
+                <w:kern w:val="0"/>
+                <w:sz w:val="22"/>
+                <w:szCs w:val="22"/>
+                <w:bdr w:val="single" w:sz="2" w:space="0" w:color="auto" w:frame="1"/>
+                <w14:ligatures w14:val="none"/>
+              </w:rPr>
+              <w:t>Security SLA remediation tracking, patch altitude gates &amp; mean-time-to-resolve (MTTR) speedways</w:t>
+            </w:r>
+          </w:p>
+        </w:tc>
+      </w:tr>
+      <w:tr>
+        <w:trPr>
+          <w:tblCellSpacing w:w="15" w:type="dxa"/>
+        </w:trPr>
+        <w:tc>
+          <w:tcPr>
+            <w:tcW w:w="0" w:type="auto"/>
+            <w:tcBorders>
+              <w:top w:val="single" w:sz="6" w:space="0" w:color="auto"/>
+              <w:left w:val="single" w:sz="2" w:space="0" w:color="auto"/>
+              <w:bottom w:val="single" w:sz="6" w:space="0" w:color="auto"/>
+              <w:right w:val="single" w:sz="6" w:space="0" w:color="auto"/>
+            </w:tcBorders>
+            <w:vAlign w:val="center"/>
+            <w:hideMark/>
+          </w:tcPr>
+          <w:p>
+            <w:pPr>
+              <w:spacing w:after="0" w:line="240" w:lineRule="auto"/>
+              <w:rPr>
+                <w:rFonts w:ascii="Times New Roman" w:eastAsia="Times New Roman" w:hAnsi="Times New Roman" w:cs="Times New Roman"/>
+                <w:kern w:val="0"/>
+                <w14:ligatures w14:val="none"/>
+              </w:rPr>
+            </w:pPr>
+            <w:r>
+              <w:rPr>
+                <w:rFonts w:ascii="Times New Roman" w:eastAsia="Times New Roman" w:hAnsi="Times New Roman" w:cs="Times New Roman"/>
+                <w:b/>
+                <w:bCs/>
+                <w:kern w:val="0"/>
+                <w:bdr w:val="single" w:sz="2" w:space="0" w:color="auto" w:frame="1"/>
+                <w14:ligatures w14:val="none"/>
+              </w:rPr>
+              <w:t>App Security</w:t>
+            </w:r>
+          </w:p>
+        </w:tc>
+        <w:tc>
+          <w:tcPr>
+            <w:tcW w:w="0" w:type="auto"/>
+            <w:tcBorders>
+              <w:top w:val="single" w:sz="6" w:space="0" w:color="auto"/>
+              <w:left w:val="single" w:sz="6" w:space="0" w:color="auto"/>
+              <w:bottom w:val="single" w:sz="6" w:space="0" w:color="auto"/>
+              <w:right w:val="single" w:sz="6" w:space="0" w:color="auto"/>
+            </w:tcBorders>
+            <w:vAlign w:val="center"/>
+            <w:hideMark/>
+          </w:tcPr>
+          <w:p>
+            <w:pPr>
+              <w:spacing w:after="0" w:line="240" w:lineRule="auto"/>
+              <w:rPr>
+                <w:rFonts w:ascii="Times New Roman" w:eastAsia="Times New Roman" w:hAnsi="Times New Roman" w:cs="Times New Roman"/>
+                <w:kern w:val="0"/>
+                <w14:ligatures w14:val="none"/>
+              </w:rPr>
+            </w:pPr>
+            <w:r>
+              <w:rPr>
+                <w:rFonts w:ascii="Apple Color Emoji" w:eastAsia="Times New Roman" w:hAnsi="Apple Color Emoji" w:cs="Apple Color Emoji"/>
+                <w:b/>
+                <w:bCs/>
+                <w:kern w:val="0"/>
+                <w:bdr w:val="single" w:sz="2" w:space="0" w:color="auto" w:frame="1"/>
+                <w14:ligatures w14:val="none"/>
+              </w:rPr>
+              <w:t>🔐</w:t>
+            </w:r>
+            <w:r>
+              <w:rPr>
+                <w:rFonts w:ascii="Times New Roman" w:eastAsia="Times New Roman" w:hAnsi="Times New Roman" w:cs="Times New Roman"/>
+                <w:b/>
+                <w:bCs/>
+                <w:kern w:val="0"/>
+                <w:bdr w:val="single" w:sz="2" w:space="0" w:color="auto" w:frame="1"/>
+                <w14:ligatures w14:val="none"/>
+              </w:rPr>
+              <w:t xml:space="preserve"> Payload Security</w:t>
+            </w:r>
+          </w:p>
+        </w:tc>
+        <w:tc>
+          <w:tcPr>
+            <w:tcW w:w="0" w:type="auto"/>
+            <w:tcBorders>
+              <w:top w:val="single" w:sz="6" w:space="0" w:color="auto"/>
+              <w:left w:val="single" w:sz="6" w:space="0" w:color="auto"/>
+              <w:bottom w:val="single" w:sz="6" w:space="0" w:color="auto"/>
+              <w:right w:val="single" w:sz="2" w:space="0" w:color="auto"/>
+            </w:tcBorders>
+            <w:vAlign w:val="center"/>
+            <w:hideMark/>
+          </w:tcPr>
+          <w:p>
+            <w:pPr>
+              <w:spacing w:after="0" w:line="240" w:lineRule="auto"/>
+              <w:rPr>
+                <w:rFonts w:ascii="Times New Roman" w:eastAsia="Times New Roman" w:hAnsi="Times New Roman" w:cs="Times New Roman"/>
+                <w:kern w:val="0"/>
+                <w14:ligatures w14:val="none"/>
+              </w:rPr>
+            </w:pPr>
+            <w:r>
+              <w:rPr>
+                <w:rFonts w:ascii="Menlo" w:eastAsia="Times New Roman" w:hAnsi="Menlo" w:cs="Menlo"/>
+                <w:color w:val="3B3B3B"/>
+                <w:kern w:val="0"/>
+                <w:sz w:val="22"/>
+                <w:szCs w:val="22"/>
+                <w:bdr w:val="single" w:sz="2" w:space="0" w:color="auto" w:frame="1"/>
+                <w14:ligatures w14:val="none"/>
+              </w:rPr>
+              <w:t>Software supply chain vetting, container registry safety &amp; application API boundary checks</w:t>
+            </w:r>
+          </w:p>
+        </w:tc>
+      </w:tr>
+      <w:tr>
+        <w:trPr>
+          <w:tblCellSpacing w:w="15" w:type="dxa"/>
+        </w:trPr>
+        <w:tc>
+          <w:tcPr>
+            <w:tcW w:w="0" w:type="auto"/>
+            <w:tcBorders>
+              <w:top w:val="single" w:sz="6" w:space="0" w:color="auto"/>
+              <w:left w:val="single" w:sz="2" w:space="0" w:color="auto"/>
+              <w:bottom w:val="single" w:sz="6" w:space="0" w:color="auto"/>
+              <w:right w:val="single" w:sz="6" w:space="0" w:color="auto"/>
+            </w:tcBorders>
+            <w:vAlign w:val="center"/>
+            <w:hideMark/>
+          </w:tcPr>
+          <w:p>
+            <w:pPr>
+              <w:spacing w:after="0" w:line="240" w:lineRule="auto"/>
+              <w:rPr>
+                <w:rFonts w:ascii="Times New Roman" w:eastAsia="Times New Roman" w:hAnsi="Times New Roman" w:cs="Times New Roman"/>
+                <w:kern w:val="0"/>
+                <w14:ligatures w14:val="none"/>
+              </w:rPr>
+            </w:pPr>
+            <w:r>
+              <w:rPr>
+                <w:rFonts w:ascii="Times New Roman" w:eastAsia="Times New Roman" w:hAnsi="Times New Roman" w:cs="Times New Roman"/>
+                <w:b/>
+                <w:bCs/>
+                <w:kern w:val="0"/>
+                <w:bdr w:val="single" w:sz="2" w:space="0" w:color="auto" w:frame="1"/>
+                <w14:ligatures w14:val="none"/>
+              </w:rPr>
+              <w:t>Traffic Monitor</w:t>
+            </w:r>
+          </w:p>
+        </w:tc>
+        <w:tc>
+          <w:tcPr>
+            <w:tcW w:w="0" w:type="auto"/>
+            <w:tcBorders>
+              <w:top w:val="single" w:sz="6" w:space="0" w:color="auto"/>
+              <w:left w:val="single" w:sz="6" w:space="0" w:color="auto"/>
+              <w:bottom w:val="single" w:sz="6" w:space="0" w:color="auto"/>
+              <w:right w:val="single" w:sz="6" w:space="0" w:color="auto"/>
+            </w:tcBorders>
+            <w:vAlign w:val="center"/>
+            <w:hideMark/>
+          </w:tcPr>
+          <w:p>
+            <w:pPr>
+              <w:spacing w:after="0" w:line="240" w:lineRule="auto"/>
+              <w:rPr>
+                <w:rFonts w:ascii="Times New Roman" w:eastAsia="Times New Roman" w:hAnsi="Times New Roman" w:cs="Times New Roman"/>
+                <w:kern w:val="0"/>
+                <w14:ligatures w14:val="none"/>
+              </w:rPr>
+            </w:pPr>
+            <w:r>
+              <w:rPr>
+                <w:rFonts w:ascii="Apple Color Emoji" w:eastAsia="Times New Roman" w:hAnsi="Apple Color Emoji" w:cs="Apple Color Emoji"/>
+                <w:b/>
+                <w:bCs/>
+                <w:kern w:val="0"/>
+                <w:bdr w:val="single" w:sz="2" w:space="0" w:color="auto" w:frame="1"/>
+                <w14:ligatures w14:val="none"/>
+              </w:rPr>
+              <w:t>📡</w:t>
+            </w:r>
+            <w:r>
+              <w:rPr>
+                <w:rFonts w:ascii="Times New Roman" w:eastAsia="Times New Roman" w:hAnsi="Times New Roman" w:cs="Times New Roman"/>
+                <w:b/>
+                <w:bCs/>
+                <w:kern w:val="0"/>
+                <w:bdr w:val="single" w:sz="2" w:space="0" w:color="auto" w:frame="1"/>
+                <w14:ligatures w14:val="none"/>
+              </w:rPr>
+              <w:t xml:space="preserve"> Air Traffic Control (ATC)</w:t>
+            </w:r>
+          </w:p>
+        </w:tc>
+        <w:tc>
+          <w:tcPr>
+            <w:tcW w:w="0" w:type="auto"/>
+            <w:tcBorders>
+              <w:top w:val="single" w:sz="6" w:space="0" w:color="auto"/>
+              <w:left w:val="single" w:sz="6" w:space="0" w:color="auto"/>
+              <w:bottom w:val="single" w:sz="6" w:space="0" w:color="auto"/>
+              <w:right w:val="single" w:sz="2" w:space="0" w:color="auto"/>
+            </w:tcBorders>
+            <w:vAlign w:val="center"/>
+            <w:hideMark/>
+          </w:tcPr>
+          <w:p>
+            <w:pPr>
+              <w:spacing w:after="0" w:line="240" w:lineRule="auto"/>
+              <w:rPr>
+                <w:rFonts w:ascii="Times New Roman" w:eastAsia="Times New Roman" w:hAnsi="Times New Roman" w:cs="Times New Roman"/>
+                <w:kern w:val="0"/>
+                <w14:ligatures w14:val="none"/>
+              </w:rPr>
+            </w:pPr>
+            <w:r>
+              <w:rPr>
+                <w:rFonts w:ascii="Menlo" w:eastAsia="Times New Roman" w:hAnsi="Menlo" w:cs="Menlo"/>
+                <w:color w:val="3B3B3B"/>
+                <w:kern w:val="0"/>
+                <w:sz w:val="22"/>
+                <w:szCs w:val="22"/>
+                <w:bdr w:val="single" w:sz="2" w:space="0" w:color="auto" w:frame="1"/>
+                <w14:ligatures w14:val="none"/>
+              </w:rPr>
+              <w:t>Real-time inbound packet inspections, packet routing paths &amp; active DDoS airspace blocks</w:t>
+            </w:r>
+          </w:p>
+        </w:tc>
+      </w:tr>
+      <w:tr>
+        <w:trPr>
+          <w:tblCellSpacing w:w="15" w:type="dxa"/>
+        </w:trPr>
+        <w:tc>
+          <w:tcPr>
+            <w:tcW w:w="0" w:type="auto"/>
+            <w:tcBorders>
+              <w:top w:val="single" w:sz="6" w:space="0" w:color="auto"/>
+              <w:left w:val="single" w:sz="2" w:space="0" w:color="auto"/>
+              <w:bottom w:val="single" w:sz="6" w:space="0" w:color="auto"/>
+              <w:right w:val="single" w:sz="6" w:space="0" w:color="auto"/>
+            </w:tcBorders>
+            <w:vAlign w:val="center"/>
+            <w:hideMark/>
+          </w:tcPr>
+          <w:p>
+            <w:pPr>
+              <w:spacing w:after="0" w:line="240" w:lineRule="auto"/>
+              <w:rPr>
+                <w:rFonts w:ascii="Times New Roman" w:eastAsia="Times New Roman" w:hAnsi="Times New Roman" w:cs="Times New Roman"/>
+                <w:kern w:val="0"/>
+                <w14:ligatures w14:val="none"/>
+              </w:rPr>
+            </w:pPr>
+            <w:r>
+              <w:rPr>
+                <w:rFonts w:ascii="Times New Roman" w:eastAsia="Times New Roman" w:hAnsi="Times New Roman" w:cs="Times New Roman"/>
+                <w:b/>
+                <w:bCs/>
+                <w:kern w:val="0"/>
+                <w:bdr w:val="single" w:sz="2" w:space="0" w:color="auto" w:frame="1"/>
+                <w14:ligatures w14:val="none"/>
+              </w:rPr>
+              <w:t>Server Health</w:t>
+            </w:r>
+          </w:p>
+        </w:tc>
+        <w:tc>
+          <w:tcPr>
+            <w:tcW w:w="0" w:type="auto"/>
+            <w:tcBorders>
+              <w:top w:val="single" w:sz="6" w:space="0" w:color="auto"/>
+              <w:left w:val="single" w:sz="6" w:space="0" w:color="auto"/>
+              <w:bottom w:val="single" w:sz="6" w:space="0" w:color="auto"/>
+              <w:right w:val="single" w:sz="6" w:space="0" w:color="auto"/>
+            </w:tcBorders>
+            <w:vAlign w:val="center"/>
+            <w:hideMark/>
+          </w:tcPr>
+          <w:p>
+            <w:pPr>
+              <w:spacing w:after="0" w:line="240" w:lineRule="auto"/>
+              <w:rPr>
+                <w:rFonts w:ascii="Times New Roman" w:eastAsia="Times New Roman" w:hAnsi="Times New Roman" w:cs="Times New Roman"/>
+                <w:kern w:val="0"/>
+                <w14:ligatures w14:val="none"/>
+              </w:rPr>
+            </w:pPr>
+            <w:r>
+              <w:rPr>
+                <w:rFonts w:ascii="Apple Color Emoji" w:eastAsia="Times New Roman" w:hAnsi="Apple Color Emoji" w:cs="Apple Color Emoji"/>
+                <w:b/>
+                <w:bCs/>
+                <w:kern w:val="0"/>
+                <w:bdr w:val="single" w:sz="2" w:space="0" w:color="auto" w:frame="1"/>
+                <w14:ligatures w14:val="none"/>
+              </w:rPr>
+              <w:t>🖥️</w:t>
+            </w:r>
+            <w:r>
+              <w:rPr>
+                <w:rFonts w:ascii="Times New Roman" w:eastAsia="Times New Roman" w:hAnsi="Times New Roman" w:cs="Times New Roman"/>
+                <w:b/>
+                <w:bCs/>
+                <w:kern w:val="0"/>
+                <w:bdr w:val="single" w:sz="2" w:space="0" w:color="auto" w:frame="1"/>
+                <w14:ligatures w14:val="none"/>
+              </w:rPr>
+              <w:t xml:space="preserve"> Fleet Avionics</w:t>
+            </w:r>
+          </w:p>
+        </w:tc>
+        <w:tc>
+          <w:tcPr>
+            <w:tcW w:w="0" w:type="auto"/>
+            <w:tcBorders>
+              <w:top w:val="single" w:sz="6" w:space="0" w:color="auto"/>
+              <w:left w:val="single" w:sz="6" w:space="0" w:color="auto"/>
+              <w:bottom w:val="single" w:sz="6" w:space="0" w:color="auto"/>
+              <w:right w:val="single" w:sz="2" w:space="0" w:color="auto"/>
+            </w:tcBorders>
+            <w:vAlign w:val="center"/>
+            <w:hideMark/>
+          </w:tcPr>
+          <w:p>
+            <w:pPr>
+              <w:spacing w:after="0" w:line="240" w:lineRule="auto"/>
+              <w:rPr>
+                <w:rFonts w:ascii="Times New Roman" w:eastAsia="Times New Roman" w:hAnsi="Times New Roman" w:cs="Times New Roman"/>
+                <w:kern w:val="0"/>
+                <w14:ligatures w14:val="none"/>
+              </w:rPr>
+            </w:pPr>
+            <w:r>
+              <w:rPr>
+                <w:rFonts w:ascii="Menlo" w:eastAsia="Times New Roman" w:hAnsi="Menlo" w:cs="Menlo"/>
+                <w:color w:val="3B3B3B"/>
+                <w:kern w:val="0"/>
+                <w:sz w:val="22"/>
+                <w:szCs w:val="22"/>
+                <w:bdr w:val="single" w:sz="2" w:space="0" w:color="auto" w:frame="1"/>
+                <w14:ligatures w14:val="none"/>
+              </w:rPr>
+              <w:t>Hardware health diagnostics, CPU/Memory telemetry &amp; host OS kernel patching states</w:t>
+            </w:r>
+          </w:p>
+        </w:tc>
+      </w:tr>
+      <w:tr>
+        <w:trPr>
+          <w:tblCellSpacing w:w="15" w:type="dxa"/>
+        </w:trPr>
+        <w:tc>
+          <w:tcPr>
+            <w:tcW w:w="0" w:type="auto"/>
+            <w:tcBorders>
+              <w:top w:val="single" w:sz="6" w:space="0" w:color="auto"/>
+              <w:left w:val="single" w:sz="2" w:space="0" w:color="auto"/>
+              <w:bottom w:val="single" w:sz="6" w:space="0" w:color="auto"/>
+              <w:right w:val="single" w:sz="6" w:space="0" w:color="auto"/>
+            </w:tcBorders>
+            <w:vAlign w:val="center"/>
+            <w:hideMark/>
+          </w:tcPr>
+          <w:p>
+            <w:pPr>
+              <w:spacing w:after="0" w:line="240" w:lineRule="auto"/>
+              <w:rPr>
+                <w:rFonts w:ascii="Times New Roman" w:eastAsia="Times New Roman" w:hAnsi="Times New Roman" w:cs="Times New Roman"/>
+                <w:kern w:val="0"/>
+                <w14:ligatures w14:val="none"/>
+              </w:rPr>
+            </w:pPr>
+            <w:r>
+              <w:rPr>
+                <w:rFonts w:ascii="Times New Roman" w:eastAsia="Times New Roman" w:hAnsi="Times New Roman" w:cs="Times New Roman"/>
+                <w:b/>
+                <w:bCs/>
+                <w:kern w:val="0"/>
+                <w:bdr w:val="single" w:sz="2" w:space="0" w:color="auto" w:frame="1"/>
+                <w14:ligatures w14:val="none"/>
+              </w:rPr>
+              <w:t>AI Risk</w:t>
+            </w:r>
+          </w:p>
+        </w:tc>
+        <w:tc>
+          <w:tcPr>
+            <w:tcW w:w="0" w:type="auto"/>
+            <w:tcBorders>
+              <w:top w:val="single" w:sz="6" w:space="0" w:color="auto"/>
+              <w:left w:val="single" w:sz="6" w:space="0" w:color="auto"/>
+              <w:bottom w:val="single" w:sz="6" w:space="0" w:color="auto"/>
+              <w:right w:val="single" w:sz="6" w:space="0" w:color="auto"/>
+            </w:tcBorders>
+            <w:vAlign w:val="center"/>
+            <w:hideMark/>
+          </w:tcPr>
+          <w:p>
+            <w:pPr>
+              <w:spacing w:after="0" w:line="240" w:lineRule="auto"/>
+              <w:rPr>
+                <w:rFonts w:ascii="Times New Roman" w:eastAsia="Times New Roman" w:hAnsi="Times New Roman" w:cs="Times New Roman"/>
+                <w:kern w:val="0"/>
+                <w14:ligatures w14:val="none"/>
+              </w:rPr>
+            </w:pPr>
+            <w:r>
+              <w:rPr>
+                <w:rFonts w:ascii="Apple Color Emoji" w:eastAsia="Times New Roman" w:hAnsi="Apple Color Emoji" w:cs="Apple Color Emoji"/>
+                <w:b/>
+                <w:bCs/>
+                <w:kern w:val="0"/>
+                <w:bdr w:val="single" w:sz="2" w:space="0" w:color="auto" w:frame="1"/>
+                <w14:ligatures w14:val="none"/>
+              </w:rPr>
+              <w:t>🤖</w:t>
+            </w:r>
+            <w:r>
+              <w:rPr>
+                <w:rFonts w:ascii="Times New Roman" w:eastAsia="Times New Roman" w:hAnsi="Times New Roman" w:cs="Times New Roman"/>
+                <w:b/>
+                <w:bCs/>
+                <w:kern w:val="0"/>
+                <w:bdr w:val="single" w:sz="2" w:space="0" w:color="auto" w:frame="1"/>
+                <w14:ligatures w14:val="none"/>
+              </w:rPr>
+              <w:t xml:space="preserve"> Shadow Copilot</w:t>
+            </w:r>
+          </w:p>
+        </w:tc>
+        <w:tc>
+          <w:tcPr>
+            <w:tcW w:w="0" w:type="auto"/>
+            <w:tcBorders>
+              <w:top w:val="single" w:sz="6" w:space="0" w:color="auto"/>
+              <w:left w:val="single" w:sz="6" w:space="0" w:color="auto"/>
+              <w:bottom w:val="single" w:sz="6" w:space="0" w:color="auto"/>
+              <w:right w:val="single" w:sz="2" w:space="0" w:color="auto"/>
+            </w:tcBorders>
+            <w:vAlign w:val="center"/>
+            <w:hideMark/>
+          </w:tcPr>
+          <w:p>
+            <w:pPr>
+              <w:spacing w:after="0" w:line="240" w:lineRule="auto"/>
+              <w:rPr>
+                <w:rFonts w:ascii="Times New Roman" w:eastAsia="Times New Roman" w:hAnsi="Times New Roman" w:cs="Times New Roman"/>
+                <w:kern w:val="0"/>
+                <w14:ligatures w14:val="none"/>
+              </w:rPr>
+            </w:pPr>
+            <w:r>
+              <w:rPr>
+                <w:rFonts w:ascii="Menlo" w:eastAsia="Times New Roman" w:hAnsi="Menlo" w:cs="Menlo"/>
+                <w:color w:val="3B3B3B"/>
+                <w:kern w:val="0"/>
+                <w:sz w:val="22"/>
+                <w:szCs w:val="22"/>
+                <w:bdr w:val="single" w:sz="2" w:space="0" w:color="auto" w:frame="1"/>
+                <w14:ligatures w14:val="none"/>
+              </w:rPr>
+              <w:t>Shadow AI model discovery, LLM training prompt leakage sweeps &amp; unapproved model guardrails</w:t>
+            </w:r>
+          </w:p>
+        </w:tc>
+      </w:tr>
+      <w:tr>
+        <w:trPr>
+          <w:tblCellSpacing w:w="15" w:type="dxa"/>
+        </w:trPr>
+        <w:tc>
+          <w:tcPr>
+            <w:tcW w:w="0" w:type="auto"/>
+            <w:tcBorders>
+              <w:top w:val="single" w:sz="6" w:space="0" w:color="auto"/>
+              <w:left w:val="single" w:sz="2" w:space="0" w:color="auto"/>
+              <w:bottom w:val="single" w:sz="6" w:space="0" w:color="auto"/>
+              <w:right w:val="single" w:sz="6" w:space="0" w:color="auto"/>
+            </w:tcBorders>
+            <w:vAlign w:val="center"/>
+            <w:hideMark/>
+          </w:tcPr>
+          <w:p>
+            <w:pPr>
+              <w:spacing w:after="0" w:line="240" w:lineRule="auto"/>
+              <w:rPr>
+                <w:rFonts w:ascii="Times New Roman" w:eastAsia="Times New Roman" w:hAnsi="Times New Roman" w:cs="Times New Roman"/>
+                <w:kern w:val="0"/>
+                <w14:ligatures w14:val="none"/>
+              </w:rPr>
+            </w:pPr>
+            <w:r>
+              <w:rPr>
+                <w:rFonts w:ascii="Times New Roman" w:eastAsia="Times New Roman" w:hAnsi="Times New Roman" w:cs="Times New Roman"/>
+                <w:b/>
+                <w:bCs/>
+                <w:kern w:val="0"/>
+                <w:bdr w:val="single" w:sz="2" w:space="0" w:color="auto" w:frame="1"/>
+                <w14:ligatures w14:val="none"/>
+              </w:rPr>
+              <w:t>Identity Shield</w:t>
+            </w:r>
+          </w:p>
+        </w:tc>
+        <w:tc>
+          <w:tcPr>
+            <w:tcW w:w="0" w:type="auto"/>
+            <w:tcBorders>
+              <w:top w:val="single" w:sz="6" w:space="0" w:color="auto"/>
+              <w:left w:val="single" w:sz="6" w:space="0" w:color="auto"/>
+              <w:bottom w:val="single" w:sz="6" w:space="0" w:color="auto"/>
+              <w:right w:val="single" w:sz="6" w:space="0" w:color="auto"/>
+            </w:tcBorders>
+            <w:vAlign w:val="center"/>
+            <w:hideMark/>
+          </w:tcPr>
+          <w:p>
+            <w:pPr>
+              <w:spacing w:after="0" w:line="240" w:lineRule="auto"/>
+              <w:rPr>
+                <w:rFonts w:ascii="Times New Roman" w:eastAsia="Times New Roman" w:hAnsi="Times New Roman" w:cs="Times New Roman"/>
+                <w:kern w:val="0"/>
+                <w14:ligatures w14:val="none"/>
+              </w:rPr>
+            </w:pPr>
+            <w:r>
+              <w:rPr>
+                <w:rFonts w:ascii="Apple Color Emoji" w:eastAsia="Times New Roman" w:hAnsi="Apple Color Emoji" w:cs="Apple Color Emoji"/>
+                <w:b/>
+                <w:bCs/>
+                <w:kern w:val="0"/>
+                <w:bdr w:val="single" w:sz="2" w:space="0" w:color="auto" w:frame="1"/>
+                <w14:ligatures w14:val="none"/>
+              </w:rPr>
+              <w:t>🔑</w:t>
+            </w:r>
+            <w:r>
+              <w:rPr>
+                <w:rFonts w:ascii="Times New Roman" w:eastAsia="Times New Roman" w:hAnsi="Times New Roman" w:cs="Times New Roman"/>
+                <w:b/>
+                <w:bCs/>
+                <w:kern w:val="0"/>
+                <w:bdr w:val="single" w:sz="2" w:space="0" w:color="auto" w:frame="1"/>
+                <w14:ligatures w14:val="none"/>
+              </w:rPr>
+              <w:t xml:space="preserve"> Passport Control</w:t>
+            </w:r>
+          </w:p>
+        </w:tc>
+        <w:tc>
+          <w:tcPr>
+            <w:tcW w:w="0" w:type="auto"/>
+            <w:tcBorders>
+              <w:top w:val="single" w:sz="6" w:space="0" w:color="auto"/>
+              <w:left w:val="single" w:sz="6" w:space="0" w:color="auto"/>
+              <w:bottom w:val="single" w:sz="6" w:space="0" w:color="auto"/>
+              <w:right w:val="single" w:sz="2" w:space="0" w:color="auto"/>
+            </w:tcBorders>
+            <w:vAlign w:val="center"/>
+            <w:hideMark/>
+          </w:tcPr>
+          <w:p>
+            <w:pPr>
+              <w:spacing w:after="0" w:line="240" w:lineRule="auto"/>
+              <w:rPr>
+                <w:rFonts w:ascii="Times New Roman" w:eastAsia="Times New Roman" w:hAnsi="Times New Roman" w:cs="Times New Roman"/>
+                <w:kern w:val="0"/>
+                <w14:ligatures w14:val="none"/>
+              </w:rPr>
+            </w:pPr>
+            <w:r>
+              <w:rPr>
+                <w:rFonts w:ascii="Menlo" w:eastAsia="Times New Roman" w:hAnsi="Menlo" w:cs="Menlo"/>
+                <w:color w:val="3B3B3B"/>
+                <w:kern w:val="0"/>
+                <w:sz w:val="22"/>
+                <w:szCs w:val="22"/>
+                <w:bdr w:val="single" w:sz="2" w:space="0" w:color="auto" w:frame="1"/>
+                <w14:ligatures w14:val="none"/>
+              </w:rPr>
+              <w:t>Your Gatekeeper — SSO directory auditing, privilege drift scanning &amp; Zero-Trust MFA checkpoints</w:t>
+            </w:r>
+          </w:p>
+        </w:tc>
+      </w:tr>
+      <w:tr>
+        <w:trPr>
+          <w:tblCellSpacing w:w="15" w:type="dxa"/>
+        </w:trPr>
+        <w:tc>
+          <w:tcPr>
+            <w:tcW w:w="0" w:type="auto"/>
+            <w:tcBorders>
+              <w:top w:val="single" w:sz="6" w:space="0" w:color="auto"/>
+              <w:left w:val="single" w:sz="2" w:space="0" w:color="auto"/>
+              <w:bottom w:val="single" w:sz="6" w:space="0" w:color="auto"/>
+              <w:right w:val="single" w:sz="6" w:space="0" w:color="auto"/>
+            </w:tcBorders>
+            <w:vAlign w:val="center"/>
+            <w:hideMark/>
+          </w:tcPr>
+          <w:p>
+            <w:pPr>
+              <w:spacing w:after="0" w:line="240" w:lineRule="auto"/>
+              <w:rPr>
+                <w:rFonts w:ascii="Times New Roman" w:eastAsia="Times New Roman" w:hAnsi="Times New Roman" w:cs="Times New Roman"/>
+                <w:kern w:val="0"/>
+                <w14:ligatures w14:val="none"/>
+              </w:rPr>
+            </w:pPr>
+            <w:r>
+              <w:rPr>
+                <w:rFonts w:ascii="Times New Roman" w:eastAsia="Times New Roman" w:hAnsi="Times New Roman" w:cs="Times New Roman"/>
+                <w:b/>
+                <w:bCs/>
+                <w:kern w:val="0"/>
+                <w:bdr w:val="single" w:sz="2" w:space="0" w:color="auto" w:frame="1"/>
+                <w14:ligatures w14:val="none"/>
+              </w:rPr>
+              <w:t>Risk Radar</w:t>
+            </w:r>
+          </w:p>
+        </w:tc>
+        <w:tc>
+          <w:tcPr>
+            <w:tcW w:w="0" w:type="auto"/>
+            <w:tcBorders>
+              <w:top w:val="single" w:sz="6" w:space="0" w:color="auto"/>
+              <w:left w:val="single" w:sz="6" w:space="0" w:color="auto"/>
+              <w:bottom w:val="single" w:sz="6" w:space="0" w:color="auto"/>
+              <w:right w:val="single" w:sz="6" w:space="0" w:color="auto"/>
+            </w:tcBorders>
+            <w:vAlign w:val="center"/>
+            <w:hideMark/>
+          </w:tcPr>
+          <w:p>
+            <w:pPr>
+              <w:spacing w:after="0" w:line="240" w:lineRule="auto"/>
+              <w:rPr>
+                <w:rFonts w:ascii="Times New Roman" w:eastAsia="Times New Roman" w:hAnsi="Times New Roman" w:cs="Times New Roman"/>
+                <w:kern w:val="0"/>
+                <w14:ligatures w14:val="none"/>
+              </w:rPr>
+            </w:pPr>
+            <w:r>
+              <w:rPr>
+                <w:rFonts w:ascii="Apple Color Emoji" w:eastAsia="Times New Roman" w:hAnsi="Apple Color Emoji" w:cs="Apple Color Emoji"/>
+                <w:b/>
+                <w:bCs/>
+                <w:kern w:val="0"/>
+                <w:bdr w:val="single" w:sz="2" w:space="0" w:color="auto" w:frame="1"/>
+                <w14:ligatures w14:val="none"/>
+              </w:rPr>
+              <w:t>📡</w:t>
+            </w:r>
+            <w:r>
+              <w:rPr>
+                <w:rFonts w:ascii="Times New Roman" w:eastAsia="Times New Roman" w:hAnsi="Times New Roman" w:cs="Times New Roman"/>
+                <w:b/>
+                <w:bCs/>
+                <w:kern w:val="0"/>
+                <w:bdr w:val="single" w:sz="2" w:space="0" w:color="auto" w:frame="1"/>
+                <w14:ligatures w14:val="none"/>
+              </w:rPr>
+              <w:t xml:space="preserve"> Airspace Radar</w:t>
+            </w:r>
+          </w:p>
+        </w:tc>
+        <w:tc>
+          <w:tcPr>
+            <w:tcW w:w="0" w:type="auto"/>
+            <w:tcBorders>
+              <w:top w:val="single" w:sz="6" w:space="0" w:color="auto"/>
+              <w:left w:val="single" w:sz="6" w:space="0" w:color="auto"/>
+              <w:bottom w:val="single" w:sz="6" w:space="0" w:color="auto"/>
+              <w:right w:val="single" w:sz="2" w:space="0" w:color="auto"/>
+            </w:tcBorders>
+            <w:vAlign w:val="center"/>
+            <w:hideMark/>
+          </w:tcPr>
+          <w:p>
+            <w:pPr>
+              <w:spacing w:after="0" w:line="240" w:lineRule="auto"/>
+              <w:rPr>
+                <w:rFonts w:ascii="Times New Roman" w:eastAsia="Times New Roman" w:hAnsi="Times New Roman" w:cs="Times New Roman"/>
+                <w:kern w:val="0"/>
+                <w14:ligatures w14:val="none"/>
+              </w:rPr>
+            </w:pPr>
+            <w:r>
+              <w:rPr>
+                <w:rFonts w:ascii="Menlo" w:eastAsia="Times New Roman" w:hAnsi="Menlo" w:cs="Menlo"/>
+                <w:color w:val="3B3B3B"/>
+                <w:kern w:val="0"/>
+                <w:sz w:val="22"/>
+                <w:szCs w:val="22"/>
+                <w:bdr w:val="single" w:sz="2" w:space="0" w:color="auto" w:frame="1"/>
+                <w14:ligatures w14:val="none"/>
+              </w:rPr>
+              <w:t>Vulnerability Triage &amp; Prioritized Exposure Engine — scanning for weaponized exploit storms</w:t>
+            </w:r>
+          </w:p>
+        </w:tc>
+      </w:tr>
+      <w:tr>
+        <w:trPr>
+          <w:tblCellSpacing w:w="15" w:type="dxa"/>
+        </w:trPr>
+        <w:tc>
+          <w:tcPr>
+            <w:tcW w:w="0" w:type="auto"/>
+            <w:tcBorders>
+              <w:top w:val="single" w:sz="6" w:space="0" w:color="auto"/>
+              <w:left w:val="single" w:sz="2" w:space="0" w:color="auto"/>
+              <w:bottom w:val="single" w:sz="6" w:space="0" w:color="auto"/>
+              <w:right w:val="single" w:sz="6" w:space="0" w:color="auto"/>
+            </w:tcBorders>
+            <w:vAlign w:val="center"/>
+            <w:hideMark/>
+          </w:tcPr>
+          <w:p>
+            <w:pPr>
+              <w:spacing w:after="0" w:line="240" w:lineRule="auto"/>
+              <w:rPr>
+                <w:rFonts w:ascii="Times New Roman" w:eastAsia="Times New Roman" w:hAnsi="Times New Roman" w:cs="Times New Roman"/>
+                <w:kern w:val="0"/>
+                <w14:ligatures w14:val="none"/>
+              </w:rPr>
+            </w:pPr>
+            <w:r>
+              <w:rPr>
+                <w:rFonts w:ascii="Times New Roman" w:eastAsia="Times New Roman" w:hAnsi="Times New Roman" w:cs="Times New Roman"/>
+                <w:b/>
+                <w:bCs/>
+                <w:kern w:val="0"/>
+                <w:bdr w:val="single" w:sz="2" w:space="0" w:color="auto" w:frame="1"/>
+                <w14:ligatures w14:val="none"/>
+              </w:rPr>
+              <w:t>Findings Database</w:t>
+            </w:r>
+          </w:p>
+        </w:tc>
+        <w:tc>
+          <w:tcPr>
+            <w:tcW w:w="0" w:type="auto"/>
+            <w:tcBorders>
+              <w:top w:val="single" w:sz="6" w:space="0" w:color="auto"/>
+              <w:left w:val="single" w:sz="6" w:space="0" w:color="auto"/>
+              <w:bottom w:val="single" w:sz="6" w:space="0" w:color="auto"/>
+              <w:right w:val="single" w:sz="6" w:space="0" w:color="auto"/>
+            </w:tcBorders>
+            <w:vAlign w:val="center"/>
+            <w:hideMark/>
+          </w:tcPr>
+          <w:p>
+            <w:pPr>
+              <w:spacing w:after="0" w:line="240" w:lineRule="auto"/>
+              <w:rPr>
+                <w:rFonts w:ascii="Times New Roman" w:eastAsia="Times New Roman" w:hAnsi="Times New Roman" w:cs="Times New Roman"/>
+                <w:kern w:val="0"/>
+                <w14:ligatures w14:val="none"/>
+              </w:rPr>
+            </w:pPr>
+            <w:r>
+              <w:rPr>
+                <w:rFonts w:ascii="Apple Color Emoji" w:eastAsia="Times New Roman" w:hAnsi="Apple Color Emoji" w:cs="Apple Color Emoji"/>
+                <w:b/>
+                <w:bCs/>
+                <w:kern w:val="0"/>
+                <w:bdr w:val="single" w:sz="2" w:space="0" w:color="auto" w:frame="1"/>
+                <w14:ligatures w14:val="none"/>
+              </w:rPr>
+              <w:t>🔍</w:t>
+            </w:r>
+            <w:r>
+              <w:rPr>
+                <w:rFonts w:ascii="Times New Roman" w:eastAsia="Times New Roman" w:hAnsi="Times New Roman" w:cs="Times New Roman"/>
+                <w:b/>
+                <w:bCs/>
+                <w:kern w:val="0"/>
+                <w:bdr w:val="single" w:sz="2" w:space="0" w:color="auto" w:frame="1"/>
+                <w14:ligatures w14:val="none"/>
+              </w:rPr>
+              <w:t xml:space="preserve"> Maintenance Logs</w:t>
+            </w:r>
+          </w:p>
+        </w:tc>
+        <w:tc>
+          <w:tcPr>
+            <w:tcW w:w="0" w:type="auto"/>
+            <w:tcBorders>
+              <w:top w:val="single" w:sz="6" w:space="0" w:color="auto"/>
+              <w:left w:val="single" w:sz="6" w:space="0" w:color="auto"/>
+              <w:bottom w:val="single" w:sz="6" w:space="0" w:color="auto"/>
+              <w:right w:val="single" w:sz="2" w:space="0" w:color="auto"/>
+            </w:tcBorders>
+            <w:vAlign w:val="center"/>
+            <w:hideMark/>
+          </w:tcPr>
+          <w:p>
+            <w:pPr>
+              <w:spacing w:after="0" w:line="240" w:lineRule="auto"/>
+              <w:rPr>
+                <w:rFonts w:ascii="Times New Roman" w:eastAsia="Times New Roman" w:hAnsi="Times New Roman" w:cs="Times New Roman"/>
+                <w:kern w:val="0"/>
+                <w14:ligatures w14:val="none"/>
+              </w:rPr>
+            </w:pPr>
+            <w:r>
+              <w:rPr>
+                <w:rFonts w:ascii="Menlo" w:eastAsia="Times New Roman" w:hAnsi="Menlo" w:cs="Menlo"/>
+                <w:color w:val="3B3B3B"/>
+                <w:kern w:val="0"/>
+                <w:sz w:val="22"/>
+                <w:szCs w:val="22"/>
+                <w:bdr w:val="single" w:sz="2" w:space="0" w:color="auto" w:frame="1"/>
+                <w14:ligatures w14:val="none"/>
+              </w:rPr>
+              <w:t>Consolidated vulnerability arrivals desk &amp; actionable CVE repair checklists</w:t>
+            </w:r>
+          </w:p>
+        </w:tc>
+      </w:tr>
+      <w:tr>
+        <w:trPr>
+          <w:tblCellSpacing w:w="15" w:type="dxa"/>
+        </w:trPr>
+        <w:tc>
+          <w:tcPr>
+            <w:tcW w:w="0" w:type="auto"/>
+            <w:tcBorders>
+              <w:top w:val="single" w:sz="6" w:space="0" w:color="auto"/>
+              <w:left w:val="single" w:sz="2" w:space="0" w:color="auto"/>
+              <w:bottom w:val="single" w:sz="6" w:space="0" w:color="auto"/>
+              <w:right w:val="single" w:sz="6" w:space="0" w:color="auto"/>
+            </w:tcBorders>
+            <w:vAlign w:val="center"/>
+            <w:hideMark/>
+          </w:tcPr>
+          <w:p>
+            <w:pPr>
+              <w:spacing w:after="0" w:line="240" w:lineRule="auto"/>
+              <w:rPr>
+                <w:rFonts w:ascii="Times New Roman" w:eastAsia="Times New Roman" w:hAnsi="Times New Roman" w:cs="Times New Roman"/>
+                <w:kern w:val="0"/>
+                <w14:ligatures w14:val="none"/>
+              </w:rPr>
+            </w:pPr>
+            <w:r>
+              <w:rPr>
+                <w:rFonts w:ascii="Times New Roman" w:eastAsia="Times New Roman" w:hAnsi="Times New Roman" w:cs="Times New Roman"/>
+                <w:b/>
+                <w:bCs/>
+                <w:kern w:val="0"/>
+                <w:bdr w:val="single" w:sz="2" w:space="0" w:color="auto" w:frame="1"/>
+                <w14:ligatures w14:val="none"/>
+              </w:rPr>
+              <w:t>Upload Scan</w:t>
+            </w:r>
+          </w:p>
+        </w:tc>
+        <w:tc>
+          <w:tcPr>
+            <w:tcW w:w="0" w:type="auto"/>
+            <w:tcBorders>
+              <w:top w:val="single" w:sz="6" w:space="0" w:color="auto"/>
+              <w:left w:val="single" w:sz="6" w:space="0" w:color="auto"/>
+              <w:bottom w:val="single" w:sz="6" w:space="0" w:color="auto"/>
+              <w:right w:val="single" w:sz="6" w:space="0" w:color="auto"/>
+            </w:tcBorders>
+            <w:vAlign w:val="center"/>
+            <w:hideMark/>
+          </w:tcPr>
+          <w:p>
+            <w:pPr>
+              <w:spacing w:after="0" w:line="240" w:lineRule="auto"/>
+              <w:rPr>
+                <w:rFonts w:ascii="Times New Roman" w:eastAsia="Times New Roman" w:hAnsi="Times New Roman" w:cs="Times New Roman"/>
+                <w:kern w:val="0"/>
+                <w14:ligatures w14:val="none"/>
+              </w:rPr>
+            </w:pPr>
+            <w:r>
+              <w:rPr>
+                <w:rFonts w:ascii="Apple Color Emoji" w:eastAsia="Times New Roman" w:hAnsi="Apple Color Emoji" w:cs="Apple Color Emoji"/>
+                <w:b/>
+                <w:bCs/>
+                <w:kern w:val="0"/>
+                <w:bdr w:val="single" w:sz="2" w:space="0" w:color="auto" w:frame="1"/>
+                <w14:ligatures w14:val="none"/>
+              </w:rPr>
+              <w:t>📤</w:t>
+            </w:r>
+            <w:r>
+              <w:rPr>
+                <w:rFonts w:ascii="Times New Roman" w:eastAsia="Times New Roman" w:hAnsi="Times New Roman" w:cs="Times New Roman"/>
+                <w:b/>
+                <w:bCs/>
+                <w:kern w:val="0"/>
+                <w:bdr w:val="single" w:sz="2" w:space="0" w:color="auto" w:frame="1"/>
+                <w14:ligatures w14:val="none"/>
+              </w:rPr>
+              <w:t xml:space="preserve"> Manifest Intake</w:t>
+            </w:r>
+          </w:p>
+        </w:tc>
+        <w:tc>
+          <w:tcPr>
+            <w:tcW w:w="0" w:type="auto"/>
+            <w:tcBorders>
+              <w:top w:val="single" w:sz="6" w:space="0" w:color="auto"/>
+              <w:left w:val="single" w:sz="6" w:space="0" w:color="auto"/>
+              <w:bottom w:val="single" w:sz="6" w:space="0" w:color="auto"/>
+              <w:right w:val="single" w:sz="2" w:space="0" w:color="auto"/>
+            </w:tcBorders>
+            <w:vAlign w:val="center"/>
+            <w:hideMark/>
+          </w:tcPr>
+          <w:p>
+            <w:pPr>
+              <w:spacing w:after="0" w:line="240" w:lineRule="auto"/>
+              <w:rPr>
+                <w:rFonts w:ascii="Times New Roman" w:eastAsia="Times New Roman" w:hAnsi="Times New Roman" w:cs="Times New Roman"/>
+                <w:kern w:val="0"/>
+                <w14:ligatures w14:val="none"/>
+              </w:rPr>
+            </w:pPr>
+            <w:r>
+              <w:rPr>
+                <w:rFonts w:ascii="Menlo" w:eastAsia="Times New Roman" w:hAnsi="Menlo" w:cs="Menlo"/>
+                <w:color w:val="3B3B3B"/>
+                <w:kern w:val="0"/>
+                <w:sz w:val="22"/>
+                <w:szCs w:val="22"/>
+                <w:bdr w:val="single" w:sz="2" w:space="0" w:color="auto" w:frame="1"/>
+                <w14:ligatures w14:val="none"/>
+              </w:rPr>
+              <w:t>Ingesting Qualys, Tenable, and Nessus reports to populate your active flight telemetry</w:t>
+            </w:r>
+          </w:p>
+        </w:tc>
+      </w:tr>
+      <w:tr>
+        <w:trPr>
+          <w:tblCellSpacing w:w="15" w:type="dxa"/>
+        </w:trPr>
+        <w:tc>
+          <w:tcPr>
+            <w:tcW w:w="0" w:type="auto"/>
+            <w:tcBorders>
+              <w:top w:val="single" w:sz="6" w:space="0" w:color="auto"/>
+              <w:left w:val="single" w:sz="2" w:space="0" w:color="auto"/>
+              <w:bottom w:val="single" w:sz="2" w:space="0" w:color="auto"/>
+              <w:right w:val="single" w:sz="6" w:space="0" w:color="auto"/>
+            </w:tcBorders>
+            <w:vAlign w:val="center"/>
+            <w:hideMark/>
+          </w:tcPr>
+          <w:p>
+            <w:pPr>
+              <w:spacing w:after="0" w:line="240" w:lineRule="auto"/>
+              <w:rPr>
+                <w:rFonts w:ascii="Times New Roman" w:eastAsia="Times New Roman" w:hAnsi="Times New Roman" w:cs="Times New Roman"/>
+                <w:kern w:val="0"/>
+                <w14:ligatures w14:val="none"/>
+              </w:rPr>
+            </w:pPr>
+            <w:r>
+              <w:rPr>
+                <w:rFonts w:ascii="Times New Roman" w:eastAsia="Times New Roman" w:hAnsi="Times New Roman" w:cs="Times New Roman"/>
+                <w:b/>
+                <w:bCs/>
+                <w:kern w:val="0"/>
+                <w:bdr w:val="single" w:sz="2" w:space="0" w:color="auto" w:frame="1"/>
+                <w14:ligatures w14:val="none"/>
+              </w:rPr>
+              <w:t>Settings</w:t>
+            </w:r>
+          </w:p>
+        </w:tc>
+        <w:tc>
+          <w:tcPr>
+            <w:tcW w:w="0" w:type="auto"/>
+            <w:tcBorders>
+              <w:top w:val="single" w:sz="6" w:space="0" w:color="auto"/>
+              <w:left w:val="single" w:sz="6" w:space="0" w:color="auto"/>
+              <w:bottom w:val="single" w:sz="2" w:space="0" w:color="auto"/>
+              <w:right w:val="single" w:sz="6" w:space="0" w:color="auto"/>
+            </w:tcBorders>
+            <w:vAlign w:val="center"/>
+            <w:hideMark/>
+          </w:tcPr>
+          <w:p>
+            <w:pPr>
+              <w:spacing w:after="0" w:line="240" w:lineRule="auto"/>
+              <w:rPr>
+                <w:rFonts w:ascii="Times New Roman" w:eastAsia="Times New Roman" w:hAnsi="Times New Roman" w:cs="Times New Roman"/>
+                <w:kern w:val="0"/>
+                <w14:ligatures w14:val="none"/>
+              </w:rPr>
+            </w:pPr>
+            <w:r>
+              <w:rPr>
+                <w:rFonts w:ascii="Apple Color Emoji" w:eastAsia="Times New Roman" w:hAnsi="Apple Color Emoji" w:cs="Apple Color Emoji"/>
+                <w:b/>
+                <w:bCs/>
+                <w:kern w:val="0"/>
+                <w:bdr w:val="single" w:sz="2" w:space="0" w:color="auto" w:frame="1"/>
+                <w14:ligatures w14:val="none"/>
+              </w:rPr>
+              <w:t>⚙️</w:t>
+            </w:r>
+            <w:r>
+              <w:rPr>
+                <w:rFonts w:ascii="Times New Roman" w:eastAsia="Times New Roman" w:hAnsi="Times New Roman" w:cs="Times New Roman"/>
+                <w:b/>
+                <w:bCs/>
+                <w:kern w:val="0"/>
+                <w:bdr w:val="single" w:sz="2" w:space="0" w:color="auto" w:frame="1"/>
+                <w14:ligatures w14:val="none"/>
+              </w:rPr>
+              <w:t xml:space="preserve"> Hangar Controls</w:t>
+            </w:r>
+          </w:p>
+        </w:tc>
+        <w:tc>
+          <w:tcPr>
+            <w:tcW w:w="0" w:type="auto"/>
+            <w:tcBorders>
+              <w:top w:val="single" w:sz="6" w:space="0" w:color="auto"/>
+              <w:left w:val="single" w:sz="6" w:space="0" w:color="auto"/>
+              <w:bottom w:val="single" w:sz="2" w:space="0" w:color="auto"/>
+              <w:right w:val="single" w:sz="2" w:space="0" w:color="auto"/>
+            </w:tcBorders>
+            <w:vAlign w:val="center"/>
+            <w:hideMark/>
+          </w:tcPr>
+          <w:p>
+            <w:pPr>
+              <w:spacing w:after="0" w:line="240" w:lineRule="auto"/>
+              <w:rPr>
+                <w:rFonts w:ascii="Times New Roman" w:eastAsia="Times New Roman" w:hAnsi="Times New Roman" w:cs="Times New Roman"/>
+                <w:kern w:val="0"/>
+                <w14:ligatures w14:val="none"/>
+              </w:rPr>
+            </w:pPr>
+            <w:r>
+              <w:rPr>
+                <w:rFonts w:ascii="Menlo" w:eastAsia="Times New Roman" w:hAnsi="Menlo" w:cs="Menlo"/>
+                <w:color w:val="3B3B3B"/>
+                <w:kern w:val="0"/>
+                <w:sz w:val="22"/>
+                <w:szCs w:val="22"/>
+                <w:bdr w:val="single" w:sz="2" w:space="0" w:color="auto" w:frame="1"/>
+                <w14:ligatures w14:val="none"/>
+              </w:rPr>
+              <w:t>Enterprise SSO configurations, API key distribution &amp; external ticketing gates</w:t>
+            </w:r>
+          </w:p>
+        </w:tc>
+      </w:tr>
+    </w:tbl>
+    <w:p>
+      <w:pPr>
+        <w:spacing w:after="0" w:line="240" w:lineRule="auto"/>
+        <w:rPr>
+          <w:rFonts w:ascii="Times New Roman" w:eastAsia="Times New Roman" w:hAnsi="Times New Roman" w:cs="Times New Roman"/>
+          <w:kern w:val="0"/>
+          <w14:ligatures w14:val="none"/>
+        </w:rPr>
+      </w:pPr>
+    </w:p>
+    <w:p>
+      <w:pPr>
+        <w:spacing w:after="0" w:line="240" w:lineRule="auto"/>
+        <w:rPr>
+          <w:rFonts w:ascii="Times New Roman" w:eastAsia="Times New Roman" w:hAnsi="Times New Roman" w:cs="Times New Roman"/>
+          <w:kern w:val="0"/>
+          <w14:ligatures w14:val="none"/>
+        </w:rPr>
+      </w:pPr>
+    </w:p>
+    <w:p>
+      <w:pPr>
+        <w:spacing w:after="0" w:line="240" w:lineRule="auto"/>
+        <w:rPr>
+          <w:rFonts w:ascii="Times New Roman" w:eastAsia="Times New Roman" w:hAnsi="Times New Roman" w:cs="Times New Roman"/>
+          <w:kern w:val="0"/>
+          <w14:ligatures w14:val="none"/>
+        </w:rPr>
+      </w:pPr>
+    </w:p>
+    <w:p>
+      <w:pPr>
+        <w:spacing w:after="0" w:line="240" w:lineRule="auto"/>
+        <w:rPr>
+          <w:rFonts w:ascii="Times New Roman" w:eastAsia="Times New Roman" w:hAnsi="Times New Roman" w:cs="Times New Roman"/>
+          <w:kern w:val="0"/>
+          <w14:ligatures w14:val="none"/>
+        </w:rPr>
+      </w:pPr>
+    </w:p>
+    <w:p>
+      <w:pPr>
+        <w:spacing w:after="0" w:line="240" w:lineRule="auto"/>
+        <w:rPr>
+          <w:rFonts w:ascii="Times New Roman" w:eastAsia="Times New Roman" w:hAnsi="Times New Roman" w:cs="Times New Roman"/>
+          <w:kern w:val="0"/>
+          <w14:ligatures w14:val="none"/>
+        </w:rPr>
+      </w:pPr>
+    </w:p>
+    <w:p>
+      <w:pPr>
+        <w:spacing w:after="0" w:line="240" w:lineRule="auto"/>
+        <w:rPr>
+          <w:rFonts w:ascii="Times New Roman" w:eastAsia="Times New Roman" w:hAnsi="Times New Roman" w:cs="Times New Roman"/>
+          <w:kern w:val="0"/>
+          <w14:ligatures w14:val="none"/>
+        </w:rPr>
+      </w:pPr>
+    </w:p>
+    <w:p>
+      <w:pPr>
+        <w:spacing w:after="0" w:line="240" w:lineRule="auto"/>
+        <w:rPr>
+          <w:rFonts w:ascii="Times New Roman" w:eastAsia="Times New Roman" w:hAnsi="Times New Roman" w:cs="Times New Roman"/>
+          <w:kern w:val="0"/>
+          <w14:ligatures w14:val="none"/>
+        </w:rPr>
+      </w:pPr>
+    </w:p>
+    <w:p>
+      <w:pPr>
+        <w:spacing w:after="0" w:line="240" w:lineRule="auto"/>
+        <w:rPr>
+          <w:rFonts w:ascii="Times New Roman" w:eastAsia="Times New Roman" w:hAnsi="Times New Roman" w:cs="Times New Roman"/>
+          <w:kern w:val="0"/>
+          <w14:ligatures w14:val="none"/>
+        </w:rPr>
+      </w:pPr>
+    </w:p>
+    <w:p>
+      <w:pPr>
+        <w:spacing w:after="0" w:line="240" w:lineRule="auto"/>
+        <w:rPr>
+          <w:rFonts w:ascii="Times New Roman" w:eastAsia="Times New Roman" w:hAnsi="Times New Roman" w:cs="Times New Roman"/>
+          <w:kern w:val="0"/>
+          <w14:ligatures w14:val="none"/>
+        </w:rPr>
+      </w:pPr>
+    </w:p>
+    <w:p>
+      <w:pPr>
+        <w:spacing w:after="0" w:line="240" w:lineRule="auto"/>
+        <w:rPr>
+          <w:rFonts w:ascii="Times New Roman" w:eastAsia="Times New Roman" w:hAnsi="Times New Roman" w:cs="Times New Roman"/>
+          <w:kern w:val="0"/>
+          <w14:ligatures w14:val="none"/>
+        </w:rPr>
+      </w:pPr>
+    </w:p>
+    <w:p>
+      <w:pPr>
+        <w:spacing w:after="0" w:line="240" w:lineRule="auto"/>
+        <w:rPr>
+          <w:rFonts w:ascii="Times New Roman" w:eastAsia="Times New Roman" w:hAnsi="Times New Roman" w:cs="Times New Roman"/>
+          <w:kern w:val="0"/>
+          <w14:ligatures w14:val="none"/>
+        </w:rPr>
+      </w:pPr>
+    </w:p>
+    <w:p>
+      <w:pPr>
+        <w:pBdr>
+          <w:top w:val="single" w:sz="2" w:space="0" w:color="auto"/>
+          <w:left w:val="single" w:sz="2" w:space="0" w:color="auto"/>
+          <w:bottom w:val="single" w:sz="2" w:space="0" w:color="auto"/>
+          <w:right w:val="single" w:sz="2" w:space="0" w:color="auto"/>
+        </w:pBdr>
+        <w:shd w:val="clear" w:color="auto" w:fill="F8F8F8"/>
+        <w:spacing w:after="0" w:line="240" w:lineRule="auto"/>
+        <w:rPr>
+          <w:rFonts w:ascii="Arial" w:eastAsia="Times New Roman" w:hAnsi="Arial" w:cs="Arial"/>
+          <w:color w:val="3B3B3B"/>
+          <w:kern w:val="0"/>
+          <w:sz w:val="20"/>
+          <w:szCs w:val="20"/>
+          <w14:ligatures w14:val="none"/>
+        </w:rPr>
+      </w:pPr>
+      <w:r>
+        <w:rPr>
+          <w:rFonts w:ascii="Arial" w:eastAsia="Times New Roman" w:hAnsi="Arial" w:cs="Arial"/>
+          <w:color w:val="3B3B3B"/>
+          <w:kern w:val="0"/>
+          <w:sz w:val="20"/>
+          <w:szCs w:val="20"/>
+          <w14:ligatures w14:val="none"/>
+        </w:rPr>
+        <w:lastRenderedPageBreak/>
+        <w:t>I have created a visionary strategic roadmap, </w:t>
+      </w:r>
+      <w:r>
+        <w:rPr>
+          <w:rFonts w:ascii="Arial" w:eastAsia="Times New Roman" w:hAnsi="Arial" w:cs="Arial"/>
+          <w:b/>
+          <w:bCs/>
+          <w:color w:val="3B3B3B"/>
+          <w:kern w:val="0"/>
+          <w:sz w:val="20"/>
+          <w:szCs w:val="20"/>
+          <w:bdr w:val="single" w:sz="2" w:space="0" w:color="auto" w:frame="1"/>
+          <w14:ligatures w14:val="none"/>
+        </w:rPr>
+        <w:t>next_level_vision.md</w:t>
+      </w:r>
+      <w:r>
+        <w:rPr>
+          <w:rFonts w:ascii="Arial" w:eastAsia="Times New Roman" w:hAnsi="Arial" w:cs="Arial"/>
+          <w:color w:val="3B3B3B"/>
+          <w:kern w:val="0"/>
+          <w:sz w:val="20"/>
+          <w:szCs w:val="20"/>
+          <w14:ligatures w14:val="none"/>
+        </w:rPr>
+        <w:t>, detailing the exact architectural expansions and feature sets we should implement to elevate PosturePilot into a dominant market force in 2026.</w:t>
+      </w:r>
+    </w:p>
+    <w:p>
+      <w:pPr>
+        <w:pBdr>
+          <w:top w:val="single" w:sz="2" w:space="0" w:color="auto"/>
+          <w:left w:val="single" w:sz="2" w:space="0" w:color="auto"/>
+          <w:bottom w:val="single" w:sz="2" w:space="0" w:color="auto"/>
+          <w:right w:val="single" w:sz="2" w:space="0" w:color="auto"/>
+        </w:pBdr>
+        <w:shd w:val="clear" w:color="auto" w:fill="F8F8F8"/>
+        <w:spacing w:after="0" w:line="240" w:lineRule="auto"/>
+        <w:rPr>
+          <w:rFonts w:ascii="Arial" w:eastAsia="Times New Roman" w:hAnsi="Arial" w:cs="Arial"/>
+          <w:color w:val="3B3B3B"/>
+          <w:kern w:val="0"/>
+          <w:sz w:val="20"/>
+          <w:szCs w:val="20"/>
+          <w14:ligatures w14:val="none"/>
+        </w:rPr>
+      </w:pPr>
+      <w:r>
+        <w:rPr>
+          <w:rFonts w:ascii="Arial" w:eastAsia="Times New Roman" w:hAnsi="Arial" w:cs="Arial"/>
+          <w:color w:val="3B3B3B"/>
+          <w:kern w:val="0"/>
+          <w:sz w:val="20"/>
+          <w:szCs w:val="20"/>
+          <w14:ligatures w14:val="none"/>
+        </w:rPr>
+        <w:t>Here are the four pillars of this vision:</w:t>
+      </w:r>
+    </w:p>
+    <w:p>
+      <w:pPr>
+        <w:pBdr>
+          <w:top w:val="single" w:sz="2" w:space="0" w:color="auto"/>
+          <w:left w:val="single" w:sz="2" w:space="0" w:color="auto"/>
+          <w:bottom w:val="single" w:sz="2" w:space="0" w:color="auto"/>
+          <w:right w:val="single" w:sz="2" w:space="0" w:color="auto"/>
+        </w:pBdr>
+        <w:shd w:val="clear" w:color="auto" w:fill="F8F8F8"/>
+        <w:spacing w:before="100" w:beforeAutospacing="1" w:after="100" w:afterAutospacing="1" w:line="240" w:lineRule="auto"/>
+        <w:outlineLvl w:val="2"/>
+        <w:rPr>
+          <w:rFonts w:ascii="Arial" w:eastAsia="Times New Roman" w:hAnsi="Arial" w:cs="Arial"/>
+          <w:color w:val="3B3B3B"/>
+          <w:kern w:val="0"/>
+          <w:sz w:val="27"/>
+          <w:szCs w:val="27"/>
+          <w14:ligatures w14:val="none"/>
+        </w:rPr>
+      </w:pPr>
+      <w:r>
+        <w:rPr>
+          <w:rFonts w:ascii="Arial" w:eastAsia="Times New Roman" w:hAnsi="Arial" w:cs="Arial"/>
+          <w:color w:val="3B3B3B"/>
+          <w:kern w:val="0"/>
+          <w:sz w:val="27"/>
+          <w:szCs w:val="27"/>
+          <w14:ligatures w14:val="none"/>
+        </w:rPr>
+        <w:t xml:space="preserve">1. </w:t>
+      </w:r>
+      <w:r>
+        <w:rPr>
+          <w:rFonts w:ascii="Apple Color Emoji" w:eastAsia="Times New Roman" w:hAnsi="Apple Color Emoji" w:cs="Apple Color Emoji"/>
+          <w:color w:val="3B3B3B"/>
+          <w:kern w:val="0"/>
+          <w:sz w:val="27"/>
+          <w:szCs w:val="27"/>
+          <w14:ligatures w14:val="none"/>
+        </w:rPr>
+        <w:t>🤖</w:t>
+      </w:r>
+      <w:r>
+        <w:rPr>
+          <w:rFonts w:ascii="Arial" w:eastAsia="Times New Roman" w:hAnsi="Arial" w:cs="Arial"/>
+          <w:color w:val="3B3B3B"/>
+          <w:kern w:val="0"/>
+          <w:sz w:val="27"/>
+          <w:szCs w:val="27"/>
+          <w14:ligatures w14:val="none"/>
+        </w:rPr>
+        <w:t xml:space="preserve"> Active AI Security Posture Management (AI-SPM)</w:t>
+      </w:r>
+    </w:p>
+    <w:p>
+      <w:pPr>
+        <w:pBdr>
+          <w:top w:val="single" w:sz="2" w:space="0" w:color="auto"/>
+          <w:left w:val="single" w:sz="2" w:space="0" w:color="auto"/>
+          <w:bottom w:val="single" w:sz="2" w:space="0" w:color="auto"/>
+          <w:right w:val="single" w:sz="2" w:space="0" w:color="auto"/>
+        </w:pBdr>
+        <w:shd w:val="clear" w:color="auto" w:fill="F8F8F8"/>
+        <w:spacing w:after="0" w:line="240" w:lineRule="auto"/>
+        <w:rPr>
+          <w:rFonts w:ascii="Arial" w:eastAsia="Times New Roman" w:hAnsi="Arial" w:cs="Arial"/>
+          <w:color w:val="3B3B3B"/>
+          <w:kern w:val="0"/>
+          <w:sz w:val="20"/>
+          <w:szCs w:val="20"/>
+          <w14:ligatures w14:val="none"/>
+        </w:rPr>
+      </w:pPr>
+      <w:r>
+        <w:rPr>
+          <w:rFonts w:ascii="Arial" w:eastAsia="Times New Roman" w:hAnsi="Arial" w:cs="Arial"/>
+          <w:color w:val="3B3B3B"/>
+          <w:kern w:val="0"/>
+          <w:sz w:val="20"/>
+          <w:szCs w:val="20"/>
+          <w14:ligatures w14:val="none"/>
+        </w:rPr>
+        <w:t>As enterprises rush to adopt GenAI, security teams are blind to </w:t>
+      </w:r>
+      <w:r>
+        <w:rPr>
+          <w:rFonts w:ascii="Arial" w:eastAsia="Times New Roman" w:hAnsi="Arial" w:cs="Arial"/>
+          <w:b/>
+          <w:bCs/>
+          <w:color w:val="3B3B3B"/>
+          <w:kern w:val="0"/>
+          <w:sz w:val="20"/>
+          <w:szCs w:val="20"/>
+          <w:bdr w:val="single" w:sz="2" w:space="0" w:color="auto" w:frame="1"/>
+          <w14:ligatures w14:val="none"/>
+        </w:rPr>
+        <w:t>Shadow AI usage</w:t>
+      </w:r>
+      <w:r>
+        <w:rPr>
+          <w:rFonts w:ascii="Arial" w:eastAsia="Times New Roman" w:hAnsi="Arial" w:cs="Arial"/>
+          <w:color w:val="3B3B3B"/>
+          <w:kern w:val="0"/>
+          <w:sz w:val="20"/>
+          <w:szCs w:val="20"/>
+          <w14:ligatures w14:val="none"/>
+        </w:rPr>
+        <w:t> and LLM security.</w:t>
+      </w:r>
+    </w:p>
+    <w:p>
+      <w:pPr>
+        <w:numPr>
+          <w:ilvl w:val="0"/>
+          <w:numId w:val="12"/>
+        </w:numPr>
+        <w:pBdr>
+          <w:top w:val="single" w:sz="2" w:space="0" w:color="auto"/>
+          <w:left w:val="single" w:sz="2" w:space="0" w:color="auto"/>
+          <w:bottom w:val="single" w:sz="2" w:space="0" w:color="auto"/>
+          <w:right w:val="single" w:sz="2" w:space="0" w:color="auto"/>
+        </w:pBdr>
+        <w:shd w:val="clear" w:color="auto" w:fill="F8F8F8"/>
+        <w:spacing w:before="100" w:beforeAutospacing="1" w:after="100" w:afterAutospacing="1" w:line="240" w:lineRule="auto"/>
+        <w:rPr>
+          <w:rFonts w:ascii="Arial" w:eastAsia="Times New Roman" w:hAnsi="Arial" w:cs="Arial"/>
+          <w:color w:val="3B3B3B"/>
+          <w:kern w:val="0"/>
+          <w:sz w:val="20"/>
+          <w:szCs w:val="20"/>
+          <w14:ligatures w14:val="none"/>
+        </w:rPr>
+      </w:pPr>
+      <w:r>
+        <w:rPr>
+          <w:rFonts w:ascii="Arial" w:eastAsia="Times New Roman" w:hAnsi="Arial" w:cs="Arial"/>
+          <w:b/>
+          <w:bCs/>
+          <w:color w:val="3B3B3B"/>
+          <w:kern w:val="0"/>
+          <w:sz w:val="20"/>
+          <w:szCs w:val="20"/>
+          <w:bdr w:val="single" w:sz="2" w:space="0" w:color="auto" w:frame="1"/>
+          <w14:ligatures w14:val="none"/>
+        </w:rPr>
+        <w:t>What we do</w:t>
+      </w:r>
+      <w:r>
+        <w:rPr>
+          <w:rFonts w:ascii="Arial" w:eastAsia="Times New Roman" w:hAnsi="Arial" w:cs="Arial"/>
+          <w:color w:val="3B3B3B"/>
+          <w:kern w:val="0"/>
+          <w:sz w:val="20"/>
+          <w:szCs w:val="20"/>
+          <w14:ligatures w14:val="none"/>
+        </w:rPr>
+        <w:t>: Expand our existing </w:t>
+      </w:r>
+      <w:r>
+        <w:rPr>
+          <w:rFonts w:ascii="Arial" w:eastAsia="Times New Roman" w:hAnsi="Arial" w:cs="Arial"/>
+          <w:b/>
+          <w:bCs/>
+          <w:color w:val="3B3B3B"/>
+          <w:kern w:val="0"/>
+          <w:sz w:val="20"/>
+          <w:szCs w:val="20"/>
+          <w:bdr w:val="single" w:sz="2" w:space="0" w:color="auto" w:frame="1"/>
+          <w14:ligatures w14:val="none"/>
+        </w:rPr>
+        <w:t>AI Risk</w:t>
+      </w:r>
+      <w:r>
+        <w:rPr>
+          <w:rFonts w:ascii="Arial" w:eastAsia="Times New Roman" w:hAnsi="Arial" w:cs="Arial"/>
+          <w:color w:val="3B3B3B"/>
+          <w:kern w:val="0"/>
+          <w:sz w:val="20"/>
+          <w:szCs w:val="20"/>
+          <w14:ligatures w14:val="none"/>
+        </w:rPr>
+        <w:t> dashboard to ingest API gateway and DNS logs to auto-discover unsanctioned model endpoints. Highlight risk metrics mapped to the </w:t>
+      </w:r>
+      <w:r>
+        <w:rPr>
+          <w:rFonts w:ascii="Arial" w:eastAsia="Times New Roman" w:hAnsi="Arial" w:cs="Arial"/>
+          <w:b/>
+          <w:bCs/>
+          <w:color w:val="3B3B3B"/>
+          <w:kern w:val="0"/>
+          <w:sz w:val="20"/>
+          <w:szCs w:val="20"/>
+          <w:bdr w:val="single" w:sz="2" w:space="0" w:color="auto" w:frame="1"/>
+          <w14:ligatures w14:val="none"/>
+        </w:rPr>
+        <w:t>OWASP Top 10 for LLMs</w:t>
+      </w:r>
+      <w:r>
+        <w:rPr>
+          <w:rFonts w:ascii="Arial" w:eastAsia="Times New Roman" w:hAnsi="Arial" w:cs="Arial"/>
+          <w:color w:val="3B3B3B"/>
+          <w:kern w:val="0"/>
+          <w:sz w:val="20"/>
+          <w:szCs w:val="20"/>
+          <w14:ligatures w14:val="none"/>
+        </w:rPr>
+        <w:t> (e.g., prompt injection vectors, sensitive PII/IP data egress filters).</w:t>
+      </w:r>
+    </w:p>
+    <w:p>
+      <w:pPr>
+        <w:pBdr>
+          <w:top w:val="single" w:sz="2" w:space="0" w:color="auto"/>
+          <w:left w:val="single" w:sz="2" w:space="0" w:color="auto"/>
+          <w:bottom w:val="single" w:sz="2" w:space="0" w:color="auto"/>
+          <w:right w:val="single" w:sz="2" w:space="0" w:color="auto"/>
+        </w:pBdr>
+        <w:shd w:val="clear" w:color="auto" w:fill="F8F8F8"/>
+        <w:spacing w:before="100" w:beforeAutospacing="1" w:after="100" w:afterAutospacing="1" w:line="240" w:lineRule="auto"/>
+        <w:outlineLvl w:val="2"/>
+        <w:rPr>
+          <w:rFonts w:ascii="Arial" w:eastAsia="Times New Roman" w:hAnsi="Arial" w:cs="Arial"/>
+          <w:color w:val="3B3B3B"/>
+          <w:kern w:val="0"/>
+          <w:sz w:val="27"/>
+          <w:szCs w:val="27"/>
+          <w14:ligatures w14:val="none"/>
+        </w:rPr>
+      </w:pPr>
+      <w:r>
+        <w:rPr>
+          <w:rFonts w:ascii="Arial" w:eastAsia="Times New Roman" w:hAnsi="Arial" w:cs="Arial"/>
+          <w:color w:val="3B3B3B"/>
+          <w:kern w:val="0"/>
+          <w:sz w:val="27"/>
+          <w:szCs w:val="27"/>
+          <w14:ligatures w14:val="none"/>
+        </w:rPr>
+        <w:t xml:space="preserve">2. </w:t>
+      </w:r>
+      <w:r>
+        <w:rPr>
+          <w:rFonts w:ascii="Apple Color Emoji" w:eastAsia="Times New Roman" w:hAnsi="Apple Color Emoji" w:cs="Apple Color Emoji"/>
+          <w:color w:val="3B3B3B"/>
+          <w:kern w:val="0"/>
+          <w:sz w:val="27"/>
+          <w:szCs w:val="27"/>
+          <w14:ligatures w14:val="none"/>
+        </w:rPr>
+        <w:t>📨</w:t>
+      </w:r>
+      <w:r>
+        <w:rPr>
+          <w:rFonts w:ascii="Arial" w:eastAsia="Times New Roman" w:hAnsi="Arial" w:cs="Arial"/>
+          <w:color w:val="3B3B3B"/>
+          <w:kern w:val="0"/>
+          <w:sz w:val="27"/>
+          <w:szCs w:val="27"/>
+          <w14:ligatures w14:val="none"/>
+        </w:rPr>
+        <w:t xml:space="preserve"> Autonomous AI SOC Analyst (SOAR Orchestrator)</w:t>
+      </w:r>
+    </w:p>
+    <w:p>
+      <w:pPr>
+        <w:pBdr>
+          <w:top w:val="single" w:sz="2" w:space="0" w:color="auto"/>
+          <w:left w:val="single" w:sz="2" w:space="0" w:color="auto"/>
+          <w:bottom w:val="single" w:sz="2" w:space="0" w:color="auto"/>
+          <w:right w:val="single" w:sz="2" w:space="0" w:color="auto"/>
+        </w:pBdr>
+        <w:shd w:val="clear" w:color="auto" w:fill="F8F8F8"/>
+        <w:spacing w:after="0" w:line="240" w:lineRule="auto"/>
+        <w:rPr>
+          <w:rFonts w:ascii="Arial" w:eastAsia="Times New Roman" w:hAnsi="Arial" w:cs="Arial"/>
+          <w:color w:val="3B3B3B"/>
+          <w:kern w:val="0"/>
+          <w:sz w:val="20"/>
+          <w:szCs w:val="20"/>
+          <w14:ligatures w14:val="none"/>
+        </w:rPr>
+      </w:pPr>
+      <w:r>
+        <w:rPr>
+          <w:rFonts w:ascii="Arial" w:eastAsia="Times New Roman" w:hAnsi="Arial" w:cs="Arial"/>
+          <w:color w:val="3B3B3B"/>
+          <w:kern w:val="0"/>
+          <w:sz w:val="20"/>
+          <w:szCs w:val="20"/>
+          <w14:ligatures w14:val="none"/>
+        </w:rPr>
+        <w:t>Currently, security engineers spend hours triaging CVEs and drafting tickets.</w:t>
+      </w:r>
+    </w:p>
+    <w:p>
+      <w:pPr>
+        <w:numPr>
+          <w:ilvl w:val="0"/>
+          <w:numId w:val="13"/>
+        </w:numPr>
+        <w:pBdr>
+          <w:top w:val="single" w:sz="2" w:space="0" w:color="auto"/>
+          <w:left w:val="single" w:sz="2" w:space="0" w:color="auto"/>
+          <w:bottom w:val="single" w:sz="2" w:space="0" w:color="auto"/>
+          <w:right w:val="single" w:sz="2" w:space="0" w:color="auto"/>
+        </w:pBdr>
+        <w:shd w:val="clear" w:color="auto" w:fill="F8F8F8"/>
+        <w:spacing w:before="100" w:beforeAutospacing="1" w:after="100" w:afterAutospacing="1" w:line="240" w:lineRule="auto"/>
+        <w:rPr>
+          <w:rFonts w:ascii="Arial" w:eastAsia="Times New Roman" w:hAnsi="Arial" w:cs="Arial"/>
+          <w:color w:val="3B3B3B"/>
+          <w:kern w:val="0"/>
+          <w:sz w:val="20"/>
+          <w:szCs w:val="20"/>
+          <w14:ligatures w14:val="none"/>
+        </w:rPr>
+      </w:pPr>
+      <w:r>
+        <w:rPr>
+          <w:rFonts w:ascii="Arial" w:eastAsia="Times New Roman" w:hAnsi="Arial" w:cs="Arial"/>
+          <w:b/>
+          <w:bCs/>
+          <w:color w:val="3B3B3B"/>
+          <w:kern w:val="0"/>
+          <w:sz w:val="20"/>
+          <w:szCs w:val="20"/>
+          <w:bdr w:val="single" w:sz="2" w:space="0" w:color="auto" w:frame="1"/>
+          <w14:ligatures w14:val="none"/>
+        </w:rPr>
+        <w:t>What we do</w:t>
+      </w:r>
+      <w:r>
+        <w:rPr>
+          <w:rFonts w:ascii="Arial" w:eastAsia="Times New Roman" w:hAnsi="Arial" w:cs="Arial"/>
+          <w:color w:val="3B3B3B"/>
+          <w:kern w:val="0"/>
+          <w:sz w:val="20"/>
+          <w:szCs w:val="20"/>
+          <w14:ligatures w14:val="none"/>
+        </w:rPr>
+        <w:t>: Upgrade the </w:t>
+      </w:r>
+      <w:r>
+        <w:rPr>
+          <w:rFonts w:ascii="Arial" w:eastAsia="Times New Roman" w:hAnsi="Arial" w:cs="Arial"/>
+          <w:b/>
+          <w:bCs/>
+          <w:color w:val="3B3B3B"/>
+          <w:kern w:val="0"/>
+          <w:sz w:val="20"/>
+          <w:szCs w:val="20"/>
+          <w:bdr w:val="single" w:sz="2" w:space="0" w:color="auto" w:frame="1"/>
+          <w14:ligatures w14:val="none"/>
+        </w:rPr>
+        <w:t>Dispatch Center</w:t>
+      </w:r>
+      <w:r>
+        <w:rPr>
+          <w:rFonts w:ascii="Arial" w:eastAsia="Times New Roman" w:hAnsi="Arial" w:cs="Arial"/>
+          <w:color w:val="3B3B3B"/>
+          <w:kern w:val="0"/>
+          <w:sz w:val="20"/>
+          <w:szCs w:val="20"/>
+          <w14:ligatures w14:val="none"/>
+        </w:rPr>
+        <w:t> with an active LLM-orchestrated security analyst. When a critical scanner alert hits (e.g., Qualys or AWS Sec Hub):</w:t>
+      </w:r>
+    </w:p>
+    <w:p>
+      <w:pPr>
+        <w:numPr>
+          <w:ilvl w:val="1"/>
+          <w:numId w:val="13"/>
+        </w:numPr>
+        <w:pBdr>
+          <w:top w:val="single" w:sz="2" w:space="0" w:color="auto"/>
+          <w:left w:val="single" w:sz="2" w:space="0" w:color="auto"/>
+          <w:bottom w:val="single" w:sz="2" w:space="0" w:color="auto"/>
+          <w:right w:val="single" w:sz="2" w:space="0" w:color="auto"/>
+        </w:pBdr>
+        <w:shd w:val="clear" w:color="auto" w:fill="F8F8F8"/>
+        <w:spacing w:before="100" w:beforeAutospacing="1" w:after="100" w:afterAutospacing="1" w:line="240" w:lineRule="auto"/>
+        <w:rPr>
+          <w:rFonts w:ascii="Arial" w:eastAsia="Times New Roman" w:hAnsi="Arial" w:cs="Arial"/>
+          <w:color w:val="3B3B3B"/>
+          <w:kern w:val="0"/>
+          <w:sz w:val="20"/>
+          <w:szCs w:val="20"/>
+          <w14:ligatures w14:val="none"/>
+        </w:rPr>
+      </w:pPr>
+      <w:r>
+        <w:rPr>
+          <w:rFonts w:ascii="Arial" w:eastAsia="Times New Roman" w:hAnsi="Arial" w:cs="Arial"/>
+          <w:color w:val="3B3B3B"/>
+          <w:kern w:val="0"/>
+          <w:sz w:val="20"/>
+          <w:szCs w:val="20"/>
+          <w14:ligatures w14:val="none"/>
+        </w:rPr>
+        <w:t>Automatically query active threat intelligence (CISA KEV, EPSS).</w:t>
+      </w:r>
+    </w:p>
+    <w:p>
+      <w:pPr>
+        <w:numPr>
+          <w:ilvl w:val="1"/>
+          <w:numId w:val="13"/>
+        </w:numPr>
+        <w:pBdr>
+          <w:top w:val="single" w:sz="2" w:space="0" w:color="auto"/>
+          <w:left w:val="single" w:sz="2" w:space="0" w:color="auto"/>
+          <w:bottom w:val="single" w:sz="2" w:space="0" w:color="auto"/>
+          <w:right w:val="single" w:sz="2" w:space="0" w:color="auto"/>
+        </w:pBdr>
+        <w:shd w:val="clear" w:color="auto" w:fill="F8F8F8"/>
+        <w:spacing w:before="100" w:beforeAutospacing="1" w:after="100" w:afterAutospacing="1" w:line="240" w:lineRule="auto"/>
+        <w:rPr>
+          <w:rFonts w:ascii="Arial" w:eastAsia="Times New Roman" w:hAnsi="Arial" w:cs="Arial"/>
+          <w:color w:val="3B3B3B"/>
+          <w:kern w:val="0"/>
+          <w:sz w:val="20"/>
+          <w:szCs w:val="20"/>
+          <w14:ligatures w14:val="none"/>
+        </w:rPr>
+      </w:pPr>
+      <w:r>
+        <w:rPr>
+          <w:rFonts w:ascii="Arial" w:eastAsia="Times New Roman" w:hAnsi="Arial" w:cs="Arial"/>
+          <w:color w:val="3B3B3B"/>
+          <w:kern w:val="0"/>
+          <w:sz w:val="20"/>
+          <w:szCs w:val="20"/>
+          <w14:ligatures w14:val="none"/>
+        </w:rPr>
+        <w:t>Draft context-aware remediation tickets (matching logs to asset criticality).</w:t>
+      </w:r>
+    </w:p>
+    <w:p>
+      <w:pPr>
+        <w:numPr>
+          <w:ilvl w:val="1"/>
+          <w:numId w:val="13"/>
+        </w:numPr>
+        <w:pBdr>
+          <w:top w:val="single" w:sz="2" w:space="0" w:color="auto"/>
+          <w:left w:val="single" w:sz="2" w:space="0" w:color="auto"/>
+          <w:bottom w:val="single" w:sz="2" w:space="0" w:color="auto"/>
+          <w:right w:val="single" w:sz="2" w:space="0" w:color="auto"/>
+        </w:pBdr>
+        <w:shd w:val="clear" w:color="auto" w:fill="F8F8F8"/>
+        <w:spacing w:before="100" w:beforeAutospacing="1" w:after="100" w:afterAutospacing="1" w:line="240" w:lineRule="auto"/>
+        <w:rPr>
+          <w:rFonts w:ascii="Arial" w:eastAsia="Times New Roman" w:hAnsi="Arial" w:cs="Arial"/>
+          <w:color w:val="3B3B3B"/>
+          <w:kern w:val="0"/>
+          <w:sz w:val="20"/>
+          <w:szCs w:val="20"/>
+          <w14:ligatures w14:val="none"/>
+        </w:rPr>
+      </w:pPr>
+      <w:r>
+        <w:rPr>
+          <w:rFonts w:ascii="Arial" w:eastAsia="Times New Roman" w:hAnsi="Arial" w:cs="Arial"/>
+          <w:color w:val="3B3B3B"/>
+          <w:kern w:val="0"/>
+          <w:sz w:val="20"/>
+          <w:szCs w:val="20"/>
+          <w14:ligatures w14:val="none"/>
+        </w:rPr>
+        <w:t>Generate copy-paste mitigation scripts (e.g., Terraform IAM policies, security group fixes) directly attached to the ticket.</w:t>
+      </w:r>
+    </w:p>
+    <w:p>
+      <w:pPr>
+        <w:pBdr>
+          <w:top w:val="single" w:sz="2" w:space="0" w:color="auto"/>
+          <w:left w:val="single" w:sz="2" w:space="0" w:color="auto"/>
+          <w:bottom w:val="single" w:sz="2" w:space="0" w:color="auto"/>
+          <w:right w:val="single" w:sz="2" w:space="0" w:color="auto"/>
+        </w:pBdr>
+        <w:shd w:val="clear" w:color="auto" w:fill="F8F8F8"/>
+        <w:spacing w:before="100" w:beforeAutospacing="1" w:after="100" w:afterAutospacing="1" w:line="240" w:lineRule="auto"/>
+        <w:outlineLvl w:val="2"/>
+        <w:rPr>
+          <w:rFonts w:ascii="Arial" w:eastAsia="Times New Roman" w:hAnsi="Arial" w:cs="Arial"/>
+          <w:color w:val="3B3B3B"/>
+          <w:kern w:val="0"/>
+          <w:sz w:val="27"/>
+          <w:szCs w:val="27"/>
+          <w14:ligatures w14:val="none"/>
+        </w:rPr>
+      </w:pPr>
+      <w:r>
+        <w:rPr>
+          <w:rFonts w:ascii="Arial" w:eastAsia="Times New Roman" w:hAnsi="Arial" w:cs="Arial"/>
+          <w:color w:val="3B3B3B"/>
+          <w:kern w:val="0"/>
+          <w:sz w:val="27"/>
+          <w:szCs w:val="27"/>
+          <w14:ligatures w14:val="none"/>
+        </w:rPr>
+        <w:t xml:space="preserve">3. </w:t>
+      </w:r>
+      <w:r>
+        <w:rPr>
+          <w:rFonts w:ascii="Apple Color Emoji" w:eastAsia="Times New Roman" w:hAnsi="Apple Color Emoji" w:cs="Apple Color Emoji"/>
+          <w:color w:val="3B3B3B"/>
+          <w:kern w:val="0"/>
+          <w:sz w:val="27"/>
+          <w:szCs w:val="27"/>
+          <w14:ligatures w14:val="none"/>
+        </w:rPr>
+        <w:t>🔑</w:t>
+      </w:r>
+      <w:r>
+        <w:rPr>
+          <w:rFonts w:ascii="Arial" w:eastAsia="Times New Roman" w:hAnsi="Arial" w:cs="Arial"/>
+          <w:color w:val="3B3B3B"/>
+          <w:kern w:val="0"/>
+          <w:sz w:val="27"/>
+          <w:szCs w:val="27"/>
+          <w14:ligatures w14:val="none"/>
+        </w:rPr>
+        <w:t xml:space="preserve"> Identity Threat Detection &amp; Response (ITDR / MFA PreCheck)</w:t>
+      </w:r>
+    </w:p>
+    <w:p>
+      <w:pPr>
+        <w:pBdr>
+          <w:top w:val="single" w:sz="2" w:space="0" w:color="auto"/>
+          <w:left w:val="single" w:sz="2" w:space="0" w:color="auto"/>
+          <w:bottom w:val="single" w:sz="2" w:space="0" w:color="auto"/>
+          <w:right w:val="single" w:sz="2" w:space="0" w:color="auto"/>
+        </w:pBdr>
+        <w:shd w:val="clear" w:color="auto" w:fill="F8F8F8"/>
+        <w:spacing w:after="0" w:line="240" w:lineRule="auto"/>
+        <w:rPr>
+          <w:rFonts w:ascii="Arial" w:eastAsia="Times New Roman" w:hAnsi="Arial" w:cs="Arial"/>
+          <w:color w:val="3B3B3B"/>
+          <w:kern w:val="0"/>
+          <w:sz w:val="20"/>
+          <w:szCs w:val="20"/>
+          <w14:ligatures w14:val="none"/>
+        </w:rPr>
+      </w:pPr>
+      <w:r>
+        <w:rPr>
+          <w:rFonts w:ascii="Arial" w:eastAsia="Times New Roman" w:hAnsi="Arial" w:cs="Arial"/>
+          <w:color w:val="3B3B3B"/>
+          <w:kern w:val="0"/>
+          <w:sz w:val="20"/>
+          <w:szCs w:val="20"/>
+          <w14:ligatures w14:val="none"/>
+        </w:rPr>
+        <w:t>Identity is the new perimeter, and credential compromise is the #1 threat vector in 2026.</w:t>
+      </w:r>
+    </w:p>
+    <w:p>
+      <w:pPr>
+        <w:numPr>
+          <w:ilvl w:val="0"/>
+          <w:numId w:val="14"/>
+        </w:numPr>
+        <w:pBdr>
+          <w:top w:val="single" w:sz="2" w:space="0" w:color="auto"/>
+          <w:left w:val="single" w:sz="2" w:space="0" w:color="auto"/>
+          <w:bottom w:val="single" w:sz="2" w:space="0" w:color="auto"/>
+          <w:right w:val="single" w:sz="2" w:space="0" w:color="auto"/>
+        </w:pBdr>
+        <w:shd w:val="clear" w:color="auto" w:fill="F8F8F8"/>
+        <w:spacing w:before="100" w:beforeAutospacing="1" w:after="100" w:afterAutospacing="1" w:line="240" w:lineRule="auto"/>
+        <w:rPr>
+          <w:rFonts w:ascii="Arial" w:eastAsia="Times New Roman" w:hAnsi="Arial" w:cs="Arial"/>
+          <w:color w:val="3B3B3B"/>
+          <w:kern w:val="0"/>
+          <w:sz w:val="20"/>
+          <w:szCs w:val="20"/>
+          <w14:ligatures w14:val="none"/>
+        </w:rPr>
+      </w:pPr>
+      <w:r>
+        <w:rPr>
+          <w:rFonts w:ascii="Arial" w:eastAsia="Times New Roman" w:hAnsi="Arial" w:cs="Arial"/>
+          <w:b/>
+          <w:bCs/>
+          <w:color w:val="3B3B3B"/>
+          <w:kern w:val="0"/>
+          <w:sz w:val="20"/>
+          <w:szCs w:val="20"/>
+          <w:bdr w:val="single" w:sz="2" w:space="0" w:color="auto" w:frame="1"/>
+          <w14:ligatures w14:val="none"/>
+        </w:rPr>
+        <w:t>What we do</w:t>
+      </w:r>
+      <w:r>
+        <w:rPr>
+          <w:rFonts w:ascii="Arial" w:eastAsia="Times New Roman" w:hAnsi="Arial" w:cs="Arial"/>
+          <w:color w:val="3B3B3B"/>
+          <w:kern w:val="0"/>
+          <w:sz w:val="20"/>
+          <w:szCs w:val="20"/>
+          <w14:ligatures w14:val="none"/>
+        </w:rPr>
+        <w:t>: Build out the </w:t>
+      </w:r>
+      <w:r>
+        <w:rPr>
+          <w:rFonts w:ascii="Arial" w:eastAsia="Times New Roman" w:hAnsi="Arial" w:cs="Arial"/>
+          <w:b/>
+          <w:bCs/>
+          <w:color w:val="3B3B3B"/>
+          <w:kern w:val="0"/>
+          <w:sz w:val="20"/>
+          <w:szCs w:val="20"/>
+          <w:bdr w:val="single" w:sz="2" w:space="0" w:color="auto" w:frame="1"/>
+          <w14:ligatures w14:val="none"/>
+        </w:rPr>
+        <w:t>Identity PreCheck</w:t>
+      </w:r>
+      <w:r>
+        <w:rPr>
+          <w:rFonts w:ascii="Arial" w:eastAsia="Times New Roman" w:hAnsi="Arial" w:cs="Arial"/>
+          <w:color w:val="3B3B3B"/>
+          <w:kern w:val="0"/>
+          <w:sz w:val="20"/>
+          <w:szCs w:val="20"/>
+          <w14:ligatures w14:val="none"/>
+        </w:rPr>
+        <w:t> page to track authentication security in real time (Okta, Entra ID, Auth0). Highlight dormant administrative accounts, MFA bypass windows, active session hijacking risks, and impossible travel log anomalies.</w:t>
+      </w:r>
+    </w:p>
+    <w:p>
+      <w:pPr>
+        <w:pBdr>
+          <w:top w:val="single" w:sz="2" w:space="0" w:color="auto"/>
+          <w:left w:val="single" w:sz="2" w:space="0" w:color="auto"/>
+          <w:bottom w:val="single" w:sz="2" w:space="0" w:color="auto"/>
+          <w:right w:val="single" w:sz="2" w:space="0" w:color="auto"/>
+        </w:pBdr>
+        <w:shd w:val="clear" w:color="auto" w:fill="F8F8F8"/>
+        <w:spacing w:before="100" w:beforeAutospacing="1" w:after="100" w:afterAutospacing="1" w:line="240" w:lineRule="auto"/>
+        <w:outlineLvl w:val="2"/>
+        <w:rPr>
+          <w:rFonts w:ascii="Arial" w:eastAsia="Times New Roman" w:hAnsi="Arial" w:cs="Arial"/>
+          <w:color w:val="3B3B3B"/>
+          <w:kern w:val="0"/>
+          <w:sz w:val="27"/>
+          <w:szCs w:val="27"/>
+          <w14:ligatures w14:val="none"/>
+        </w:rPr>
+      </w:pPr>
+      <w:r>
+        <w:rPr>
+          <w:rFonts w:ascii="Arial" w:eastAsia="Times New Roman" w:hAnsi="Arial" w:cs="Arial"/>
+          <w:color w:val="3B3B3B"/>
+          <w:kern w:val="0"/>
+          <w:sz w:val="27"/>
+          <w:szCs w:val="27"/>
+          <w14:ligatures w14:val="none"/>
+        </w:rPr>
+        <w:t xml:space="preserve">4. </w:t>
+      </w:r>
+      <w:r>
+        <w:rPr>
+          <w:rFonts w:ascii="Apple Color Emoji" w:eastAsia="Times New Roman" w:hAnsi="Apple Color Emoji" w:cs="Apple Color Emoji"/>
+          <w:color w:val="3B3B3B"/>
+          <w:kern w:val="0"/>
+          <w:sz w:val="27"/>
+          <w:szCs w:val="27"/>
+          <w14:ligatures w14:val="none"/>
+        </w:rPr>
+        <w:t>☁️</w:t>
+      </w:r>
+      <w:r>
+        <w:rPr>
+          <w:rFonts w:ascii="Arial" w:eastAsia="Times New Roman" w:hAnsi="Arial" w:cs="Arial"/>
+          <w:color w:val="3B3B3B"/>
+          <w:kern w:val="0"/>
+          <w:sz w:val="27"/>
+          <w:szCs w:val="27"/>
+          <w14:ligatures w14:val="none"/>
+        </w:rPr>
+        <w:t xml:space="preserve"> "Code-to-Cloud" Lineage (ASPM Integration)</w:t>
+      </w:r>
+    </w:p>
+    <w:p>
+      <w:pPr>
+        <w:pBdr>
+          <w:top w:val="single" w:sz="2" w:space="0" w:color="auto"/>
+          <w:left w:val="single" w:sz="2" w:space="0" w:color="auto"/>
+          <w:bottom w:val="single" w:sz="2" w:space="0" w:color="auto"/>
+          <w:right w:val="single" w:sz="2" w:space="0" w:color="auto"/>
+        </w:pBdr>
+        <w:shd w:val="clear" w:color="auto" w:fill="F8F8F8"/>
+        <w:spacing w:after="0" w:line="240" w:lineRule="auto"/>
+        <w:rPr>
+          <w:rFonts w:ascii="Arial" w:eastAsia="Times New Roman" w:hAnsi="Arial" w:cs="Arial"/>
+          <w:color w:val="3B3B3B"/>
+          <w:kern w:val="0"/>
+          <w:sz w:val="20"/>
+          <w:szCs w:val="20"/>
+          <w14:ligatures w14:val="none"/>
+        </w:rPr>
+      </w:pPr>
+      <w:r>
+        <w:rPr>
+          <w:rFonts w:ascii="Arial" w:eastAsia="Times New Roman" w:hAnsi="Arial" w:cs="Arial"/>
+          <w:color w:val="3B3B3B"/>
+          <w:kern w:val="0"/>
+          <w:sz w:val="20"/>
+          <w:szCs w:val="20"/>
+          <w14:ligatures w14:val="none"/>
+        </w:rPr>
+        <w:t>CISOs want to see exactly where a running production vulnerability originated in the source code.</w:t>
+      </w:r>
+    </w:p>
+    <w:p>
+      <w:pPr>
+        <w:numPr>
+          <w:ilvl w:val="0"/>
+          <w:numId w:val="15"/>
+        </w:numPr>
+        <w:pBdr>
+          <w:top w:val="single" w:sz="2" w:space="0" w:color="auto"/>
+          <w:left w:val="single" w:sz="2" w:space="0" w:color="auto"/>
+          <w:bottom w:val="single" w:sz="2" w:space="0" w:color="auto"/>
+          <w:right w:val="single" w:sz="2" w:space="0" w:color="auto"/>
+        </w:pBdr>
+        <w:shd w:val="clear" w:color="auto" w:fill="F8F8F8"/>
+        <w:spacing w:before="100" w:beforeAutospacing="1" w:after="100" w:afterAutospacing="1" w:line="240" w:lineRule="auto"/>
+        <w:rPr>
+          <w:rFonts w:ascii="Arial" w:eastAsia="Times New Roman" w:hAnsi="Arial" w:cs="Arial"/>
+          <w:color w:val="3B3B3B"/>
+          <w:kern w:val="0"/>
+          <w:sz w:val="20"/>
+          <w:szCs w:val="20"/>
+          <w14:ligatures w14:val="none"/>
+        </w:rPr>
+      </w:pPr>
+      <w:r>
+        <w:rPr>
+          <w:rFonts w:ascii="Arial" w:eastAsia="Times New Roman" w:hAnsi="Arial" w:cs="Arial"/>
+          <w:b/>
+          <w:bCs/>
+          <w:color w:val="3B3B3B"/>
+          <w:kern w:val="0"/>
+          <w:sz w:val="20"/>
+          <w:szCs w:val="20"/>
+          <w:bdr w:val="single" w:sz="2" w:space="0" w:color="auto" w:frame="1"/>
+          <w14:ligatures w14:val="none"/>
+        </w:rPr>
+        <w:t>What we do</w:t>
+      </w:r>
+      <w:r>
+        <w:rPr>
+          <w:rFonts w:ascii="Arial" w:eastAsia="Times New Roman" w:hAnsi="Arial" w:cs="Arial"/>
+          <w:color w:val="3B3B3B"/>
+          <w:kern w:val="0"/>
+          <w:sz w:val="20"/>
+          <w:szCs w:val="20"/>
+          <w14:ligatures w14:val="none"/>
+        </w:rPr>
+        <w:t>: Connect static application scanners (Snyk, GitHub Advanced Security) with cloud runtime monitors (Wiz, AWS). Map vulnerabilities in production containers back to the exact code repository, branch, and developer commit that introduced it.</w:t>
+      </w:r>
+    </w:p>
+    <w:p>
+      <w:pPr>
+        <w:pBdr>
+          <w:top w:val="single" w:sz="2" w:space="0" w:color="auto"/>
+          <w:left w:val="single" w:sz="2" w:space="0" w:color="auto"/>
+          <w:bottom w:val="single" w:sz="2" w:space="0" w:color="auto"/>
+          <w:right w:val="single" w:sz="2" w:space="0" w:color="auto"/>
+        </w:pBdr>
+        <w:shd w:val="clear" w:color="auto" w:fill="F8F8F8"/>
+        <w:spacing w:after="0" w:line="240" w:lineRule="auto"/>
+        <w:rPr>
+          <w:rFonts w:ascii="Arial" w:eastAsia="Times New Roman" w:hAnsi="Arial" w:cs="Arial"/>
+          <w:color w:val="3B3B3B"/>
+          <w:kern w:val="0"/>
+          <w:sz w:val="20"/>
+          <w:szCs w:val="20"/>
+          <w14:ligatures w14:val="none"/>
+        </w:rPr>
+      </w:pPr>
+      <w:r>
+        <w:rPr>
+          <w:rFonts w:ascii="Arial" w:eastAsia="Times New Roman" w:hAnsi="Arial" w:cs="Arial"/>
+          <w:color w:val="3B3B3B"/>
+          <w:kern w:val="0"/>
+          <w:sz w:val="20"/>
+          <w:szCs w:val="20"/>
+          <w14:ligatures w14:val="none"/>
+        </w:rPr>
+        <w:t>That is an incredibly smart and disciplined product decision. Keeping our core navigation locked at </w:t>
+      </w:r>
+      <w:r>
+        <w:rPr>
+          <w:rFonts w:ascii="Arial" w:eastAsia="Times New Roman" w:hAnsi="Arial" w:cs="Arial"/>
+          <w:b/>
+          <w:bCs/>
+          <w:color w:val="3B3B3B"/>
+          <w:kern w:val="0"/>
+          <w:sz w:val="20"/>
+          <w:szCs w:val="20"/>
+          <w:bdr w:val="single" w:sz="2" w:space="0" w:color="auto" w:frame="1"/>
+          <w14:ligatures w14:val="none"/>
+        </w:rPr>
+        <w:t>12 key boards + CISO Cockpit</w:t>
+      </w:r>
+      <w:r>
+        <w:rPr>
+          <w:rFonts w:ascii="Arial" w:eastAsia="Times New Roman" w:hAnsi="Arial" w:cs="Arial"/>
+          <w:color w:val="3B3B3B"/>
+          <w:kern w:val="0"/>
+          <w:sz w:val="20"/>
+          <w:szCs w:val="20"/>
+          <w14:ligatures w14:val="none"/>
+        </w:rPr>
+        <w:t> ensures PosturePilot maintains a clean, ultra-focused, and highly professional enterprise UX, rather than suffering from "feature creep" or layout clutter.</w:t>
+      </w:r>
+    </w:p>
+    <w:p>
+      <w:pPr>
+        <w:pBdr>
+          <w:top w:val="single" w:sz="2" w:space="0" w:color="auto"/>
+          <w:left w:val="single" w:sz="2" w:space="0" w:color="auto"/>
+          <w:bottom w:val="single" w:sz="2" w:space="0" w:color="auto"/>
+          <w:right w:val="single" w:sz="2" w:space="0" w:color="auto"/>
+        </w:pBdr>
+        <w:shd w:val="clear" w:color="auto" w:fill="F8F8F8"/>
+        <w:spacing w:after="0" w:line="240" w:lineRule="auto"/>
+        <w:rPr>
+          <w:rFonts w:ascii="Arial" w:eastAsia="Times New Roman" w:hAnsi="Arial" w:cs="Arial"/>
+          <w:color w:val="3B3B3B"/>
+          <w:kern w:val="0"/>
+          <w:sz w:val="20"/>
+          <w:szCs w:val="20"/>
+          <w14:ligatures w14:val="none"/>
+        </w:rPr>
+      </w:pPr>
+      <w:r>
+        <w:rPr>
+          <w:rFonts w:ascii="Arial" w:eastAsia="Times New Roman" w:hAnsi="Arial" w:cs="Arial"/>
+          <w:color w:val="3B3B3B"/>
+          <w:kern w:val="0"/>
+          <w:sz w:val="20"/>
+          <w:szCs w:val="20"/>
+          <w14:ligatures w14:val="none"/>
+        </w:rPr>
+        <w:t>Every single one of these high-value capabilities fits </w:t>
+      </w:r>
+      <w:r>
+        <w:rPr>
+          <w:rFonts w:ascii="Arial" w:eastAsia="Times New Roman" w:hAnsi="Arial" w:cs="Arial"/>
+          <w:b/>
+          <w:bCs/>
+          <w:color w:val="3B3B3B"/>
+          <w:kern w:val="0"/>
+          <w:sz w:val="20"/>
+          <w:szCs w:val="20"/>
+          <w:bdr w:val="single" w:sz="2" w:space="0" w:color="auto" w:frame="1"/>
+          <w14:ligatures w14:val="none"/>
+        </w:rPr>
+        <w:t>perfectly</w:t>
+      </w:r>
+      <w:r>
+        <w:rPr>
+          <w:rFonts w:ascii="Arial" w:eastAsia="Times New Roman" w:hAnsi="Arial" w:cs="Arial"/>
+          <w:color w:val="3B3B3B"/>
+          <w:kern w:val="0"/>
+          <w:sz w:val="20"/>
+          <w:szCs w:val="20"/>
+          <w14:ligatures w14:val="none"/>
+        </w:rPr>
+        <w:t> as an expansion </w:t>
+      </w:r>
+      <w:r>
+        <w:rPr>
+          <w:rFonts w:ascii="Arial" w:eastAsia="Times New Roman" w:hAnsi="Arial" w:cs="Arial"/>
+          <w:i/>
+          <w:iCs/>
+          <w:color w:val="3B3B3B"/>
+          <w:kern w:val="0"/>
+          <w:sz w:val="20"/>
+          <w:szCs w:val="20"/>
+          <w:bdr w:val="single" w:sz="2" w:space="0" w:color="auto" w:frame="1"/>
+          <w14:ligatures w14:val="none"/>
+        </w:rPr>
+        <w:t>within</w:t>
+      </w:r>
+      <w:r>
+        <w:rPr>
+          <w:rFonts w:ascii="Arial" w:eastAsia="Times New Roman" w:hAnsi="Arial" w:cs="Arial"/>
+          <w:color w:val="3B3B3B"/>
+          <w:kern w:val="0"/>
+          <w:sz w:val="20"/>
+          <w:szCs w:val="20"/>
+          <w14:ligatures w14:val="none"/>
+        </w:rPr>
+        <w:t> the modules we already have! Here is how we map this expanded canvas:</w:t>
+      </w:r>
+    </w:p>
+    <w:p>
+      <w:pPr>
+        <w:pBdr>
+          <w:top w:val="single" w:sz="2" w:space="0" w:color="auto"/>
+          <w:left w:val="single" w:sz="2" w:space="0" w:color="auto"/>
+          <w:bottom w:val="single" w:sz="2" w:space="0" w:color="auto"/>
+          <w:right w:val="single" w:sz="2" w:space="0" w:color="auto"/>
+        </w:pBdr>
+        <w:shd w:val="clear" w:color="auto" w:fill="F8F8F8"/>
+        <w:spacing w:before="100" w:beforeAutospacing="1" w:after="100" w:afterAutospacing="1" w:line="240" w:lineRule="auto"/>
+        <w:outlineLvl w:val="2"/>
+        <w:rPr>
+          <w:rFonts w:ascii="Arial" w:eastAsia="Times New Roman" w:hAnsi="Arial" w:cs="Arial"/>
+          <w:color w:val="3B3B3B"/>
+          <w:kern w:val="0"/>
+          <w:sz w:val="27"/>
+          <w:szCs w:val="27"/>
+          <w14:ligatures w14:val="none"/>
+        </w:rPr>
+      </w:pPr>
+      <w:r>
+        <w:rPr>
+          <w:rFonts w:ascii="Arial" w:eastAsia="Times New Roman" w:hAnsi="Arial" w:cs="Arial"/>
+          <w:color w:val="3B3B3B"/>
+          <w:kern w:val="0"/>
+          <w:sz w:val="27"/>
+          <w:szCs w:val="27"/>
+          <w14:ligatures w14:val="none"/>
+        </w:rPr>
+        <w:t xml:space="preserve">1. </w:t>
+      </w:r>
+      <w:r>
+        <w:rPr>
+          <w:rFonts w:ascii="Apple Color Emoji" w:eastAsia="Times New Roman" w:hAnsi="Apple Color Emoji" w:cs="Apple Color Emoji"/>
+          <w:color w:val="3B3B3B"/>
+          <w:kern w:val="0"/>
+          <w:sz w:val="27"/>
+          <w:szCs w:val="27"/>
+          <w14:ligatures w14:val="none"/>
+        </w:rPr>
+        <w:t>🤖</w:t>
+      </w:r>
+      <w:r>
+        <w:rPr>
+          <w:rFonts w:ascii="Arial" w:eastAsia="Times New Roman" w:hAnsi="Arial" w:cs="Arial"/>
+          <w:color w:val="3B3B3B"/>
+          <w:kern w:val="0"/>
+          <w:sz w:val="27"/>
+          <w:szCs w:val="27"/>
+          <w14:ligatures w14:val="none"/>
+        </w:rPr>
+        <w:t xml:space="preserve"> Expanding the </w:t>
+      </w:r>
+      <w:r>
+        <w:rPr>
+          <w:rFonts w:ascii="Menlo" w:eastAsia="Times New Roman" w:hAnsi="Menlo" w:cs="Menlo"/>
+          <w:color w:val="3B3B3B"/>
+          <w:kern w:val="0"/>
+          <w:bdr w:val="single" w:sz="2" w:space="0" w:color="auto" w:frame="1"/>
+          <w14:ligatures w14:val="none"/>
+        </w:rPr>
+        <w:t>AI Risk</w:t>
+      </w:r>
+      <w:r>
+        <w:rPr>
+          <w:rFonts w:ascii="Arial" w:eastAsia="Times New Roman" w:hAnsi="Arial" w:cs="Arial"/>
+          <w:color w:val="3B3B3B"/>
+          <w:kern w:val="0"/>
+          <w:sz w:val="27"/>
+          <w:szCs w:val="27"/>
+          <w14:ligatures w14:val="none"/>
+        </w:rPr>
+        <w:t> Module (AI-SPM)</w:t>
+      </w:r>
+    </w:p>
+    <w:p>
+      <w:pPr>
+        <w:pBdr>
+          <w:top w:val="single" w:sz="2" w:space="0" w:color="auto"/>
+          <w:left w:val="single" w:sz="2" w:space="0" w:color="auto"/>
+          <w:bottom w:val="single" w:sz="2" w:space="0" w:color="auto"/>
+          <w:right w:val="single" w:sz="2" w:space="0" w:color="auto"/>
+        </w:pBdr>
+        <w:shd w:val="clear" w:color="auto" w:fill="F8F8F8"/>
+        <w:spacing w:after="0" w:line="240" w:lineRule="auto"/>
+        <w:rPr>
+          <w:rFonts w:ascii="Arial" w:eastAsia="Times New Roman" w:hAnsi="Arial" w:cs="Arial"/>
+          <w:color w:val="3B3B3B"/>
+          <w:kern w:val="0"/>
+          <w:sz w:val="20"/>
+          <w:szCs w:val="20"/>
+          <w14:ligatures w14:val="none"/>
+        </w:rPr>
+      </w:pPr>
+      <w:r>
+        <w:rPr>
+          <w:rFonts w:ascii="Arial" w:eastAsia="Times New Roman" w:hAnsi="Arial" w:cs="Arial"/>
+          <w:color w:val="3B3B3B"/>
+          <w:kern w:val="0"/>
+          <w:sz w:val="20"/>
+          <w:szCs w:val="20"/>
+          <w14:ligatures w14:val="none"/>
+        </w:rPr>
+        <w:t>We do not add a new module. Instead, we expand the current </w:t>
+      </w:r>
+      <w:r>
+        <w:rPr>
+          <w:rFonts w:ascii="Menlo" w:eastAsia="Times New Roman" w:hAnsi="Menlo" w:cs="Menlo"/>
+          <w:b/>
+          <w:bCs/>
+          <w:color w:val="3B3B3B"/>
+          <w:kern w:val="0"/>
+          <w:sz w:val="18"/>
+          <w:szCs w:val="18"/>
+          <w:bdr w:val="single" w:sz="2" w:space="0" w:color="auto" w:frame="1"/>
+          <w14:ligatures w14:val="none"/>
+        </w:rPr>
+        <w:t>ai-risk</w:t>
+      </w:r>
+      <w:r>
+        <w:rPr>
+          <w:rFonts w:ascii="Arial" w:eastAsia="Times New Roman" w:hAnsi="Arial" w:cs="Arial"/>
+          <w:b/>
+          <w:bCs/>
+          <w:color w:val="3B3B3B"/>
+          <w:kern w:val="0"/>
+          <w:sz w:val="20"/>
+          <w:szCs w:val="20"/>
+          <w:bdr w:val="single" w:sz="2" w:space="0" w:color="auto" w:frame="1"/>
+          <w14:ligatures w14:val="none"/>
+        </w:rPr>
+        <w:t> canvas</w:t>
+      </w:r>
+      <w:r>
+        <w:rPr>
+          <w:rFonts w:ascii="Arial" w:eastAsia="Times New Roman" w:hAnsi="Arial" w:cs="Arial"/>
+          <w:color w:val="3B3B3B"/>
+          <w:kern w:val="0"/>
+          <w:sz w:val="20"/>
+          <w:szCs w:val="20"/>
+          <w14:ligatures w14:val="none"/>
+        </w:rPr>
+        <w:t> to transition from a basic listing of "Shadow AI apps" into a high-fidelity </w:t>
+      </w:r>
+      <w:r>
+        <w:rPr>
+          <w:rFonts w:ascii="Arial" w:eastAsia="Times New Roman" w:hAnsi="Arial" w:cs="Arial"/>
+          <w:b/>
+          <w:bCs/>
+          <w:color w:val="3B3B3B"/>
+          <w:kern w:val="0"/>
+          <w:sz w:val="20"/>
+          <w:szCs w:val="20"/>
+          <w:bdr w:val="single" w:sz="2" w:space="0" w:color="auto" w:frame="1"/>
+          <w14:ligatures w14:val="none"/>
+        </w:rPr>
+        <w:t>AI Security Posture (AI-SPM)</w:t>
+      </w:r>
+      <w:r>
+        <w:rPr>
+          <w:rFonts w:ascii="Arial" w:eastAsia="Times New Roman" w:hAnsi="Arial" w:cs="Arial"/>
+          <w:color w:val="3B3B3B"/>
+          <w:kern w:val="0"/>
+          <w:sz w:val="20"/>
+          <w:szCs w:val="20"/>
+          <w14:ligatures w14:val="none"/>
+        </w:rPr>
+        <w:t> command center:</w:t>
+      </w:r>
+    </w:p>
+    <w:p>
+      <w:pPr>
+        <w:numPr>
+          <w:ilvl w:val="0"/>
+          <w:numId w:val="16"/>
+        </w:numPr>
+        <w:pBdr>
+          <w:top w:val="single" w:sz="2" w:space="0" w:color="auto"/>
+          <w:left w:val="single" w:sz="2" w:space="0" w:color="auto"/>
+          <w:bottom w:val="single" w:sz="2" w:space="0" w:color="auto"/>
+          <w:right w:val="single" w:sz="2" w:space="0" w:color="auto"/>
+        </w:pBdr>
+        <w:shd w:val="clear" w:color="auto" w:fill="F8F8F8"/>
+        <w:spacing w:before="100" w:beforeAutospacing="1" w:after="100" w:afterAutospacing="1" w:line="240" w:lineRule="auto"/>
+        <w:rPr>
+          <w:rFonts w:ascii="Arial" w:eastAsia="Times New Roman" w:hAnsi="Arial" w:cs="Arial"/>
+          <w:color w:val="3B3B3B"/>
+          <w:kern w:val="0"/>
+          <w:sz w:val="20"/>
+          <w:szCs w:val="20"/>
+          <w14:ligatures w14:val="none"/>
+        </w:rPr>
+      </w:pPr>
+      <w:r>
+        <w:rPr>
+          <w:rFonts w:ascii="Arial" w:eastAsia="Times New Roman" w:hAnsi="Arial" w:cs="Arial"/>
+          <w:b/>
+          <w:bCs/>
+          <w:color w:val="3B3B3B"/>
+          <w:kern w:val="0"/>
+          <w:sz w:val="20"/>
+          <w:szCs w:val="20"/>
+          <w:bdr w:val="single" w:sz="2" w:space="0" w:color="auto" w:frame="1"/>
+          <w14:ligatures w14:val="none"/>
+        </w:rPr>
+        <w:t>Current Canvas</w:t>
+      </w:r>
+      <w:r>
+        <w:rPr>
+          <w:rFonts w:ascii="Arial" w:eastAsia="Times New Roman" w:hAnsi="Arial" w:cs="Arial"/>
+          <w:color w:val="3B3B3B"/>
+          <w:kern w:val="0"/>
+          <w:sz w:val="20"/>
+          <w:szCs w:val="20"/>
+          <w14:ligatures w14:val="none"/>
+        </w:rPr>
+        <w:t>: Simple list of discovered generative AI apps.</w:t>
+      </w:r>
+    </w:p>
+    <w:p>
+      <w:pPr>
+        <w:numPr>
+          <w:ilvl w:val="0"/>
+          <w:numId w:val="16"/>
+        </w:numPr>
+        <w:pBdr>
+          <w:top w:val="single" w:sz="2" w:space="0" w:color="auto"/>
+          <w:left w:val="single" w:sz="2" w:space="0" w:color="auto"/>
+          <w:bottom w:val="single" w:sz="2" w:space="0" w:color="auto"/>
+          <w:right w:val="single" w:sz="2" w:space="0" w:color="auto"/>
+        </w:pBdr>
+        <w:shd w:val="clear" w:color="auto" w:fill="F8F8F8"/>
+        <w:spacing w:before="100" w:beforeAutospacing="1" w:after="100" w:afterAutospacing="1" w:line="240" w:lineRule="auto"/>
+        <w:rPr>
+          <w:rFonts w:ascii="Arial" w:eastAsia="Times New Roman" w:hAnsi="Arial" w:cs="Arial"/>
+          <w:color w:val="3B3B3B"/>
+          <w:kern w:val="0"/>
+          <w:sz w:val="20"/>
+          <w:szCs w:val="20"/>
+          <w14:ligatures w14:val="none"/>
+        </w:rPr>
+      </w:pPr>
+      <w:r>
+        <w:rPr>
+          <w:rFonts w:ascii="Arial" w:eastAsia="Times New Roman" w:hAnsi="Arial" w:cs="Arial"/>
+          <w:b/>
+          <w:bCs/>
+          <w:color w:val="3B3B3B"/>
+          <w:kern w:val="0"/>
+          <w:sz w:val="20"/>
+          <w:szCs w:val="20"/>
+          <w:bdr w:val="single" w:sz="2" w:space="0" w:color="auto" w:frame="1"/>
+          <w14:ligatures w14:val="none"/>
+        </w:rPr>
+        <w:t>Expanded Canvas</w:t>
+      </w:r>
+      <w:r>
+        <w:rPr>
+          <w:rFonts w:ascii="Arial" w:eastAsia="Times New Roman" w:hAnsi="Arial" w:cs="Arial"/>
+          <w:color w:val="3B3B3B"/>
+          <w:kern w:val="0"/>
+          <w:sz w:val="20"/>
+          <w:szCs w:val="20"/>
+          <w14:ligatures w14:val="none"/>
+        </w:rPr>
+        <w:t>: Add live threat mapping for GenAI endpoints, tracking sensitive data exposure rates (e.g., potential API key leaks to LLMs) and model vulnerability indices (OWASP Top 10 for LLMs).</w:t>
+      </w:r>
+    </w:p>
+    <w:p>
+      <w:pPr>
+        <w:pBdr>
+          <w:top w:val="single" w:sz="2" w:space="0" w:color="auto"/>
+          <w:left w:val="single" w:sz="2" w:space="0" w:color="auto"/>
+          <w:bottom w:val="single" w:sz="2" w:space="0" w:color="auto"/>
+          <w:right w:val="single" w:sz="2" w:space="0" w:color="auto"/>
+        </w:pBdr>
+        <w:shd w:val="clear" w:color="auto" w:fill="F8F8F8"/>
+        <w:spacing w:before="100" w:beforeAutospacing="1" w:after="100" w:afterAutospacing="1" w:line="240" w:lineRule="auto"/>
+        <w:outlineLvl w:val="2"/>
+        <w:rPr>
+          <w:rFonts w:ascii="Arial" w:eastAsia="Times New Roman" w:hAnsi="Arial" w:cs="Arial"/>
+          <w:color w:val="3B3B3B"/>
+          <w:kern w:val="0"/>
+          <w:sz w:val="27"/>
+          <w:szCs w:val="27"/>
+          <w14:ligatures w14:val="none"/>
+        </w:rPr>
+      </w:pPr>
+      <w:r>
+        <w:rPr>
+          <w:rFonts w:ascii="Arial" w:eastAsia="Times New Roman" w:hAnsi="Arial" w:cs="Arial"/>
+          <w:color w:val="3B3B3B"/>
+          <w:kern w:val="0"/>
+          <w:sz w:val="27"/>
+          <w:szCs w:val="27"/>
+          <w14:ligatures w14:val="none"/>
+        </w:rPr>
+        <w:lastRenderedPageBreak/>
+        <w:t xml:space="preserve">2. </w:t>
+      </w:r>
+      <w:r>
+        <w:rPr>
+          <w:rFonts w:ascii="Apple Color Emoji" w:eastAsia="Times New Roman" w:hAnsi="Apple Color Emoji" w:cs="Apple Color Emoji"/>
+          <w:color w:val="3B3B3B"/>
+          <w:kern w:val="0"/>
+          <w:sz w:val="27"/>
+          <w:szCs w:val="27"/>
+          <w14:ligatures w14:val="none"/>
+        </w:rPr>
+        <w:t>🚨</w:t>
+      </w:r>
+      <w:r>
+        <w:rPr>
+          <w:rFonts w:ascii="Arial" w:eastAsia="Times New Roman" w:hAnsi="Arial" w:cs="Arial"/>
+          <w:color w:val="3B3B3B"/>
+          <w:kern w:val="0"/>
+          <w:sz w:val="27"/>
+          <w:szCs w:val="27"/>
+          <w14:ligatures w14:val="none"/>
+        </w:rPr>
+        <w:t xml:space="preserve"> Expanding the </w:t>
+      </w:r>
+      <w:r>
+        <w:rPr>
+          <w:rFonts w:ascii="Menlo" w:eastAsia="Times New Roman" w:hAnsi="Menlo" w:cs="Menlo"/>
+          <w:color w:val="3B3B3B"/>
+          <w:kern w:val="0"/>
+          <w:bdr w:val="single" w:sz="2" w:space="0" w:color="auto" w:frame="1"/>
+          <w14:ligatures w14:val="none"/>
+        </w:rPr>
+        <w:t>Dispatch Center</w:t>
+      </w:r>
+      <w:r>
+        <w:rPr>
+          <w:rFonts w:ascii="Arial" w:eastAsia="Times New Roman" w:hAnsi="Arial" w:cs="Arial"/>
+          <w:color w:val="3B3B3B"/>
+          <w:kern w:val="0"/>
+          <w:sz w:val="27"/>
+          <w:szCs w:val="27"/>
+          <w14:ligatures w14:val="none"/>
+        </w:rPr>
+        <w:t> Module (Autonomous Analyst)</w:t>
+      </w:r>
+    </w:p>
+    <w:p>
+      <w:pPr>
+        <w:pBdr>
+          <w:top w:val="single" w:sz="2" w:space="0" w:color="auto"/>
+          <w:left w:val="single" w:sz="2" w:space="0" w:color="auto"/>
+          <w:bottom w:val="single" w:sz="2" w:space="0" w:color="auto"/>
+          <w:right w:val="single" w:sz="2" w:space="0" w:color="auto"/>
+        </w:pBdr>
+        <w:shd w:val="clear" w:color="auto" w:fill="F8F8F8"/>
+        <w:spacing w:after="0" w:line="240" w:lineRule="auto"/>
+        <w:rPr>
+          <w:rFonts w:ascii="Arial" w:eastAsia="Times New Roman" w:hAnsi="Arial" w:cs="Arial"/>
+          <w:color w:val="3B3B3B"/>
+          <w:kern w:val="0"/>
+          <w:sz w:val="20"/>
+          <w:szCs w:val="20"/>
+          <w14:ligatures w14:val="none"/>
+        </w:rPr>
+      </w:pPr>
+      <w:r>
+        <w:rPr>
+          <w:rFonts w:ascii="Arial" w:eastAsia="Times New Roman" w:hAnsi="Arial" w:cs="Arial"/>
+          <w:color w:val="3B3B3B"/>
+          <w:kern w:val="0"/>
+          <w:sz w:val="20"/>
+          <w:szCs w:val="20"/>
+          <w14:ligatures w14:val="none"/>
+        </w:rPr>
+        <w:t>We expand the </w:t>
+      </w:r>
+      <w:r>
+        <w:rPr>
+          <w:rFonts w:ascii="Menlo" w:eastAsia="Times New Roman" w:hAnsi="Menlo" w:cs="Menlo"/>
+          <w:b/>
+          <w:bCs/>
+          <w:color w:val="3B3B3B"/>
+          <w:kern w:val="0"/>
+          <w:sz w:val="18"/>
+          <w:szCs w:val="18"/>
+          <w:bdr w:val="single" w:sz="2" w:space="0" w:color="auto" w:frame="1"/>
+          <w14:ligatures w14:val="none"/>
+        </w:rPr>
+        <w:t>dispatch</w:t>
+      </w:r>
+      <w:r>
+        <w:rPr>
+          <w:rFonts w:ascii="Arial" w:eastAsia="Times New Roman" w:hAnsi="Arial" w:cs="Arial"/>
+          <w:b/>
+          <w:bCs/>
+          <w:color w:val="3B3B3B"/>
+          <w:kern w:val="0"/>
+          <w:sz w:val="20"/>
+          <w:szCs w:val="20"/>
+          <w:bdr w:val="single" w:sz="2" w:space="0" w:color="auto" w:frame="1"/>
+          <w14:ligatures w14:val="none"/>
+        </w:rPr>
+        <w:t> canvas</w:t>
+      </w:r>
+      <w:r>
+        <w:rPr>
+          <w:rFonts w:ascii="Arial" w:eastAsia="Times New Roman" w:hAnsi="Arial" w:cs="Arial"/>
+          <w:color w:val="3B3B3B"/>
+          <w:kern w:val="0"/>
+          <w:sz w:val="20"/>
+          <w:szCs w:val="20"/>
+          <w14:ligatures w14:val="none"/>
+        </w:rPr>
+        <w:t> to house the LLM-powered SOC Analyst under the hood:</w:t>
+      </w:r>
+    </w:p>
+    <w:p>
+      <w:pPr>
+        <w:numPr>
+          <w:ilvl w:val="0"/>
+          <w:numId w:val="17"/>
+        </w:numPr>
+        <w:pBdr>
+          <w:top w:val="single" w:sz="2" w:space="0" w:color="auto"/>
+          <w:left w:val="single" w:sz="2" w:space="0" w:color="auto"/>
+          <w:bottom w:val="single" w:sz="2" w:space="0" w:color="auto"/>
+          <w:right w:val="single" w:sz="2" w:space="0" w:color="auto"/>
+        </w:pBdr>
+        <w:shd w:val="clear" w:color="auto" w:fill="F8F8F8"/>
+        <w:spacing w:before="100" w:beforeAutospacing="1" w:after="100" w:afterAutospacing="1" w:line="240" w:lineRule="auto"/>
+        <w:rPr>
+          <w:rFonts w:ascii="Arial" w:eastAsia="Times New Roman" w:hAnsi="Arial" w:cs="Arial"/>
+          <w:color w:val="3B3B3B"/>
+          <w:kern w:val="0"/>
+          <w:sz w:val="20"/>
+          <w:szCs w:val="20"/>
+          <w14:ligatures w14:val="none"/>
+        </w:rPr>
+      </w:pPr>
+      <w:r>
+        <w:rPr>
+          <w:rFonts w:ascii="Arial" w:eastAsia="Times New Roman" w:hAnsi="Arial" w:cs="Arial"/>
+          <w:b/>
+          <w:bCs/>
+          <w:color w:val="3B3B3B"/>
+          <w:kern w:val="0"/>
+          <w:sz w:val="20"/>
+          <w:szCs w:val="20"/>
+          <w:bdr w:val="single" w:sz="2" w:space="0" w:color="auto" w:frame="1"/>
+          <w14:ligatures w14:val="none"/>
+        </w:rPr>
+        <w:t>Current Canvas</w:t>
+      </w:r>
+      <w:r>
+        <w:rPr>
+          <w:rFonts w:ascii="Arial" w:eastAsia="Times New Roman" w:hAnsi="Arial" w:cs="Arial"/>
+          <w:color w:val="3B3B3B"/>
+          <w:kern w:val="0"/>
+          <w:sz w:val="20"/>
+          <w:szCs w:val="20"/>
+          <w14:ligatures w14:val="none"/>
+        </w:rPr>
+        <w:t>: Static queue of open SOAR tickets.</w:t>
+      </w:r>
+    </w:p>
+    <w:p>
+      <w:pPr>
+        <w:numPr>
+          <w:ilvl w:val="0"/>
+          <w:numId w:val="17"/>
+        </w:numPr>
+        <w:pBdr>
+          <w:top w:val="single" w:sz="2" w:space="0" w:color="auto"/>
+          <w:left w:val="single" w:sz="2" w:space="0" w:color="auto"/>
+          <w:bottom w:val="single" w:sz="2" w:space="0" w:color="auto"/>
+          <w:right w:val="single" w:sz="2" w:space="0" w:color="auto"/>
+        </w:pBdr>
+        <w:shd w:val="clear" w:color="auto" w:fill="F8F8F8"/>
+        <w:spacing w:before="100" w:beforeAutospacing="1" w:after="100" w:afterAutospacing="1" w:line="240" w:lineRule="auto"/>
+        <w:rPr>
+          <w:rFonts w:ascii="Arial" w:eastAsia="Times New Roman" w:hAnsi="Arial" w:cs="Arial"/>
+          <w:color w:val="3B3B3B"/>
+          <w:kern w:val="0"/>
+          <w:sz w:val="20"/>
+          <w:szCs w:val="20"/>
+          <w14:ligatures w14:val="none"/>
+        </w:rPr>
+      </w:pPr>
+      <w:r>
+        <w:rPr>
+          <w:rFonts w:ascii="Arial" w:eastAsia="Times New Roman" w:hAnsi="Arial" w:cs="Arial"/>
+          <w:b/>
+          <w:bCs/>
+          <w:color w:val="3B3B3B"/>
+          <w:kern w:val="0"/>
+          <w:sz w:val="20"/>
+          <w:szCs w:val="20"/>
+          <w:bdr w:val="single" w:sz="2" w:space="0" w:color="auto" w:frame="1"/>
+          <w14:ligatures w14:val="none"/>
+        </w:rPr>
+        <w:t>Expanded Canvas</w:t>
+      </w:r>
+      <w:r>
+        <w:rPr>
+          <w:rFonts w:ascii="Arial" w:eastAsia="Times New Roman" w:hAnsi="Arial" w:cs="Arial"/>
+          <w:color w:val="3B3B3B"/>
+          <w:kern w:val="0"/>
+          <w:sz w:val="20"/>
+          <w:szCs w:val="20"/>
+          <w14:ligatures w14:val="none"/>
+        </w:rPr>
+        <w:t>: Add a dedicated </w:t>
+      </w:r>
+      <w:r>
+        <w:rPr>
+          <w:rFonts w:ascii="Arial" w:eastAsia="Times New Roman" w:hAnsi="Arial" w:cs="Arial"/>
+          <w:b/>
+          <w:bCs/>
+          <w:color w:val="3B3B3B"/>
+          <w:kern w:val="0"/>
+          <w:sz w:val="20"/>
+          <w:szCs w:val="20"/>
+          <w:bdr w:val="single" w:sz="2" w:space="0" w:color="auto" w:frame="1"/>
+          <w14:ligatures w14:val="none"/>
+        </w:rPr>
+        <w:t>"AI Security Assistant Insights"</w:t>
+      </w:r>
+      <w:r>
+        <w:rPr>
+          <w:rFonts w:ascii="Arial" w:eastAsia="Times New Roman" w:hAnsi="Arial" w:cs="Arial"/>
+          <w:color w:val="3B3B3B"/>
+          <w:kern w:val="0"/>
+          <w:sz w:val="20"/>
+          <w:szCs w:val="20"/>
+          <w14:ligatures w14:val="none"/>
+        </w:rPr>
+        <w:t> drawer inside the ticket view. Clicking any ticket auto-runs the AI analysis to show exploit availability (CISA KEV), business impact summaries, and a copy-paste Terraform/IAM mitigation script.</w:t>
+      </w:r>
+    </w:p>
+    <w:p>
+      <w:pPr>
+        <w:pBdr>
+          <w:top w:val="single" w:sz="2" w:space="0" w:color="auto"/>
+          <w:left w:val="single" w:sz="2" w:space="0" w:color="auto"/>
+          <w:bottom w:val="single" w:sz="2" w:space="0" w:color="auto"/>
+          <w:right w:val="single" w:sz="2" w:space="0" w:color="auto"/>
+        </w:pBdr>
+        <w:shd w:val="clear" w:color="auto" w:fill="F8F8F8"/>
+        <w:spacing w:before="100" w:beforeAutospacing="1" w:after="100" w:afterAutospacing="1" w:line="240" w:lineRule="auto"/>
+        <w:outlineLvl w:val="2"/>
+        <w:rPr>
+          <w:rFonts w:ascii="Arial" w:eastAsia="Times New Roman" w:hAnsi="Arial" w:cs="Arial"/>
+          <w:color w:val="3B3B3B"/>
+          <w:kern w:val="0"/>
+          <w:sz w:val="27"/>
+          <w:szCs w:val="27"/>
+          <w14:ligatures w14:val="none"/>
+        </w:rPr>
+      </w:pPr>
+      <w:r>
+        <w:rPr>
+          <w:rFonts w:ascii="Arial" w:eastAsia="Times New Roman" w:hAnsi="Arial" w:cs="Arial"/>
+          <w:color w:val="3B3B3B"/>
+          <w:kern w:val="0"/>
+          <w:sz w:val="27"/>
+          <w:szCs w:val="27"/>
+          <w14:ligatures w14:val="none"/>
+        </w:rPr>
+        <w:t xml:space="preserve">3. </w:t>
+      </w:r>
+      <w:r>
+        <w:rPr>
+          <w:rFonts w:ascii="Apple Color Emoji" w:eastAsia="Times New Roman" w:hAnsi="Apple Color Emoji" w:cs="Apple Color Emoji"/>
+          <w:color w:val="3B3B3B"/>
+          <w:kern w:val="0"/>
+          <w:sz w:val="27"/>
+          <w:szCs w:val="27"/>
+          <w14:ligatures w14:val="none"/>
+        </w:rPr>
+        <w:t>🔑</w:t>
+      </w:r>
+      <w:r>
+        <w:rPr>
+          <w:rFonts w:ascii="Arial" w:eastAsia="Times New Roman" w:hAnsi="Arial" w:cs="Arial"/>
+          <w:color w:val="3B3B3B"/>
+          <w:kern w:val="0"/>
+          <w:sz w:val="27"/>
+          <w:szCs w:val="27"/>
+          <w14:ligatures w14:val="none"/>
+        </w:rPr>
+        <w:t xml:space="preserve"> Expanding the </w:t>
+      </w:r>
+      <w:r>
+        <w:rPr>
+          <w:rFonts w:ascii="Menlo" w:eastAsia="Times New Roman" w:hAnsi="Menlo" w:cs="Menlo"/>
+          <w:color w:val="3B3B3B"/>
+          <w:kern w:val="0"/>
+          <w:bdr w:val="single" w:sz="2" w:space="0" w:color="auto" w:frame="1"/>
+          <w14:ligatures w14:val="none"/>
+        </w:rPr>
+        <w:t>Identity PreCheck</w:t>
+      </w:r>
+      <w:r>
+        <w:rPr>
+          <w:rFonts w:ascii="Arial" w:eastAsia="Times New Roman" w:hAnsi="Arial" w:cs="Arial"/>
+          <w:color w:val="3B3B3B"/>
+          <w:kern w:val="0"/>
+          <w:sz w:val="27"/>
+          <w:szCs w:val="27"/>
+          <w14:ligatures w14:val="none"/>
+        </w:rPr>
+        <w:t> Module (ITDR)</w:t>
+      </w:r>
+    </w:p>
+    <w:p>
+      <w:pPr>
+        <w:pBdr>
+          <w:top w:val="single" w:sz="2" w:space="0" w:color="auto"/>
+          <w:left w:val="single" w:sz="2" w:space="0" w:color="auto"/>
+          <w:bottom w:val="single" w:sz="2" w:space="0" w:color="auto"/>
+          <w:right w:val="single" w:sz="2" w:space="0" w:color="auto"/>
+        </w:pBdr>
+        <w:shd w:val="clear" w:color="auto" w:fill="F8F8F8"/>
+        <w:spacing w:after="0" w:line="240" w:lineRule="auto"/>
+        <w:rPr>
+          <w:rFonts w:ascii="Arial" w:eastAsia="Times New Roman" w:hAnsi="Arial" w:cs="Arial"/>
+          <w:color w:val="3B3B3B"/>
+          <w:kern w:val="0"/>
+          <w:sz w:val="20"/>
+          <w:szCs w:val="20"/>
+          <w14:ligatures w14:val="none"/>
+        </w:rPr>
+      </w:pPr>
+      <w:r>
+        <w:rPr>
+          <w:rFonts w:ascii="Arial" w:eastAsia="Times New Roman" w:hAnsi="Arial" w:cs="Arial"/>
+          <w:color w:val="3B3B3B"/>
+          <w:kern w:val="0"/>
+          <w:sz w:val="20"/>
+          <w:szCs w:val="20"/>
+          <w14:ligatures w14:val="none"/>
+        </w:rPr>
+        <w:t>We expand the </w:t>
+      </w:r>
+      <w:r>
+        <w:rPr>
+          <w:rFonts w:ascii="Menlo" w:eastAsia="Times New Roman" w:hAnsi="Menlo" w:cs="Menlo"/>
+          <w:b/>
+          <w:bCs/>
+          <w:color w:val="3B3B3B"/>
+          <w:kern w:val="0"/>
+          <w:sz w:val="18"/>
+          <w:szCs w:val="18"/>
+          <w:bdr w:val="single" w:sz="2" w:space="0" w:color="auto" w:frame="1"/>
+          <w14:ligatures w14:val="none"/>
+        </w:rPr>
+        <w:t>identity</w:t>
+      </w:r>
+      <w:r>
+        <w:rPr>
+          <w:rFonts w:ascii="Arial" w:eastAsia="Times New Roman" w:hAnsi="Arial" w:cs="Arial"/>
+          <w:b/>
+          <w:bCs/>
+          <w:color w:val="3B3B3B"/>
+          <w:kern w:val="0"/>
+          <w:sz w:val="20"/>
+          <w:szCs w:val="20"/>
+          <w:bdr w:val="single" w:sz="2" w:space="0" w:color="auto" w:frame="1"/>
+          <w14:ligatures w14:val="none"/>
+        </w:rPr>
+        <w:t> canvas</w:t>
+      </w:r>
+      <w:r>
+        <w:rPr>
+          <w:rFonts w:ascii="Arial" w:eastAsia="Times New Roman" w:hAnsi="Arial" w:cs="Arial"/>
+          <w:color w:val="3B3B3B"/>
+          <w:kern w:val="0"/>
+          <w:sz w:val="20"/>
+          <w:szCs w:val="20"/>
+          <w14:ligatures w14:val="none"/>
+        </w:rPr>
+        <w:t> to provide full Identity Threat Detection &amp; Response:</w:t>
+      </w:r>
+    </w:p>
+    <w:p>
+      <w:pPr>
+        <w:numPr>
+          <w:ilvl w:val="0"/>
+          <w:numId w:val="18"/>
+        </w:numPr>
+        <w:pBdr>
+          <w:top w:val="single" w:sz="2" w:space="0" w:color="auto"/>
+          <w:left w:val="single" w:sz="2" w:space="0" w:color="auto"/>
+          <w:bottom w:val="single" w:sz="2" w:space="0" w:color="auto"/>
+          <w:right w:val="single" w:sz="2" w:space="0" w:color="auto"/>
+        </w:pBdr>
+        <w:shd w:val="clear" w:color="auto" w:fill="F8F8F8"/>
+        <w:spacing w:before="100" w:beforeAutospacing="1" w:after="100" w:afterAutospacing="1" w:line="240" w:lineRule="auto"/>
+        <w:rPr>
+          <w:rFonts w:ascii="Arial" w:eastAsia="Times New Roman" w:hAnsi="Arial" w:cs="Arial"/>
+          <w:color w:val="3B3B3B"/>
+          <w:kern w:val="0"/>
+          <w:sz w:val="20"/>
+          <w:szCs w:val="20"/>
+          <w14:ligatures w14:val="none"/>
+        </w:rPr>
+      </w:pPr>
+      <w:r>
+        <w:rPr>
+          <w:rFonts w:ascii="Arial" w:eastAsia="Times New Roman" w:hAnsi="Arial" w:cs="Arial"/>
+          <w:b/>
+          <w:bCs/>
+          <w:color w:val="3B3B3B"/>
+          <w:kern w:val="0"/>
+          <w:sz w:val="20"/>
+          <w:szCs w:val="20"/>
+          <w:bdr w:val="single" w:sz="2" w:space="0" w:color="auto" w:frame="1"/>
+          <w14:ligatures w14:val="none"/>
+        </w:rPr>
+        <w:t>Current Canvas</w:t>
+      </w:r>
+      <w:r>
+        <w:rPr>
+          <w:rFonts w:ascii="Arial" w:eastAsia="Times New Roman" w:hAnsi="Arial" w:cs="Arial"/>
+          <w:color w:val="3B3B3B"/>
+          <w:kern w:val="0"/>
+          <w:sz w:val="20"/>
+          <w:szCs w:val="20"/>
+          <w14:ligatures w14:val="none"/>
+        </w:rPr>
+        <w:t>: Basic directory/MFA configuration percentages.</w:t>
+      </w:r>
+    </w:p>
+    <w:p>
+      <w:pPr>
+        <w:numPr>
+          <w:ilvl w:val="0"/>
+          <w:numId w:val="18"/>
+        </w:numPr>
+        <w:pBdr>
+          <w:top w:val="single" w:sz="2" w:space="0" w:color="auto"/>
+          <w:left w:val="single" w:sz="2" w:space="0" w:color="auto"/>
+          <w:bottom w:val="single" w:sz="2" w:space="0" w:color="auto"/>
+          <w:right w:val="single" w:sz="2" w:space="0" w:color="auto"/>
+        </w:pBdr>
+        <w:shd w:val="clear" w:color="auto" w:fill="F8F8F8"/>
+        <w:spacing w:before="100" w:beforeAutospacing="1" w:after="100" w:afterAutospacing="1" w:line="240" w:lineRule="auto"/>
+        <w:rPr>
+          <w:rFonts w:ascii="Arial" w:eastAsia="Times New Roman" w:hAnsi="Arial" w:cs="Arial"/>
+          <w:color w:val="3B3B3B"/>
+          <w:kern w:val="0"/>
+          <w:sz w:val="20"/>
+          <w:szCs w:val="20"/>
+          <w14:ligatures w14:val="none"/>
+        </w:rPr>
+      </w:pPr>
+      <w:r>
+        <w:rPr>
+          <w:rFonts w:ascii="Arial" w:eastAsia="Times New Roman" w:hAnsi="Arial" w:cs="Arial"/>
+          <w:b/>
+          <w:bCs/>
+          <w:color w:val="3B3B3B"/>
+          <w:kern w:val="0"/>
+          <w:sz w:val="20"/>
+          <w:szCs w:val="20"/>
+          <w:bdr w:val="single" w:sz="2" w:space="0" w:color="auto" w:frame="1"/>
+          <w14:ligatures w14:val="none"/>
+        </w:rPr>
+        <w:t>Expanded Canvas</w:t>
+      </w:r>
+      <w:r>
+        <w:rPr>
+          <w:rFonts w:ascii="Arial" w:eastAsia="Times New Roman" w:hAnsi="Arial" w:cs="Arial"/>
+          <w:color w:val="3B3B3B"/>
+          <w:kern w:val="0"/>
+          <w:sz w:val="20"/>
+          <w:szCs w:val="20"/>
+          <w14:ligatures w14:val="none"/>
+        </w:rPr>
+        <w:t>: Add a "Threat Logs" telemetry section highlighting session anomalies, impossible travel detections, and stale administrative accounts.</w:t>
+      </w:r>
+    </w:p>
+    <w:p>
+      <w:pPr>
+        <w:pBdr>
+          <w:top w:val="single" w:sz="2" w:space="0" w:color="auto"/>
+          <w:left w:val="single" w:sz="2" w:space="0" w:color="auto"/>
+          <w:bottom w:val="single" w:sz="2" w:space="0" w:color="auto"/>
+          <w:right w:val="single" w:sz="2" w:space="0" w:color="auto"/>
+        </w:pBdr>
+        <w:shd w:val="clear" w:color="auto" w:fill="F8F8F8"/>
+        <w:spacing w:before="100" w:beforeAutospacing="1" w:after="100" w:afterAutospacing="1" w:line="240" w:lineRule="auto"/>
+        <w:outlineLvl w:val="2"/>
+        <w:rPr>
+          <w:rFonts w:ascii="Arial" w:eastAsia="Times New Roman" w:hAnsi="Arial" w:cs="Arial"/>
+          <w:color w:val="3B3B3B"/>
+          <w:kern w:val="0"/>
+          <w:sz w:val="27"/>
+          <w:szCs w:val="27"/>
+          <w14:ligatures w14:val="none"/>
+        </w:rPr>
+      </w:pPr>
+      <w:r>
+        <w:rPr>
+          <w:rFonts w:ascii="Arial" w:eastAsia="Times New Roman" w:hAnsi="Arial" w:cs="Arial"/>
+          <w:color w:val="3B3B3B"/>
+          <w:kern w:val="0"/>
+          <w:sz w:val="27"/>
+          <w:szCs w:val="27"/>
+          <w14:ligatures w14:val="none"/>
+        </w:rPr>
+        <w:t xml:space="preserve">4. </w:t>
+      </w:r>
+      <w:r>
+        <w:rPr>
+          <w:rFonts w:ascii="Apple Color Emoji" w:eastAsia="Times New Roman" w:hAnsi="Apple Color Emoji" w:cs="Apple Color Emoji"/>
+          <w:color w:val="3B3B3B"/>
+          <w:kern w:val="0"/>
+          <w:sz w:val="27"/>
+          <w:szCs w:val="27"/>
+          <w14:ligatures w14:val="none"/>
+        </w:rPr>
+        <w:t>☁️</w:t>
+      </w:r>
+      <w:r>
+        <w:rPr>
+          <w:rFonts w:ascii="Arial" w:eastAsia="Times New Roman" w:hAnsi="Arial" w:cs="Arial"/>
+          <w:color w:val="3B3B3B"/>
+          <w:kern w:val="0"/>
+          <w:sz w:val="27"/>
+          <w:szCs w:val="27"/>
+          <w14:ligatures w14:val="none"/>
+        </w:rPr>
+        <w:t xml:space="preserve"> Expanding the </w:t>
+      </w:r>
+      <w:r>
+        <w:rPr>
+          <w:rFonts w:ascii="Menlo" w:eastAsia="Times New Roman" w:hAnsi="Menlo" w:cs="Menlo"/>
+          <w:color w:val="3B3B3B"/>
+          <w:kern w:val="0"/>
+          <w:bdr w:val="single" w:sz="2" w:space="0" w:color="auto" w:frame="1"/>
+          <w14:ligatures w14:val="none"/>
+        </w:rPr>
+        <w:t>Cloud Security</w:t>
+      </w:r>
+      <w:r>
+        <w:rPr>
+          <w:rFonts w:ascii="Arial" w:eastAsia="Times New Roman" w:hAnsi="Arial" w:cs="Arial"/>
+          <w:color w:val="3B3B3B"/>
+          <w:kern w:val="0"/>
+          <w:sz w:val="27"/>
+          <w:szCs w:val="27"/>
+          <w14:ligatures w14:val="none"/>
+        </w:rPr>
+        <w:t> &amp; </w:t>
+      </w:r>
+      <w:r>
+        <w:rPr>
+          <w:rFonts w:ascii="Menlo" w:eastAsia="Times New Roman" w:hAnsi="Menlo" w:cs="Menlo"/>
+          <w:color w:val="3B3B3B"/>
+          <w:kern w:val="0"/>
+          <w:bdr w:val="single" w:sz="2" w:space="0" w:color="auto" w:frame="1"/>
+          <w14:ligatures w14:val="none"/>
+        </w:rPr>
+        <w:t>App Security</w:t>
+      </w:r>
+      <w:r>
+        <w:rPr>
+          <w:rFonts w:ascii="Arial" w:eastAsia="Times New Roman" w:hAnsi="Arial" w:cs="Arial"/>
+          <w:color w:val="3B3B3B"/>
+          <w:kern w:val="0"/>
+          <w:sz w:val="27"/>
+          <w:szCs w:val="27"/>
+          <w14:ligatures w14:val="none"/>
+        </w:rPr>
+        <w:t> Modules (Code-to-Cloud)</w:t>
+      </w:r>
+    </w:p>
+    <w:p>
+      <w:pPr>
+        <w:pBdr>
+          <w:top w:val="single" w:sz="2" w:space="0" w:color="auto"/>
+          <w:left w:val="single" w:sz="2" w:space="0" w:color="auto"/>
+          <w:bottom w:val="single" w:sz="2" w:space="0" w:color="auto"/>
+          <w:right w:val="single" w:sz="2" w:space="0" w:color="auto"/>
+        </w:pBdr>
+        <w:shd w:val="clear" w:color="auto" w:fill="F8F8F8"/>
+        <w:spacing w:after="0" w:line="240" w:lineRule="auto"/>
+        <w:rPr>
+          <w:rFonts w:ascii="Arial" w:eastAsia="Times New Roman" w:hAnsi="Arial" w:cs="Arial"/>
+          <w:color w:val="3B3B3B"/>
+          <w:kern w:val="0"/>
+          <w:sz w:val="20"/>
+          <w:szCs w:val="20"/>
+          <w14:ligatures w14:val="none"/>
+        </w:rPr>
+      </w:pPr>
+      <w:r>
+        <w:rPr>
+          <w:rFonts w:ascii="Arial" w:eastAsia="Times New Roman" w:hAnsi="Arial" w:cs="Arial"/>
+          <w:color w:val="3B3B3B"/>
+          <w:kern w:val="0"/>
+          <w:sz w:val="20"/>
+          <w:szCs w:val="20"/>
+          <w14:ligatures w14:val="none"/>
+        </w:rPr>
+        <w:t>We expand the </w:t>
+      </w:r>
+      <w:r>
+        <w:rPr>
+          <w:rFonts w:ascii="Menlo" w:eastAsia="Times New Roman" w:hAnsi="Menlo" w:cs="Menlo"/>
+          <w:b/>
+          <w:bCs/>
+          <w:color w:val="3B3B3B"/>
+          <w:kern w:val="0"/>
+          <w:sz w:val="18"/>
+          <w:szCs w:val="18"/>
+          <w:bdr w:val="single" w:sz="2" w:space="0" w:color="auto" w:frame="1"/>
+          <w14:ligatures w14:val="none"/>
+        </w:rPr>
+        <w:t>cloud</w:t>
+      </w:r>
+      <w:r>
+        <w:rPr>
+          <w:rFonts w:ascii="Arial" w:eastAsia="Times New Roman" w:hAnsi="Arial" w:cs="Arial"/>
+          <w:b/>
+          <w:bCs/>
+          <w:color w:val="3B3B3B"/>
+          <w:kern w:val="0"/>
+          <w:sz w:val="20"/>
+          <w:szCs w:val="20"/>
+          <w:bdr w:val="single" w:sz="2" w:space="0" w:color="auto" w:frame="1"/>
+          <w14:ligatures w14:val="none"/>
+        </w:rPr>
+        <w:t> / </w:t>
+      </w:r>
+      <w:r>
+        <w:rPr>
+          <w:rFonts w:ascii="Menlo" w:eastAsia="Times New Roman" w:hAnsi="Menlo" w:cs="Menlo"/>
+          <w:b/>
+          <w:bCs/>
+          <w:color w:val="3B3B3B"/>
+          <w:kern w:val="0"/>
+          <w:sz w:val="18"/>
+          <w:szCs w:val="18"/>
+          <w:bdr w:val="single" w:sz="2" w:space="0" w:color="auto" w:frame="1"/>
+          <w14:ligatures w14:val="none"/>
+        </w:rPr>
+        <w:t>appsec</w:t>
+      </w:r>
+      <w:r>
+        <w:rPr>
+          <w:rFonts w:ascii="Arial" w:eastAsia="Times New Roman" w:hAnsi="Arial" w:cs="Arial"/>
+          <w:b/>
+          <w:bCs/>
+          <w:color w:val="3B3B3B"/>
+          <w:kern w:val="0"/>
+          <w:sz w:val="20"/>
+          <w:szCs w:val="20"/>
+          <w:bdr w:val="single" w:sz="2" w:space="0" w:color="auto" w:frame="1"/>
+          <w14:ligatures w14:val="none"/>
+        </w:rPr>
+        <w:t> canvas</w:t>
+      </w:r>
+      <w:r>
+        <w:rPr>
+          <w:rFonts w:ascii="Arial" w:eastAsia="Times New Roman" w:hAnsi="Arial" w:cs="Arial"/>
+          <w:color w:val="3B3B3B"/>
+          <w:kern w:val="0"/>
+          <w:sz w:val="20"/>
+          <w:szCs w:val="20"/>
+          <w14:ligatures w14:val="none"/>
+        </w:rPr>
+        <w:t> to map the "Code-to-Cloud" lineage:</w:t>
+      </w:r>
+    </w:p>
+    <w:p>
+      <w:pPr>
+        <w:numPr>
+          <w:ilvl w:val="0"/>
+          <w:numId w:val="19"/>
+        </w:numPr>
+        <w:pBdr>
+          <w:top w:val="single" w:sz="2" w:space="0" w:color="auto"/>
+          <w:left w:val="single" w:sz="2" w:space="0" w:color="auto"/>
+          <w:bottom w:val="single" w:sz="2" w:space="0" w:color="auto"/>
+          <w:right w:val="single" w:sz="2" w:space="0" w:color="auto"/>
+        </w:pBdr>
+        <w:shd w:val="clear" w:color="auto" w:fill="F8F8F8"/>
+        <w:spacing w:before="100" w:beforeAutospacing="1" w:after="100" w:afterAutospacing="1" w:line="240" w:lineRule="auto"/>
+        <w:rPr>
+          <w:rFonts w:ascii="Arial" w:eastAsia="Times New Roman" w:hAnsi="Arial" w:cs="Arial"/>
+          <w:color w:val="3B3B3B"/>
+          <w:kern w:val="0"/>
+          <w:sz w:val="20"/>
+          <w:szCs w:val="20"/>
+          <w14:ligatures w14:val="none"/>
+        </w:rPr>
+      </w:pPr>
+      <w:r>
+        <w:rPr>
+          <w:rFonts w:ascii="Arial" w:eastAsia="Times New Roman" w:hAnsi="Arial" w:cs="Arial"/>
+          <w:b/>
+          <w:bCs/>
+          <w:color w:val="3B3B3B"/>
+          <w:kern w:val="0"/>
+          <w:sz w:val="20"/>
+          <w:szCs w:val="20"/>
+          <w:bdr w:val="single" w:sz="2" w:space="0" w:color="auto" w:frame="1"/>
+          <w14:ligatures w14:val="none"/>
+        </w:rPr>
+        <w:t>Current Canvas</w:t>
+      </w:r>
+      <w:r>
+        <w:rPr>
+          <w:rFonts w:ascii="Arial" w:eastAsia="Times New Roman" w:hAnsi="Arial" w:cs="Arial"/>
+          <w:color w:val="3B3B3B"/>
+          <w:kern w:val="0"/>
+          <w:sz w:val="20"/>
+          <w:szCs w:val="20"/>
+          <w14:ligatures w14:val="none"/>
+        </w:rPr>
+        <w:t>: Standalone container and infrastructure CVE lists.</w:t>
+      </w:r>
+    </w:p>
+    <w:p>
+      <w:pPr>
+        <w:numPr>
+          <w:ilvl w:val="0"/>
+          <w:numId w:val="19"/>
+        </w:numPr>
+        <w:pBdr>
+          <w:top w:val="single" w:sz="2" w:space="0" w:color="auto"/>
+          <w:left w:val="single" w:sz="2" w:space="0" w:color="auto"/>
+          <w:bottom w:val="single" w:sz="2" w:space="0" w:color="auto"/>
+          <w:right w:val="single" w:sz="2" w:space="0" w:color="auto"/>
+        </w:pBdr>
+        <w:shd w:val="clear" w:color="auto" w:fill="F8F8F8"/>
+        <w:spacing w:before="100" w:beforeAutospacing="1" w:after="100" w:afterAutospacing="1" w:line="240" w:lineRule="auto"/>
+        <w:rPr>
+          <w:rFonts w:ascii="Arial" w:eastAsia="Times New Roman" w:hAnsi="Arial" w:cs="Arial"/>
+          <w:color w:val="3B3B3B"/>
+          <w:kern w:val="0"/>
+          <w:sz w:val="20"/>
+          <w:szCs w:val="20"/>
+          <w14:ligatures w14:val="none"/>
+        </w:rPr>
+      </w:pPr>
+      <w:r>
+        <w:rPr>
+          <w:rFonts w:ascii="Arial" w:eastAsia="Times New Roman" w:hAnsi="Arial" w:cs="Arial"/>
+          <w:b/>
+          <w:bCs/>
+          <w:color w:val="3B3B3B"/>
+          <w:kern w:val="0"/>
+          <w:sz w:val="20"/>
+          <w:szCs w:val="20"/>
+          <w:bdr w:val="single" w:sz="2" w:space="0" w:color="auto" w:frame="1"/>
+          <w14:ligatures w14:val="none"/>
+        </w:rPr>
+        <w:t>Expanded Canvas</w:t>
+      </w:r>
+      <w:r>
+        <w:rPr>
+          <w:rFonts w:ascii="Arial" w:eastAsia="Times New Roman" w:hAnsi="Arial" w:cs="Arial"/>
+          <w:color w:val="3B3B3B"/>
+          <w:kern w:val="0"/>
+          <w:sz w:val="20"/>
+          <w:szCs w:val="20"/>
+          <w14:ligatures w14:val="none"/>
+        </w:rPr>
+        <w:t>: Add a visual branch/commit mapper. Showing that a production vulnerability in AWS S3 or a Docker container actually originated in a specific GitHub repository commit by a particular dev team.</w:t>
       </w:r>
     </w:p>
     <w:p/>
@@ -3641,6 +8643,453 @@
 <file path=word/numbering.xml><?xml version="1.0" encoding="utf-8"?>
 <w:numbering xmlns:wpc="http://schemas.microsoft.com/office/word/2010/wordprocessingCanvas" xmlns:cx="http://schemas.microsoft.com/office/drawing/2014/chartex" xmlns:cx1="http://schemas.microsoft.com/office/drawing/2015/9/8/chartex" xmlns:cx2="http://schemas.microsoft.com/office/drawing/2015/10/21/chartex" xmlns:cx3="http://schemas.microsoft.com/office/drawing/2016/5/9/chartex" xmlns:cx4="http://schemas.microsoft.com/office/drawing/2016/5/10/chartex" xmlns:cx5="http://schemas.microsoft.com/office/drawing/2016/5/11/chartex" xmlns:cx6="http://schemas.microsoft.com/office/drawing/2016/5/12/chartex" xmlns:cx7="http://schemas.microsoft.com/office/drawing/2016/5/13/chartex" xmlns:cx8="http://schemas.microsoft.com/office/drawing/2016/5/14/chartex" xmlns:mc="http://schemas.openxmlformats.org/markup-compatibility/2006" xmlns:aink="http://schemas.microsoft.com/office/drawing/2016/ink" xmlns:am3d="http://schemas.microsoft.com/office/drawing/2017/model3d" xmlns:o="urn:schemas-microsoft-com:office:office" xmlns:oel="http://schemas.microsoft.com/office/2019/extlst" xmlns:r="http://schemas.openxmlformats.org/officeDocument/2006/relationships" xmlns:m="http://schemas.openxmlformats.org/officeDocument/2006/math" xmlns:v="urn:schemas-microsoft-com:vml" xmlns:wp14="http://schemas.microsoft.com/office/word/2010/wordprocessingDrawing" xmlns:wp="http://schemas.openxmlformats.org/drawingml/2006/wordprocessingDrawing" xmlns:w10="urn:schemas-microsoft-com:office:word" xmlns:w="http://schemas.openxmlformats.org/wordprocessingml/2006/main" xmlns:w14="http://schemas.microsoft.com/office/word/2010/wordml" xmlns:w15="http://schemas.microsoft.com/office/word/2012/wordml" xmlns:w16cex="http://schemas.microsoft.com/office/word/2018/wordml/cex" xmlns:w16cid="http://schemas.microsoft.com/office/word/2016/wordml/cid" xmlns:w16="http://schemas.microsoft.com/office/word/2018/wordml" xmlns:w16du="http://schemas.microsoft.com/office/word/2023/wordml/word16du" xmlns:w16sdtdh="http://schemas.microsoft.com/office/word/2020/wordml/sdtdatahash" xmlns:w16sdtfl="http://schemas.microsoft.com/office/word/2024/wordml/sdtformatlock" xmlns:w16se="http://schemas.microsoft.com/office/word/2015/wordml/symex" xmlns:wpg="http://schemas.microsoft.com/office/word/2010/wordprocessingGroup" xmlns:wpi="http://schemas.microsoft.com/office/word/2010/wordprocessingInk" xmlns:wne="http://schemas.microsoft.com/office/word/2006/wordml" xmlns:wps="http://schemas.microsoft.com/office/word/2010/wordprocessingShape" mc:Ignorable="w14 w15 w16se w16cid w16 w16cex w16sdtdh w16sdtfl w16du wp14">
   <w:abstractNum w:abstractNumId="0" w15:restartNumberingAfterBreak="0">
+    <w:nsid w:val="0F0D1E0B"/>
+    <w:multiLevelType w:val="multilevel"/>
+    <w:tmpl w:val="890ADCD6"/>
+    <w:lvl w:ilvl="0">
+      <w:start w:val="1"/>
+      <w:numFmt w:val="bullet"/>
+      <w:lvlText w:val=""/>
+      <w:lvlJc w:val="left"/>
+      <w:pPr>
+        <w:tabs>
+          <w:tab w:val="num" w:pos="720"/>
+        </w:tabs>
+        <w:ind w:left="720" w:hanging="360"/>
+      </w:pPr>
+      <w:rPr>
+        <w:rFonts w:ascii="Symbol" w:hAnsi="Symbol" w:hint="default"/>
+        <w:sz w:val="20"/>
+      </w:rPr>
+    </w:lvl>
+    <w:lvl w:ilvl="1" w:tentative="1">
+      <w:start w:val="1"/>
+      <w:numFmt w:val="bullet"/>
+      <w:lvlText w:val=""/>
+      <w:lvlJc w:val="left"/>
+      <w:pPr>
+        <w:tabs>
+          <w:tab w:val="num" w:pos="1440"/>
+        </w:tabs>
+        <w:ind w:left="1440" w:hanging="360"/>
+      </w:pPr>
+      <w:rPr>
+        <w:rFonts w:ascii="Symbol" w:hAnsi="Symbol" w:hint="default"/>
+        <w:sz w:val="20"/>
+      </w:rPr>
+    </w:lvl>
+    <w:lvl w:ilvl="2" w:tentative="1">
+      <w:start w:val="1"/>
+      <w:numFmt w:val="bullet"/>
+      <w:lvlText w:val=""/>
+      <w:lvlJc w:val="left"/>
+      <w:pPr>
+        <w:tabs>
+          <w:tab w:val="num" w:pos="2160"/>
+        </w:tabs>
+        <w:ind w:left="2160" w:hanging="360"/>
+      </w:pPr>
+      <w:rPr>
+        <w:rFonts w:ascii="Symbol" w:hAnsi="Symbol" w:hint="default"/>
+        <w:sz w:val="20"/>
+      </w:rPr>
+    </w:lvl>
+    <w:lvl w:ilvl="3" w:tentative="1">
+      <w:start w:val="1"/>
+      <w:numFmt w:val="bullet"/>
+      <w:lvlText w:val=""/>
+      <w:lvlJc w:val="left"/>
+      <w:pPr>
+        <w:tabs>
+          <w:tab w:val="num" w:pos="2880"/>
+        </w:tabs>
+        <w:ind w:left="2880" w:hanging="360"/>
+      </w:pPr>
+      <w:rPr>
+        <w:rFonts w:ascii="Symbol" w:hAnsi="Symbol" w:hint="default"/>
+        <w:sz w:val="20"/>
+      </w:rPr>
+    </w:lvl>
+    <w:lvl w:ilvl="4" w:tentative="1">
+      <w:start w:val="1"/>
+      <w:numFmt w:val="bullet"/>
+      <w:lvlText w:val=""/>
+      <w:lvlJc w:val="left"/>
+      <w:pPr>
+        <w:tabs>
+          <w:tab w:val="num" w:pos="3600"/>
+        </w:tabs>
+        <w:ind w:left="3600" w:hanging="360"/>
+      </w:pPr>
+      <w:rPr>
+        <w:rFonts w:ascii="Symbol" w:hAnsi="Symbol" w:hint="default"/>
+        <w:sz w:val="20"/>
+      </w:rPr>
+    </w:lvl>
+    <w:lvl w:ilvl="5" w:tentative="1">
+      <w:start w:val="1"/>
+      <w:numFmt w:val="bullet"/>
+      <w:lvlText w:val=""/>
+      <w:lvlJc w:val="left"/>
+      <w:pPr>
+        <w:tabs>
+          <w:tab w:val="num" w:pos="4320"/>
+        </w:tabs>
+        <w:ind w:left="4320" w:hanging="360"/>
+      </w:pPr>
+      <w:rPr>
+        <w:rFonts w:ascii="Symbol" w:hAnsi="Symbol" w:hint="default"/>
+        <w:sz w:val="20"/>
+      </w:rPr>
+    </w:lvl>
+    <w:lvl w:ilvl="6" w:tentative="1">
+      <w:start w:val="1"/>
+      <w:numFmt w:val="bullet"/>
+      <w:lvlText w:val=""/>
+      <w:lvlJc w:val="left"/>
+      <w:pPr>
+        <w:tabs>
+          <w:tab w:val="num" w:pos="5040"/>
+        </w:tabs>
+        <w:ind w:left="5040" w:hanging="360"/>
+      </w:pPr>
+      <w:rPr>
+        <w:rFonts w:ascii="Symbol" w:hAnsi="Symbol" w:hint="default"/>
+        <w:sz w:val="20"/>
+      </w:rPr>
+    </w:lvl>
+    <w:lvl w:ilvl="7" w:tentative="1">
+      <w:start w:val="1"/>
+      <w:numFmt w:val="bullet"/>
+      <w:lvlText w:val=""/>
+      <w:lvlJc w:val="left"/>
+      <w:pPr>
+        <w:tabs>
+          <w:tab w:val="num" w:pos="5760"/>
+        </w:tabs>
+        <w:ind w:left="5760" w:hanging="360"/>
+      </w:pPr>
+      <w:rPr>
+        <w:rFonts w:ascii="Symbol" w:hAnsi="Symbol" w:hint="default"/>
+        <w:sz w:val="20"/>
+      </w:rPr>
+    </w:lvl>
+    <w:lvl w:ilvl="8" w:tentative="1">
+      <w:start w:val="1"/>
+      <w:numFmt w:val="bullet"/>
+      <w:lvlText w:val=""/>
+      <w:lvlJc w:val="left"/>
+      <w:pPr>
+        <w:tabs>
+          <w:tab w:val="num" w:pos="6480"/>
+        </w:tabs>
+        <w:ind w:left="6480" w:hanging="360"/>
+      </w:pPr>
+      <w:rPr>
+        <w:rFonts w:ascii="Symbol" w:hAnsi="Symbol" w:hint="default"/>
+        <w:sz w:val="20"/>
+      </w:rPr>
+    </w:lvl>
+  </w:abstractNum>
+  <w:abstractNum w:abstractNumId="1" w15:restartNumberingAfterBreak="0">
+    <w:nsid w:val="0F7E0C98"/>
+    <w:multiLevelType w:val="multilevel"/>
+    <w:tmpl w:val="CBB6C190"/>
+    <w:lvl w:ilvl="0">
+      <w:start w:val="1"/>
+      <w:numFmt w:val="bullet"/>
+      <w:lvlText w:val=""/>
+      <w:lvlJc w:val="left"/>
+      <w:pPr>
+        <w:tabs>
+          <w:tab w:val="num" w:pos="720"/>
+        </w:tabs>
+        <w:ind w:left="720" w:hanging="360"/>
+      </w:pPr>
+      <w:rPr>
+        <w:rFonts w:ascii="Symbol" w:hAnsi="Symbol" w:hint="default"/>
+        <w:sz w:val="20"/>
+      </w:rPr>
+    </w:lvl>
+    <w:lvl w:ilvl="1" w:tentative="1">
+      <w:start w:val="1"/>
+      <w:numFmt w:val="bullet"/>
+      <w:lvlText w:val=""/>
+      <w:lvlJc w:val="left"/>
+      <w:pPr>
+        <w:tabs>
+          <w:tab w:val="num" w:pos="1440"/>
+        </w:tabs>
+        <w:ind w:left="1440" w:hanging="360"/>
+      </w:pPr>
+      <w:rPr>
+        <w:rFonts w:ascii="Symbol" w:hAnsi="Symbol" w:hint="default"/>
+        <w:sz w:val="20"/>
+      </w:rPr>
+    </w:lvl>
+    <w:lvl w:ilvl="2" w:tentative="1">
+      <w:start w:val="1"/>
+      <w:numFmt w:val="bullet"/>
+      <w:lvlText w:val=""/>
+      <w:lvlJc w:val="left"/>
+      <w:pPr>
+        <w:tabs>
+          <w:tab w:val="num" w:pos="2160"/>
+        </w:tabs>
+        <w:ind w:left="2160" w:hanging="360"/>
+      </w:pPr>
+      <w:rPr>
+        <w:rFonts w:ascii="Symbol" w:hAnsi="Symbol" w:hint="default"/>
+        <w:sz w:val="20"/>
+      </w:rPr>
+    </w:lvl>
+    <w:lvl w:ilvl="3" w:tentative="1">
+      <w:start w:val="1"/>
+      <w:numFmt w:val="bullet"/>
+      <w:lvlText w:val=""/>
+      <w:lvlJc w:val="left"/>
+      <w:pPr>
+        <w:tabs>
+          <w:tab w:val="num" w:pos="2880"/>
+        </w:tabs>
+        <w:ind w:left="2880" w:hanging="360"/>
+      </w:pPr>
+      <w:rPr>
+        <w:rFonts w:ascii="Symbol" w:hAnsi="Symbol" w:hint="default"/>
+        <w:sz w:val="20"/>
+      </w:rPr>
+    </w:lvl>
+    <w:lvl w:ilvl="4" w:tentative="1">
+      <w:start w:val="1"/>
+      <w:numFmt w:val="bullet"/>
+      <w:lvlText w:val=""/>
+      <w:lvlJc w:val="left"/>
+      <w:pPr>
+        <w:tabs>
+          <w:tab w:val="num" w:pos="3600"/>
+        </w:tabs>
+        <w:ind w:left="3600" w:hanging="360"/>
+      </w:pPr>
+      <w:rPr>
+        <w:rFonts w:ascii="Symbol" w:hAnsi="Symbol" w:hint="default"/>
+        <w:sz w:val="20"/>
+      </w:rPr>
+    </w:lvl>
+    <w:lvl w:ilvl="5" w:tentative="1">
+      <w:start w:val="1"/>
+      <w:numFmt w:val="bullet"/>
+      <w:lvlText w:val=""/>
+      <w:lvlJc w:val="left"/>
+      <w:pPr>
+        <w:tabs>
+          <w:tab w:val="num" w:pos="4320"/>
+        </w:tabs>
+        <w:ind w:left="4320" w:hanging="360"/>
+      </w:pPr>
+      <w:rPr>
+        <w:rFonts w:ascii="Symbol" w:hAnsi="Symbol" w:hint="default"/>
+        <w:sz w:val="20"/>
+      </w:rPr>
+    </w:lvl>
+    <w:lvl w:ilvl="6" w:tentative="1">
+      <w:start w:val="1"/>
+      <w:numFmt w:val="bullet"/>
+      <w:lvlText w:val=""/>
+      <w:lvlJc w:val="left"/>
+      <w:pPr>
+        <w:tabs>
+          <w:tab w:val="num" w:pos="5040"/>
+        </w:tabs>
+        <w:ind w:left="5040" w:hanging="360"/>
+      </w:pPr>
+      <w:rPr>
+        <w:rFonts w:ascii="Symbol" w:hAnsi="Symbol" w:hint="default"/>
+        <w:sz w:val="20"/>
+      </w:rPr>
+    </w:lvl>
+    <w:lvl w:ilvl="7" w:tentative="1">
+      <w:start w:val="1"/>
+      <w:numFmt w:val="bullet"/>
+      <w:lvlText w:val=""/>
+      <w:lvlJc w:val="left"/>
+      <w:pPr>
+        <w:tabs>
+          <w:tab w:val="num" w:pos="5760"/>
+        </w:tabs>
+        <w:ind w:left="5760" w:hanging="360"/>
+      </w:pPr>
+      <w:rPr>
+        <w:rFonts w:ascii="Symbol" w:hAnsi="Symbol" w:hint="default"/>
+        <w:sz w:val="20"/>
+      </w:rPr>
+    </w:lvl>
+    <w:lvl w:ilvl="8" w:tentative="1">
+      <w:start w:val="1"/>
+      <w:numFmt w:val="bullet"/>
+      <w:lvlText w:val=""/>
+      <w:lvlJc w:val="left"/>
+      <w:pPr>
+        <w:tabs>
+          <w:tab w:val="num" w:pos="6480"/>
+        </w:tabs>
+        <w:ind w:left="6480" w:hanging="360"/>
+      </w:pPr>
+      <w:rPr>
+        <w:rFonts w:ascii="Symbol" w:hAnsi="Symbol" w:hint="default"/>
+        <w:sz w:val="20"/>
+      </w:rPr>
+    </w:lvl>
+  </w:abstractNum>
+  <w:abstractNum w:abstractNumId="2" w15:restartNumberingAfterBreak="0">
+    <w:nsid w:val="13B53D7D"/>
+    <w:multiLevelType w:val="multilevel"/>
+    <w:tmpl w:val="43C4473C"/>
+    <w:lvl w:ilvl="0">
+      <w:start w:val="1"/>
+      <w:numFmt w:val="bullet"/>
+      <w:lvlText w:val=""/>
+      <w:lvlJc w:val="left"/>
+      <w:pPr>
+        <w:tabs>
+          <w:tab w:val="num" w:pos="720"/>
+        </w:tabs>
+        <w:ind w:left="720" w:hanging="360"/>
+      </w:pPr>
+      <w:rPr>
+        <w:rFonts w:ascii="Symbol" w:hAnsi="Symbol" w:hint="default"/>
+        <w:sz w:val="20"/>
+      </w:rPr>
+    </w:lvl>
+    <w:lvl w:ilvl="1" w:tentative="1">
+      <w:start w:val="1"/>
+      <w:numFmt w:val="bullet"/>
+      <w:lvlText w:val=""/>
+      <w:lvlJc w:val="left"/>
+      <w:pPr>
+        <w:tabs>
+          <w:tab w:val="num" w:pos="1440"/>
+        </w:tabs>
+        <w:ind w:left="1440" w:hanging="360"/>
+      </w:pPr>
+      <w:rPr>
+        <w:rFonts w:ascii="Symbol" w:hAnsi="Symbol" w:hint="default"/>
+        <w:sz w:val="20"/>
+      </w:rPr>
+    </w:lvl>
+    <w:lvl w:ilvl="2" w:tentative="1">
+      <w:start w:val="1"/>
+      <w:numFmt w:val="bullet"/>
+      <w:lvlText w:val=""/>
+      <w:lvlJc w:val="left"/>
+      <w:pPr>
+        <w:tabs>
+          <w:tab w:val="num" w:pos="2160"/>
+        </w:tabs>
+        <w:ind w:left="2160" w:hanging="360"/>
+      </w:pPr>
+      <w:rPr>
+        <w:rFonts w:ascii="Symbol" w:hAnsi="Symbol" w:hint="default"/>
+        <w:sz w:val="20"/>
+      </w:rPr>
+    </w:lvl>
+    <w:lvl w:ilvl="3" w:tentative="1">
+      <w:start w:val="1"/>
+      <w:numFmt w:val="bullet"/>
+      <w:lvlText w:val=""/>
+      <w:lvlJc w:val="left"/>
+      <w:pPr>
+        <w:tabs>
+          <w:tab w:val="num" w:pos="2880"/>
+        </w:tabs>
+        <w:ind w:left="2880" w:hanging="360"/>
+      </w:pPr>
+      <w:rPr>
+        <w:rFonts w:ascii="Symbol" w:hAnsi="Symbol" w:hint="default"/>
+        <w:sz w:val="20"/>
+      </w:rPr>
+    </w:lvl>
+    <w:lvl w:ilvl="4" w:tentative="1">
+      <w:start w:val="1"/>
+      <w:numFmt w:val="bullet"/>
+      <w:lvlText w:val=""/>
+      <w:lvlJc w:val="left"/>
+      <w:pPr>
+        <w:tabs>
+          <w:tab w:val="num" w:pos="3600"/>
+        </w:tabs>
+        <w:ind w:left="3600" w:hanging="360"/>
+      </w:pPr>
+      <w:rPr>
+        <w:rFonts w:ascii="Symbol" w:hAnsi="Symbol" w:hint="default"/>
+        <w:sz w:val="20"/>
+      </w:rPr>
+    </w:lvl>
+    <w:lvl w:ilvl="5" w:tentative="1">
+      <w:start w:val="1"/>
+      <w:numFmt w:val="bullet"/>
+      <w:lvlText w:val=""/>
+      <w:lvlJc w:val="left"/>
+      <w:pPr>
+        <w:tabs>
+          <w:tab w:val="num" w:pos="4320"/>
+        </w:tabs>
+        <w:ind w:left="4320" w:hanging="360"/>
+      </w:pPr>
+      <w:rPr>
+        <w:rFonts w:ascii="Symbol" w:hAnsi="Symbol" w:hint="default"/>
+        <w:sz w:val="20"/>
+      </w:rPr>
+    </w:lvl>
+    <w:lvl w:ilvl="6" w:tentative="1">
+      <w:start w:val="1"/>
+      <w:numFmt w:val="bullet"/>
+      <w:lvlText w:val=""/>
+      <w:lvlJc w:val="left"/>
+      <w:pPr>
+        <w:tabs>
+          <w:tab w:val="num" w:pos="5040"/>
+        </w:tabs>
+        <w:ind w:left="5040" w:hanging="360"/>
+      </w:pPr>
+      <w:rPr>
+        <w:rFonts w:ascii="Symbol" w:hAnsi="Symbol" w:hint="default"/>
+        <w:sz w:val="20"/>
+      </w:rPr>
+    </w:lvl>
+    <w:lvl w:ilvl="7" w:tentative="1">
+      <w:start w:val="1"/>
+      <w:numFmt w:val="bullet"/>
+      <w:lvlText w:val=""/>
+      <w:lvlJc w:val="left"/>
+      <w:pPr>
+        <w:tabs>
+          <w:tab w:val="num" w:pos="5760"/>
+        </w:tabs>
+        <w:ind w:left="5760" w:hanging="360"/>
+      </w:pPr>
+      <w:rPr>
+        <w:rFonts w:ascii="Symbol" w:hAnsi="Symbol" w:hint="default"/>
+        <w:sz w:val="20"/>
+      </w:rPr>
+    </w:lvl>
+    <w:lvl w:ilvl="8" w:tentative="1">
+      <w:start w:val="1"/>
+      <w:numFmt w:val="bullet"/>
+      <w:lvlText w:val=""/>
+      <w:lvlJc w:val="left"/>
+      <w:pPr>
+        <w:tabs>
+          <w:tab w:val="num" w:pos="6480"/>
+        </w:tabs>
+        <w:ind w:left="6480" w:hanging="360"/>
+      </w:pPr>
+      <w:rPr>
+        <w:rFonts w:ascii="Symbol" w:hAnsi="Symbol" w:hint="default"/>
+        <w:sz w:val="20"/>
+      </w:rPr>
+    </w:lvl>
+  </w:abstractNum>
+  <w:abstractNum w:abstractNumId="3" w15:restartNumberingAfterBreak="0">
     <w:nsid w:val="2EAD5203"/>
     <w:multiLevelType w:val="multilevel"/>
     <w:tmpl w:val="E4A09152"/>
@@ -3789,7 +9238,305 @@
       </w:rPr>
     </w:lvl>
   </w:abstractNum>
-  <w:abstractNum w:abstractNumId="1" w15:restartNumberingAfterBreak="0">
+  <w:abstractNum w:abstractNumId="4" w15:restartNumberingAfterBreak="0">
+    <w:nsid w:val="355B240F"/>
+    <w:multiLevelType w:val="multilevel"/>
+    <w:tmpl w:val="323ED168"/>
+    <w:lvl w:ilvl="0">
+      <w:start w:val="1"/>
+      <w:numFmt w:val="bullet"/>
+      <w:lvlText w:val=""/>
+      <w:lvlJc w:val="left"/>
+      <w:pPr>
+        <w:tabs>
+          <w:tab w:val="num" w:pos="720"/>
+        </w:tabs>
+        <w:ind w:left="720" w:hanging="360"/>
+      </w:pPr>
+      <w:rPr>
+        <w:rFonts w:ascii="Symbol" w:hAnsi="Symbol" w:hint="default"/>
+        <w:sz w:val="20"/>
+      </w:rPr>
+    </w:lvl>
+    <w:lvl w:ilvl="1" w:tentative="1">
+      <w:start w:val="1"/>
+      <w:numFmt w:val="bullet"/>
+      <w:lvlText w:val=""/>
+      <w:lvlJc w:val="left"/>
+      <w:pPr>
+        <w:tabs>
+          <w:tab w:val="num" w:pos="1440"/>
+        </w:tabs>
+        <w:ind w:left="1440" w:hanging="360"/>
+      </w:pPr>
+      <w:rPr>
+        <w:rFonts w:ascii="Symbol" w:hAnsi="Symbol" w:hint="default"/>
+        <w:sz w:val="20"/>
+      </w:rPr>
+    </w:lvl>
+    <w:lvl w:ilvl="2" w:tentative="1">
+      <w:start w:val="1"/>
+      <w:numFmt w:val="bullet"/>
+      <w:lvlText w:val=""/>
+      <w:lvlJc w:val="left"/>
+      <w:pPr>
+        <w:tabs>
+          <w:tab w:val="num" w:pos="2160"/>
+        </w:tabs>
+        <w:ind w:left="2160" w:hanging="360"/>
+      </w:pPr>
+      <w:rPr>
+        <w:rFonts w:ascii="Symbol" w:hAnsi="Symbol" w:hint="default"/>
+        <w:sz w:val="20"/>
+      </w:rPr>
+    </w:lvl>
+    <w:lvl w:ilvl="3" w:tentative="1">
+      <w:start w:val="1"/>
+      <w:numFmt w:val="bullet"/>
+      <w:lvlText w:val=""/>
+      <w:lvlJc w:val="left"/>
+      <w:pPr>
+        <w:tabs>
+          <w:tab w:val="num" w:pos="2880"/>
+        </w:tabs>
+        <w:ind w:left="2880" w:hanging="360"/>
+      </w:pPr>
+      <w:rPr>
+        <w:rFonts w:ascii="Symbol" w:hAnsi="Symbol" w:hint="default"/>
+        <w:sz w:val="20"/>
+      </w:rPr>
+    </w:lvl>
+    <w:lvl w:ilvl="4" w:tentative="1">
+      <w:start w:val="1"/>
+      <w:numFmt w:val="bullet"/>
+      <w:lvlText w:val=""/>
+      <w:lvlJc w:val="left"/>
+      <w:pPr>
+        <w:tabs>
+          <w:tab w:val="num" w:pos="3600"/>
+        </w:tabs>
+        <w:ind w:left="3600" w:hanging="360"/>
+      </w:pPr>
+      <w:rPr>
+        <w:rFonts w:ascii="Symbol" w:hAnsi="Symbol" w:hint="default"/>
+        <w:sz w:val="20"/>
+      </w:rPr>
+    </w:lvl>
+    <w:lvl w:ilvl="5" w:tentative="1">
+      <w:start w:val="1"/>
+      <w:numFmt w:val="bullet"/>
+      <w:lvlText w:val=""/>
+      <w:lvlJc w:val="left"/>
+      <w:pPr>
+        <w:tabs>
+          <w:tab w:val="num" w:pos="4320"/>
+        </w:tabs>
+        <w:ind w:left="4320" w:hanging="360"/>
+      </w:pPr>
+      <w:rPr>
+        <w:rFonts w:ascii="Symbol" w:hAnsi="Symbol" w:hint="default"/>
+        <w:sz w:val="20"/>
+      </w:rPr>
+    </w:lvl>
+    <w:lvl w:ilvl="6" w:tentative="1">
+      <w:start w:val="1"/>
+      <w:numFmt w:val="bullet"/>
+      <w:lvlText w:val=""/>
+      <w:lvlJc w:val="left"/>
+      <w:pPr>
+        <w:tabs>
+          <w:tab w:val="num" w:pos="5040"/>
+        </w:tabs>
+        <w:ind w:left="5040" w:hanging="360"/>
+      </w:pPr>
+      <w:rPr>
+        <w:rFonts w:ascii="Symbol" w:hAnsi="Symbol" w:hint="default"/>
+        <w:sz w:val="20"/>
+      </w:rPr>
+    </w:lvl>
+    <w:lvl w:ilvl="7" w:tentative="1">
+      <w:start w:val="1"/>
+      <w:numFmt w:val="bullet"/>
+      <w:lvlText w:val=""/>
+      <w:lvlJc w:val="left"/>
+      <w:pPr>
+        <w:tabs>
+          <w:tab w:val="num" w:pos="5760"/>
+        </w:tabs>
+        <w:ind w:left="5760" w:hanging="360"/>
+      </w:pPr>
+      <w:rPr>
+        <w:rFonts w:ascii="Symbol" w:hAnsi="Symbol" w:hint="default"/>
+        <w:sz w:val="20"/>
+      </w:rPr>
+    </w:lvl>
+    <w:lvl w:ilvl="8" w:tentative="1">
+      <w:start w:val="1"/>
+      <w:numFmt w:val="bullet"/>
+      <w:lvlText w:val=""/>
+      <w:lvlJc w:val="left"/>
+      <w:pPr>
+        <w:tabs>
+          <w:tab w:val="num" w:pos="6480"/>
+        </w:tabs>
+        <w:ind w:left="6480" w:hanging="360"/>
+      </w:pPr>
+      <w:rPr>
+        <w:rFonts w:ascii="Symbol" w:hAnsi="Symbol" w:hint="default"/>
+        <w:sz w:val="20"/>
+      </w:rPr>
+    </w:lvl>
+  </w:abstractNum>
+  <w:abstractNum w:abstractNumId="5" w15:restartNumberingAfterBreak="0">
+    <w:nsid w:val="36F05ABF"/>
+    <w:multiLevelType w:val="multilevel"/>
+    <w:tmpl w:val="5454A186"/>
+    <w:lvl w:ilvl="0">
+      <w:start w:val="1"/>
+      <w:numFmt w:val="bullet"/>
+      <w:lvlText w:val=""/>
+      <w:lvlJc w:val="left"/>
+      <w:pPr>
+        <w:tabs>
+          <w:tab w:val="num" w:pos="720"/>
+        </w:tabs>
+        <w:ind w:left="720" w:hanging="360"/>
+      </w:pPr>
+      <w:rPr>
+        <w:rFonts w:ascii="Symbol" w:hAnsi="Symbol" w:hint="default"/>
+        <w:sz w:val="20"/>
+      </w:rPr>
+    </w:lvl>
+    <w:lvl w:ilvl="1" w:tentative="1">
+      <w:start w:val="1"/>
+      <w:numFmt w:val="bullet"/>
+      <w:lvlText w:val=""/>
+      <w:lvlJc w:val="left"/>
+      <w:pPr>
+        <w:tabs>
+          <w:tab w:val="num" w:pos="1440"/>
+        </w:tabs>
+        <w:ind w:left="1440" w:hanging="360"/>
+      </w:pPr>
+      <w:rPr>
+        <w:rFonts w:ascii="Symbol" w:hAnsi="Symbol" w:hint="default"/>
+        <w:sz w:val="20"/>
+      </w:rPr>
+    </w:lvl>
+    <w:lvl w:ilvl="2" w:tentative="1">
+      <w:start w:val="1"/>
+      <w:numFmt w:val="bullet"/>
+      <w:lvlText w:val=""/>
+      <w:lvlJc w:val="left"/>
+      <w:pPr>
+        <w:tabs>
+          <w:tab w:val="num" w:pos="2160"/>
+        </w:tabs>
+        <w:ind w:left="2160" w:hanging="360"/>
+      </w:pPr>
+      <w:rPr>
+        <w:rFonts w:ascii="Symbol" w:hAnsi="Symbol" w:hint="default"/>
+        <w:sz w:val="20"/>
+      </w:rPr>
+    </w:lvl>
+    <w:lvl w:ilvl="3" w:tentative="1">
+      <w:start w:val="1"/>
+      <w:numFmt w:val="bullet"/>
+      <w:lvlText w:val=""/>
+      <w:lvlJc w:val="left"/>
+      <w:pPr>
+        <w:tabs>
+          <w:tab w:val="num" w:pos="2880"/>
+        </w:tabs>
+        <w:ind w:left="2880" w:hanging="360"/>
+      </w:pPr>
+      <w:rPr>
+        <w:rFonts w:ascii="Symbol" w:hAnsi="Symbol" w:hint="default"/>
+        <w:sz w:val="20"/>
+      </w:rPr>
+    </w:lvl>
+    <w:lvl w:ilvl="4" w:tentative="1">
+      <w:start w:val="1"/>
+      <w:numFmt w:val="bullet"/>
+      <w:lvlText w:val=""/>
+      <w:lvlJc w:val="left"/>
+      <w:pPr>
+        <w:tabs>
+          <w:tab w:val="num" w:pos="3600"/>
+        </w:tabs>
+        <w:ind w:left="3600" w:hanging="360"/>
+      </w:pPr>
+      <w:rPr>
+        <w:rFonts w:ascii="Symbol" w:hAnsi="Symbol" w:hint="default"/>
+        <w:sz w:val="20"/>
+      </w:rPr>
+    </w:lvl>
+    <w:lvl w:ilvl="5" w:tentative="1">
+      <w:start w:val="1"/>
+      <w:numFmt w:val="bullet"/>
+      <w:lvlText w:val=""/>
+      <w:lvlJc w:val="left"/>
+      <w:pPr>
+        <w:tabs>
+          <w:tab w:val="num" w:pos="4320"/>
+        </w:tabs>
+        <w:ind w:left="4320" w:hanging="360"/>
+      </w:pPr>
+      <w:rPr>
+        <w:rFonts w:ascii="Symbol" w:hAnsi="Symbol" w:hint="default"/>
+        <w:sz w:val="20"/>
+      </w:rPr>
+    </w:lvl>
+    <w:lvl w:ilvl="6" w:tentative="1">
+      <w:start w:val="1"/>
+      <w:numFmt w:val="bullet"/>
+      <w:lvlText w:val=""/>
+      <w:lvlJc w:val="left"/>
+      <w:pPr>
+        <w:tabs>
+          <w:tab w:val="num" w:pos="5040"/>
+        </w:tabs>
+        <w:ind w:left="5040" w:hanging="360"/>
+      </w:pPr>
+      <w:rPr>
+        <w:rFonts w:ascii="Symbol" w:hAnsi="Symbol" w:hint="default"/>
+        <w:sz w:val="20"/>
+      </w:rPr>
+    </w:lvl>
+    <w:lvl w:ilvl="7" w:tentative="1">
+      <w:start w:val="1"/>
+      <w:numFmt w:val="bullet"/>
+      <w:lvlText w:val=""/>
+      <w:lvlJc w:val="left"/>
+      <w:pPr>
+        <w:tabs>
+          <w:tab w:val="num" w:pos="5760"/>
+        </w:tabs>
+        <w:ind w:left="5760" w:hanging="360"/>
+      </w:pPr>
+      <w:rPr>
+        <w:rFonts w:ascii="Symbol" w:hAnsi="Symbol" w:hint="default"/>
+        <w:sz w:val="20"/>
+      </w:rPr>
+    </w:lvl>
+    <w:lvl w:ilvl="8" w:tentative="1">
+      <w:start w:val="1"/>
+      <w:numFmt w:val="bullet"/>
+      <w:lvlText w:val=""/>
+      <w:lvlJc w:val="left"/>
+      <w:pPr>
+        <w:tabs>
+          <w:tab w:val="num" w:pos="6480"/>
+        </w:tabs>
+        <w:ind w:left="6480" w:hanging="360"/>
+      </w:pPr>
+      <w:rPr>
+        <w:rFonts w:ascii="Symbol" w:hAnsi="Symbol" w:hint="default"/>
+        <w:sz w:val="20"/>
+      </w:rPr>
+    </w:lvl>
+  </w:abstractNum>
+  <w:abstractNum w:abstractNumId="6" w15:restartNumberingAfterBreak="0">
     <w:nsid w:val="40F131DB"/>
     <w:multiLevelType w:val="multilevel"/>
     <w:tmpl w:val="B630C448"/>
@@ -3938,7 +9685,7 @@
       </w:rPr>
     </w:lvl>
   </w:abstractNum>
-  <w:abstractNum w:abstractNumId="2" w15:restartNumberingAfterBreak="0">
+  <w:abstractNum w:abstractNumId="7" w15:restartNumberingAfterBreak="0">
     <w:nsid w:val="455461A5"/>
     <w:multiLevelType w:val="multilevel"/>
     <w:tmpl w:val="84202068"/>
@@ -4087,7 +9834,305 @@
       </w:rPr>
     </w:lvl>
   </w:abstractNum>
-  <w:abstractNum w:abstractNumId="3" w15:restartNumberingAfterBreak="0">
+  <w:abstractNum w:abstractNumId="8" w15:restartNumberingAfterBreak="0">
+    <w:nsid w:val="492C54D8"/>
+    <w:multiLevelType w:val="multilevel"/>
+    <w:tmpl w:val="374A7190"/>
+    <w:lvl w:ilvl="0">
+      <w:start w:val="1"/>
+      <w:numFmt w:val="bullet"/>
+      <w:lvlText w:val=""/>
+      <w:lvlJc w:val="left"/>
+      <w:pPr>
+        <w:tabs>
+          <w:tab w:val="num" w:pos="720"/>
+        </w:tabs>
+        <w:ind w:left="720" w:hanging="360"/>
+      </w:pPr>
+      <w:rPr>
+        <w:rFonts w:ascii="Symbol" w:hAnsi="Symbol" w:hint="default"/>
+        <w:sz w:val="20"/>
+      </w:rPr>
+    </w:lvl>
+    <w:lvl w:ilvl="1" w:tentative="1">
+      <w:start w:val="1"/>
+      <w:numFmt w:val="bullet"/>
+      <w:lvlText w:val=""/>
+      <w:lvlJc w:val="left"/>
+      <w:pPr>
+        <w:tabs>
+          <w:tab w:val="num" w:pos="1440"/>
+        </w:tabs>
+        <w:ind w:left="1440" w:hanging="360"/>
+      </w:pPr>
+      <w:rPr>
+        <w:rFonts w:ascii="Symbol" w:hAnsi="Symbol" w:hint="default"/>
+        <w:sz w:val="20"/>
+      </w:rPr>
+    </w:lvl>
+    <w:lvl w:ilvl="2" w:tentative="1">
+      <w:start w:val="1"/>
+      <w:numFmt w:val="bullet"/>
+      <w:lvlText w:val=""/>
+      <w:lvlJc w:val="left"/>
+      <w:pPr>
+        <w:tabs>
+          <w:tab w:val="num" w:pos="2160"/>
+        </w:tabs>
+        <w:ind w:left="2160" w:hanging="360"/>
+      </w:pPr>
+      <w:rPr>
+        <w:rFonts w:ascii="Symbol" w:hAnsi="Symbol" w:hint="default"/>
+        <w:sz w:val="20"/>
+      </w:rPr>
+    </w:lvl>
+    <w:lvl w:ilvl="3" w:tentative="1">
+      <w:start w:val="1"/>
+      <w:numFmt w:val="bullet"/>
+      <w:lvlText w:val=""/>
+      <w:lvlJc w:val="left"/>
+      <w:pPr>
+        <w:tabs>
+          <w:tab w:val="num" w:pos="2880"/>
+        </w:tabs>
+        <w:ind w:left="2880" w:hanging="360"/>
+      </w:pPr>
+      <w:rPr>
+        <w:rFonts w:ascii="Symbol" w:hAnsi="Symbol" w:hint="default"/>
+        <w:sz w:val="20"/>
+      </w:rPr>
+    </w:lvl>
+    <w:lvl w:ilvl="4" w:tentative="1">
+      <w:start w:val="1"/>
+      <w:numFmt w:val="bullet"/>
+      <w:lvlText w:val=""/>
+      <w:lvlJc w:val="left"/>
+      <w:pPr>
+        <w:tabs>
+          <w:tab w:val="num" w:pos="3600"/>
+        </w:tabs>
+        <w:ind w:left="3600" w:hanging="360"/>
+      </w:pPr>
+      <w:rPr>
+        <w:rFonts w:ascii="Symbol" w:hAnsi="Symbol" w:hint="default"/>
+        <w:sz w:val="20"/>
+      </w:rPr>
+    </w:lvl>
+    <w:lvl w:ilvl="5" w:tentative="1">
+      <w:start w:val="1"/>
+      <w:numFmt w:val="bullet"/>
+      <w:lvlText w:val=""/>
+      <w:lvlJc w:val="left"/>
+      <w:pPr>
+        <w:tabs>
+          <w:tab w:val="num" w:pos="4320"/>
+        </w:tabs>
+        <w:ind w:left="4320" w:hanging="360"/>
+      </w:pPr>
+      <w:rPr>
+        <w:rFonts w:ascii="Symbol" w:hAnsi="Symbol" w:hint="default"/>
+        <w:sz w:val="20"/>
+      </w:rPr>
+    </w:lvl>
+    <w:lvl w:ilvl="6" w:tentative="1">
+      <w:start w:val="1"/>
+      <w:numFmt w:val="bullet"/>
+      <w:lvlText w:val=""/>
+      <w:lvlJc w:val="left"/>
+      <w:pPr>
+        <w:tabs>
+          <w:tab w:val="num" w:pos="5040"/>
+        </w:tabs>
+        <w:ind w:left="5040" w:hanging="360"/>
+      </w:pPr>
+      <w:rPr>
+        <w:rFonts w:ascii="Symbol" w:hAnsi="Symbol" w:hint="default"/>
+        <w:sz w:val="20"/>
+      </w:rPr>
+    </w:lvl>
+    <w:lvl w:ilvl="7" w:tentative="1">
+      <w:start w:val="1"/>
+      <w:numFmt w:val="bullet"/>
+      <w:lvlText w:val=""/>
+      <w:lvlJc w:val="left"/>
+      <w:pPr>
+        <w:tabs>
+          <w:tab w:val="num" w:pos="5760"/>
+        </w:tabs>
+        <w:ind w:left="5760" w:hanging="360"/>
+      </w:pPr>
+      <w:rPr>
+        <w:rFonts w:ascii="Symbol" w:hAnsi="Symbol" w:hint="default"/>
+        <w:sz w:val="20"/>
+      </w:rPr>
+    </w:lvl>
+    <w:lvl w:ilvl="8" w:tentative="1">
+      <w:start w:val="1"/>
+      <w:numFmt w:val="bullet"/>
+      <w:lvlText w:val=""/>
+      <w:lvlJc w:val="left"/>
+      <w:pPr>
+        <w:tabs>
+          <w:tab w:val="num" w:pos="6480"/>
+        </w:tabs>
+        <w:ind w:left="6480" w:hanging="360"/>
+      </w:pPr>
+      <w:rPr>
+        <w:rFonts w:ascii="Symbol" w:hAnsi="Symbol" w:hint="default"/>
+        <w:sz w:val="20"/>
+      </w:rPr>
+    </w:lvl>
+  </w:abstractNum>
+  <w:abstractNum w:abstractNumId="9" w15:restartNumberingAfterBreak="0">
+    <w:nsid w:val="502C6BA9"/>
+    <w:multiLevelType w:val="multilevel"/>
+    <w:tmpl w:val="E17CFEEE"/>
+    <w:lvl w:ilvl="0">
+      <w:start w:val="1"/>
+      <w:numFmt w:val="bullet"/>
+      <w:lvlText w:val=""/>
+      <w:lvlJc w:val="left"/>
+      <w:pPr>
+        <w:tabs>
+          <w:tab w:val="num" w:pos="720"/>
+        </w:tabs>
+        <w:ind w:left="720" w:hanging="360"/>
+      </w:pPr>
+      <w:rPr>
+        <w:rFonts w:ascii="Symbol" w:hAnsi="Symbol" w:hint="default"/>
+        <w:sz w:val="20"/>
+      </w:rPr>
+    </w:lvl>
+    <w:lvl w:ilvl="1" w:tentative="1">
+      <w:start w:val="1"/>
+      <w:numFmt w:val="bullet"/>
+      <w:lvlText w:val=""/>
+      <w:lvlJc w:val="left"/>
+      <w:pPr>
+        <w:tabs>
+          <w:tab w:val="num" w:pos="1440"/>
+        </w:tabs>
+        <w:ind w:left="1440" w:hanging="360"/>
+      </w:pPr>
+      <w:rPr>
+        <w:rFonts w:ascii="Symbol" w:hAnsi="Symbol" w:hint="default"/>
+        <w:sz w:val="20"/>
+      </w:rPr>
+    </w:lvl>
+    <w:lvl w:ilvl="2" w:tentative="1">
+      <w:start w:val="1"/>
+      <w:numFmt w:val="bullet"/>
+      <w:lvlText w:val=""/>
+      <w:lvlJc w:val="left"/>
+      <w:pPr>
+        <w:tabs>
+          <w:tab w:val="num" w:pos="2160"/>
+        </w:tabs>
+        <w:ind w:left="2160" w:hanging="360"/>
+      </w:pPr>
+      <w:rPr>
+        <w:rFonts w:ascii="Symbol" w:hAnsi="Symbol" w:hint="default"/>
+        <w:sz w:val="20"/>
+      </w:rPr>
+    </w:lvl>
+    <w:lvl w:ilvl="3" w:tentative="1">
+      <w:start w:val="1"/>
+      <w:numFmt w:val="bullet"/>
+      <w:lvlText w:val=""/>
+      <w:lvlJc w:val="left"/>
+      <w:pPr>
+        <w:tabs>
+          <w:tab w:val="num" w:pos="2880"/>
+        </w:tabs>
+        <w:ind w:left="2880" w:hanging="360"/>
+      </w:pPr>
+      <w:rPr>
+        <w:rFonts w:ascii="Symbol" w:hAnsi="Symbol" w:hint="default"/>
+        <w:sz w:val="20"/>
+      </w:rPr>
+    </w:lvl>
+    <w:lvl w:ilvl="4" w:tentative="1">
+      <w:start w:val="1"/>
+      <w:numFmt w:val="bullet"/>
+      <w:lvlText w:val=""/>
+      <w:lvlJc w:val="left"/>
+      <w:pPr>
+        <w:tabs>
+          <w:tab w:val="num" w:pos="3600"/>
+        </w:tabs>
+        <w:ind w:left="3600" w:hanging="360"/>
+      </w:pPr>
+      <w:rPr>
+        <w:rFonts w:ascii="Symbol" w:hAnsi="Symbol" w:hint="default"/>
+        <w:sz w:val="20"/>
+      </w:rPr>
+    </w:lvl>
+    <w:lvl w:ilvl="5" w:tentative="1">
+      <w:start w:val="1"/>
+      <w:numFmt w:val="bullet"/>
+      <w:lvlText w:val=""/>
+      <w:lvlJc w:val="left"/>
+      <w:pPr>
+        <w:tabs>
+          <w:tab w:val="num" w:pos="4320"/>
+        </w:tabs>
+        <w:ind w:left="4320" w:hanging="360"/>
+      </w:pPr>
+      <w:rPr>
+        <w:rFonts w:ascii="Symbol" w:hAnsi="Symbol" w:hint="default"/>
+        <w:sz w:val="20"/>
+      </w:rPr>
+    </w:lvl>
+    <w:lvl w:ilvl="6" w:tentative="1">
+      <w:start w:val="1"/>
+      <w:numFmt w:val="bullet"/>
+      <w:lvlText w:val=""/>
+      <w:lvlJc w:val="left"/>
+      <w:pPr>
+        <w:tabs>
+          <w:tab w:val="num" w:pos="5040"/>
+        </w:tabs>
+        <w:ind w:left="5040" w:hanging="360"/>
+      </w:pPr>
+      <w:rPr>
+        <w:rFonts w:ascii="Symbol" w:hAnsi="Symbol" w:hint="default"/>
+        <w:sz w:val="20"/>
+      </w:rPr>
+    </w:lvl>
+    <w:lvl w:ilvl="7" w:tentative="1">
+      <w:start w:val="1"/>
+      <w:numFmt w:val="bullet"/>
+      <w:lvlText w:val=""/>
+      <w:lvlJc w:val="left"/>
+      <w:pPr>
+        <w:tabs>
+          <w:tab w:val="num" w:pos="5760"/>
+        </w:tabs>
+        <w:ind w:left="5760" w:hanging="360"/>
+      </w:pPr>
+      <w:rPr>
+        <w:rFonts w:ascii="Symbol" w:hAnsi="Symbol" w:hint="default"/>
+        <w:sz w:val="20"/>
+      </w:rPr>
+    </w:lvl>
+    <w:lvl w:ilvl="8" w:tentative="1">
+      <w:start w:val="1"/>
+      <w:numFmt w:val="bullet"/>
+      <w:lvlText w:val=""/>
+      <w:lvlJc w:val="left"/>
+      <w:pPr>
+        <w:tabs>
+          <w:tab w:val="num" w:pos="6480"/>
+        </w:tabs>
+        <w:ind w:left="6480" w:hanging="360"/>
+      </w:pPr>
+      <w:rPr>
+        <w:rFonts w:ascii="Symbol" w:hAnsi="Symbol" w:hint="default"/>
+        <w:sz w:val="20"/>
+      </w:rPr>
+    </w:lvl>
+  </w:abstractNum>
+  <w:abstractNum w:abstractNumId="10" w15:restartNumberingAfterBreak="0">
     <w:nsid w:val="517369D7"/>
     <w:multiLevelType w:val="multilevel"/>
     <w:tmpl w:val="6CF0917A"/>
@@ -4236,7 +10281,454 @@
       </w:rPr>
     </w:lvl>
   </w:abstractNum>
-  <w:abstractNum w:abstractNumId="4" w15:restartNumberingAfterBreak="0">
+  <w:abstractNum w:abstractNumId="11" w15:restartNumberingAfterBreak="0">
+    <w:nsid w:val="532456D0"/>
+    <w:multiLevelType w:val="multilevel"/>
+    <w:tmpl w:val="733E9E2A"/>
+    <w:lvl w:ilvl="0">
+      <w:start w:val="1"/>
+      <w:numFmt w:val="bullet"/>
+      <w:lvlText w:val=""/>
+      <w:lvlJc w:val="left"/>
+      <w:pPr>
+        <w:tabs>
+          <w:tab w:val="num" w:pos="720"/>
+        </w:tabs>
+        <w:ind w:left="720" w:hanging="360"/>
+      </w:pPr>
+      <w:rPr>
+        <w:rFonts w:ascii="Symbol" w:hAnsi="Symbol" w:hint="default"/>
+        <w:sz w:val="20"/>
+      </w:rPr>
+    </w:lvl>
+    <w:lvl w:ilvl="1">
+      <w:start w:val="1"/>
+      <w:numFmt w:val="bullet"/>
+      <w:lvlText w:val=""/>
+      <w:lvlJc w:val="left"/>
+      <w:pPr>
+        <w:tabs>
+          <w:tab w:val="num" w:pos="1440"/>
+        </w:tabs>
+        <w:ind w:left="1440" w:hanging="360"/>
+      </w:pPr>
+      <w:rPr>
+        <w:rFonts w:ascii="Symbol" w:hAnsi="Symbol" w:hint="default"/>
+        <w:sz w:val="20"/>
+      </w:rPr>
+    </w:lvl>
+    <w:lvl w:ilvl="2" w:tentative="1">
+      <w:start w:val="1"/>
+      <w:numFmt w:val="bullet"/>
+      <w:lvlText w:val=""/>
+      <w:lvlJc w:val="left"/>
+      <w:pPr>
+        <w:tabs>
+          <w:tab w:val="num" w:pos="2160"/>
+        </w:tabs>
+        <w:ind w:left="2160" w:hanging="360"/>
+      </w:pPr>
+      <w:rPr>
+        <w:rFonts w:ascii="Symbol" w:hAnsi="Symbol" w:hint="default"/>
+        <w:sz w:val="20"/>
+      </w:rPr>
+    </w:lvl>
+    <w:lvl w:ilvl="3" w:tentative="1">
+      <w:start w:val="1"/>
+      <w:numFmt w:val="bullet"/>
+      <w:lvlText w:val=""/>
+      <w:lvlJc w:val="left"/>
+      <w:pPr>
+        <w:tabs>
+          <w:tab w:val="num" w:pos="2880"/>
+        </w:tabs>
+        <w:ind w:left="2880" w:hanging="360"/>
+      </w:pPr>
+      <w:rPr>
+        <w:rFonts w:ascii="Symbol" w:hAnsi="Symbol" w:hint="default"/>
+        <w:sz w:val="20"/>
+      </w:rPr>
+    </w:lvl>
+    <w:lvl w:ilvl="4" w:tentative="1">
+      <w:start w:val="1"/>
+      <w:numFmt w:val="bullet"/>
+      <w:lvlText w:val=""/>
+      <w:lvlJc w:val="left"/>
+      <w:pPr>
+        <w:tabs>
+          <w:tab w:val="num" w:pos="3600"/>
+        </w:tabs>
+        <w:ind w:left="3600" w:hanging="360"/>
+      </w:pPr>
+      <w:rPr>
+        <w:rFonts w:ascii="Symbol" w:hAnsi="Symbol" w:hint="default"/>
+        <w:sz w:val="20"/>
+      </w:rPr>
+    </w:lvl>
+    <w:lvl w:ilvl="5" w:tentative="1">
+      <w:start w:val="1"/>
+      <w:numFmt w:val="bullet"/>
+      <w:lvlText w:val=""/>
+      <w:lvlJc w:val="left"/>
+      <w:pPr>
+        <w:tabs>
+          <w:tab w:val="num" w:pos="4320"/>
+        </w:tabs>
+        <w:ind w:left="4320" w:hanging="360"/>
+      </w:pPr>
+      <w:rPr>
+        <w:rFonts w:ascii="Symbol" w:hAnsi="Symbol" w:hint="default"/>
+        <w:sz w:val="20"/>
+      </w:rPr>
+    </w:lvl>
+    <w:lvl w:ilvl="6" w:tentative="1">
+      <w:start w:val="1"/>
+      <w:numFmt w:val="bullet"/>
+      <w:lvlText w:val=""/>
+      <w:lvlJc w:val="left"/>
+      <w:pPr>
+        <w:tabs>
+          <w:tab w:val="num" w:pos="5040"/>
+        </w:tabs>
+        <w:ind w:left="5040" w:hanging="360"/>
+      </w:pPr>
+      <w:rPr>
+        <w:rFonts w:ascii="Symbol" w:hAnsi="Symbol" w:hint="default"/>
+        <w:sz w:val="20"/>
+      </w:rPr>
+    </w:lvl>
+    <w:lvl w:ilvl="7" w:tentative="1">
+      <w:start w:val="1"/>
+      <w:numFmt w:val="bullet"/>
+      <w:lvlText w:val=""/>
+      <w:lvlJc w:val="left"/>
+      <w:pPr>
+        <w:tabs>
+          <w:tab w:val="num" w:pos="5760"/>
+        </w:tabs>
+        <w:ind w:left="5760" w:hanging="360"/>
+      </w:pPr>
+      <w:rPr>
+        <w:rFonts w:ascii="Symbol" w:hAnsi="Symbol" w:hint="default"/>
+        <w:sz w:val="20"/>
+      </w:rPr>
+    </w:lvl>
+    <w:lvl w:ilvl="8" w:tentative="1">
+      <w:start w:val="1"/>
+      <w:numFmt w:val="bullet"/>
+      <w:lvlText w:val=""/>
+      <w:lvlJc w:val="left"/>
+      <w:pPr>
+        <w:tabs>
+          <w:tab w:val="num" w:pos="6480"/>
+        </w:tabs>
+        <w:ind w:left="6480" w:hanging="360"/>
+      </w:pPr>
+      <w:rPr>
+        <w:rFonts w:ascii="Symbol" w:hAnsi="Symbol" w:hint="default"/>
+        <w:sz w:val="20"/>
+      </w:rPr>
+    </w:lvl>
+  </w:abstractNum>
+  <w:abstractNum w:abstractNumId="12" w15:restartNumberingAfterBreak="0">
+    <w:nsid w:val="55FC67C8"/>
+    <w:multiLevelType w:val="multilevel"/>
+    <w:tmpl w:val="4F2CB78A"/>
+    <w:lvl w:ilvl="0">
+      <w:start w:val="1"/>
+      <w:numFmt w:val="bullet"/>
+      <w:lvlText w:val=""/>
+      <w:lvlJc w:val="left"/>
+      <w:pPr>
+        <w:tabs>
+          <w:tab w:val="num" w:pos="720"/>
+        </w:tabs>
+        <w:ind w:left="720" w:hanging="360"/>
+      </w:pPr>
+      <w:rPr>
+        <w:rFonts w:ascii="Symbol" w:hAnsi="Symbol" w:hint="default"/>
+        <w:sz w:val="20"/>
+      </w:rPr>
+    </w:lvl>
+    <w:lvl w:ilvl="1" w:tentative="1">
+      <w:start w:val="1"/>
+      <w:numFmt w:val="bullet"/>
+      <w:lvlText w:val=""/>
+      <w:lvlJc w:val="left"/>
+      <w:pPr>
+        <w:tabs>
+          <w:tab w:val="num" w:pos="1440"/>
+        </w:tabs>
+        <w:ind w:left="1440" w:hanging="360"/>
+      </w:pPr>
+      <w:rPr>
+        <w:rFonts w:ascii="Symbol" w:hAnsi="Symbol" w:hint="default"/>
+        <w:sz w:val="20"/>
+      </w:rPr>
+    </w:lvl>
+    <w:lvl w:ilvl="2" w:tentative="1">
+      <w:start w:val="1"/>
+      <w:numFmt w:val="bullet"/>
+      <w:lvlText w:val=""/>
+      <w:lvlJc w:val="left"/>
+      <w:pPr>
+        <w:tabs>
+          <w:tab w:val="num" w:pos="2160"/>
+        </w:tabs>
+        <w:ind w:left="2160" w:hanging="360"/>
+      </w:pPr>
+      <w:rPr>
+        <w:rFonts w:ascii="Symbol" w:hAnsi="Symbol" w:hint="default"/>
+        <w:sz w:val="20"/>
+      </w:rPr>
+    </w:lvl>
+    <w:lvl w:ilvl="3" w:tentative="1">
+      <w:start w:val="1"/>
+      <w:numFmt w:val="bullet"/>
+      <w:lvlText w:val=""/>
+      <w:lvlJc w:val="left"/>
+      <w:pPr>
+        <w:tabs>
+          <w:tab w:val="num" w:pos="2880"/>
+        </w:tabs>
+        <w:ind w:left="2880" w:hanging="360"/>
+      </w:pPr>
+      <w:rPr>
+        <w:rFonts w:ascii="Symbol" w:hAnsi="Symbol" w:hint="default"/>
+        <w:sz w:val="20"/>
+      </w:rPr>
+    </w:lvl>
+    <w:lvl w:ilvl="4" w:tentative="1">
+      <w:start w:val="1"/>
+      <w:numFmt w:val="bullet"/>
+      <w:lvlText w:val=""/>
+      <w:lvlJc w:val="left"/>
+      <w:pPr>
+        <w:tabs>
+          <w:tab w:val="num" w:pos="3600"/>
+        </w:tabs>
+        <w:ind w:left="3600" w:hanging="360"/>
+      </w:pPr>
+      <w:rPr>
+        <w:rFonts w:ascii="Symbol" w:hAnsi="Symbol" w:hint="default"/>
+        <w:sz w:val="20"/>
+      </w:rPr>
+    </w:lvl>
+    <w:lvl w:ilvl="5" w:tentative="1">
+      <w:start w:val="1"/>
+      <w:numFmt w:val="bullet"/>
+      <w:lvlText w:val=""/>
+      <w:lvlJc w:val="left"/>
+      <w:pPr>
+        <w:tabs>
+          <w:tab w:val="num" w:pos="4320"/>
+        </w:tabs>
+        <w:ind w:left="4320" w:hanging="360"/>
+      </w:pPr>
+      <w:rPr>
+        <w:rFonts w:ascii="Symbol" w:hAnsi="Symbol" w:hint="default"/>
+        <w:sz w:val="20"/>
+      </w:rPr>
+    </w:lvl>
+    <w:lvl w:ilvl="6" w:tentative="1">
+      <w:start w:val="1"/>
+      <w:numFmt w:val="bullet"/>
+      <w:lvlText w:val=""/>
+      <w:lvlJc w:val="left"/>
+      <w:pPr>
+        <w:tabs>
+          <w:tab w:val="num" w:pos="5040"/>
+        </w:tabs>
+        <w:ind w:left="5040" w:hanging="360"/>
+      </w:pPr>
+      <w:rPr>
+        <w:rFonts w:ascii="Symbol" w:hAnsi="Symbol" w:hint="default"/>
+        <w:sz w:val="20"/>
+      </w:rPr>
+    </w:lvl>
+    <w:lvl w:ilvl="7" w:tentative="1">
+      <w:start w:val="1"/>
+      <w:numFmt w:val="bullet"/>
+      <w:lvlText w:val=""/>
+      <w:lvlJc w:val="left"/>
+      <w:pPr>
+        <w:tabs>
+          <w:tab w:val="num" w:pos="5760"/>
+        </w:tabs>
+        <w:ind w:left="5760" w:hanging="360"/>
+      </w:pPr>
+      <w:rPr>
+        <w:rFonts w:ascii="Symbol" w:hAnsi="Symbol" w:hint="default"/>
+        <w:sz w:val="20"/>
+      </w:rPr>
+    </w:lvl>
+    <w:lvl w:ilvl="8" w:tentative="1">
+      <w:start w:val="1"/>
+      <w:numFmt w:val="bullet"/>
+      <w:lvlText w:val=""/>
+      <w:lvlJc w:val="left"/>
+      <w:pPr>
+        <w:tabs>
+          <w:tab w:val="num" w:pos="6480"/>
+        </w:tabs>
+        <w:ind w:left="6480" w:hanging="360"/>
+      </w:pPr>
+      <w:rPr>
+        <w:rFonts w:ascii="Symbol" w:hAnsi="Symbol" w:hint="default"/>
+        <w:sz w:val="20"/>
+      </w:rPr>
+    </w:lvl>
+  </w:abstractNum>
+  <w:abstractNum w:abstractNumId="13" w15:restartNumberingAfterBreak="0">
+    <w:nsid w:val="56607649"/>
+    <w:multiLevelType w:val="multilevel"/>
+    <w:tmpl w:val="5EA097D0"/>
+    <w:lvl w:ilvl="0">
+      <w:start w:val="1"/>
+      <w:numFmt w:val="bullet"/>
+      <w:lvlText w:val=""/>
+      <w:lvlJc w:val="left"/>
+      <w:pPr>
+        <w:tabs>
+          <w:tab w:val="num" w:pos="720"/>
+        </w:tabs>
+        <w:ind w:left="720" w:hanging="360"/>
+      </w:pPr>
+      <w:rPr>
+        <w:rFonts w:ascii="Symbol" w:hAnsi="Symbol" w:hint="default"/>
+        <w:sz w:val="20"/>
+      </w:rPr>
+    </w:lvl>
+    <w:lvl w:ilvl="1" w:tentative="1">
+      <w:start w:val="1"/>
+      <w:numFmt w:val="bullet"/>
+      <w:lvlText w:val=""/>
+      <w:lvlJc w:val="left"/>
+      <w:pPr>
+        <w:tabs>
+          <w:tab w:val="num" w:pos="1440"/>
+        </w:tabs>
+        <w:ind w:left="1440" w:hanging="360"/>
+      </w:pPr>
+      <w:rPr>
+        <w:rFonts w:ascii="Symbol" w:hAnsi="Symbol" w:hint="default"/>
+        <w:sz w:val="20"/>
+      </w:rPr>
+    </w:lvl>
+    <w:lvl w:ilvl="2" w:tentative="1">
+      <w:start w:val="1"/>
+      <w:numFmt w:val="bullet"/>
+      <w:lvlText w:val=""/>
+      <w:lvlJc w:val="left"/>
+      <w:pPr>
+        <w:tabs>
+          <w:tab w:val="num" w:pos="2160"/>
+        </w:tabs>
+        <w:ind w:left="2160" w:hanging="360"/>
+      </w:pPr>
+      <w:rPr>
+        <w:rFonts w:ascii="Symbol" w:hAnsi="Symbol" w:hint="default"/>
+        <w:sz w:val="20"/>
+      </w:rPr>
+    </w:lvl>
+    <w:lvl w:ilvl="3" w:tentative="1">
+      <w:start w:val="1"/>
+      <w:numFmt w:val="bullet"/>
+      <w:lvlText w:val=""/>
+      <w:lvlJc w:val="left"/>
+      <w:pPr>
+        <w:tabs>
+          <w:tab w:val="num" w:pos="2880"/>
+        </w:tabs>
+        <w:ind w:left="2880" w:hanging="360"/>
+      </w:pPr>
+      <w:rPr>
+        <w:rFonts w:ascii="Symbol" w:hAnsi="Symbol" w:hint="default"/>
+        <w:sz w:val="20"/>
+      </w:rPr>
+    </w:lvl>
+    <w:lvl w:ilvl="4" w:tentative="1">
+      <w:start w:val="1"/>
+      <w:numFmt w:val="bullet"/>
+      <w:lvlText w:val=""/>
+      <w:lvlJc w:val="left"/>
+      <w:pPr>
+        <w:tabs>
+          <w:tab w:val="num" w:pos="3600"/>
+        </w:tabs>
+        <w:ind w:left="3600" w:hanging="360"/>
+      </w:pPr>
+      <w:rPr>
+        <w:rFonts w:ascii="Symbol" w:hAnsi="Symbol" w:hint="default"/>
+        <w:sz w:val="20"/>
+      </w:rPr>
+    </w:lvl>
+    <w:lvl w:ilvl="5" w:tentative="1">
+      <w:start w:val="1"/>
+      <w:numFmt w:val="bullet"/>
+      <w:lvlText w:val=""/>
+      <w:lvlJc w:val="left"/>
+      <w:pPr>
+        <w:tabs>
+          <w:tab w:val="num" w:pos="4320"/>
+        </w:tabs>
+        <w:ind w:left="4320" w:hanging="360"/>
+      </w:pPr>
+      <w:rPr>
+        <w:rFonts w:ascii="Symbol" w:hAnsi="Symbol" w:hint="default"/>
+        <w:sz w:val="20"/>
+      </w:rPr>
+    </w:lvl>
+    <w:lvl w:ilvl="6" w:tentative="1">
+      <w:start w:val="1"/>
+      <w:numFmt w:val="bullet"/>
+      <w:lvlText w:val=""/>
+      <w:lvlJc w:val="left"/>
+      <w:pPr>
+        <w:tabs>
+          <w:tab w:val="num" w:pos="5040"/>
+        </w:tabs>
+        <w:ind w:left="5040" w:hanging="360"/>
+      </w:pPr>
+      <w:rPr>
+        <w:rFonts w:ascii="Symbol" w:hAnsi="Symbol" w:hint="default"/>
+        <w:sz w:val="20"/>
+      </w:rPr>
+    </w:lvl>
+    <w:lvl w:ilvl="7" w:tentative="1">
+      <w:start w:val="1"/>
+      <w:numFmt w:val="bullet"/>
+      <w:lvlText w:val=""/>
+      <w:lvlJc w:val="left"/>
+      <w:pPr>
+        <w:tabs>
+          <w:tab w:val="num" w:pos="5760"/>
+        </w:tabs>
+        <w:ind w:left="5760" w:hanging="360"/>
+      </w:pPr>
+      <w:rPr>
+        <w:rFonts w:ascii="Symbol" w:hAnsi="Symbol" w:hint="default"/>
+        <w:sz w:val="20"/>
+      </w:rPr>
+    </w:lvl>
+    <w:lvl w:ilvl="8" w:tentative="1">
+      <w:start w:val="1"/>
+      <w:numFmt w:val="bullet"/>
+      <w:lvlText w:val=""/>
+      <w:lvlJc w:val="left"/>
+      <w:pPr>
+        <w:tabs>
+          <w:tab w:val="num" w:pos="6480"/>
+        </w:tabs>
+        <w:ind w:left="6480" w:hanging="360"/>
+      </w:pPr>
+      <w:rPr>
+        <w:rFonts w:ascii="Symbol" w:hAnsi="Symbol" w:hint="default"/>
+        <w:sz w:val="20"/>
+      </w:rPr>
+    </w:lvl>
+  </w:abstractNum>
+  <w:abstractNum w:abstractNumId="14" w15:restartNumberingAfterBreak="0">
     <w:nsid w:val="58EF0F53"/>
     <w:multiLevelType w:val="multilevel"/>
     <w:tmpl w:val="214CD316"/>
@@ -4349,7 +10841,7 @@
       </w:pPr>
     </w:lvl>
   </w:abstractNum>
-  <w:abstractNum w:abstractNumId="5" w15:restartNumberingAfterBreak="0">
+  <w:abstractNum w:abstractNumId="15" w15:restartNumberingAfterBreak="0">
     <w:nsid w:val="5D53714D"/>
     <w:multiLevelType w:val="multilevel"/>
     <w:tmpl w:val="B52ABD04"/>
@@ -4470,7 +10962,7 @@
       </w:pPr>
     </w:lvl>
   </w:abstractNum>
-  <w:abstractNum w:abstractNumId="6" w15:restartNumberingAfterBreak="0">
+  <w:abstractNum w:abstractNumId="16" w15:restartNumberingAfterBreak="0">
     <w:nsid w:val="6A4B1795"/>
     <w:multiLevelType w:val="multilevel"/>
     <w:tmpl w:val="AA669F3E"/>
@@ -4619,7 +11111,156 @@
       </w:rPr>
     </w:lvl>
   </w:abstractNum>
-  <w:abstractNum w:abstractNumId="7" w15:restartNumberingAfterBreak="0">
+  <w:abstractNum w:abstractNumId="17" w15:restartNumberingAfterBreak="0">
+    <w:nsid w:val="6FAF4DD0"/>
+    <w:multiLevelType w:val="multilevel"/>
+    <w:tmpl w:val="B5EA6C0A"/>
+    <w:lvl w:ilvl="0">
+      <w:start w:val="1"/>
+      <w:numFmt w:val="bullet"/>
+      <w:lvlText w:val=""/>
+      <w:lvlJc w:val="left"/>
+      <w:pPr>
+        <w:tabs>
+          <w:tab w:val="num" w:pos="720"/>
+        </w:tabs>
+        <w:ind w:left="720" w:hanging="360"/>
+      </w:pPr>
+      <w:rPr>
+        <w:rFonts w:ascii="Symbol" w:hAnsi="Symbol" w:hint="default"/>
+        <w:sz w:val="20"/>
+      </w:rPr>
+    </w:lvl>
+    <w:lvl w:ilvl="1" w:tentative="1">
+      <w:start w:val="1"/>
+      <w:numFmt w:val="bullet"/>
+      <w:lvlText w:val=""/>
+      <w:lvlJc w:val="left"/>
+      <w:pPr>
+        <w:tabs>
+          <w:tab w:val="num" w:pos="1440"/>
+        </w:tabs>
+        <w:ind w:left="1440" w:hanging="360"/>
+      </w:pPr>
+      <w:rPr>
+        <w:rFonts w:ascii="Symbol" w:hAnsi="Symbol" w:hint="default"/>
+        <w:sz w:val="20"/>
+      </w:rPr>
+    </w:lvl>
+    <w:lvl w:ilvl="2" w:tentative="1">
+      <w:start w:val="1"/>
+      <w:numFmt w:val="bullet"/>
+      <w:lvlText w:val=""/>
+      <w:lvlJc w:val="left"/>
+      <w:pPr>
+        <w:tabs>
+          <w:tab w:val="num" w:pos="2160"/>
+        </w:tabs>
+        <w:ind w:left="2160" w:hanging="360"/>
+      </w:pPr>
+      <w:rPr>
+        <w:rFonts w:ascii="Symbol" w:hAnsi="Symbol" w:hint="default"/>
+        <w:sz w:val="20"/>
+      </w:rPr>
+    </w:lvl>
+    <w:lvl w:ilvl="3" w:tentative="1">
+      <w:start w:val="1"/>
+      <w:numFmt w:val="bullet"/>
+      <w:lvlText w:val=""/>
+      <w:lvlJc w:val="left"/>
+      <w:pPr>
+        <w:tabs>
+          <w:tab w:val="num" w:pos="2880"/>
+        </w:tabs>
+        <w:ind w:left="2880" w:hanging="360"/>
+      </w:pPr>
+      <w:rPr>
+        <w:rFonts w:ascii="Symbol" w:hAnsi="Symbol" w:hint="default"/>
+        <w:sz w:val="20"/>
+      </w:rPr>
+    </w:lvl>
+    <w:lvl w:ilvl="4" w:tentative="1">
+      <w:start w:val="1"/>
+      <w:numFmt w:val="bullet"/>
+      <w:lvlText w:val=""/>
+      <w:lvlJc w:val="left"/>
+      <w:pPr>
+        <w:tabs>
+          <w:tab w:val="num" w:pos="3600"/>
+        </w:tabs>
+        <w:ind w:left="3600" w:hanging="360"/>
+      </w:pPr>
+      <w:rPr>
+        <w:rFonts w:ascii="Symbol" w:hAnsi="Symbol" w:hint="default"/>
+        <w:sz w:val="20"/>
+      </w:rPr>
+    </w:lvl>
+    <w:lvl w:ilvl="5" w:tentative="1">
+      <w:start w:val="1"/>
+      <w:numFmt w:val="bullet"/>
+      <w:lvlText w:val=""/>
+      <w:lvlJc w:val="left"/>
+      <w:pPr>
+        <w:tabs>
+          <w:tab w:val="num" w:pos="4320"/>
+        </w:tabs>
+        <w:ind w:left="4320" w:hanging="360"/>
+      </w:pPr>
+      <w:rPr>
+        <w:rFonts w:ascii="Symbol" w:hAnsi="Symbol" w:hint="default"/>
+        <w:sz w:val="20"/>
+      </w:rPr>
+    </w:lvl>
+    <w:lvl w:ilvl="6" w:tentative="1">
+      <w:start w:val="1"/>
+      <w:numFmt w:val="bullet"/>
+      <w:lvlText w:val=""/>
+      <w:lvlJc w:val="left"/>
+      <w:pPr>
+        <w:tabs>
+          <w:tab w:val="num" w:pos="5040"/>
+        </w:tabs>
+        <w:ind w:left="5040" w:hanging="360"/>
+      </w:pPr>
+      <w:rPr>
+        <w:rFonts w:ascii="Symbol" w:hAnsi="Symbol" w:hint="default"/>
+        <w:sz w:val="20"/>
+      </w:rPr>
+    </w:lvl>
+    <w:lvl w:ilvl="7" w:tentative="1">
+      <w:start w:val="1"/>
+      <w:numFmt w:val="bullet"/>
+      <w:lvlText w:val=""/>
+      <w:lvlJc w:val="left"/>
+      <w:pPr>
+        <w:tabs>
+          <w:tab w:val="num" w:pos="5760"/>
+        </w:tabs>
+        <w:ind w:left="5760" w:hanging="360"/>
+      </w:pPr>
+      <w:rPr>
+        <w:rFonts w:ascii="Symbol" w:hAnsi="Symbol" w:hint="default"/>
+        <w:sz w:val="20"/>
+      </w:rPr>
+    </w:lvl>
+    <w:lvl w:ilvl="8" w:tentative="1">
+      <w:start w:val="1"/>
+      <w:numFmt w:val="bullet"/>
+      <w:lvlText w:val=""/>
+      <w:lvlJc w:val="left"/>
+      <w:pPr>
+        <w:tabs>
+          <w:tab w:val="num" w:pos="6480"/>
+        </w:tabs>
+        <w:ind w:left="6480" w:hanging="360"/>
+      </w:pPr>
+      <w:rPr>
+        <w:rFonts w:ascii="Symbol" w:hAnsi="Symbol" w:hint="default"/>
+        <w:sz w:val="20"/>
+      </w:rPr>
+    </w:lvl>
+  </w:abstractNum>
+  <w:abstractNum w:abstractNumId="18" w15:restartNumberingAfterBreak="0">
     <w:nsid w:val="79DC4D3C"/>
     <w:multiLevelType w:val="multilevel"/>
     <w:tmpl w:val="80FE2780"/>
@@ -4769,28 +11410,61 @@
     </w:lvl>
   </w:abstractNum>
   <w:num w:numId="1" w16cid:durableId="1428619264">
+    <w:abstractNumId w:val="16"/>
+  </w:num>
+  <w:num w:numId="2" w16cid:durableId="1274436865">
+    <w:abstractNumId w:val="3"/>
+  </w:num>
+  <w:num w:numId="3" w16cid:durableId="1422602411">
+    <w:abstractNumId w:val="7"/>
+  </w:num>
+  <w:num w:numId="4" w16cid:durableId="1092360898">
+    <w:abstractNumId w:val="10"/>
+  </w:num>
+  <w:num w:numId="5" w16cid:durableId="1544906806">
     <w:abstractNumId w:val="6"/>
   </w:num>
-  <w:num w:numId="2" w16cid:durableId="1274436865">
+  <w:num w:numId="6" w16cid:durableId="1795899876">
+    <w:abstractNumId w:val="15"/>
+  </w:num>
+  <w:num w:numId="7" w16cid:durableId="1907256410">
+    <w:abstractNumId w:val="18"/>
+  </w:num>
+  <w:num w:numId="8" w16cid:durableId="975187850">
+    <w:abstractNumId w:val="14"/>
+  </w:num>
+  <w:num w:numId="9" w16cid:durableId="618877503">
+    <w:abstractNumId w:val="17"/>
+  </w:num>
+  <w:num w:numId="10" w16cid:durableId="1574773566">
     <w:abstractNumId w:val="0"/>
   </w:num>
-  <w:num w:numId="3" w16cid:durableId="1422602411">
+  <w:num w:numId="11" w16cid:durableId="66615467">
+    <w:abstractNumId w:val="4"/>
+  </w:num>
+  <w:num w:numId="12" w16cid:durableId="665206950">
+    <w:abstractNumId w:val="1"/>
+  </w:num>
+  <w:num w:numId="13" w16cid:durableId="539588699">
+    <w:abstractNumId w:val="11"/>
+  </w:num>
+  <w:num w:numId="14" w16cid:durableId="615990484">
     <w:abstractNumId w:val="2"/>
   </w:num>
-  <w:num w:numId="4" w16cid:durableId="1092360898">
-    <w:abstractNumId w:val="3"/>
+  <w:num w:numId="15" w16cid:durableId="255867166">
+    <w:abstractNumId w:val="8"/>
   </w:num>
-  <w:num w:numId="5" w16cid:durableId="1544906806">
-    <w:abstractNumId w:val="1"/>
+  <w:num w:numId="16" w16cid:durableId="1512330330">
+    <w:abstractNumId w:val="9"/>
   </w:num>
-  <w:num w:numId="6" w16cid:durableId="1795899876">
+  <w:num w:numId="17" w16cid:durableId="1263417251">
+    <w:abstractNumId w:val="12"/>
+  </w:num>
+  <w:num w:numId="18" w16cid:durableId="4552950">
     <w:abstractNumId w:val="5"/>
   </w:num>
-  <w:num w:numId="7" w16cid:durableId="1907256410">
-    <w:abstractNumId w:val="7"/>
-  </w:num>
-  <w:num w:numId="8" w16cid:durableId="975187850">
-    <w:abstractNumId w:val="4"/>
+  <w:num w:numId="19" w16cid:durableId="1533348724">
+    <w:abstractNumId w:val="13"/>
   </w:num>
 </w:numbering>
 </file>
